--- a/04-Abril-Mayo/Entregables/2026-05/05-Informe_Procesos_ETL_ELT_2026-05_INSTITUCIONAL.docx
+++ b/04-Abril-Mayo/Entregables/2026-05/05-Informe_Procesos_ETL_ELT_2026-05_INSTITUCIONAL.docx
@@ -16,7 +16,7 @@
         <w:rPr>
           <w:rFonts w:ascii="Calibri" w:eastAsia="Times New Roman" w:hAnsi="Calibri" w:cs="Calibri"/>
         </w:rPr>
-        <w:t>Informe Mensual de Procesos de Ingesta y Transformación (ETL/ELT)</w:t>
+        <w:t>Informe de Pruebas de Procesos ETL / ELT</w:t>
       </w:r>
     </w:p>
     <w:p>
@@ -70,7 +70,7 @@
           <w:sz w:val="22"/>
           <w:szCs w:val="22"/>
         </w:rPr>
-        <w:t xml:space="preserve"> Victor Manuel Lelo de Larea Polanco </w:t>
+        <w:t xml:space="preserve"> Victor Manuel Lelo de Larrea Polanco </w:t>
       </w:r>
     </w:p>
     <w:p>
@@ -110,7 +110,7 @@
         <w:rPr>
           <w:rFonts w:ascii="Calibri" w:eastAsia="Times New Roman" w:hAnsi="Calibri" w:cs="Calibri"/>
         </w:rPr>
-        <w:pict w14:anchorId="78D42CC4">
+        <w:pict w14:anchorId="11C2828F">
           <v:rect id="_x0000_i1025" style="width:0;height:1.5pt" o:hralign="center" o:hrstd="t" o:hr="t" fillcolor="#a0a0a0" stroked="f"/>
         </w:pict>
       </w:r>
@@ -144,7 +144,7 @@
           <w:sz w:val="22"/>
           <w:szCs w:val="22"/>
         </w:rPr>
-        <w:t>Registrar y detallar con profundidad técnica el avance correspondiente a mayo de 2026 en materia de procesos de extracción, transformación, depuración y carga de datos (ETL/ELT), priorizando la validación documental de layouts multiformatos, el aislamiento de registros anómalos de origen y la trazabilidad relacional definitiva.</w:t>
+        <w:t>Documentar los procesos técnicos, las validaciones de negocio y las ejecuciones sistemáticas del *pipeline* de Extracción, Transformación y Carga (ETL) diseñados para el motor de orquestación de Vida Saludable y el cruce de datos masivo con los catálogos en PostgreSQL y Oracle 19c.</w:t>
       </w:r>
     </w:p>
     <w:p>
@@ -158,7 +158,21 @@
         <w:rPr>
           <w:rFonts w:ascii="Calibri" w:eastAsia="Times New Roman" w:hAnsi="Calibri" w:cs="Calibri"/>
         </w:rPr>
-        <w:t>2. Criterio de Separación por Mes</w:t>
+        <w:t xml:space="preserve">2. Ingesta y Validación (Data </w:t>
+      </w:r>
+      <w:proofErr w:type="spellStart"/>
+      <w:r>
+        <w:rPr>
+          <w:rFonts w:ascii="Calibri" w:eastAsia="Times New Roman" w:hAnsi="Calibri" w:cs="Calibri"/>
+        </w:rPr>
+        <w:t>Profiling</w:t>
+      </w:r>
+      <w:proofErr w:type="spellEnd"/>
+      <w:r>
+        <w:rPr>
+          <w:rFonts w:ascii="Calibri" w:eastAsia="Times New Roman" w:hAnsi="Calibri" w:cs="Calibri"/>
+        </w:rPr>
+        <w:t>)</w:t>
       </w:r>
     </w:p>
     <w:p>
@@ -176,7 +190,89 @@
           <w:sz w:val="22"/>
           <w:szCs w:val="22"/>
         </w:rPr>
-        <w:t>A diferencia de la línea base descrita en abril (la cual desglosó el flujo conceptual observable del proyecto), este reporte de mayo aborda exclusivamente:</w:t>
+        <w:t xml:space="preserve">Conforme a la documentación generada en mayo (como el plan de trabajo de la Fase 2 y la matriz de procesos y políticas), los flujos de ETL reales se instrumentaron con una rigurosa fase </w:t>
+      </w:r>
+      <w:proofErr w:type="spellStart"/>
+      <w:r>
+        <w:rPr>
+          <w:rFonts w:ascii="Calibri" w:hAnsi="Calibri" w:cs="Calibri"/>
+          <w:sz w:val="22"/>
+          <w:szCs w:val="22"/>
+        </w:rPr>
+        <w:t>pre-procesamiento</w:t>
+      </w:r>
+      <w:proofErr w:type="spellEnd"/>
+      <w:r>
+        <w:rPr>
+          <w:rFonts w:ascii="Calibri" w:hAnsi="Calibri" w:cs="Calibri"/>
+          <w:sz w:val="22"/>
+          <w:szCs w:val="22"/>
+        </w:rPr>
+        <w:t xml:space="preserve"> (*Data </w:t>
+      </w:r>
+      <w:proofErr w:type="spellStart"/>
+      <w:r>
+        <w:rPr>
+          <w:rFonts w:ascii="Calibri" w:hAnsi="Calibri" w:cs="Calibri"/>
+          <w:sz w:val="22"/>
+          <w:szCs w:val="22"/>
+        </w:rPr>
+        <w:t>Profiling</w:t>
+      </w:r>
+      <w:proofErr w:type="spellEnd"/>
+      <w:r>
+        <w:rPr>
+          <w:rFonts w:ascii="Calibri" w:hAnsi="Calibri" w:cs="Calibri"/>
+          <w:sz w:val="22"/>
+          <w:szCs w:val="22"/>
+        </w:rPr>
+        <w:t>*).</w:t>
+      </w:r>
+    </w:p>
+    <w:p>
+      <w:pPr>
+        <w:pStyle w:val="Ttulo3"/>
+        <w:rPr>
+          <w:rFonts w:ascii="Calibri" w:eastAsia="Times New Roman" w:hAnsi="Calibri" w:cs="Calibri"/>
+        </w:rPr>
+      </w:pPr>
+      <w:r>
+        <w:rPr>
+          <w:rFonts w:ascii="Calibri" w:eastAsia="Times New Roman" w:hAnsi="Calibri" w:cs="Calibri"/>
+        </w:rPr>
+        <w:t xml:space="preserve">2.1 Depuración Automática de </w:t>
+      </w:r>
+      <w:proofErr w:type="spellStart"/>
+      <w:r>
+        <w:rPr>
+          <w:rFonts w:ascii="Calibri" w:eastAsia="Times New Roman" w:hAnsi="Calibri" w:cs="Calibri"/>
+        </w:rPr>
+        <w:t>Layouts</w:t>
+      </w:r>
+      <w:proofErr w:type="spellEnd"/>
+      <w:r>
+        <w:rPr>
+          <w:rFonts w:ascii="Calibri" w:eastAsia="Times New Roman" w:hAnsi="Calibri" w:cs="Calibri"/>
+        </w:rPr>
+        <w:t xml:space="preserve"> Planos</w:t>
+      </w:r>
+    </w:p>
+    <w:p>
+      <w:pPr>
+        <w:pStyle w:val="NormalWeb"/>
+        <w:rPr>
+          <w:rFonts w:ascii="Calibri" w:hAnsi="Calibri" w:cs="Calibri"/>
+          <w:sz w:val="22"/>
+          <w:szCs w:val="22"/>
+        </w:rPr>
+      </w:pPr>
+      <w:r>
+        <w:rPr>
+          <w:rFonts w:ascii="Calibri" w:hAnsi="Calibri" w:cs="Calibri"/>
+          <w:sz w:val="22"/>
+          <w:szCs w:val="22"/>
+        </w:rPr>
+        <w:t>Durante la carga simulada en el entorno de DEV para el padrón de alumnos de Puebla (CCT "21"), el motor de validación aisló eficientemente los problemas de diseño de los archivos origen:</w:t>
       </w:r>
     </w:p>
     <w:p>
@@ -192,1026 +288,16 @@
       </w:pPr>
       <w:r>
         <w:rPr>
-          <w:rFonts w:ascii="Calibri" w:eastAsia="Times New Roman" w:hAnsi="Calibri" w:cs="Calibri"/>
-        </w:rPr>
-        <w:t>Pruebas y validaciones de transformación de datos ejecutadas en el mes.</w:t>
-      </w:r>
-    </w:p>
-    <w:p>
-      <w:pPr>
-        <w:numPr>
-          <w:ilvl w:val="0"/>
-          <w:numId w:val="13"/>
-        </w:numPr>
-        <w:spacing w:before="100" w:beforeAutospacing="1" w:after="100" w:afterAutospacing="1" w:line="240" w:lineRule="auto"/>
-        <w:rPr>
-          <w:rFonts w:ascii="Calibri" w:eastAsia="Times New Roman" w:hAnsi="Calibri" w:cs="Calibri"/>
-        </w:rPr>
-      </w:pPr>
-      <w:r>
-        <w:rPr>
-          <w:rFonts w:ascii="Calibri" w:eastAsia="Times New Roman" w:hAnsi="Calibri" w:cs="Calibri"/>
-        </w:rPr>
-        <w:t>Manejo y aislamiento físico de errores de diseño y formato.</w:t>
-      </w:r>
-    </w:p>
-    <w:p>
-      <w:pPr>
-        <w:numPr>
-          <w:ilvl w:val="0"/>
-          <w:numId w:val="13"/>
-        </w:numPr>
-        <w:spacing w:before="100" w:beforeAutospacing="1" w:after="100" w:afterAutospacing="1" w:line="240" w:lineRule="auto"/>
-        <w:rPr>
-          <w:rFonts w:ascii="Calibri" w:eastAsia="Times New Roman" w:hAnsi="Calibri" w:cs="Calibri"/>
-        </w:rPr>
-      </w:pPr>
-      <w:r>
-        <w:rPr>
-          <w:rFonts w:ascii="Calibri" w:eastAsia="Times New Roman" w:hAnsi="Calibri" w:cs="Calibri"/>
-        </w:rPr>
-        <w:t>Evidencias de simulación de layouts en formatos contractuales intermedios (CSV, XLSX, XML y JSON).</w:t>
-      </w:r>
-    </w:p>
-    <w:p>
-      <w:pPr>
-        <w:numPr>
-          <w:ilvl w:val="0"/>
-          <w:numId w:val="13"/>
-        </w:numPr>
-        <w:spacing w:before="100" w:beforeAutospacing="1" w:after="100" w:afterAutospacing="1" w:line="240" w:lineRule="auto"/>
-        <w:rPr>
-          <w:rFonts w:ascii="Calibri" w:eastAsia="Times New Roman" w:hAnsi="Calibri" w:cs="Calibri"/>
-        </w:rPr>
-      </w:pPr>
-      <w:r>
-        <w:rPr>
-          <w:rFonts w:ascii="Calibri" w:eastAsia="Times New Roman" w:hAnsi="Calibri" w:cs="Calibri"/>
-        </w:rPr>
-        <w:t>Métricas volumétricas asociadas al pipeline de ingesta.</w:t>
-      </w:r>
-    </w:p>
-    <w:p>
-      <w:pPr>
-        <w:pStyle w:val="Ttulo2"/>
-        <w:rPr>
-          <w:rFonts w:ascii="Calibri" w:eastAsia="Times New Roman" w:hAnsi="Calibri" w:cs="Calibri"/>
-        </w:rPr>
-      </w:pPr>
-      <w:r>
-        <w:rPr>
-          <w:rFonts w:ascii="Calibri" w:eastAsia="Times New Roman" w:hAnsi="Calibri" w:cs="Calibri"/>
-        </w:rPr>
-        <w:t>3. Enfoque de Trabajo para Mayo</w:t>
-      </w:r>
-    </w:p>
-    <w:p>
-      <w:pPr>
-        <w:pStyle w:val="NormalWeb"/>
-        <w:rPr>
-          <w:rFonts w:ascii="Calibri" w:hAnsi="Calibri" w:cs="Calibri"/>
-          <w:sz w:val="22"/>
-          <w:szCs w:val="22"/>
-        </w:rPr>
-      </w:pPr>
-      <w:r>
-        <w:rPr>
-          <w:rFonts w:ascii="Calibri" w:hAnsi="Calibri" w:cs="Calibri"/>
-          <w:sz w:val="22"/>
-          <w:szCs w:val="22"/>
-        </w:rPr>
-        <w:t>La prioridad en mayo fue blindar la estabilidad del pipeline frente a incoherencias de origen. El objetivo es que ningún registro corrompido o CURP con longitud inválida sature o demerite la operación de hilos paralelos, implementando rutinas de bifurcación automática (*Dead Letter Queue* o aislamiento de errores).</w:t>
-      </w:r>
-    </w:p>
-    <w:p>
-      <w:pPr>
-        <w:rPr>
-          <w:rFonts w:ascii="Calibri" w:eastAsia="Times New Roman" w:hAnsi="Calibri" w:cs="Calibri"/>
-        </w:rPr>
-      </w:pPr>
-      <w:r>
-        <w:rPr>
-          <w:rFonts w:ascii="Calibri" w:eastAsia="Times New Roman" w:hAnsi="Calibri" w:cs="Calibri"/>
-        </w:rPr>
-        <w:pict w14:anchorId="7EC64586">
-          <v:rect id="_x0000_i1026" style="width:0;height:1.5pt" o:hralign="center" o:hrstd="t" o:hr="t" fillcolor="#a0a0a0" stroked="f"/>
-        </w:pict>
-      </w:r>
-    </w:p>
-    <w:p>
-      <w:pPr>
-        <w:pStyle w:val="Ttulo2"/>
-        <w:rPr>
-          <w:rFonts w:ascii="Calibri" w:eastAsia="Times New Roman" w:hAnsi="Calibri" w:cs="Calibri"/>
-        </w:rPr>
-      </w:pPr>
-      <w:r>
-        <w:rPr>
-          <w:rFonts w:ascii="Calibri" w:eastAsia="Times New Roman" w:hAnsi="Calibri" w:cs="Calibri"/>
-        </w:rPr>
-        <w:t>4. Diagrama del Mapeo de Transformación y Flujo ETL (Mermaid)</w:t>
-      </w:r>
-    </w:p>
-    <w:p>
-      <w:pPr>
-        <w:pStyle w:val="NormalWeb"/>
-        <w:rPr>
-          <w:rFonts w:ascii="Calibri" w:hAnsi="Calibri" w:cs="Calibri"/>
-          <w:sz w:val="22"/>
-          <w:szCs w:val="22"/>
-        </w:rPr>
-      </w:pPr>
-      <w:r>
-        <w:rPr>
-          <w:rFonts w:ascii="Calibri" w:hAnsi="Calibri" w:cs="Calibri"/>
-          <w:sz w:val="22"/>
-          <w:szCs w:val="22"/>
-        </w:rPr>
-        <w:t>El siguiente modelo detalla el flujo secuencial de paso y cambio de estado de la información desde las tablas origen de</w:t>
-      </w:r>
-      <w:r>
-        <w:rPr>
-          <w:rFonts w:ascii="Calibri" w:hAnsi="Calibri" w:cs="Calibri"/>
-          <w:sz w:val="22"/>
-          <w:szCs w:val="22"/>
-        </w:rPr>
-        <w:lastRenderedPageBreak/>
-        <w:t xml:space="preserve"> base de datos hasta su destino final físico e histórico:</w:t>
-      </w:r>
-    </w:p>
-    <w:p>
-      <w:pPr>
-        <w:pStyle w:val="HTMLconformatoprevio"/>
-      </w:pPr>
-    </w:p>
-    <w:p>
-      <w:pPr>
-        <w:pStyle w:val="HTMLconformatoprevio"/>
-      </w:pPr>
-      <w:r>
-        <w:t>flowchart TD</w:t>
-      </w:r>
-    </w:p>
-    <w:p>
-      <w:pPr>
-        <w:pStyle w:val="HTMLconformatoprevio"/>
-      </w:pPr>
-      <w:r>
-        <w:t xml:space="preserve">    subgraph E [1. Extracción]</w:t>
-      </w:r>
-    </w:p>
-    <w:p>
-      <w:pPr>
-        <w:pStyle w:val="HTMLconformatoprevio"/>
-      </w:pPr>
-      <w:r>
-        <w:t xml:space="preserve">        A[PostgreSQL: menor_evaluado] --&gt; B(Join catalogo_cct)</w:t>
-      </w:r>
-    </w:p>
-    <w:p>
-      <w:pPr>
-        <w:pStyle w:val="HTMLconformatoprevio"/>
-      </w:pPr>
-      <w:r>
-        <w:t xml:space="preserve">    end</w:t>
-      </w:r>
-    </w:p>
-    <w:p>
-      <w:pPr>
-        <w:pStyle w:val="HTMLconformatoprevio"/>
-      </w:pPr>
-      <w:r>
-        <w:t xml:space="preserve">    subgraph T [2. Transformación &amp; Depuración]</w:t>
-      </w:r>
-    </w:p>
-    <w:p>
-      <w:pPr>
-        <w:pStyle w:val="HTMLconformatoprevio"/>
-      </w:pPr>
-      <w:r>
-        <w:t xml:space="preserve">        B --&gt; C{Validador de Formatos}</w:t>
-      </w:r>
-    </w:p>
-    <w:p>
-      <w:pPr>
-        <w:pStyle w:val="HTMLconformatoprevio"/>
-      </w:pPr>
-      <w:r>
-        <w:t xml:space="preserve">        C --&gt;|Format Error| D[Aislar en depuracion_errores.json]</w:t>
-      </w:r>
-    </w:p>
-    <w:p>
-      <w:pPr>
-        <w:pStyle w:val="HTMLconformatoprevio"/>
-      </w:pPr>
-      <w:r>
-        <w:t xml:space="preserve">        C --&gt;|Válido| E1[Normalizar Texto &amp; Cifrar AES-128]</w:t>
-      </w:r>
-    </w:p>
-    <w:p>
-      <w:pPr>
-        <w:pStyle w:val="HTMLconformatoprevio"/>
-      </w:pPr>
-      <w:r>
-        <w:t xml:space="preserve">        E1 --&gt; F[Consulta API IMSS]</w:t>
-      </w:r>
-    </w:p>
-    <w:p>
-      <w:pPr>
-        <w:pStyle w:val="HTMLconformatoprevio"/>
-      </w:pPr>
-      <w:r>
-        <w:t xml:space="preserve">    end</w:t>
-      </w:r>
-    </w:p>
-    <w:p>
-      <w:pPr>
-        <w:pStyle w:val="HTMLconformatoprevio"/>
-      </w:pPr>
-      <w:r>
-        <w:t xml:space="preserve">    subgraph L [3. Carga]</w:t>
-      </w:r>
-    </w:p>
-    <w:p>
-      <w:pPr>
-        <w:pStyle w:val="HTMLconformatoprevio"/>
-      </w:pPr>
-      <w:r>
-        <w:t xml:space="preserve">        F --&gt; G{¿Respuesta PDF exitosa?}</w:t>
-      </w:r>
-    </w:p>
-    <w:p>
-      <w:pPr>
-        <w:pStyle w:val="HTMLconformatoprevio"/>
-      </w:pPr>
-      <w:r>
-        <w:t xml:space="preserve">        G --&gt;|No: Error 4xx/5xx| H[Insertar en BitacoraEvento como FALLO]</w:t>
-      </w:r>
-    </w:p>
-    <w:p>
-      <w:pPr>
-        <w:pStyle w:val="HTMLconformatoprevio"/>
-      </w:pPr>
-      <w:r>
-        <w:t xml:space="preserve">        G --&gt;|Sí: 200 OK| I[Escribir PDF físico en disco]</w:t>
-      </w:r>
-    </w:p>
-    <w:p>
-      <w:pPr>
-        <w:pStyle w:val="HTMLconformatoprevio"/>
-      </w:pPr>
-      <w:r>
-        <w:t xml:space="preserve">        I --&gt; J[Insertar Registro en CurpProcesada como EXITO]</w:t>
-      </w:r>
-    </w:p>
-    <w:p>
-      <w:pPr>
-        <w:pStyle w:val="HTMLconformatoprevio"/>
-      </w:pPr>
-      <w:r>
-        <w:t xml:space="preserve">    end</w:t>
-      </w:r>
-    </w:p>
-    <w:p>
-      <w:pPr>
-        <w:rPr>
-          <w:rFonts w:ascii="Calibri" w:eastAsia="Times New Roman" w:hAnsi="Calibri" w:cs="Calibri"/>
-        </w:rPr>
-      </w:pPr>
-      <w:r>
-        <w:rPr>
-          <w:rFonts w:ascii="Calibri" w:eastAsia="Times New Roman" w:hAnsi="Calibri" w:cs="Calibri"/>
-        </w:rPr>
-        <w:pict w14:anchorId="17661C4B">
-          <v:rect id="_x0000_i1027" style="width:0;height:1.5pt" o:hralign="center" o:hrstd="t" o:hr="t" fillcolor="#a0a0a0" stroked="f"/>
-        </w:pict>
-      </w:r>
-    </w:p>
-    <w:p>
-      <w:pPr>
-        <w:pStyle w:val="Ttulo2"/>
-        <w:rPr>
-          <w:rFonts w:ascii="Calibri" w:eastAsia="Times New Roman" w:hAnsi="Calibri" w:cs="Calibri"/>
-        </w:rPr>
-      </w:pPr>
-      <w:r>
-        <w:rPr>
-          <w:rFonts w:ascii="Calibri" w:eastAsia="Times New Roman" w:hAnsi="Calibri" w:cs="Calibri"/>
-        </w:rPr>
-        <w:t>5. Evidencias de Ejecución y Pruebas del Pipeline ETL en Mayo</w:t>
-      </w:r>
-    </w:p>
-    <w:p>
-      <w:pPr>
-        <w:pStyle w:val="Ttulo3"/>
-        <w:rPr>
-          <w:rFonts w:ascii="Calibri" w:eastAsia="Times New Roman" w:hAnsi="Calibri" w:cs="Calibri"/>
-        </w:rPr>
-      </w:pPr>
-      <w:r>
-        <w:rPr>
-          <w:rFonts w:ascii="Calibri" w:eastAsia="Times New Roman" w:hAnsi="Calibri" w:cs="Calibri"/>
-        </w:rPr>
-        <w:t>5.1 Flujo observado o probado en mayo</w:t>
-      </w:r>
-    </w:p>
-    <w:p>
-      <w:pPr>
-        <w:pStyle w:val="NormalWeb"/>
-        <w:rPr>
-          <w:rFonts w:ascii="Calibri" w:hAnsi="Calibri" w:cs="Calibri"/>
-          <w:sz w:val="22"/>
-          <w:szCs w:val="22"/>
-        </w:rPr>
-      </w:pPr>
-      <w:r>
-        <w:rPr>
-          <w:rFonts w:ascii="Calibri" w:hAnsi="Calibri" w:cs="Calibri"/>
-          <w:sz w:val="22"/>
-          <w:szCs w:val="22"/>
-        </w:rPr>
-        <w:t xml:space="preserve">Durante mayo de 2026, el pipeline central de procesamiento ejecutó la extracción y transformación concurrente de un consolidado de </w:t>
-      </w:r>
-      <w:r>
-        <w:rPr>
-          <w:rStyle w:val="Fuerte"/>
-          <w:rFonts w:ascii="Calibri" w:hAnsi="Calibri" w:cs="Calibri"/>
-          <w:sz w:val="22"/>
-          <w:szCs w:val="22"/>
-        </w:rPr>
-        <w:t>14,500 registros</w:t>
-      </w:r>
-      <w:r>
-        <w:rPr>
-          <w:rFonts w:ascii="Calibri" w:hAnsi="Calibri" w:cs="Calibri"/>
-          <w:sz w:val="22"/>
-          <w:szCs w:val="22"/>
-        </w:rPr>
-        <w:t xml:space="preserve"> en desarrollo (DEV):</w:t>
-      </w:r>
-    </w:p>
-    <w:p>
-      <w:pPr>
-        <w:numPr>
-          <w:ilvl w:val="0"/>
-          <w:numId w:val="14"/>
-        </w:numPr>
-        <w:spacing w:before="100" w:beforeAutospacing="1" w:after="100" w:afterAutospacing="1" w:line="240" w:lineRule="auto"/>
-        <w:rPr>
-          <w:rFonts w:ascii="Calibri" w:eastAsia="Times New Roman" w:hAnsi="Calibri" w:cs="Calibri"/>
-        </w:rPr>
-      </w:pPr>
-      <w:r>
-        <w:rPr>
           <w:rStyle w:val="Fuerte"/>
           <w:rFonts w:ascii="Calibri" w:eastAsia="Times New Roman" w:hAnsi="Calibri" w:cs="Calibri"/>
         </w:rPr>
-        <w:t>Extracción (E):</w:t>
+        <w:t>Detección de Anomalías:</w:t>
       </w:r>
       <w:r>
         <w:rPr>
           <w:rFonts w:ascii="Calibri" w:eastAsia="Times New Roman" w:hAnsi="Calibri" w:cs="Calibri"/>
         </w:rPr>
-        <w:t xml:space="preserve"> Se extrajeron datos relacionales optimizados mediante sentencias multi-tabla</w:t>
-      </w:r>
-      <w:r>
-        <w:rPr>
-          <w:rFonts w:ascii="Calibri" w:eastAsia="Times New Roman" w:hAnsi="Calibri" w:cs="Calibri"/>
-        </w:rPr>
-        <w:lastRenderedPageBreak/>
-        <w:t xml:space="preserve"> de indexación.</w:t>
-      </w:r>
-    </w:p>
-    <w:p>
-      <w:pPr>
-        <w:numPr>
-          <w:ilvl w:val="0"/>
-          <w:numId w:val="14"/>
-        </w:numPr>
-        <w:spacing w:before="100" w:beforeAutospacing="1" w:after="100" w:afterAutospacing="1" w:line="240" w:lineRule="auto"/>
-        <w:rPr>
-          <w:rFonts w:ascii="Calibri" w:eastAsia="Times New Roman" w:hAnsi="Calibri" w:cs="Calibri"/>
-        </w:rPr>
-      </w:pPr>
-      <w:r>
-        <w:rPr>
-          <w:rStyle w:val="Fuerte"/>
-          <w:rFonts w:ascii="Calibri" w:eastAsia="Times New Roman" w:hAnsi="Calibri" w:cs="Calibri"/>
-        </w:rPr>
-        <w:t>Transformación (T):</w:t>
-      </w:r>
-      <w:r>
-        <w:rPr>
-          <w:rFonts w:ascii="Calibri" w:eastAsia="Times New Roman" w:hAnsi="Calibri" w:cs="Calibri"/>
-        </w:rPr>
-        <w:t xml:space="preserve"> Se aplicaron reglas lógicas de unificación de caracteres tipográficos, remoción de tildes o caracteres especiales en nombres, encriptación AES-128 del identificador temporal de consulta y validación con expresiones regulares nativas.</w:t>
-      </w:r>
-    </w:p>
-    <w:p>
-      <w:pPr>
-        <w:numPr>
-          <w:ilvl w:val="0"/>
-          <w:numId w:val="14"/>
-        </w:numPr>
-        <w:spacing w:before="100" w:beforeAutospacing="1" w:after="100" w:afterAutospacing="1" w:line="240" w:lineRule="auto"/>
-        <w:rPr>
-          <w:rFonts w:ascii="Calibri" w:eastAsia="Times New Roman" w:hAnsi="Calibri" w:cs="Calibri"/>
-        </w:rPr>
-      </w:pPr>
-      <w:r>
-        <w:rPr>
-          <w:rStyle w:val="Fuerte"/>
-          <w:rFonts w:ascii="Calibri" w:eastAsia="Times New Roman" w:hAnsi="Calibri" w:cs="Calibri"/>
-        </w:rPr>
-        <w:t>Carga (L):</w:t>
-      </w:r>
-      <w:r>
-        <w:rPr>
-          <w:rFonts w:ascii="Calibri" w:eastAsia="Times New Roman" w:hAnsi="Calibri" w:cs="Calibri"/>
-        </w:rPr>
-        <w:t xml:space="preserve"> Se registraron de forma relacional 13,920 transacciones correctas en </w:t>
-      </w:r>
-      <w:r>
-        <w:rPr>
-          <w:rStyle w:val="CdigoHTML"/>
-        </w:rPr>
-        <w:t>CurpProcesada</w:t>
-      </w:r>
-      <w:r>
-        <w:rPr>
-          <w:rFonts w:ascii="Calibri" w:eastAsia="Times New Roman" w:hAnsi="Calibri" w:cs="Calibri"/>
-        </w:rPr>
-        <w:t xml:space="preserve"> y se depositaron de forma física en el volumen de almacenamiento segmentado los correspondientes archivos PDF.</w:t>
-      </w:r>
-    </w:p>
-    <w:p>
-      <w:pPr>
-        <w:rPr>
-          <w:rFonts w:ascii="Calibri" w:eastAsia="Times New Roman" w:hAnsi="Calibri" w:cs="Calibri"/>
-        </w:rPr>
-      </w:pPr>
-      <w:r>
-        <w:rPr>
-          <w:rFonts w:ascii="Calibri" w:eastAsia="Times New Roman" w:hAnsi="Calibri" w:cs="Calibri"/>
-        </w:rPr>
-        <w:pict w14:anchorId="43583167">
-          <v:rect id="_x0000_i1028" style="width:0;height:1.5pt" o:hralign="center" o:hrstd="t" o:hr="t" fillcolor="#a0a0a0" stroked="f"/>
-        </w:pict>
-      </w:r>
-    </w:p>
-    <w:p>
-      <w:pPr>
-        <w:pStyle w:val="Ttulo3"/>
-        <w:rPr>
-          <w:rFonts w:ascii="Calibri" w:eastAsia="Times New Roman" w:hAnsi="Calibri" w:cs="Calibri"/>
-        </w:rPr>
-      </w:pPr>
-      <w:r>
-        <w:rPr>
-          <w:rFonts w:ascii="Calibri" w:eastAsia="Times New Roman" w:hAnsi="Calibri" w:cs="Calibri"/>
-        </w:rPr>
-        <w:t>5.2 Algoritmo de Validación de Formatos y Aislamiento de Errores (Ejemplo Breve de Código)</w:t>
-      </w:r>
-    </w:p>
-    <w:p>
-      <w:pPr>
-        <w:pStyle w:val="NormalWeb"/>
-        <w:rPr>
-          <w:rFonts w:ascii="Calibri" w:hAnsi="Calibri" w:cs="Calibri"/>
-          <w:sz w:val="22"/>
-          <w:szCs w:val="22"/>
-        </w:rPr>
-      </w:pPr>
-      <w:r>
-        <w:rPr>
-          <w:rFonts w:ascii="Calibri" w:hAnsi="Calibri" w:cs="Calibri"/>
-          <w:sz w:val="22"/>
-          <w:szCs w:val="22"/>
-        </w:rPr>
-        <w:t>A continuación se detalla el fragmento del script técnico estructurado para canalizar registros deformes u omitir duplicados sin detener la ejecución concurrente, ilustrando la robustez del validador ETL implementado en mayo:</w:t>
-      </w:r>
-    </w:p>
-    <w:p>
-      <w:pPr>
-        <w:pStyle w:val="HTMLconformatoprevio"/>
-      </w:pPr>
-    </w:p>
-    <w:p>
-      <w:pPr>
-        <w:pStyle w:val="HTMLconformatoprevio"/>
-      </w:pPr>
-      <w:r>
-        <w:t>import re</w:t>
-      </w:r>
-    </w:p>
-    <w:p>
-      <w:pPr>
-        <w:pStyle w:val="HTMLconformatoprevio"/>
-      </w:pPr>
-      <w:r>
-        <w:t>import json</w:t>
-      </w:r>
-    </w:p>
-    <w:p>
-      <w:pPr>
-        <w:pStyle w:val="HTMLconformatoprevio"/>
-      </w:pPr>
-    </w:p>
-    <w:p>
-      <w:pPr>
-        <w:pStyle w:val="HTMLconformatoprevio"/>
-      </w:pPr>
-      <w:r>
-        <w:t>def process_etl_record(record, destination_file="depuracion_errores.json"):</w:t>
-      </w:r>
-    </w:p>
-    <w:p>
-      <w:pPr>
-        <w:pStyle w:val="HTMLconformatoprevio"/>
-      </w:pPr>
-      <w:r>
-        <w:t xml:space="preserve">    # Expresión regular oficial para validación de CURP</w:t>
-      </w:r>
-    </w:p>
-    <w:p>
-      <w:pPr>
-        <w:pStyle w:val="HTMLconformatoprevio"/>
-      </w:pPr>
-      <w:r>
-        <w:t xml:space="preserve">    curp_pattern = re.compile(r"^[A-Z]{4}[0-9]{6}[H,M][A-Z]{5}[0-9,A-Z][0-9]$")</w:t>
-      </w:r>
-    </w:p>
-    <w:p>
-      <w:pPr>
-        <w:pStyle w:val="HTMLconformatoprevio"/>
-      </w:pPr>
-      <w:r>
-        <w:t xml:space="preserve">    curp = record.get("curp", "").strip().upper()</w:t>
-      </w:r>
-    </w:p>
-    <w:p>
-      <w:pPr>
-        <w:pStyle w:val="HTMLconformatoprevio"/>
-      </w:pPr>
-      <w:r>
-        <w:t xml:space="preserve">    </w:t>
-      </w:r>
-    </w:p>
-    <w:p>
-      <w:pPr>
-        <w:pStyle w:val="HTMLconformatoprevio"/>
-      </w:pPr>
-      <w:r>
-        <w:t xml:space="preserve">    # 1. Validación de Estructura Lógica</w:t>
-      </w:r>
-    </w:p>
-    <w:p>
-      <w:pPr>
-        <w:pStyle w:val="HTMLconformatoprevio"/>
-      </w:pPr>
-      <w:r>
-        <w:t xml:space="preserve">    if not curp_pattern.match(curp):</w:t>
-      </w:r>
-    </w:p>
-    <w:p>
-      <w:pPr>
-        <w:pStyle w:val="HTMLconformatoprevio"/>
-      </w:pPr>
-      <w:r>
-        <w:t xml:space="preserve">        error_payload = {</w:t>
-      </w:r>
-    </w:p>
-    <w:p>
-      <w:pPr>
-        <w:pStyle w:val="HTMLconformatoprevio"/>
-      </w:pPr>
-      <w:r>
-        <w:t xml:space="preserve">            "id_registro": record.get("id"),</w:t>
-      </w:r>
-    </w:p>
-    <w:p>
-      <w:pPr>
-        <w:pStyle w:val="HTMLconformatoprevio"/>
-      </w:pPr>
-      <w:r>
-        <w:t xml:space="preserve">            "curp_invalida": curp,</w:t>
-      </w:r>
-    </w:p>
-    <w:p>
-      <w:pPr>
-        <w:pStyle w:val="HTMLconformatoprevio"/>
-      </w:pPr>
-      <w:r>
-        <w:t xml:space="preserve">            "motivo_desvio": "Estructura de CURP o longitud incorrecta",</w:t>
-      </w:r>
-    </w:p>
-    <w:p>
-      <w:pPr>
-        <w:pStyle w:val="HTMLconformatoprevio"/>
-      </w:pPr>
-      <w:r>
-        <w:t xml:space="preserve">            "origen_lote": record.get("id_lote")</w:t>
-      </w:r>
-    </w:p>
-    <w:p>
-      <w:pPr>
-        <w:pStyle w:val="HTMLconformatoprevio"/>
-      </w:pPr>
-      <w:r>
-        <w:t xml:space="preserve">        }</w:t>
-      </w:r>
-    </w:p>
-    <w:p>
-      <w:pPr>
-        <w:pStyle w:val="HTMLconformatoprevio"/>
-      </w:pPr>
-      <w:r>
-        <w:t xml:space="preserve">        # Desvío inmediato a Dead Letter Queue (Aislamiento físico en JSON Plano)</w:t>
-      </w:r>
-    </w:p>
-    <w:p>
-      <w:pPr>
-        <w:pStyle w:val="HTMLconformatoprevio"/>
-      </w:pPr>
-      <w:r>
-        <w:t xml:space="preserve">        with open(destination_file, "a") as f:</w:t>
-      </w:r>
-    </w:p>
-    <w:p>
-      <w:pPr>
-        <w:pStyle w:val="HTMLconformatoprevio"/>
-      </w:pPr>
-      <w:r>
-        <w:t xml:space="preserve">            f.write(json.dumps(error_payload) + "\n")</w:t>
-      </w:r>
-    </w:p>
-    <w:p>
-      <w:pPr>
-        <w:pStyle w:val="HTMLconformatoprevio"/>
-      </w:pPr>
-      <w:r>
-        <w:t xml:space="preserve">        return False, "DESVIADO"</w:t>
-      </w:r>
-    </w:p>
-    <w:p>
-      <w:pPr>
-        <w:pStyle w:val="HTMLconformatoprevio"/>
-      </w:pPr>
-      <w:r>
-        <w:t xml:space="preserve">        </w:t>
-      </w:r>
-    </w:p>
-    <w:p>
-      <w:pPr>
-        <w:pStyle w:val="HTMLconformatoprevio"/>
-      </w:pPr>
-      <w:r>
-        <w:t xml:space="preserve">    # 2. Continúa con normalización y cifrado estándar</w:t>
-      </w:r>
-    </w:p>
-    <w:p>
-      <w:pPr>
-        <w:pStyle w:val="HTMLconformatoprevio"/>
-      </w:pPr>
-      <w:r>
-        <w:t xml:space="preserve">    normalized_name = record.get("nombre", "").strip().encode('ascii', 'ignore').decode('ascii')</w:t>
-      </w:r>
-    </w:p>
-    <w:p>
-      <w:pPr>
-        <w:pStyle w:val="HTMLconformatoprevio"/>
-      </w:pPr>
-      <w:r>
-        <w:t xml:space="preserve">    return True, {"curp": curp, "nombre_normalizado": normalized_name}</w:t>
-      </w:r>
-    </w:p>
-    <w:p>
-      <w:pPr>
-        <w:rPr>
-          <w:rFonts w:ascii="Calibri" w:eastAsia="Times New Roman" w:hAnsi="Calibri" w:cs="Calibri"/>
-        </w:rPr>
-      </w:pPr>
-      <w:r>
-        <w:rPr>
-          <w:rFonts w:ascii="Calibri" w:eastAsia="Times New Roman" w:hAnsi="Calibri" w:cs="Calibri"/>
-        </w:rPr>
-        <w:pict w14:anchorId="296C1330">
-          <v:rect id="_x0000_i1029" style="width:0;height:1.5pt" o:hralign="center" o:hrstd="t" o:hr="t" fillcolor="#a0a0a0" stroked="f"/>
-        </w:pict>
-      </w:r>
-    </w:p>
-    <w:p>
-      <w:pPr>
-        <w:pStyle w:val="Ttulo3"/>
-        <w:rPr>
-          <w:rFonts w:ascii="Calibri" w:eastAsia="Times New Roman" w:hAnsi="Calibri" w:cs="Calibri"/>
-        </w:rPr>
-      </w:pPr>
-      <w:r>
-        <w:rPr>
-          <w:rFonts w:ascii="Calibri" w:eastAsia="Times New Roman" w:hAnsi="Calibri" w:cs="Calibri"/>
-        </w:rPr>
-        <w:t>5.3 Validaciones estructurales y de integridad del mes</w:t>
-      </w:r>
-    </w:p>
-    <w:p>
-      <w:pPr>
-        <w:pStyle w:val="NormalWeb"/>
-        <w:rPr>
-          <w:rFonts w:ascii="Calibri" w:hAnsi="Calibri" w:cs="Calibri"/>
-          <w:sz w:val="22"/>
-          <w:szCs w:val="22"/>
-        </w:rPr>
-      </w:pPr>
-      <w:r>
-        <w:rPr>
-          <w:rFonts w:ascii="Calibri" w:hAnsi="Calibri" w:cs="Calibri"/>
-          <w:sz w:val="22"/>
-          <w:szCs w:val="22"/>
-        </w:rPr>
-        <w:t>Se establecieron de manera rigurosa cuatro filtros lógicos sobre los insumos operativos para certificar la consistencia:</w:t>
-      </w:r>
-    </w:p>
-    <w:p>
-      <w:pPr>
-        <w:numPr>
-          <w:ilvl w:val="0"/>
-          <w:numId w:val="15"/>
-        </w:numPr>
-        <w:spacing w:before="100" w:beforeAutospacing="1" w:after="100" w:afterAutospacing="1" w:line="240" w:lineRule="auto"/>
-        <w:rPr>
-          <w:rFonts w:ascii="Calibri" w:eastAsia="Times New Roman" w:hAnsi="Calibri" w:cs="Calibri"/>
-        </w:rPr>
-      </w:pPr>
-      <w:r>
-        <w:rPr>
-          <w:rStyle w:val="Fuerte"/>
-          <w:rFonts w:ascii="Calibri" w:eastAsia="Times New Roman" w:hAnsi="Calibri" w:cs="Calibri"/>
-        </w:rPr>
-        <w:t>Validación del Centro de Trabajo (CCT):</w:t>
-      </w:r>
-      <w:r>
-        <w:rPr>
-          <w:rFonts w:ascii="Calibri" w:eastAsia="Times New Roman" w:hAnsi="Calibri" w:cs="Calibri"/>
-        </w:rPr>
-        <w:t xml:space="preserve"> Cruzar la existencia contra la tabla </w:t>
-      </w:r>
-      <w:r>
-        <w:rPr>
-          <w:rStyle w:val="CdigoHTML"/>
-        </w:rPr>
-        <w:t>catalogo_cct</w:t>
-      </w:r>
-      <w:r>
-        <w:rPr>
-          <w:rFonts w:ascii="Calibri" w:eastAsia="Times New Roman" w:hAnsi="Calibri" w:cs="Calibri"/>
-        </w:rPr>
-        <w:t xml:space="preserve"> antes de iniciar la petición al IMSS.</w:t>
-      </w:r>
-    </w:p>
-    <w:p>
-      <w:pPr>
-        <w:numPr>
-          <w:ilvl w:val="0"/>
-          <w:numId w:val="15"/>
-        </w:numPr>
-        <w:spacing w:before="100" w:beforeAutospacing="1" w:after="100" w:afterAutospacing="1" w:line="240" w:lineRule="auto"/>
-        <w:rPr>
-          <w:rFonts w:ascii="Calibri" w:eastAsia="Times New Roman" w:hAnsi="Calibri" w:cs="Calibri"/>
-        </w:rPr>
-      </w:pPr>
-      <w:r>
-        <w:rPr>
-          <w:rStyle w:val="Fuerte"/>
-          <w:rFonts w:ascii="Calibri" w:eastAsia="Times New Roman" w:hAnsi="Calibri" w:cs="Calibri"/>
-        </w:rPr>
-        <w:t>Validación de duplicados unificados:</w:t>
-      </w:r>
-      <w:r>
-        <w:rPr>
-          <w:rFonts w:ascii="Calibri" w:eastAsia="Times New Roman" w:hAnsi="Calibri" w:cs="Calibri"/>
-        </w:rPr>
-        <w:t xml:space="preserve"> Descartar en memoria registros coincidentes pertenecientes al mismo estudiante en el mismo período académico.</w:t>
-      </w:r>
-    </w:p>
-    <w:p>
-      <w:pPr>
-        <w:numPr>
-          <w:ilvl w:val="0"/>
-          <w:numId w:val="15"/>
-        </w:numPr>
-        <w:spacing w:before="100" w:beforeAutospacing="1" w:after="100" w:afterAutospacing="1" w:line="240" w:lineRule="auto"/>
-        <w:rPr>
-          <w:rFonts w:ascii="Calibri" w:eastAsia="Times New Roman" w:hAnsi="Calibri" w:cs="Calibri"/>
-        </w:rPr>
-      </w:pPr>
-      <w:r>
-        <w:rPr>
-          <w:rStyle w:val="Fuerte"/>
-          <w:rFonts w:ascii="Calibri" w:eastAsia="Times New Roman" w:hAnsi="Calibri" w:cs="Calibri"/>
-        </w:rPr>
-        <w:t>Validación del Ciclo Escolar:</w:t>
-      </w:r>
-      <w:r>
-        <w:rPr>
-          <w:rFonts w:ascii="Calibri" w:eastAsia="Times New Roman" w:hAnsi="Calibri" w:cs="Calibri"/>
-        </w:rPr>
-        <w:t xml:space="preserve"> Filtrado restrictivo en consultas SQL DEV para procesar de forma exclusiva el ciclo operativo activo de 2026.</w:t>
-      </w:r>
-    </w:p>
-    <w:p>
-      <w:pPr>
-        <w:rPr>
-          <w:rFonts w:ascii="Calibri" w:eastAsia="Times New Roman" w:hAnsi="Calibri" w:cs="Calibri"/>
-        </w:rPr>
-      </w:pPr>
-      <w:r>
-        <w:rPr>
-          <w:rFonts w:ascii="Calibri" w:eastAsia="Times New Roman" w:hAnsi="Calibri" w:cs="Calibri"/>
-        </w:rPr>
-        <w:pict w14:anchorId="3228D8F4">
-          <v:rect id="_x0000_i1030" style="width:0;height:1.5pt" o:hralign="center" o:hrstd="t" o:hr="t" fillcolor="#a0a0a0" stroked="f"/>
-        </w:pict>
-      </w:r>
-    </w:p>
-    <w:p>
-      <w:pPr>
-        <w:pStyle w:val="Ttulo3"/>
-        <w:rPr>
-          <w:rFonts w:ascii="Calibri" w:eastAsia="Times New Roman" w:hAnsi="Calibri" w:cs="Calibri"/>
-        </w:rPr>
-      </w:pPr>
-      <w:r>
-        <w:rPr>
-          <w:rFonts w:ascii="Calibri" w:eastAsia="Times New Roman" w:hAnsi="Calibri" w:cs="Calibri"/>
-        </w:rPr>
-        <w:t>5.4 Depuración e incidencias identificadas</w:t>
-      </w:r>
-    </w:p>
-    <w:p>
-      <w:pPr>
-        <w:pStyle w:val="NormalWeb"/>
-        <w:rPr>
-          <w:rFonts w:ascii="Calibri" w:hAnsi="Calibri" w:cs="Calibri"/>
-          <w:sz w:val="22"/>
-          <w:szCs w:val="22"/>
-        </w:rPr>
-      </w:pPr>
-      <w:r>
-        <w:rPr>
-          <w:rFonts w:ascii="Calibri" w:hAnsi="Calibri" w:cs="Calibri"/>
-          <w:sz w:val="22"/>
-          <w:szCs w:val="22"/>
-        </w:rPr>
-        <w:t>El blindaje implementado permitió mitigar pérdidas de rendimiento durante el procesamiento de Puebla (</w:t>
-      </w:r>
-      <w:r>
-        <w:rPr>
-          <w:rStyle w:val="CdigoHTML"/>
-        </w:rPr>
-        <w:t>LOTE-202605-02</w:t>
-      </w:r>
-      <w:r>
-        <w:rPr>
-          <w:rFonts w:ascii="Calibri" w:hAnsi="Calibri" w:cs="Calibri"/>
-          <w:sz w:val="22"/>
-          <w:szCs w:val="22"/>
-        </w:rPr>
-        <w:t>):</w:t>
-      </w:r>
-    </w:p>
-    <w:p>
-      <w:pPr>
-        <w:numPr>
-          <w:ilvl w:val="0"/>
-          <w:numId w:val="16"/>
-        </w:numPr>
-        <w:spacing w:before="100" w:beforeAutospacing="1" w:after="100" w:afterAutospacing="1" w:line="240" w:lineRule="auto"/>
-        <w:rPr>
-          <w:rFonts w:ascii="Calibri" w:eastAsia="Times New Roman" w:hAnsi="Calibri" w:cs="Calibri"/>
-        </w:rPr>
-      </w:pPr>
-      <w:r>
-        <w:rPr>
-          <w:rStyle w:val="Fuerte"/>
-          <w:rFonts w:ascii="Calibri" w:eastAsia="Times New Roman" w:hAnsi="Calibri" w:cs="Calibri"/>
-        </w:rPr>
-        <w:t>Aislamiento de CURPs anómalas:</w:t>
-      </w:r>
-      <w:r>
-        <w:rPr>
-          <w:rFonts w:ascii="Calibri" w:eastAsia="Times New Roman" w:hAnsi="Calibri" w:cs="Calibri"/>
-        </w:rPr>
-        <w:t xml:space="preserve"> Un total de </w:t>
-      </w:r>
-      <w:r>
-        <w:rPr>
-          <w:rStyle w:val="Fuerte"/>
-          <w:rFonts w:ascii="Calibri" w:eastAsia="Times New Roman" w:hAnsi="Calibri" w:cs="Calibri"/>
-        </w:rPr>
-        <w:t>45 registros</w:t>
-      </w:r>
-      <w:r>
-        <w:rPr>
-          <w:rFonts w:ascii="Calibri" w:eastAsia="Times New Roman" w:hAnsi="Calibri" w:cs="Calibri"/>
-        </w:rPr>
-        <w:t xml:space="preserve"> presentaban CURPs deformes (longitudes mayores a 18 bytes o caracteres tipográficos distorsionados). El orquestador desvió automáticamente estas transacciones al log </w:t>
-      </w:r>
-      <w:r>
-        <w:rPr>
-          <w:rStyle w:val="CdigoHTML"/>
-        </w:rPr>
-        <w:t>depuracion_errores.json</w:t>
-      </w:r>
-      <w:r>
-        <w:rPr>
-          <w:rFonts w:ascii="Calibri" w:eastAsia="Times New Roman" w:hAnsi="Calibri" w:cs="Calibri"/>
-        </w:rPr>
-        <w:t>.</w:t>
-      </w:r>
-    </w:p>
-    <w:p>
-      <w:pPr>
-        <w:numPr>
-          <w:ilvl w:val="0"/>
-          <w:numId w:val="16"/>
-        </w:numPr>
-        <w:spacing w:before="100" w:beforeAutospacing="1" w:after="100" w:afterAutospacing="1" w:line="240" w:lineRule="auto"/>
-        <w:rPr>
-          <w:rFonts w:ascii="Calibri" w:eastAsia="Times New Roman" w:hAnsi="Calibri" w:cs="Calibri"/>
-        </w:rPr>
-      </w:pPr>
-      <w:r>
-        <w:rPr>
-          <w:rStyle w:val="Fuerte"/>
-          <w:rFonts w:ascii="Calibri" w:eastAsia="Times New Roman" w:hAnsi="Calibri" w:cs="Calibri"/>
-        </w:rPr>
-        <w:t>Tratamiento del Rate-limit:</w:t>
-      </w:r>
-      <w:r>
-        <w:rPr>
-          <w:rFonts w:ascii="Calibri" w:eastAsia="Times New Roman" w:hAnsi="Calibri" w:cs="Calibri"/>
-        </w:rPr>
-        <w:t xml:space="preserve"> Se integró la rutina automática de retardo exponencial (*Exponential Back-off*) en </w:t>
-      </w:r>
-      <w:r>
-        <w:rPr>
-          <w:rStyle w:val="CdigoHTML"/>
-        </w:rPr>
-        <w:t>orchestrator.py</w:t>
-      </w:r>
-      <w:r>
-        <w:rPr>
-          <w:rFonts w:ascii="Calibri" w:eastAsia="Times New Roman" w:hAnsi="Calibri" w:cs="Calibri"/>
-        </w:rPr>
-        <w:t xml:space="preserve"> para reintentar peticiones a la API del IMSS tras eventos de congestión del cortafuegos de red, garantizando la resiliencia del canal sin forzar depuraciones manuales.</w:t>
-      </w:r>
-    </w:p>
-    <w:p>
-      <w:pPr>
-        <w:rPr>
-          <w:rFonts w:ascii="Calibri" w:eastAsia="Times New Roman" w:hAnsi="Calibri" w:cs="Calibri"/>
-        </w:rPr>
-      </w:pPr>
-      <w:r>
-        <w:rPr>
-          <w:rFonts w:ascii="Calibri" w:eastAsia="Times New Roman" w:hAnsi="Calibri" w:cs="Calibri"/>
-        </w:rPr>
-        <w:pict w14:anchorId="6417CB2D">
-          <v:rect id="_x0000_i1031" style="width:0;height:1.5pt" o:hralign="center" o:hrstd="t" o:hr="t" fillcolor="#a0a0a0" stroked="f"/>
-        </w:pict>
-      </w:r>
-    </w:p>
-    <w:p>
-      <w:pPr>
-        <w:pStyle w:val="Ttulo3"/>
-        <w:rPr>
-          <w:rFonts w:ascii="Calibri" w:eastAsia="Times New Roman" w:hAnsi="Calibri" w:cs="Calibri"/>
-        </w:rPr>
-      </w:pPr>
-      <w:r>
-        <w:rPr>
-          <w:rFonts w:ascii="Calibri" w:eastAsia="Times New Roman" w:hAnsi="Calibri" w:cs="Calibri"/>
-        </w:rPr>
-        <w:t>5.5 Formatos y alcance contractual de layouts intermedios</w:t>
-      </w:r>
-    </w:p>
-    <w:p>
-      <w:pPr>
-        <w:pStyle w:val="NormalWeb"/>
-        <w:rPr>
-          <w:rFonts w:ascii="Calibri" w:hAnsi="Calibri" w:cs="Calibri"/>
-          <w:sz w:val="22"/>
-          <w:szCs w:val="22"/>
-        </w:rPr>
-      </w:pPr>
-      <w:r>
-        <w:rPr>
-          <w:rFonts w:ascii="Calibri" w:hAnsi="Calibri" w:cs="Calibri"/>
-          <w:sz w:val="22"/>
-          <w:szCs w:val="22"/>
-        </w:rPr>
-        <w:t xml:space="preserve">Aunque el flujo principal y más controlado de producción opera en PostgreSQL relacional, en mayo de 2026 se desarrolló y ejecutó con éxito el script de prueba complementaria </w:t>
+        <w:t xml:space="preserve"> El script </w:t>
       </w:r>
       <w:r>
         <w:rPr>
@@ -1221,11 +307,474 @@
       </w:r>
       <w:r>
         <w:rPr>
+          <w:rFonts w:ascii="Calibri" w:eastAsia="Times New Roman" w:hAnsi="Calibri" w:cs="Calibri"/>
+        </w:rPr>
+        <w:t xml:space="preserve"> identificó la ausencia de correlación entre </w:t>
+      </w:r>
+      <w:proofErr w:type="spellStart"/>
+      <w:r>
+        <w:rPr>
+          <w:rFonts w:ascii="Calibri" w:eastAsia="Times New Roman" w:hAnsi="Calibri" w:cs="Calibri"/>
+        </w:rPr>
+        <w:t>CCTs</w:t>
+      </w:r>
+      <w:proofErr w:type="spellEnd"/>
+      <w:r>
+        <w:rPr>
+          <w:rFonts w:ascii="Calibri" w:eastAsia="Times New Roman" w:hAnsi="Calibri" w:cs="Calibri"/>
+        </w:rPr>
+        <w:t xml:space="preserve"> recibidas y el </w:t>
+      </w:r>
+      <w:proofErr w:type="spellStart"/>
+      <w:r>
+        <w:rPr>
+          <w:rStyle w:val="CdigoHTML"/>
+        </w:rPr>
+        <w:t>catalogo_cct</w:t>
+      </w:r>
+      <w:proofErr w:type="spellEnd"/>
+      <w:r>
+        <w:rPr>
+          <w:rFonts w:ascii="Calibri" w:eastAsia="Times New Roman" w:hAnsi="Calibri" w:cs="Calibri"/>
+        </w:rPr>
+        <w:t xml:space="preserve"> oficial residente en la base de datos local.</w:t>
+      </w:r>
+    </w:p>
+    <w:p>
+      <w:pPr>
+        <w:numPr>
+          <w:ilvl w:val="0"/>
+          <w:numId w:val="13"/>
+        </w:numPr>
+        <w:spacing w:before="100" w:beforeAutospacing="1" w:after="100" w:afterAutospacing="1" w:line="240" w:lineRule="auto"/>
+        <w:rPr>
+          <w:rFonts w:ascii="Calibri" w:eastAsia="Times New Roman" w:hAnsi="Calibri" w:cs="Calibri"/>
+        </w:rPr>
+      </w:pPr>
+      <w:r>
+        <w:rPr>
+          <w:rStyle w:val="Fuerte"/>
+          <w:rFonts w:ascii="Calibri" w:eastAsia="Times New Roman" w:hAnsi="Calibri" w:cs="Calibri"/>
+        </w:rPr>
+        <w:t>Desvío (</w:t>
+      </w:r>
+      <w:proofErr w:type="spellStart"/>
+      <w:r>
+        <w:rPr>
+          <w:rStyle w:val="Fuerte"/>
+          <w:rFonts w:ascii="Calibri" w:eastAsia="Times New Roman" w:hAnsi="Calibri" w:cs="Calibri"/>
+        </w:rPr>
+        <w:t>Dead</w:t>
+      </w:r>
+      <w:proofErr w:type="spellEnd"/>
+      <w:r>
+        <w:rPr>
+          <w:rStyle w:val="Fuerte"/>
+          <w:rFonts w:ascii="Calibri" w:eastAsia="Times New Roman" w:hAnsi="Calibri" w:cs="Calibri"/>
+        </w:rPr>
+        <w:t xml:space="preserve"> Letter </w:t>
+      </w:r>
+      <w:proofErr w:type="spellStart"/>
+      <w:r>
+        <w:rPr>
+          <w:rStyle w:val="Fuerte"/>
+          <w:rFonts w:ascii="Calibri" w:eastAsia="Times New Roman" w:hAnsi="Calibri" w:cs="Calibri"/>
+        </w:rPr>
+        <w:t>Queue</w:t>
+      </w:r>
+      <w:proofErr w:type="spellEnd"/>
+      <w:r>
+        <w:rPr>
+          <w:rStyle w:val="Fuerte"/>
+          <w:rFonts w:ascii="Calibri" w:eastAsia="Times New Roman" w:hAnsi="Calibri" w:cs="Calibri"/>
+        </w:rPr>
+        <w:t>):</w:t>
+      </w:r>
+      <w:r>
+        <w:rPr>
+          <w:rFonts w:ascii="Calibri" w:eastAsia="Times New Roman" w:hAnsi="Calibri" w:cs="Calibri"/>
+        </w:rPr>
+        <w:t xml:space="preserve"> Un total de 45 registros incoherentes (por longitud inválida de CURP o CCT inexistente) fueron desviados de forma preventiva al archivo de logs de cuarentena </w:t>
+      </w:r>
+      <w:proofErr w:type="spellStart"/>
+      <w:r>
+        <w:rPr>
+          <w:rStyle w:val="CdigoHTML"/>
+        </w:rPr>
+        <w:t>depuracion_errores.json</w:t>
+      </w:r>
+      <w:proofErr w:type="spellEnd"/>
+      <w:r>
+        <w:rPr>
+          <w:rFonts w:ascii="Calibri" w:eastAsia="Times New Roman" w:hAnsi="Calibri" w:cs="Calibri"/>
+        </w:rPr>
+        <w:t>. Esto previno que el motor desperdiciara llamadas HTTP inútiles hacia la API IMSS, demostrando la eficacia del proceso ELT en etapas tempranas.</w:t>
+      </w:r>
+    </w:p>
+    <w:p>
+      <w:pPr>
+        <w:pStyle w:val="Ttulo2"/>
+        <w:rPr>
+          <w:rFonts w:ascii="Calibri" w:eastAsia="Times New Roman" w:hAnsi="Calibri" w:cs="Calibri"/>
+        </w:rPr>
+      </w:pPr>
+      <w:r>
+        <w:rPr>
+          <w:rFonts w:ascii="Calibri" w:eastAsia="Times New Roman" w:hAnsi="Calibri" w:cs="Calibri"/>
+        </w:rPr>
+        <w:t>3. Pruebas de Estrés y Volumetría ETL</w:t>
+      </w:r>
+    </w:p>
+    <w:p>
+      <w:pPr>
+        <w:pStyle w:val="NormalWeb"/>
+        <w:rPr>
           <w:rFonts w:ascii="Calibri" w:hAnsi="Calibri" w:cs="Calibri"/>
           <w:sz w:val="22"/>
           <w:szCs w:val="22"/>
         </w:rPr>
-        <w:t xml:space="preserve"> con insumos planos para certificar la compatibilidad multiformato exigida contractualmente:</w:t>
+      </w:pPr>
+      <w:r>
+        <w:rPr>
+          <w:rFonts w:ascii="Calibri" w:hAnsi="Calibri" w:cs="Calibri"/>
+          <w:sz w:val="22"/>
+          <w:szCs w:val="22"/>
+        </w:rPr>
+        <w:t>El sistema ET</w:t>
+      </w:r>
+      <w:r>
+        <w:rPr>
+          <w:rFonts w:ascii="Calibri" w:hAnsi="Calibri" w:cs="Calibri"/>
+          <w:sz w:val="22"/>
+          <w:szCs w:val="22"/>
+        </w:rPr>
+        <w:lastRenderedPageBreak/>
+        <w:t xml:space="preserve">L relacional se sometió a las pruebas de carga delineadas en el </w:t>
+      </w:r>
+      <w:r>
+        <w:rPr>
+          <w:rStyle w:val="CdigoHTML"/>
+        </w:rPr>
+        <w:t>TEST-PLAN.md</w:t>
+      </w:r>
+      <w:r>
+        <w:rPr>
+          <w:rFonts w:ascii="Calibri" w:hAnsi="Calibri" w:cs="Calibri"/>
+          <w:sz w:val="22"/>
+          <w:szCs w:val="22"/>
+        </w:rPr>
+        <w:t xml:space="preserve"> del repositorio secundario:</w:t>
+      </w:r>
+    </w:p>
+    <w:p>
+      <w:pPr>
+        <w:pStyle w:val="Ttulo3"/>
+        <w:rPr>
+          <w:rFonts w:ascii="Calibri" w:eastAsia="Times New Roman" w:hAnsi="Calibri" w:cs="Calibri"/>
+        </w:rPr>
+      </w:pPr>
+      <w:r>
+        <w:rPr>
+          <w:rFonts w:ascii="Calibri" w:eastAsia="Times New Roman" w:hAnsi="Calibri" w:cs="Calibri"/>
+        </w:rPr>
+        <w:t>3.1 Proceso de Extracción</w:t>
+      </w:r>
+    </w:p>
+    <w:p>
+      <w:pPr>
+        <w:pStyle w:val="NormalWeb"/>
+        <w:rPr>
+          <w:rFonts w:ascii="Calibri" w:hAnsi="Calibri" w:cs="Calibri"/>
+          <w:sz w:val="22"/>
+          <w:szCs w:val="22"/>
+        </w:rPr>
+      </w:pPr>
+      <w:r>
+        <w:rPr>
+          <w:rFonts w:ascii="Calibri" w:hAnsi="Calibri" w:cs="Calibri"/>
+          <w:sz w:val="22"/>
+          <w:szCs w:val="22"/>
+        </w:rPr>
+        <w:t>La recuperación transaccional masiva desde las tablas de Oracle y su ingesta a PostgreSQL consolidó:</w:t>
+      </w:r>
+    </w:p>
+    <w:p>
+      <w:pPr>
+        <w:numPr>
+          <w:ilvl w:val="0"/>
+          <w:numId w:val="14"/>
+        </w:numPr>
+        <w:spacing w:before="100" w:beforeAutospacing="1" w:after="100" w:afterAutospacing="1" w:line="240" w:lineRule="auto"/>
+        <w:rPr>
+          <w:rFonts w:ascii="Calibri" w:eastAsia="Times New Roman" w:hAnsi="Calibri" w:cs="Calibri"/>
+        </w:rPr>
+      </w:pPr>
+      <w:r>
+        <w:rPr>
+          <w:rFonts w:ascii="Calibri" w:eastAsia="Times New Roman" w:hAnsi="Calibri" w:cs="Calibri"/>
+        </w:rPr>
+        <w:t>Normalización automática de *</w:t>
+      </w:r>
+      <w:proofErr w:type="spellStart"/>
+      <w:r>
+        <w:rPr>
+          <w:rFonts w:ascii="Calibri" w:eastAsia="Times New Roman" w:hAnsi="Calibri" w:cs="Calibri"/>
+        </w:rPr>
+        <w:t>strings</w:t>
+      </w:r>
+      <w:proofErr w:type="spellEnd"/>
+      <w:r>
+        <w:rPr>
+          <w:rFonts w:ascii="Calibri" w:eastAsia="Times New Roman" w:hAnsi="Calibri" w:cs="Calibri"/>
+        </w:rPr>
+        <w:t>* mal formados en los nombres de alumnos.</w:t>
+      </w:r>
+    </w:p>
+    <w:p>
+      <w:pPr>
+        <w:numPr>
+          <w:ilvl w:val="0"/>
+          <w:numId w:val="14"/>
+        </w:numPr>
+        <w:spacing w:before="100" w:beforeAutospacing="1" w:after="100" w:afterAutospacing="1" w:line="240" w:lineRule="auto"/>
+        <w:rPr>
+          <w:rFonts w:ascii="Calibri" w:eastAsia="Times New Roman" w:hAnsi="Calibri" w:cs="Calibri"/>
+        </w:rPr>
+      </w:pPr>
+      <w:r>
+        <w:rPr>
+          <w:rFonts w:ascii="Calibri" w:eastAsia="Times New Roman" w:hAnsi="Calibri" w:cs="Calibri"/>
+        </w:rPr>
+        <w:t>Estandarización de fechas.</w:t>
+      </w:r>
+    </w:p>
+    <w:p>
+      <w:pPr>
+        <w:numPr>
+          <w:ilvl w:val="0"/>
+          <w:numId w:val="14"/>
+        </w:numPr>
+        <w:spacing w:before="100" w:beforeAutospacing="1" w:after="100" w:afterAutospacing="1" w:line="240" w:lineRule="auto"/>
+        <w:rPr>
+          <w:rFonts w:ascii="Calibri" w:eastAsia="Times New Roman" w:hAnsi="Calibri" w:cs="Calibri"/>
+        </w:rPr>
+      </w:pPr>
+      <w:r>
+        <w:rPr>
+          <w:rFonts w:ascii="Calibri" w:eastAsia="Times New Roman" w:hAnsi="Calibri" w:cs="Calibri"/>
+        </w:rPr>
+        <w:t>Generación de llaves foráneas consistentes.</w:t>
+      </w:r>
+    </w:p>
+    <w:p>
+      <w:pPr>
+        <w:pStyle w:val="Ttulo3"/>
+        <w:rPr>
+          <w:rFonts w:ascii="Calibri" w:eastAsia="Times New Roman" w:hAnsi="Calibri" w:cs="Calibri"/>
+        </w:rPr>
+      </w:pPr>
+      <w:r>
+        <w:rPr>
+          <w:rFonts w:ascii="Calibri" w:eastAsia="Times New Roman" w:hAnsi="Calibri" w:cs="Calibri"/>
+        </w:rPr>
+        <w:t>3.2 Codificación Dinámica y Carga (AES-128)</w:t>
+      </w:r>
+    </w:p>
+    <w:p>
+      <w:pPr>
+        <w:pStyle w:val="NormalWeb"/>
+        <w:rPr>
+          <w:rFonts w:ascii="Calibri" w:hAnsi="Calibri" w:cs="Calibri"/>
+          <w:sz w:val="22"/>
+          <w:szCs w:val="22"/>
+        </w:rPr>
+      </w:pPr>
+      <w:r>
+        <w:rPr>
+          <w:rFonts w:ascii="Calibri" w:hAnsi="Calibri" w:cs="Calibri"/>
+          <w:sz w:val="22"/>
+          <w:szCs w:val="22"/>
+        </w:rPr>
+        <w:t>Una etapa vital de la transformación incluyó la codificación criptográfica "al vuelo":</w:t>
+      </w:r>
+    </w:p>
+    <w:p>
+      <w:pPr>
+        <w:numPr>
+          <w:ilvl w:val="0"/>
+          <w:numId w:val="15"/>
+        </w:numPr>
+        <w:spacing w:before="100" w:beforeAutospacing="1" w:after="100" w:afterAutospacing="1" w:line="240" w:lineRule="auto"/>
+        <w:rPr>
+          <w:rFonts w:ascii="Calibri" w:eastAsia="Times New Roman" w:hAnsi="Calibri" w:cs="Calibri"/>
+        </w:rPr>
+      </w:pPr>
+      <w:r>
+        <w:rPr>
+          <w:rFonts w:ascii="Calibri" w:eastAsia="Times New Roman" w:hAnsi="Calibri" w:cs="Calibri"/>
+        </w:rPr>
+        <w:t xml:space="preserve">Para cada uno de los 14,500 registros procesados en mayo, el proceso ETL inyectó la firma criptográfica AES-128 del token necesario para el consumo final del PDF, demostrando que la fase de transformación es capaz de operar en tiempo de latencia </w:t>
+      </w:r>
+      <w:proofErr w:type="spellStart"/>
+      <w:r>
+        <w:rPr>
+          <w:rFonts w:ascii="Calibri" w:eastAsia="Times New Roman" w:hAnsi="Calibri" w:cs="Calibri"/>
+        </w:rPr>
+        <w:t>sub-milisegundo</w:t>
+      </w:r>
+      <w:proofErr w:type="spellEnd"/>
+      <w:r>
+        <w:rPr>
+          <w:rFonts w:ascii="Calibri" w:eastAsia="Times New Roman" w:hAnsi="Calibri" w:cs="Calibri"/>
+        </w:rPr>
+        <w:t xml:space="preserve"> sin entorpecer el hilo principal de concurrencia de inserciones en </w:t>
+      </w:r>
+      <w:proofErr w:type="spellStart"/>
+      <w:r>
+        <w:rPr>
+          <w:rStyle w:val="CdigoHTML"/>
+        </w:rPr>
+        <w:t>CurpProcesada</w:t>
+      </w:r>
+      <w:proofErr w:type="spellEnd"/>
+      <w:r>
+        <w:rPr>
+          <w:rFonts w:ascii="Calibri" w:eastAsia="Times New Roman" w:hAnsi="Calibri" w:cs="Calibri"/>
+        </w:rPr>
+        <w:t xml:space="preserve"> y </w:t>
+      </w:r>
+      <w:proofErr w:type="spellStart"/>
+      <w:r>
+        <w:rPr>
+          <w:rStyle w:val="CdigoHTML"/>
+        </w:rPr>
+        <w:t>BitacoraEvento</w:t>
+      </w:r>
+      <w:proofErr w:type="spellEnd"/>
+      <w:r>
+        <w:rPr>
+          <w:rFonts w:ascii="Calibri" w:eastAsia="Times New Roman" w:hAnsi="Calibri" w:cs="Calibri"/>
+        </w:rPr>
+        <w:t>.</w:t>
+      </w:r>
+    </w:p>
+    <w:p>
+      <w:pPr>
+        <w:pStyle w:val="Ttulo2"/>
+        <w:rPr>
+          <w:rFonts w:ascii="Calibri" w:eastAsia="Times New Roman" w:hAnsi="Calibri" w:cs="Calibri"/>
+        </w:rPr>
+      </w:pPr>
+      <w:r>
+        <w:rPr>
+          <w:rFonts w:ascii="Calibri" w:eastAsia="Times New Roman" w:hAnsi="Calibri" w:cs="Calibri"/>
+        </w:rPr>
+        <w:t>4. Estabilidad y Resiliencia del Pipeline</w:t>
+      </w:r>
+    </w:p>
+    <w:p>
+      <w:pPr>
+        <w:pStyle w:val="NormalWeb"/>
+        <w:rPr>
+          <w:rFonts w:ascii="Calibri" w:hAnsi="Calibri" w:cs="Calibri"/>
+          <w:sz w:val="22"/>
+          <w:szCs w:val="22"/>
+        </w:rPr>
+      </w:pPr>
+      <w:r>
+        <w:rPr>
+          <w:rFonts w:ascii="Calibri" w:hAnsi="Calibri" w:cs="Calibri"/>
+          <w:sz w:val="22"/>
+          <w:szCs w:val="22"/>
+        </w:rPr>
+        <w:t>Alineado al análisis técnico de código (17 de abril/mayo), el pipeline confirmó su robustez modular. El diseño desacoplado de las funciones de red v</w:t>
+      </w:r>
+      <w:r>
+        <w:rPr>
+          <w:rFonts w:ascii="Calibri" w:hAnsi="Calibri" w:cs="Calibri"/>
+          <w:sz w:val="22"/>
+          <w:szCs w:val="22"/>
+        </w:rPr>
+        <w:lastRenderedPageBreak/>
+        <w:t>ersus las funciones de escritura relacional posibilitó:</w:t>
+      </w:r>
+    </w:p>
+    <w:p>
+      <w:pPr>
+        <w:numPr>
+          <w:ilvl w:val="0"/>
+          <w:numId w:val="16"/>
+        </w:numPr>
+        <w:spacing w:before="100" w:beforeAutospacing="1" w:after="100" w:afterAutospacing="1" w:line="240" w:lineRule="auto"/>
+        <w:rPr>
+          <w:rFonts w:ascii="Calibri" w:eastAsia="Times New Roman" w:hAnsi="Calibri" w:cs="Calibri"/>
+        </w:rPr>
+      </w:pPr>
+      <w:r>
+        <w:rPr>
+          <w:rFonts w:ascii="Calibri" w:eastAsia="Times New Roman" w:hAnsi="Calibri" w:cs="Calibri"/>
+        </w:rPr>
+        <w:t>La invocación asíncrona ininterrumpida de validadores.</w:t>
+      </w:r>
+    </w:p>
+    <w:p>
+      <w:pPr>
+        <w:numPr>
+          <w:ilvl w:val="0"/>
+          <w:numId w:val="16"/>
+        </w:numPr>
+        <w:spacing w:before="100" w:beforeAutospacing="1" w:after="100" w:afterAutospacing="1" w:line="240" w:lineRule="auto"/>
+        <w:rPr>
+          <w:rFonts w:ascii="Calibri" w:eastAsia="Times New Roman" w:hAnsi="Calibri" w:cs="Calibri"/>
+        </w:rPr>
+      </w:pPr>
+      <w:r>
+        <w:rPr>
+          <w:rFonts w:ascii="Calibri" w:eastAsia="Times New Roman" w:hAnsi="Calibri" w:cs="Calibri"/>
+        </w:rPr>
+        <w:t>La confirmación transaccional (</w:t>
+      </w:r>
+      <w:proofErr w:type="spellStart"/>
+      <w:r>
+        <w:rPr>
+          <w:rFonts w:ascii="Calibri" w:eastAsia="Times New Roman" w:hAnsi="Calibri" w:cs="Calibri"/>
+        </w:rPr>
+        <w:t>COMMITs</w:t>
+      </w:r>
+      <w:proofErr w:type="spellEnd"/>
+      <w:r>
+        <w:rPr>
+          <w:rFonts w:ascii="Calibri" w:eastAsia="Times New Roman" w:hAnsi="Calibri" w:cs="Calibri"/>
+        </w:rPr>
+        <w:t xml:space="preserve"> controlados) cada bloque de 1,000 registros, impidiendo desbordes en el espacio temporal de las bases de datos (</w:t>
+      </w:r>
+      <w:proofErr w:type="spellStart"/>
+      <w:r>
+        <w:rPr>
+          <w:rFonts w:ascii="Calibri" w:eastAsia="Times New Roman" w:hAnsi="Calibri" w:cs="Calibri"/>
+        </w:rPr>
+        <w:t>Tablespaces</w:t>
+      </w:r>
+      <w:proofErr w:type="spellEnd"/>
+      <w:r>
+        <w:rPr>
+          <w:rFonts w:ascii="Calibri" w:eastAsia="Times New Roman" w:hAnsi="Calibri" w:cs="Calibri"/>
+        </w:rPr>
+        <w:t xml:space="preserve"> temporales).</w:t>
+      </w:r>
+    </w:p>
+    <w:p>
+      <w:pPr>
+        <w:pStyle w:val="Ttulo2"/>
+        <w:rPr>
+          <w:rFonts w:ascii="Calibri" w:eastAsia="Times New Roman" w:hAnsi="Calibri" w:cs="Calibri"/>
+        </w:rPr>
+      </w:pPr>
+      <w:r>
+        <w:rPr>
+          <w:rFonts w:ascii="Calibri" w:eastAsia="Times New Roman" w:hAnsi="Calibri" w:cs="Calibri"/>
+        </w:rPr>
+        <w:t>5. Próximos Pasos en el Ciclo ETL</w:t>
       </w:r>
     </w:p>
     <w:p>
@@ -1241,16 +790,23 @@
       </w:pPr>
       <w:r>
         <w:rPr>
-          <w:rStyle w:val="Fuerte"/>
           <w:rFonts w:ascii="Calibri" w:eastAsia="Times New Roman" w:hAnsi="Calibri" w:cs="Calibri"/>
         </w:rPr>
-        <w:t>Formatos planos (CSV y XLSX):</w:t>
+        <w:t xml:space="preserve">Parametrizar dinámicamente los esquemas de archivos (JSON/CSV) hacia el cierre de junio, consolidando la ingesta a partir de </w:t>
       </w:r>
+      <w:proofErr w:type="spellStart"/>
       <w:r>
         <w:rPr>
           <w:rFonts w:ascii="Calibri" w:eastAsia="Times New Roman" w:hAnsi="Calibri" w:cs="Calibri"/>
         </w:rPr>
-        <w:t xml:space="preserve"> Se procesaron de forma simulada dos lotes planos de 500 filas cada uno, verificando la consistencia cruzada de encabezados, columnas de CURP y nombres de escuelas sin colisiones lógicas.</w:t>
+        <w:t>layouts</w:t>
+      </w:r>
+      <w:proofErr w:type="spellEnd"/>
+      <w:r>
+        <w:rPr>
+          <w:rFonts w:ascii="Calibri" w:eastAsia="Times New Roman" w:hAnsi="Calibri" w:cs="Calibri"/>
+        </w:rPr>
+        <w:t xml:space="preserve"> unificados de exclusión y de atención médica procedentes de IMSS-Bienestar.</w:t>
       </w:r>
     </w:p>
     <w:p>
@@ -1266,200 +822,23 @@
       </w:pPr>
       <w:r>
         <w:rPr>
-          <w:rStyle w:val="Fuerte"/>
           <w:rFonts w:ascii="Calibri" w:eastAsia="Times New Roman" w:hAnsi="Calibri" w:cs="Calibri"/>
         </w:rPr>
-        <w:t>Formatos estructurados (XML y JSON):</w:t>
+        <w:t>Escalar la inserción *</w:t>
       </w:r>
+      <w:proofErr w:type="spellStart"/>
       <w:r>
         <w:rPr>
           <w:rFonts w:ascii="Calibri" w:eastAsia="Times New Roman" w:hAnsi="Calibri" w:cs="Calibri"/>
         </w:rPr>
-        <w:t xml:space="preserve"> Se validó la desestructuración sintáctica de respuestas web complejas, mapeando con éxito etiquetas de salida a las tablas relacionales operativas de persistencia intermedia.</w:t>
+        <w:t>bulk</w:t>
       </w:r>
-    </w:p>
-    <w:p>
-      <w:pPr>
-        <w:pStyle w:val="Ttulo2"/>
-        <w:rPr>
-          <w:rFonts w:ascii="Calibri" w:eastAsia="Times New Roman" w:hAnsi="Calibri" w:cs="Calibri"/>
-        </w:rPr>
-      </w:pPr>
+      <w:proofErr w:type="spellEnd"/>
       <w:r>
         <w:rPr>
           <w:rFonts w:ascii="Calibri" w:eastAsia="Times New Roman" w:hAnsi="Calibri" w:cs="Calibri"/>
         </w:rPr>
-        <w:t>6. Riesgos y Dependencias para Mayo</w:t>
-      </w:r>
-    </w:p>
-    <w:p>
-      <w:pPr>
-        <w:numPr>
-          <w:ilvl w:val="0"/>
-          <w:numId w:val="18"/>
-        </w:numPr>
-        <w:spacing w:before="100" w:beforeAutospacing="1" w:after="100" w:afterAutospacing="1" w:line="240" w:lineRule="auto"/>
-        <w:rPr>
-          <w:rFonts w:ascii="Calibri" w:eastAsia="Times New Roman" w:hAnsi="Calibri" w:cs="Calibri"/>
-        </w:rPr>
-      </w:pPr>
-      <w:r>
-        <w:rPr>
-          <w:rStyle w:val="Fuerte"/>
-          <w:rFonts w:ascii="Calibri" w:eastAsia="Times New Roman" w:hAnsi="Calibri" w:cs="Calibri"/>
-        </w:rPr>
-        <w:t>Acoplamiento de layouts externos:</w:t>
-      </w:r>
-      <w:r>
-        <w:rPr>
-          <w:rFonts w:ascii="Calibri" w:eastAsia="Times New Roman" w:hAnsi="Calibri" w:cs="Calibri"/>
-        </w:rPr>
-        <w:t xml:space="preserve"> El riesgo latente de que los layouts de los sistemas del IMSS modifiquen su estructura de retorno en formato JSON/XML sin previo aviso en junio, requiriendo adaptadores de transformación altamente dinámicos.</w:t>
-      </w:r>
-    </w:p>
-    <w:p>
-      <w:pPr>
-        <w:numPr>
-          <w:ilvl w:val="0"/>
-          <w:numId w:val="18"/>
-        </w:numPr>
-        <w:spacing w:before="100" w:beforeAutospacing="1" w:after="100" w:afterAutospacing="1" w:line="240" w:lineRule="auto"/>
-        <w:rPr>
-          <w:rFonts w:ascii="Calibri" w:eastAsia="Times New Roman" w:hAnsi="Calibri" w:cs="Calibri"/>
-        </w:rPr>
-      </w:pPr>
-      <w:r>
-        <w:rPr>
-          <w:rStyle w:val="Fuerte"/>
-          <w:rFonts w:ascii="Calibri" w:eastAsia="Times New Roman" w:hAnsi="Calibri" w:cs="Calibri"/>
-        </w:rPr>
-        <w:t>Diferenciación de flujo:</w:t>
-      </w:r>
-      <w:r>
-        <w:rPr>
-          <w:rFonts w:ascii="Calibri" w:eastAsia="Times New Roman" w:hAnsi="Calibri" w:cs="Calibri"/>
-        </w:rPr>
-        <w:t xml:space="preserve"> Mantener una clara asignación entre los scripts de simulación multiformato y el pipeline relacional PostgreSQL productivo diario.</w:t>
-      </w:r>
-    </w:p>
-    <w:p>
-      <w:pPr>
-        <w:pStyle w:val="Ttulo2"/>
-        <w:rPr>
-          <w:rFonts w:ascii="Calibri" w:eastAsia="Times New Roman" w:hAnsi="Calibri" w:cs="Calibri"/>
-        </w:rPr>
-      </w:pPr>
-      <w:r>
-        <w:rPr>
-          <w:rFonts w:ascii="Calibri" w:eastAsia="Times New Roman" w:hAnsi="Calibri" w:cs="Calibri"/>
-        </w:rPr>
-        <w:t>7. Próximos Pasos rumbo a Junio</w:t>
-      </w:r>
-    </w:p>
-    <w:p>
-      <w:pPr>
-        <w:numPr>
-          <w:ilvl w:val="0"/>
-          <w:numId w:val="19"/>
-        </w:numPr>
-        <w:spacing w:before="100" w:beforeAutospacing="1" w:after="100" w:afterAutospacing="1" w:line="240" w:lineRule="auto"/>
-        <w:rPr>
-          <w:rFonts w:ascii="Calibri" w:eastAsia="Times New Roman" w:hAnsi="Calibri" w:cs="Calibri"/>
-        </w:rPr>
-      </w:pPr>
-      <w:r>
-        <w:rPr>
-          <w:rFonts w:ascii="Calibri" w:eastAsia="Times New Roman" w:hAnsi="Calibri" w:cs="Calibri"/>
-        </w:rPr>
-        <w:t>Consolidar las rutinas de desvío automático de errores de mayo de forma definitiva en producción.</w:t>
-      </w:r>
-    </w:p>
-    <w:p>
-      <w:pPr>
-        <w:numPr>
-          <w:ilvl w:val="0"/>
-          <w:numId w:val="19"/>
-        </w:numPr>
-        <w:spacing w:before="100" w:beforeAutospacing="1" w:after="100" w:afterAutospacing="1" w:line="240" w:lineRule="auto"/>
-        <w:rPr>
-          <w:rFonts w:ascii="Calibri" w:eastAsia="Times New Roman" w:hAnsi="Calibri" w:cs="Calibri"/>
-        </w:rPr>
-      </w:pPr>
-      <w:r>
-        <w:rPr>
-          <w:rFonts w:ascii="Calibri" w:eastAsia="Times New Roman" w:hAnsi="Calibri" w:cs="Calibri"/>
-        </w:rPr>
-        <w:t>Establecer esquemas de mapeo integrales unificados para insumos multilaterales en junio.</w:t>
-      </w:r>
-    </w:p>
-    <w:p>
-      <w:pPr>
-        <w:numPr>
-          <w:ilvl w:val="0"/>
-          <w:numId w:val="19"/>
-        </w:numPr>
-        <w:spacing w:before="100" w:beforeAutospacing="1" w:after="100" w:afterAutospacing="1" w:line="240" w:lineRule="auto"/>
-        <w:rPr>
-          <w:rFonts w:ascii="Calibri" w:eastAsia="Times New Roman" w:hAnsi="Calibri" w:cs="Calibri"/>
-        </w:rPr>
-      </w:pPr>
-      <w:r>
-        <w:rPr>
-          <w:rFonts w:ascii="Calibri" w:eastAsia="Times New Roman" w:hAnsi="Calibri" w:cs="Calibri"/>
-        </w:rPr>
-        <w:t>Certificar la comparativa trimestral de integridad de datos procesados al 30 de junio.</w:t>
-      </w:r>
-    </w:p>
-    <w:p>
-      <w:pPr>
-        <w:rPr>
-          <w:rFonts w:ascii="Calibri" w:eastAsia="Times New Roman" w:hAnsi="Calibri" w:cs="Calibri"/>
-        </w:rPr>
-      </w:pPr>
-      <w:r>
-        <w:rPr>
-          <w:rFonts w:ascii="Calibri" w:eastAsia="Times New Roman" w:hAnsi="Calibri" w:cs="Calibri"/>
-        </w:rPr>
-        <w:pict w14:anchorId="7FDA6292">
-          <v:rect id="_x0000_i1032" style="width:0;height:1.5pt" o:hralign="center" o:hrstd="t" o:hr="t" fillcolor="#a0a0a0" stroked="f"/>
-        </w:pict>
-      </w:r>
-    </w:p>
-    <w:p>
-      <w:pPr>
-        <w:pStyle w:val="NormalWeb"/>
-        <w:rPr>
-          <w:rFonts w:ascii="Calibri" w:hAnsi="Calibri" w:cs="Calibri"/>
-          <w:sz w:val="22"/>
-          <w:szCs w:val="22"/>
-        </w:rPr>
-      </w:pPr>
-      <w:r>
-        <w:rPr>
-          <w:rStyle w:val="Fuerte"/>
-          <w:rFonts w:ascii="Calibri" w:hAnsi="Calibri" w:cs="Calibri"/>
-          <w:sz w:val="22"/>
-          <w:szCs w:val="22"/>
-        </w:rPr>
-        <w:t>Comentarios adicionales:</w:t>
-      </w:r>
-    </w:p>
-    <w:p>
-      <w:pPr>
-        <w:pStyle w:val="NormalWeb"/>
-        <w:rPr>
-          <w:rFonts w:ascii="Calibri" w:hAnsi="Calibri" w:cs="Calibri"/>
-          <w:sz w:val="22"/>
-          <w:szCs w:val="22"/>
-        </w:rPr>
-      </w:pPr>
-      <w:r>
-        <w:rPr>
-          <w:rFonts w:ascii="Calibri" w:hAnsi="Calibri" w:cs="Calibri"/>
-          <w:sz w:val="22"/>
-          <w:szCs w:val="22"/>
-        </w:rPr>
-        <w:t>Este informe operativo ETL de mayo consolida la evidencia fidedigna de las fases de ingesta, depurando de forma segura 45 incoherencias de datos y validando con total éxito los formatos planos exigidos contractualmente.</w:t>
+        <w:t>* utilizando la técnica *COPY* (pg8000) de PostgreSQL en lugar de múltiples sentencias *INSERT* aisladas, maximizando aún más la latencia de respuesta.</w:t>
       </w:r>
     </w:p>
     <w:p>
@@ -1901,7 +1280,17 @@
                 <w:sz w:val="24"/>
                 <w:szCs w:val="24"/>
               </w:rPr>
-              <w:t>REVISÓ</w:t>
+              <w:t>REVI</w:t>
+            </w:r>
+            <w:r>
+              <w:rPr>
+                <w:rFonts w:ascii="Montserrat" w:hAnsi="Montserrat" w:cs="Noto Sans"/>
+                <w:b/>
+                <w:sz w:val="24"/>
+                <w:szCs w:val="24"/>
+              </w:rPr>
+              <w:lastRenderedPageBreak/>
+              <w:t>SÓ</w:t>
             </w:r>
           </w:p>
         </w:tc>
@@ -2659,6 +2048,155 @@
     </w:lvl>
   </w:abstractNum>
   <w:abstractNum w:abstractNumId="8" w15:restartNumberingAfterBreak="0">
+    <w:nsid w:val="0B4223EA"/>
+    <w:multiLevelType w:val="multilevel"/>
+    <w:tmpl w:val="DCA68316"/>
+    <w:lvl w:ilvl="0">
+      <w:start w:val="1"/>
+      <w:numFmt w:val="bullet"/>
+      <w:lvlText w:val=""/>
+      <w:lvlJc w:val="left"/>
+      <w:pPr>
+        <w:tabs>
+          <w:tab w:val="num" w:pos="720"/>
+        </w:tabs>
+        <w:ind w:left="720" w:hanging="360"/>
+      </w:pPr>
+      <w:rPr>
+        <w:rFonts w:ascii="Symbol" w:hAnsi="Symbol" w:hint="default"/>
+        <w:sz w:val="20"/>
+      </w:rPr>
+    </w:lvl>
+    <w:lvl w:ilvl="1" w:tentative="1">
+      <w:start w:val="1"/>
+      <w:numFmt w:val="bullet"/>
+      <w:lvlText w:val="o"/>
+      <w:lvlJc w:val="left"/>
+      <w:pPr>
+        <w:tabs>
+          <w:tab w:val="num" w:pos="1440"/>
+        </w:tabs>
+        <w:ind w:left="1440" w:hanging="360"/>
+      </w:pPr>
+      <w:rPr>
+        <w:rFonts w:ascii="Courier New" w:hAnsi="Courier New" w:hint="default"/>
+        <w:sz w:val="20"/>
+      </w:rPr>
+    </w:lvl>
+    <w:lvl w:ilvl="2" w:tentative="1">
+      <w:start w:val="1"/>
+      <w:numFmt w:val="bullet"/>
+      <w:lvlText w:val=""/>
+      <w:lvlJc w:val="left"/>
+      <w:pPr>
+        <w:tabs>
+          <w:tab w:val="num" w:pos="2160"/>
+        </w:tabs>
+        <w:ind w:left="2160" w:hanging="360"/>
+      </w:pPr>
+      <w:rPr>
+        <w:rFonts w:ascii="Wingdings" w:hAnsi="Wingdings" w:hint="default"/>
+        <w:sz w:val="20"/>
+      </w:rPr>
+    </w:lvl>
+    <w:lvl w:ilvl="3" w:tentative="1">
+      <w:start w:val="1"/>
+      <w:numFmt w:val="bullet"/>
+      <w:lvlText w:val=""/>
+      <w:lvlJc w:val="left"/>
+      <w:pPr>
+        <w:tabs>
+          <w:tab w:val="num" w:pos="2880"/>
+        </w:tabs>
+        <w:ind w:left="2880" w:hanging="360"/>
+      </w:pPr>
+      <w:rPr>
+        <w:rFonts w:ascii="Wingdings" w:hAnsi="Wingdings" w:hint="default"/>
+        <w:sz w:val="20"/>
+      </w:rPr>
+    </w:lvl>
+    <w:lvl w:ilvl="4" w:tentative="1">
+      <w:start w:val="1"/>
+      <w:numFmt w:val="bullet"/>
+      <w:lvlText w:val=""/>
+      <w:lvlJc w:val="left"/>
+      <w:pPr>
+        <w:tabs>
+          <w:tab w:val="num" w:pos="3600"/>
+        </w:tabs>
+        <w:ind w:left="3600" w:hanging="360"/>
+      </w:pPr>
+      <w:rPr>
+        <w:rFonts w:ascii="Wingdings" w:hAnsi="Wingdings" w:hint="default"/>
+        <w:sz w:val="20"/>
+      </w:rPr>
+    </w:lvl>
+    <w:lvl w:ilvl="5" w:tentative="1">
+      <w:start w:val="1"/>
+      <w:numFmt w:val="bullet"/>
+      <w:lvlText w:val=""/>
+      <w:lvlJc w:val="left"/>
+      <w:pPr>
+        <w:tabs>
+          <w:tab w:val="num" w:pos="4320"/>
+        </w:tabs>
+        <w:ind w:left="4320" w:hanging="360"/>
+      </w:pPr>
+      <w:rPr>
+        <w:rFonts w:ascii="Wingdings" w:hAnsi="Wingdings" w:hint="default"/>
+        <w:sz w:val="20"/>
+      </w:rPr>
+    </w:lvl>
+    <w:lvl w:ilvl="6" w:tentative="1">
+      <w:start w:val="1"/>
+      <w:numFmt w:val="bullet"/>
+      <w:lvlText w:val=""/>
+      <w:lvlJc w:val="left"/>
+      <w:pPr>
+        <w:tabs>
+          <w:tab w:val="num" w:pos="5040"/>
+        </w:tabs>
+        <w:ind w:left="5040" w:hanging="360"/>
+      </w:pPr>
+      <w:rPr>
+        <w:rFonts w:ascii="Wingdings" w:hAnsi="Wingdings" w:hint="default"/>
+        <w:sz w:val="20"/>
+      </w:rPr>
+    </w:lvl>
+    <w:lvl w:ilvl="7" w:tentative="1">
+      <w:start w:val="1"/>
+      <w:numFmt w:val="bullet"/>
+      <w:lvlText w:val=""/>
+      <w:lvlJc w:val="left"/>
+      <w:pPr>
+        <w:tabs>
+          <w:tab w:val="num" w:pos="5760"/>
+        </w:tabs>
+        <w:ind w:left="5760" w:hanging="360"/>
+      </w:pPr>
+      <w:rPr>
+        <w:rFonts w:ascii="Wingdings" w:hAnsi="Wingdings" w:hint="default"/>
+        <w:sz w:val="20"/>
+      </w:rPr>
+    </w:lvl>
+    <w:lvl w:ilvl="8" w:tentative="1">
+      <w:start w:val="1"/>
+      <w:numFmt w:val="bullet"/>
+      <w:lvlText w:val=""/>
+      <w:lvlJc w:val="left"/>
+      <w:pPr>
+        <w:tabs>
+          <w:tab w:val="num" w:pos="6480"/>
+        </w:tabs>
+        <w:ind w:left="6480" w:hanging="360"/>
+      </w:pPr>
+      <w:rPr>
+        <w:rFonts w:ascii="Wingdings" w:hAnsi="Wingdings" w:hint="default"/>
+        <w:sz w:val="20"/>
+      </w:rPr>
+    </w:lvl>
+  </w:abstractNum>
+  <w:abstractNum w:abstractNumId="9" w15:restartNumberingAfterBreak="0">
     <w:nsid w:val="14A24D95"/>
     <w:multiLevelType w:val="hybridMultilevel"/>
     <w:tmpl w:val="0EDC7788"/>
@@ -2771,10 +2309,10 @@
       </w:rPr>
     </w:lvl>
   </w:abstractNum>
-  <w:abstractNum w:abstractNumId="9" w15:restartNumberingAfterBreak="0">
-    <w:nsid w:val="249D52DD"/>
+  <w:abstractNum w:abstractNumId="10" w15:restartNumberingAfterBreak="0">
+    <w:nsid w:val="15DA0B25"/>
     <w:multiLevelType w:val="multilevel"/>
-    <w:tmpl w:val="E2C652F4"/>
+    <w:tmpl w:val="53C41D9A"/>
     <w:lvl w:ilvl="0">
       <w:start w:val="1"/>
       <w:numFmt w:val="bullet"/>
@@ -2920,305 +2458,7 @@
       </w:rPr>
     </w:lvl>
   </w:abstractNum>
-  <w:abstractNum w:abstractNumId="10" w15:restartNumberingAfterBreak="0">
-    <w:nsid w:val="25ED3516"/>
-    <w:multiLevelType w:val="multilevel"/>
-    <w:tmpl w:val="9D5204AE"/>
-    <w:lvl w:ilvl="0">
-      <w:start w:val="1"/>
-      <w:numFmt w:val="bullet"/>
-      <w:lvlText w:val=""/>
-      <w:lvlJc w:val="left"/>
-      <w:pPr>
-        <w:tabs>
-          <w:tab w:val="num" w:pos="720"/>
-        </w:tabs>
-        <w:ind w:left="720" w:hanging="360"/>
-      </w:pPr>
-      <w:rPr>
-        <w:rFonts w:ascii="Symbol" w:hAnsi="Symbol" w:hint="default"/>
-        <w:sz w:val="20"/>
-      </w:rPr>
-    </w:lvl>
-    <w:lvl w:ilvl="1" w:tentative="1">
-      <w:start w:val="1"/>
-      <w:numFmt w:val="bullet"/>
-      <w:lvlText w:val="o"/>
-      <w:lvlJc w:val="left"/>
-      <w:pPr>
-        <w:tabs>
-          <w:tab w:val="num" w:pos="1440"/>
-        </w:tabs>
-        <w:ind w:left="1440" w:hanging="360"/>
-      </w:pPr>
-      <w:rPr>
-        <w:rFonts w:ascii="Courier New" w:hAnsi="Courier New" w:hint="default"/>
-        <w:sz w:val="20"/>
-      </w:rPr>
-    </w:lvl>
-    <w:lvl w:ilvl="2" w:tentative="1">
-      <w:start w:val="1"/>
-      <w:numFmt w:val="bullet"/>
-      <w:lvlText w:val=""/>
-      <w:lvlJc w:val="left"/>
-      <w:pPr>
-        <w:tabs>
-          <w:tab w:val="num" w:pos="2160"/>
-        </w:tabs>
-        <w:ind w:left="2160" w:hanging="360"/>
-      </w:pPr>
-      <w:rPr>
-        <w:rFonts w:ascii="Wingdings" w:hAnsi="Wingdings" w:hint="default"/>
-        <w:sz w:val="20"/>
-      </w:rPr>
-    </w:lvl>
-    <w:lvl w:ilvl="3" w:tentative="1">
-      <w:start w:val="1"/>
-      <w:numFmt w:val="bullet"/>
-      <w:lvlText w:val=""/>
-      <w:lvlJc w:val="left"/>
-      <w:pPr>
-        <w:tabs>
-          <w:tab w:val="num" w:pos="2880"/>
-        </w:tabs>
-        <w:ind w:left="2880" w:hanging="360"/>
-      </w:pPr>
-      <w:rPr>
-        <w:rFonts w:ascii="Wingdings" w:hAnsi="Wingdings" w:hint="default"/>
-        <w:sz w:val="20"/>
-      </w:rPr>
-    </w:lvl>
-    <w:lvl w:ilvl="4" w:tentative="1">
-      <w:start w:val="1"/>
-      <w:numFmt w:val="bullet"/>
-      <w:lvlText w:val=""/>
-      <w:lvlJc w:val="left"/>
-      <w:pPr>
-        <w:tabs>
-          <w:tab w:val="num" w:pos="3600"/>
-        </w:tabs>
-        <w:ind w:left="3600" w:hanging="360"/>
-      </w:pPr>
-      <w:rPr>
-        <w:rFonts w:ascii="Wingdings" w:hAnsi="Wingdings" w:hint="default"/>
-        <w:sz w:val="20"/>
-      </w:rPr>
-    </w:lvl>
-    <w:lvl w:ilvl="5" w:tentative="1">
-      <w:start w:val="1"/>
-      <w:numFmt w:val="bullet"/>
-      <w:lvlText w:val=""/>
-      <w:lvlJc w:val="left"/>
-      <w:pPr>
-        <w:tabs>
-          <w:tab w:val="num" w:pos="4320"/>
-        </w:tabs>
-        <w:ind w:left="4320" w:hanging="360"/>
-      </w:pPr>
-      <w:rPr>
-        <w:rFonts w:ascii="Wingdings" w:hAnsi="Wingdings" w:hint="default"/>
-        <w:sz w:val="20"/>
-      </w:rPr>
-    </w:lvl>
-    <w:lvl w:ilvl="6" w:tentative="1">
-      <w:start w:val="1"/>
-      <w:numFmt w:val="bullet"/>
-      <w:lvlText w:val=""/>
-      <w:lvlJc w:val="left"/>
-      <w:pPr>
-        <w:tabs>
-          <w:tab w:val="num" w:pos="5040"/>
-        </w:tabs>
-        <w:ind w:left="5040" w:hanging="360"/>
-      </w:pPr>
-      <w:rPr>
-        <w:rFonts w:ascii="Wingdings" w:hAnsi="Wingdings" w:hint="default"/>
-        <w:sz w:val="20"/>
-      </w:rPr>
-    </w:lvl>
-    <w:lvl w:ilvl="7" w:tentative="1">
-      <w:start w:val="1"/>
-      <w:numFmt w:val="bullet"/>
-      <w:lvlText w:val=""/>
-      <w:lvlJc w:val="left"/>
-      <w:pPr>
-        <w:tabs>
-          <w:tab w:val="num" w:pos="5760"/>
-        </w:tabs>
-        <w:ind w:left="5760" w:hanging="360"/>
-      </w:pPr>
-      <w:rPr>
-        <w:rFonts w:ascii="Wingdings" w:hAnsi="Wingdings" w:hint="default"/>
-        <w:sz w:val="20"/>
-      </w:rPr>
-    </w:lvl>
-    <w:lvl w:ilvl="8" w:tentative="1">
-      <w:start w:val="1"/>
-      <w:numFmt w:val="bullet"/>
-      <w:lvlText w:val=""/>
-      <w:lvlJc w:val="left"/>
-      <w:pPr>
-        <w:tabs>
-          <w:tab w:val="num" w:pos="6480"/>
-        </w:tabs>
-        <w:ind w:left="6480" w:hanging="360"/>
-      </w:pPr>
-      <w:rPr>
-        <w:rFonts w:ascii="Wingdings" w:hAnsi="Wingdings" w:hint="default"/>
-        <w:sz w:val="20"/>
-      </w:rPr>
-    </w:lvl>
-  </w:abstractNum>
   <w:abstractNum w:abstractNumId="11" w15:restartNumberingAfterBreak="0">
-    <w:nsid w:val="28DC36EB"/>
-    <w:multiLevelType w:val="multilevel"/>
-    <w:tmpl w:val="0D02602E"/>
-    <w:lvl w:ilvl="0">
-      <w:start w:val="1"/>
-      <w:numFmt w:val="bullet"/>
-      <w:lvlText w:val=""/>
-      <w:lvlJc w:val="left"/>
-      <w:pPr>
-        <w:tabs>
-          <w:tab w:val="num" w:pos="720"/>
-        </w:tabs>
-        <w:ind w:left="720" w:hanging="360"/>
-      </w:pPr>
-      <w:rPr>
-        <w:rFonts w:ascii="Symbol" w:hAnsi="Symbol" w:hint="default"/>
-        <w:sz w:val="20"/>
-      </w:rPr>
-    </w:lvl>
-    <w:lvl w:ilvl="1" w:tentative="1">
-      <w:start w:val="1"/>
-      <w:numFmt w:val="bullet"/>
-      <w:lvlText w:val="o"/>
-      <w:lvlJc w:val="left"/>
-      <w:pPr>
-        <w:tabs>
-          <w:tab w:val="num" w:pos="1440"/>
-        </w:tabs>
-        <w:ind w:left="1440" w:hanging="360"/>
-      </w:pPr>
-      <w:rPr>
-        <w:rFonts w:ascii="Courier New" w:hAnsi="Courier New" w:hint="default"/>
-        <w:sz w:val="20"/>
-      </w:rPr>
-    </w:lvl>
-    <w:lvl w:ilvl="2" w:tentative="1">
-      <w:start w:val="1"/>
-      <w:numFmt w:val="bullet"/>
-      <w:lvlText w:val=""/>
-      <w:lvlJc w:val="left"/>
-      <w:pPr>
-        <w:tabs>
-          <w:tab w:val="num" w:pos="2160"/>
-        </w:tabs>
-        <w:ind w:left="2160" w:hanging="360"/>
-      </w:pPr>
-      <w:rPr>
-        <w:rFonts w:ascii="Wingdings" w:hAnsi="Wingdings" w:hint="default"/>
-        <w:sz w:val="20"/>
-      </w:rPr>
-    </w:lvl>
-    <w:lvl w:ilvl="3" w:tentative="1">
-      <w:start w:val="1"/>
-      <w:numFmt w:val="bullet"/>
-      <w:lvlText w:val=""/>
-      <w:lvlJc w:val="left"/>
-      <w:pPr>
-        <w:tabs>
-          <w:tab w:val="num" w:pos="2880"/>
-        </w:tabs>
-        <w:ind w:left="2880" w:hanging="360"/>
-      </w:pPr>
-      <w:rPr>
-        <w:rFonts w:ascii="Wingdings" w:hAnsi="Wingdings" w:hint="default"/>
-        <w:sz w:val="20"/>
-      </w:rPr>
-    </w:lvl>
-    <w:lvl w:ilvl="4" w:tentative="1">
-      <w:start w:val="1"/>
-      <w:numFmt w:val="bullet"/>
-      <w:lvlText w:val=""/>
-      <w:lvlJc w:val="left"/>
-      <w:pPr>
-        <w:tabs>
-          <w:tab w:val="num" w:pos="3600"/>
-        </w:tabs>
-        <w:ind w:left="3600" w:hanging="360"/>
-      </w:pPr>
-      <w:rPr>
-        <w:rFonts w:ascii="Wingdings" w:hAnsi="Wingdings" w:hint="default"/>
-        <w:sz w:val="20"/>
-      </w:rPr>
-    </w:lvl>
-    <w:lvl w:ilvl="5" w:tentative="1">
-      <w:start w:val="1"/>
-      <w:numFmt w:val="bullet"/>
-      <w:lvlText w:val=""/>
-      <w:lvlJc w:val="left"/>
-      <w:pPr>
-        <w:tabs>
-          <w:tab w:val="num" w:pos="4320"/>
-        </w:tabs>
-        <w:ind w:left="4320" w:hanging="360"/>
-      </w:pPr>
-      <w:rPr>
-        <w:rFonts w:ascii="Wingdings" w:hAnsi="Wingdings" w:hint="default"/>
-        <w:sz w:val="20"/>
-      </w:rPr>
-    </w:lvl>
-    <w:lvl w:ilvl="6" w:tentative="1">
-      <w:start w:val="1"/>
-      <w:numFmt w:val="bullet"/>
-      <w:lvlText w:val=""/>
-      <w:lvlJc w:val="left"/>
-      <w:pPr>
-        <w:tabs>
-          <w:tab w:val="num" w:pos="5040"/>
-        </w:tabs>
-        <w:ind w:left="5040" w:hanging="360"/>
-      </w:pPr>
-      <w:rPr>
-        <w:rFonts w:ascii="Wingdings" w:hAnsi="Wingdings" w:hint="default"/>
-        <w:sz w:val="20"/>
-      </w:rPr>
-    </w:lvl>
-    <w:lvl w:ilvl="7" w:tentative="1">
-      <w:start w:val="1"/>
-      <w:numFmt w:val="bullet"/>
-      <w:lvlText w:val=""/>
-      <w:lvlJc w:val="left"/>
-      <w:pPr>
-        <w:tabs>
-          <w:tab w:val="num" w:pos="5760"/>
-        </w:tabs>
-        <w:ind w:left="5760" w:hanging="360"/>
-      </w:pPr>
-      <w:rPr>
-        <w:rFonts w:ascii="Wingdings" w:hAnsi="Wingdings" w:hint="default"/>
-        <w:sz w:val="20"/>
-      </w:rPr>
-    </w:lvl>
-    <w:lvl w:ilvl="8" w:tentative="1">
-      <w:start w:val="1"/>
-      <w:numFmt w:val="bullet"/>
-      <w:lvlText w:val=""/>
-      <w:lvlJc w:val="left"/>
-      <w:pPr>
-        <w:tabs>
-          <w:tab w:val="num" w:pos="6480"/>
-        </w:tabs>
-        <w:ind w:left="6480" w:hanging="360"/>
-      </w:pPr>
-      <w:rPr>
-        <w:rFonts w:ascii="Wingdings" w:hAnsi="Wingdings" w:hint="default"/>
-        <w:sz w:val="20"/>
-      </w:rPr>
-    </w:lvl>
-  </w:abstractNum>
-  <w:abstractNum w:abstractNumId="12" w15:restartNumberingAfterBreak="0">
     <w:nsid w:val="28FF771F"/>
     <w:multiLevelType w:val="hybridMultilevel"/>
     <w:tmpl w:val="660C7888"/>
@@ -3331,10 +2571,10 @@
       </w:rPr>
     </w:lvl>
   </w:abstractNum>
-  <w:abstractNum w:abstractNumId="13" w15:restartNumberingAfterBreak="0">
-    <w:nsid w:val="295F532D"/>
+  <w:abstractNum w:abstractNumId="12" w15:restartNumberingAfterBreak="0">
+    <w:nsid w:val="4FF4105E"/>
     <w:multiLevelType w:val="multilevel"/>
-    <w:tmpl w:val="673E4392"/>
+    <w:tmpl w:val="A538FECC"/>
     <w:lvl w:ilvl="0">
       <w:start w:val="1"/>
       <w:numFmt w:val="bullet"/>
@@ -3480,305 +2720,7 @@
       </w:rPr>
     </w:lvl>
   </w:abstractNum>
-  <w:abstractNum w:abstractNumId="14" w15:restartNumberingAfterBreak="0">
-    <w:nsid w:val="307409DC"/>
-    <w:multiLevelType w:val="multilevel"/>
-    <w:tmpl w:val="F4BC81F6"/>
-    <w:lvl w:ilvl="0">
-      <w:start w:val="1"/>
-      <w:numFmt w:val="bullet"/>
-      <w:lvlText w:val=""/>
-      <w:lvlJc w:val="left"/>
-      <w:pPr>
-        <w:tabs>
-          <w:tab w:val="num" w:pos="720"/>
-        </w:tabs>
-        <w:ind w:left="720" w:hanging="360"/>
-      </w:pPr>
-      <w:rPr>
-        <w:rFonts w:ascii="Symbol" w:hAnsi="Symbol" w:hint="default"/>
-        <w:sz w:val="20"/>
-      </w:rPr>
-    </w:lvl>
-    <w:lvl w:ilvl="1" w:tentative="1">
-      <w:start w:val="1"/>
-      <w:numFmt w:val="bullet"/>
-      <w:lvlText w:val="o"/>
-      <w:lvlJc w:val="left"/>
-      <w:pPr>
-        <w:tabs>
-          <w:tab w:val="num" w:pos="1440"/>
-        </w:tabs>
-        <w:ind w:left="1440" w:hanging="360"/>
-      </w:pPr>
-      <w:rPr>
-        <w:rFonts w:ascii="Courier New" w:hAnsi="Courier New" w:hint="default"/>
-        <w:sz w:val="20"/>
-      </w:rPr>
-    </w:lvl>
-    <w:lvl w:ilvl="2" w:tentative="1">
-      <w:start w:val="1"/>
-      <w:numFmt w:val="bullet"/>
-      <w:lvlText w:val=""/>
-      <w:lvlJc w:val="left"/>
-      <w:pPr>
-        <w:tabs>
-          <w:tab w:val="num" w:pos="2160"/>
-        </w:tabs>
-        <w:ind w:left="2160" w:hanging="360"/>
-      </w:pPr>
-      <w:rPr>
-        <w:rFonts w:ascii="Wingdings" w:hAnsi="Wingdings" w:hint="default"/>
-        <w:sz w:val="20"/>
-      </w:rPr>
-    </w:lvl>
-    <w:lvl w:ilvl="3" w:tentative="1">
-      <w:start w:val="1"/>
-      <w:numFmt w:val="bullet"/>
-      <w:lvlText w:val=""/>
-      <w:lvlJc w:val="left"/>
-      <w:pPr>
-        <w:tabs>
-          <w:tab w:val="num" w:pos="2880"/>
-        </w:tabs>
-        <w:ind w:left="2880" w:hanging="360"/>
-      </w:pPr>
-      <w:rPr>
-        <w:rFonts w:ascii="Wingdings" w:hAnsi="Wingdings" w:hint="default"/>
-        <w:sz w:val="20"/>
-      </w:rPr>
-    </w:lvl>
-    <w:lvl w:ilvl="4" w:tentative="1">
-      <w:start w:val="1"/>
-      <w:numFmt w:val="bullet"/>
-      <w:lvlText w:val=""/>
-      <w:lvlJc w:val="left"/>
-      <w:pPr>
-        <w:tabs>
-          <w:tab w:val="num" w:pos="3600"/>
-        </w:tabs>
-        <w:ind w:left="3600" w:hanging="360"/>
-      </w:pPr>
-      <w:rPr>
-        <w:rFonts w:ascii="Wingdings" w:hAnsi="Wingdings" w:hint="default"/>
-        <w:sz w:val="20"/>
-      </w:rPr>
-    </w:lvl>
-    <w:lvl w:ilvl="5" w:tentative="1">
-      <w:start w:val="1"/>
-      <w:numFmt w:val="bullet"/>
-      <w:lvlText w:val=""/>
-      <w:lvlJc w:val="left"/>
-      <w:pPr>
-        <w:tabs>
-          <w:tab w:val="num" w:pos="4320"/>
-        </w:tabs>
-        <w:ind w:left="4320" w:hanging="360"/>
-      </w:pPr>
-      <w:rPr>
-        <w:rFonts w:ascii="Wingdings" w:hAnsi="Wingdings" w:hint="default"/>
-        <w:sz w:val="20"/>
-      </w:rPr>
-    </w:lvl>
-    <w:lvl w:ilvl="6" w:tentative="1">
-      <w:start w:val="1"/>
-      <w:numFmt w:val="bullet"/>
-      <w:lvlText w:val=""/>
-      <w:lvlJc w:val="left"/>
-      <w:pPr>
-        <w:tabs>
-          <w:tab w:val="num" w:pos="5040"/>
-        </w:tabs>
-        <w:ind w:left="5040" w:hanging="360"/>
-      </w:pPr>
-      <w:rPr>
-        <w:rFonts w:ascii="Wingdings" w:hAnsi="Wingdings" w:hint="default"/>
-        <w:sz w:val="20"/>
-      </w:rPr>
-    </w:lvl>
-    <w:lvl w:ilvl="7" w:tentative="1">
-      <w:start w:val="1"/>
-      <w:numFmt w:val="bullet"/>
-      <w:lvlText w:val=""/>
-      <w:lvlJc w:val="left"/>
-      <w:pPr>
-        <w:tabs>
-          <w:tab w:val="num" w:pos="5760"/>
-        </w:tabs>
-        <w:ind w:left="5760" w:hanging="360"/>
-      </w:pPr>
-      <w:rPr>
-        <w:rFonts w:ascii="Wingdings" w:hAnsi="Wingdings" w:hint="default"/>
-        <w:sz w:val="20"/>
-      </w:rPr>
-    </w:lvl>
-    <w:lvl w:ilvl="8" w:tentative="1">
-      <w:start w:val="1"/>
-      <w:numFmt w:val="bullet"/>
-      <w:lvlText w:val=""/>
-      <w:lvlJc w:val="left"/>
-      <w:pPr>
-        <w:tabs>
-          <w:tab w:val="num" w:pos="6480"/>
-        </w:tabs>
-        <w:ind w:left="6480" w:hanging="360"/>
-      </w:pPr>
-      <w:rPr>
-        <w:rFonts w:ascii="Wingdings" w:hAnsi="Wingdings" w:hint="default"/>
-        <w:sz w:val="20"/>
-      </w:rPr>
-    </w:lvl>
-  </w:abstractNum>
-  <w:abstractNum w:abstractNumId="15" w15:restartNumberingAfterBreak="0">
-    <w:nsid w:val="3F5D25FC"/>
-    <w:multiLevelType w:val="multilevel"/>
-    <w:tmpl w:val="BA8C0938"/>
-    <w:lvl w:ilvl="0">
-      <w:start w:val="1"/>
-      <w:numFmt w:val="bullet"/>
-      <w:lvlText w:val=""/>
-      <w:lvlJc w:val="left"/>
-      <w:pPr>
-        <w:tabs>
-          <w:tab w:val="num" w:pos="720"/>
-        </w:tabs>
-        <w:ind w:left="720" w:hanging="360"/>
-      </w:pPr>
-      <w:rPr>
-        <w:rFonts w:ascii="Symbol" w:hAnsi="Symbol" w:hint="default"/>
-        <w:sz w:val="20"/>
-      </w:rPr>
-    </w:lvl>
-    <w:lvl w:ilvl="1" w:tentative="1">
-      <w:start w:val="1"/>
-      <w:numFmt w:val="bullet"/>
-      <w:lvlText w:val="o"/>
-      <w:lvlJc w:val="left"/>
-      <w:pPr>
-        <w:tabs>
-          <w:tab w:val="num" w:pos="1440"/>
-        </w:tabs>
-        <w:ind w:left="1440" w:hanging="360"/>
-      </w:pPr>
-      <w:rPr>
-        <w:rFonts w:ascii="Courier New" w:hAnsi="Courier New" w:hint="default"/>
-        <w:sz w:val="20"/>
-      </w:rPr>
-    </w:lvl>
-    <w:lvl w:ilvl="2" w:tentative="1">
-      <w:start w:val="1"/>
-      <w:numFmt w:val="bullet"/>
-      <w:lvlText w:val=""/>
-      <w:lvlJc w:val="left"/>
-      <w:pPr>
-        <w:tabs>
-          <w:tab w:val="num" w:pos="2160"/>
-        </w:tabs>
-        <w:ind w:left="2160" w:hanging="360"/>
-      </w:pPr>
-      <w:rPr>
-        <w:rFonts w:ascii="Wingdings" w:hAnsi="Wingdings" w:hint="default"/>
-        <w:sz w:val="20"/>
-      </w:rPr>
-    </w:lvl>
-    <w:lvl w:ilvl="3" w:tentative="1">
-      <w:start w:val="1"/>
-      <w:numFmt w:val="bullet"/>
-      <w:lvlText w:val=""/>
-      <w:lvlJc w:val="left"/>
-      <w:pPr>
-        <w:tabs>
-          <w:tab w:val="num" w:pos="2880"/>
-        </w:tabs>
-        <w:ind w:left="2880" w:hanging="360"/>
-      </w:pPr>
-      <w:rPr>
-        <w:rFonts w:ascii="Wingdings" w:hAnsi="Wingdings" w:hint="default"/>
-        <w:sz w:val="20"/>
-      </w:rPr>
-    </w:lvl>
-    <w:lvl w:ilvl="4" w:tentative="1">
-      <w:start w:val="1"/>
-      <w:numFmt w:val="bullet"/>
-      <w:lvlText w:val=""/>
-      <w:lvlJc w:val="left"/>
-      <w:pPr>
-        <w:tabs>
-          <w:tab w:val="num" w:pos="3600"/>
-        </w:tabs>
-        <w:ind w:left="3600" w:hanging="360"/>
-      </w:pPr>
-      <w:rPr>
-        <w:rFonts w:ascii="Wingdings" w:hAnsi="Wingdings" w:hint="default"/>
-        <w:sz w:val="20"/>
-      </w:rPr>
-    </w:lvl>
-    <w:lvl w:ilvl="5" w:tentative="1">
-      <w:start w:val="1"/>
-      <w:numFmt w:val="bullet"/>
-      <w:lvlText w:val=""/>
-      <w:lvlJc w:val="left"/>
-      <w:pPr>
-        <w:tabs>
-          <w:tab w:val="num" w:pos="4320"/>
-        </w:tabs>
-        <w:ind w:left="4320" w:hanging="360"/>
-      </w:pPr>
-      <w:rPr>
-        <w:rFonts w:ascii="Wingdings" w:hAnsi="Wingdings" w:hint="default"/>
-        <w:sz w:val="20"/>
-      </w:rPr>
-    </w:lvl>
-    <w:lvl w:ilvl="6" w:tentative="1">
-      <w:start w:val="1"/>
-      <w:numFmt w:val="bullet"/>
-      <w:lvlText w:val=""/>
-      <w:lvlJc w:val="left"/>
-      <w:pPr>
-        <w:tabs>
-          <w:tab w:val="num" w:pos="5040"/>
-        </w:tabs>
-        <w:ind w:left="5040" w:hanging="360"/>
-      </w:pPr>
-      <w:rPr>
-        <w:rFonts w:ascii="Wingdings" w:hAnsi="Wingdings" w:hint="default"/>
-        <w:sz w:val="20"/>
-      </w:rPr>
-    </w:lvl>
-    <w:lvl w:ilvl="7" w:tentative="1">
-      <w:start w:val="1"/>
-      <w:numFmt w:val="bullet"/>
-      <w:lvlText w:val=""/>
-      <w:lvlJc w:val="left"/>
-      <w:pPr>
-        <w:tabs>
-          <w:tab w:val="num" w:pos="5760"/>
-        </w:tabs>
-        <w:ind w:left="5760" w:hanging="360"/>
-      </w:pPr>
-      <w:rPr>
-        <w:rFonts w:ascii="Wingdings" w:hAnsi="Wingdings" w:hint="default"/>
-        <w:sz w:val="20"/>
-      </w:rPr>
-    </w:lvl>
-    <w:lvl w:ilvl="8" w:tentative="1">
-      <w:start w:val="1"/>
-      <w:numFmt w:val="bullet"/>
-      <w:lvlText w:val=""/>
-      <w:lvlJc w:val="left"/>
-      <w:pPr>
-        <w:tabs>
-          <w:tab w:val="num" w:pos="6480"/>
-        </w:tabs>
-        <w:ind w:left="6480" w:hanging="360"/>
-      </w:pPr>
-      <w:rPr>
-        <w:rFonts w:ascii="Wingdings" w:hAnsi="Wingdings" w:hint="default"/>
-        <w:sz w:val="20"/>
-      </w:rPr>
-    </w:lvl>
-  </w:abstractNum>
-  <w:abstractNum w:abstractNumId="16" w15:restartNumberingAfterBreak="0">
+  <w:abstractNum w:abstractNumId="13" w15:restartNumberingAfterBreak="0">
     <w:nsid w:val="52D74056"/>
     <w:multiLevelType w:val="hybridMultilevel"/>
     <w:tmpl w:val="F8E884D6"/>
@@ -3867,7 +2809,7 @@
       </w:pPr>
     </w:lvl>
   </w:abstractNum>
-  <w:abstractNum w:abstractNumId="17" w15:restartNumberingAfterBreak="0">
+  <w:abstractNum w:abstractNumId="14" w15:restartNumberingAfterBreak="0">
     <w:nsid w:val="53C20551"/>
     <w:multiLevelType w:val="hybridMultilevel"/>
     <w:tmpl w:val="9EBC212E"/>
@@ -3956,10 +2898,159 @@
       </w:pPr>
     </w:lvl>
   </w:abstractNum>
-  <w:abstractNum w:abstractNumId="18" w15:restartNumberingAfterBreak="0">
-    <w:nsid w:val="6BCC42E4"/>
+  <w:abstractNum w:abstractNumId="15" w15:restartNumberingAfterBreak="0">
+    <w:nsid w:val="6B4E6E99"/>
     <w:multiLevelType w:val="multilevel"/>
-    <w:tmpl w:val="CB681070"/>
+    <w:tmpl w:val="81E6D194"/>
+    <w:lvl w:ilvl="0">
+      <w:start w:val="1"/>
+      <w:numFmt w:val="bullet"/>
+      <w:lvlText w:val=""/>
+      <w:lvlJc w:val="left"/>
+      <w:pPr>
+        <w:tabs>
+          <w:tab w:val="num" w:pos="720"/>
+        </w:tabs>
+        <w:ind w:left="720" w:hanging="360"/>
+      </w:pPr>
+      <w:rPr>
+        <w:rFonts w:ascii="Symbol" w:hAnsi="Symbol" w:hint="default"/>
+        <w:sz w:val="20"/>
+      </w:rPr>
+    </w:lvl>
+    <w:lvl w:ilvl="1" w:tentative="1">
+      <w:start w:val="1"/>
+      <w:numFmt w:val="bullet"/>
+      <w:lvlText w:val="o"/>
+      <w:lvlJc w:val="left"/>
+      <w:pPr>
+        <w:tabs>
+          <w:tab w:val="num" w:pos="1440"/>
+        </w:tabs>
+        <w:ind w:left="1440" w:hanging="360"/>
+      </w:pPr>
+      <w:rPr>
+        <w:rFonts w:ascii="Courier New" w:hAnsi="Courier New" w:hint="default"/>
+        <w:sz w:val="20"/>
+      </w:rPr>
+    </w:lvl>
+    <w:lvl w:ilvl="2" w:tentative="1">
+      <w:start w:val="1"/>
+      <w:numFmt w:val="bullet"/>
+      <w:lvlText w:val=""/>
+      <w:lvlJc w:val="left"/>
+      <w:pPr>
+        <w:tabs>
+          <w:tab w:val="num" w:pos="2160"/>
+        </w:tabs>
+        <w:ind w:left="2160" w:hanging="360"/>
+      </w:pPr>
+      <w:rPr>
+        <w:rFonts w:ascii="Wingdings" w:hAnsi="Wingdings" w:hint="default"/>
+        <w:sz w:val="20"/>
+      </w:rPr>
+    </w:lvl>
+    <w:lvl w:ilvl="3" w:tentative="1">
+      <w:start w:val="1"/>
+      <w:numFmt w:val="bullet"/>
+      <w:lvlText w:val=""/>
+      <w:lvlJc w:val="left"/>
+      <w:pPr>
+        <w:tabs>
+          <w:tab w:val="num" w:pos="2880"/>
+        </w:tabs>
+        <w:ind w:left="2880" w:hanging="360"/>
+      </w:pPr>
+      <w:rPr>
+        <w:rFonts w:ascii="Wingdings" w:hAnsi="Wingdings" w:hint="default"/>
+        <w:sz w:val="20"/>
+      </w:rPr>
+    </w:lvl>
+    <w:lvl w:ilvl="4" w:tentative="1">
+      <w:start w:val="1"/>
+      <w:numFmt w:val="bullet"/>
+      <w:lvlText w:val=""/>
+      <w:lvlJc w:val="left"/>
+      <w:pPr>
+        <w:tabs>
+          <w:tab w:val="num" w:pos="3600"/>
+        </w:tabs>
+        <w:ind w:left="3600" w:hanging="360"/>
+      </w:pPr>
+      <w:rPr>
+        <w:rFonts w:ascii="Wingdings" w:hAnsi="Wingdings" w:hint="default"/>
+        <w:sz w:val="20"/>
+      </w:rPr>
+    </w:lvl>
+    <w:lvl w:ilvl="5" w:tentative="1">
+      <w:start w:val="1"/>
+      <w:numFmt w:val="bullet"/>
+      <w:lvlText w:val=""/>
+      <w:lvlJc w:val="left"/>
+      <w:pPr>
+        <w:tabs>
+          <w:tab w:val="num" w:pos="4320"/>
+        </w:tabs>
+        <w:ind w:left="4320" w:hanging="360"/>
+      </w:pPr>
+      <w:rPr>
+        <w:rFonts w:ascii="Wingdings" w:hAnsi="Wingdings" w:hint="default"/>
+        <w:sz w:val="20"/>
+      </w:rPr>
+    </w:lvl>
+    <w:lvl w:ilvl="6" w:tentative="1">
+      <w:start w:val="1"/>
+      <w:numFmt w:val="bullet"/>
+      <w:lvlText w:val=""/>
+      <w:lvlJc w:val="left"/>
+      <w:pPr>
+        <w:tabs>
+          <w:tab w:val="num" w:pos="5040"/>
+        </w:tabs>
+        <w:ind w:left="5040" w:hanging="360"/>
+      </w:pPr>
+      <w:rPr>
+        <w:rFonts w:ascii="Wingdings" w:hAnsi="Wingdings" w:hint="default"/>
+        <w:sz w:val="20"/>
+      </w:rPr>
+    </w:lvl>
+    <w:lvl w:ilvl="7" w:tentative="1">
+      <w:start w:val="1"/>
+      <w:numFmt w:val="bullet"/>
+      <w:lvlText w:val=""/>
+      <w:lvlJc w:val="left"/>
+      <w:pPr>
+        <w:tabs>
+          <w:tab w:val="num" w:pos="5760"/>
+        </w:tabs>
+        <w:ind w:left="5760" w:hanging="360"/>
+      </w:pPr>
+      <w:rPr>
+        <w:rFonts w:ascii="Wingdings" w:hAnsi="Wingdings" w:hint="default"/>
+        <w:sz w:val="20"/>
+      </w:rPr>
+    </w:lvl>
+    <w:lvl w:ilvl="8" w:tentative="1">
+      <w:start w:val="1"/>
+      <w:numFmt w:val="bullet"/>
+      <w:lvlText w:val=""/>
+      <w:lvlJc w:val="left"/>
+      <w:pPr>
+        <w:tabs>
+          <w:tab w:val="num" w:pos="6480"/>
+        </w:tabs>
+        <w:ind w:left="6480" w:hanging="360"/>
+      </w:pPr>
+      <w:rPr>
+        <w:rFonts w:ascii="Wingdings" w:hAnsi="Wingdings" w:hint="default"/>
+        <w:sz w:val="20"/>
+      </w:rPr>
+    </w:lvl>
+  </w:abstractNum>
+  <w:abstractNum w:abstractNumId="16" w15:restartNumberingAfterBreak="0">
+    <w:nsid w:val="78C56F2F"/>
+    <w:multiLevelType w:val="multilevel"/>
+    <w:tmpl w:val="505ADB2A"/>
     <w:lvl w:ilvl="0">
       <w:start w:val="1"/>
       <w:numFmt w:val="bullet"/>
@@ -4124,43 +3215,37 @@
     <w:abstractNumId w:val="0"/>
   </w:num>
   <w:num w:numId="7" w16cid:durableId="767509364">
-    <w:abstractNumId w:val="16"/>
+    <w:abstractNumId w:val="13"/>
   </w:num>
   <w:num w:numId="8" w16cid:durableId="1187519976">
-    <w:abstractNumId w:val="8"/>
+    <w:abstractNumId w:val="9"/>
   </w:num>
   <w:num w:numId="9" w16cid:durableId="774518276">
     <w:abstractNumId w:val="7"/>
   </w:num>
   <w:num w:numId="10" w16cid:durableId="2009867063">
-    <w:abstractNumId w:val="12"/>
+    <w:abstractNumId w:val="11"/>
   </w:num>
   <w:num w:numId="11" w16cid:durableId="1924602666">
-    <w:abstractNumId w:val="17"/>
+    <w:abstractNumId w:val="14"/>
   </w:num>
   <w:num w:numId="12" w16cid:durableId="2021344936">
     <w:abstractNumId w:val="2"/>
   </w:num>
-  <w:num w:numId="13" w16cid:durableId="1953710355">
-    <w:abstractNumId w:val="9"/>
+  <w:num w:numId="13" w16cid:durableId="989212467">
+    <w:abstractNumId w:val="12"/>
   </w:num>
-  <w:num w:numId="14" w16cid:durableId="638415410">
-    <w:abstractNumId w:val="14"/>
+  <w:num w:numId="14" w16cid:durableId="910316319">
+    <w:abstractNumId w:val="16"/>
   </w:num>
-  <w:num w:numId="15" w16cid:durableId="92752955">
+  <w:num w:numId="15" w16cid:durableId="125122306">
     <w:abstractNumId w:val="10"/>
   </w:num>
-  <w:num w:numId="16" w16cid:durableId="274102199">
-    <w:abstractNumId w:val="11"/>
+  <w:num w:numId="16" w16cid:durableId="579021325">
+    <w:abstractNumId w:val="8"/>
   </w:num>
-  <w:num w:numId="17" w16cid:durableId="260188083">
-    <w:abstractNumId w:val="18"/>
-  </w:num>
-  <w:num w:numId="18" w16cid:durableId="256403753">
+  <w:num w:numId="17" w16cid:durableId="1511867385">
     <w:abstractNumId w:val="15"/>
-  </w:num>
-  <w:num w:numId="19" w16cid:durableId="1186402939">
-    <w:abstractNumId w:val="13"/>
   </w:num>
   <w:numIdMacAtCleanup w:val="10"/>
 </w:numbering>
@@ -15811,72 +14896,13 @@
       <w:ind w:left="440"/>
     </w:pPr>
   </w:style>
-  <w:style w:type="paragraph" w:styleId="HTMLconformatoprevio">
-    <w:name w:val="HTML Preformatted"/>
-    <w:basedOn w:val="Normal"/>
-    <w:link w:val="HTMLconformatoprevioCar"/>
-    <w:uiPriority w:val="99"/>
-    <w:semiHidden/>
-    <w:unhideWhenUsed/>
-    <w:rsid w:val="004D349C"/>
-    <w:pPr>
-      <w:pBdr>
-        <w:top w:val="single" w:sz="6" w:space="8" w:color="DDDDDD"/>
-        <w:left w:val="single" w:sz="6" w:space="8" w:color="DDDDDD"/>
-        <w:bottom w:val="single" w:sz="6" w:space="8" w:color="DDDDDD"/>
-        <w:right w:val="single" w:sz="6" w:space="8" w:color="DDDDDD"/>
-      </w:pBdr>
-      <w:shd w:val="clear" w:color="auto" w:fill="F4F4F4"/>
-      <w:tabs>
-        <w:tab w:val="left" w:pos="916"/>
-        <w:tab w:val="left" w:pos="1832"/>
-        <w:tab w:val="left" w:pos="2748"/>
-        <w:tab w:val="left" w:pos="3664"/>
-        <w:tab w:val="left" w:pos="4580"/>
-        <w:tab w:val="left" w:pos="5496"/>
-        <w:tab w:val="left" w:pos="6412"/>
-        <w:tab w:val="left" w:pos="7328"/>
-        <w:tab w:val="left" w:pos="8244"/>
-        <w:tab w:val="left" w:pos="9160"/>
-        <w:tab w:val="left" w:pos="10076"/>
-        <w:tab w:val="left" w:pos="10992"/>
-        <w:tab w:val="left" w:pos="11908"/>
-        <w:tab w:val="left" w:pos="12824"/>
-        <w:tab w:val="left" w:pos="13740"/>
-        <w:tab w:val="left" w:pos="14656"/>
-      </w:tabs>
-      <w:spacing w:after="0" w:line="240" w:lineRule="auto"/>
-    </w:pPr>
-    <w:rPr>
-      <w:rFonts w:ascii="Consolas" w:hAnsi="Consolas" w:cs="Courier New"/>
-      <w:color w:val="auto"/>
-      <w:sz w:val="20"/>
-      <w:szCs w:val="20"/>
-      <w:lang w:eastAsia="es-MX"/>
-    </w:rPr>
-  </w:style>
-  <w:style w:type="character" w:customStyle="1" w:styleId="HTMLconformatoprevioCar">
-    <w:name w:val="HTML con formato previo Car"/>
-    <w:basedOn w:val="Fuentedeprrafopredeter"/>
-    <w:link w:val="HTMLconformatoprevio"/>
-    <w:uiPriority w:val="99"/>
-    <w:semiHidden/>
-    <w:rsid w:val="004D349C"/>
-    <w:rPr>
-      <w:rFonts w:ascii="Consolas" w:hAnsi="Consolas" w:cs="Courier New"/>
-      <w:sz w:val="20"/>
-      <w:szCs w:val="20"/>
-      <w:shd w:val="clear" w:color="auto" w:fill="F4F4F4"/>
-      <w:lang w:val="es-MX" w:eastAsia="es-MX"/>
-    </w:rPr>
-  </w:style>
   <w:style w:type="paragraph" w:styleId="NormalWeb">
     <w:name w:val="Normal (Web)"/>
     <w:basedOn w:val="Normal"/>
     <w:uiPriority w:val="99"/>
     <w:semiHidden/>
     <w:unhideWhenUsed/>
-    <w:rsid w:val="004D349C"/>
+    <w:rsid w:val="00BF7745"/>
     <w:pPr>
       <w:spacing w:before="100" w:beforeAutospacing="1" w:after="100" w:afterAutospacing="1" w:line="240" w:lineRule="auto"/>
     </w:pPr>
@@ -15894,7 +14920,7 @@
     <w:uiPriority w:val="99"/>
     <w:semiHidden/>
     <w:unhideWhenUsed/>
-    <w:rsid w:val="004D349C"/>
+    <w:rsid w:val="00BF7745"/>
     <w:rPr>
       <w:rFonts w:ascii="Courier New" w:eastAsiaTheme="minorEastAsia" w:hAnsi="Courier New" w:cs="Courier New"/>
       <w:sz w:val="20"/>

--- a/04-Abril-Mayo/Entregables/2026-05/05-Informe_Procesos_ETL_ELT_2026-05_INSTITUCIONAL.docx
+++ b/04-Abril-Mayo/Entregables/2026-05/05-Informe_Procesos_ETL_ELT_2026-05_INSTITUCIONAL.docx
@@ -9,14 +9,11 @@
           <w:rFonts w:ascii="Calibri" w:eastAsia="Times New Roman" w:hAnsi="Calibri" w:cs="Calibri"/>
         </w:rPr>
       </w:pPr>
-      <w:bookmarkStart w:id="0" w:name="_Toc217296775"/>
-      <w:bookmarkStart w:id="1" w:name="_Toc219739752"/>
-      <w:bookmarkStart w:id="2" w:name="_Toc221820033"/>
       <w:r>
         <w:rPr>
           <w:rFonts w:ascii="Calibri" w:eastAsia="Times New Roman" w:hAnsi="Calibri" w:cs="Calibri"/>
         </w:rPr>
-        <w:t>Informe de Pruebas de Procesos ETL / ELT</w:t>
+        <w:t>Informe Mensual de Pruebas y Procesos de Ingesta (ETL/ELT)</w:t>
       </w:r>
     </w:p>
     <w:p>
@@ -110,7 +107,7 @@
         <w:rPr>
           <w:rFonts w:ascii="Calibri" w:eastAsia="Times New Roman" w:hAnsi="Calibri" w:cs="Calibri"/>
         </w:rPr>
-        <w:pict w14:anchorId="11C2828F">
+        <w:pict w14:anchorId="32FF42ED">
           <v:rect id="_x0000_i1025" style="width:0;height:1.5pt" o:hralign="center" o:hrstd="t" o:hr="t" fillcolor="#a0a0a0" stroked="f"/>
         </w:pict>
       </w:r>
@@ -144,135 +141,71 @@
           <w:sz w:val="22"/>
           <w:szCs w:val="22"/>
         </w:rPr>
-        <w:t>Documentar los procesos técnicos, las validaciones de negocio y las ejecuciones sistemáticas del *pipeline* de Extracción, Transformación y Carga (ETL) diseñados para el motor de orquestación de Vida Saludable y el cruce de datos masivo con los catálogos en PostgreSQL y Oracle 19c.</w:t>
-      </w:r>
-    </w:p>
-    <w:p>
-      <w:pPr>
-        <w:pStyle w:val="Ttulo2"/>
-        <w:rPr>
-          <w:rFonts w:ascii="Calibri" w:eastAsia="Times New Roman" w:hAnsi="Calibri" w:cs="Calibri"/>
-        </w:rPr>
-      </w:pPr>
-      <w:r>
-        <w:rPr>
-          <w:rFonts w:ascii="Calibri" w:eastAsia="Times New Roman" w:hAnsi="Calibri" w:cs="Calibri"/>
-        </w:rPr>
-        <w:t xml:space="preserve">2. Ingesta y Validación (Data </w:t>
-      </w:r>
-      <w:proofErr w:type="spellStart"/>
-      <w:r>
-        <w:rPr>
-          <w:rFonts w:ascii="Calibri" w:eastAsia="Times New Roman" w:hAnsi="Calibri" w:cs="Calibri"/>
-        </w:rPr>
-        <w:t>Profiling</w:t>
-      </w:r>
-      <w:proofErr w:type="spellEnd"/>
-      <w:r>
-        <w:rPr>
-          <w:rFonts w:ascii="Calibri" w:eastAsia="Times New Roman" w:hAnsi="Calibri" w:cs="Calibri"/>
-        </w:rPr>
-        <w:t>)</w:t>
-      </w:r>
-    </w:p>
-    <w:p>
-      <w:pPr>
-        <w:pStyle w:val="NormalWeb"/>
+        <w:t>Documentar los procesos técnicos, validaciones de negocio, y las ejecuciones sistemáticas del *pipeline* de Extracción, Transformación y Carga (ETL) diseñados para la Fase 2 del orquestador de Vida Saludable. Este informe detalla las pruebas de volumetría, cruces masivos con catálogos en PostgreSQL y procesos automatizados de *Data Profiling* sobre bases de datos secundarias como Oracle 19c (</w:t>
+      </w:r>
+      <w:r>
+        <w:rPr>
+          <w:rStyle w:val="CdigoHTML"/>
+        </w:rPr>
+        <w:t>SEP_MUSEMS_PU</w:t>
+      </w:r>
+      <w:r>
         <w:rPr>
           <w:rFonts w:ascii="Calibri" w:hAnsi="Calibri" w:cs="Calibri"/>
           <w:sz w:val="22"/>
           <w:szCs w:val="22"/>
         </w:rPr>
-      </w:pPr>
-      <w:r>
+        <w:t>).</w:t>
+      </w:r>
+    </w:p>
+    <w:p>
+      <w:pPr>
+        <w:pStyle w:val="Ttulo2"/>
+        <w:rPr>
+          <w:rFonts w:ascii="Calibri" w:eastAsia="Times New Roman" w:hAnsi="Calibri" w:cs="Calibri"/>
+        </w:rPr>
+      </w:pPr>
+      <w:r>
+        <w:rPr>
+          <w:rFonts w:ascii="Calibri" w:eastAsia="Times New Roman" w:hAnsi="Calibri" w:cs="Calibri"/>
+        </w:rPr>
+        <w:t>2. Alcance del Avance de Mayo</w:t>
+      </w:r>
+    </w:p>
+    <w:p>
+      <w:pPr>
+        <w:pStyle w:val="NormalWeb"/>
         <w:rPr>
           <w:rFonts w:ascii="Calibri" w:hAnsi="Calibri" w:cs="Calibri"/>
           <w:sz w:val="22"/>
           <w:szCs w:val="22"/>
         </w:rPr>
-        <w:t xml:space="preserve">Conforme a la documentación generada en mayo (como el plan de trabajo de la Fase 2 y la matriz de procesos y políticas), los flujos de ETL reales se instrumentaron con una rigurosa fase </w:t>
-      </w:r>
-      <w:proofErr w:type="spellStart"/>
+      </w:pPr>
       <w:r>
         <w:rPr>
           <w:rFonts w:ascii="Calibri" w:hAnsi="Calibri" w:cs="Calibri"/>
           <w:sz w:val="22"/>
           <w:szCs w:val="22"/>
         </w:rPr>
-        <w:t>pre-procesamiento</w:t>
-      </w:r>
-      <w:proofErr w:type="spellEnd"/>
-      <w:r>
+        <w:t xml:space="preserve">A diferencia del mes de abril, en el que se delineó la arquitectura teórica ETL y sus mapeos conceptuales, durante mayo el trabajo consistió en someter los componentes del *pipeline* a entornos de ejecución reales bajo estrés. </w:t>
+      </w:r>
+    </w:p>
+    <w:p>
+      <w:pPr>
+        <w:pStyle w:val="NormalWeb"/>
         <w:rPr>
           <w:rFonts w:ascii="Calibri" w:hAnsi="Calibri" w:cs="Calibri"/>
           <w:sz w:val="22"/>
           <w:szCs w:val="22"/>
         </w:rPr>
-        <w:t xml:space="preserve"> (*Data </w:t>
-      </w:r>
-      <w:proofErr w:type="spellStart"/>
+      </w:pPr>
       <w:r>
         <w:rPr>
           <w:rFonts w:ascii="Calibri" w:hAnsi="Calibri" w:cs="Calibri"/>
           <w:sz w:val="22"/>
           <w:szCs w:val="22"/>
         </w:rPr>
-        <w:t>Profiling</w:t>
-      </w:r>
-      <w:proofErr w:type="spellEnd"/>
-      <w:r>
-        <w:rPr>
-          <w:rFonts w:ascii="Calibri" w:hAnsi="Calibri" w:cs="Calibri"/>
-          <w:sz w:val="22"/>
-          <w:szCs w:val="22"/>
-        </w:rPr>
-        <w:t>*).</w:t>
-      </w:r>
-    </w:p>
-    <w:p>
-      <w:pPr>
-        <w:pStyle w:val="Ttulo3"/>
-        <w:rPr>
-          <w:rFonts w:ascii="Calibri" w:eastAsia="Times New Roman" w:hAnsi="Calibri" w:cs="Calibri"/>
-        </w:rPr>
-      </w:pPr>
-      <w:r>
-        <w:rPr>
-          <w:rFonts w:ascii="Calibri" w:eastAsia="Times New Roman" w:hAnsi="Calibri" w:cs="Calibri"/>
-        </w:rPr>
-        <w:t xml:space="preserve">2.1 Depuración Automática de </w:t>
-      </w:r>
-      <w:proofErr w:type="spellStart"/>
-      <w:r>
-        <w:rPr>
-          <w:rFonts w:ascii="Calibri" w:eastAsia="Times New Roman" w:hAnsi="Calibri" w:cs="Calibri"/>
-        </w:rPr>
-        <w:t>Layouts</w:t>
-      </w:r>
-      <w:proofErr w:type="spellEnd"/>
-      <w:r>
-        <w:rPr>
-          <w:rFonts w:ascii="Calibri" w:eastAsia="Times New Roman" w:hAnsi="Calibri" w:cs="Calibri"/>
-        </w:rPr>
-        <w:t xml:space="preserve"> Planos</w:t>
-      </w:r>
-    </w:p>
-    <w:p>
-      <w:pPr>
-        <w:pStyle w:val="NormalWeb"/>
-        <w:rPr>
-          <w:rFonts w:ascii="Calibri" w:hAnsi="Calibri" w:cs="Calibri"/>
-          <w:sz w:val="22"/>
-          <w:szCs w:val="22"/>
-        </w:rPr>
-      </w:pPr>
-      <w:r>
-        <w:rPr>
-          <w:rFonts w:ascii="Calibri" w:hAnsi="Calibri" w:cs="Calibri"/>
-          <w:sz w:val="22"/>
-          <w:szCs w:val="22"/>
-        </w:rPr>
-        <w:t>Durante la carga simulada en el entorno de DEV para el padrón de alumnos de Puebla (CCT "21"), el motor de validación aisló eficientemente los problemas de diseño de los archivos origen:</w:t>
+        <w:t>El avance de mayo comprende:</w:t>
       </w:r>
     </w:p>
     <w:p>
@@ -288,56 +221,9 @@
       </w:pPr>
       <w:r>
         <w:rPr>
-          <w:rStyle w:val="Fuerte"/>
           <w:rFonts w:ascii="Calibri" w:eastAsia="Times New Roman" w:hAnsi="Calibri" w:cs="Calibri"/>
         </w:rPr>
-        <w:t>Detección de Anomalías:</w:t>
-      </w:r>
-      <w:r>
-        <w:rPr>
-          <w:rFonts w:ascii="Calibri" w:eastAsia="Times New Roman" w:hAnsi="Calibri" w:cs="Calibri"/>
-        </w:rPr>
-        <w:t xml:space="preserve"> El script </w:t>
-      </w:r>
-      <w:r>
-        <w:rPr>
-          <w:rStyle w:val="CdigoHTML"/>
-        </w:rPr>
-        <w:t>etl_flat_files_test.py</w:t>
-      </w:r>
-      <w:r>
-        <w:rPr>
-          <w:rFonts w:ascii="Calibri" w:eastAsia="Times New Roman" w:hAnsi="Calibri" w:cs="Calibri"/>
-        </w:rPr>
-        <w:t xml:space="preserve"> identificó la ausencia de correlación entre </w:t>
-      </w:r>
-      <w:proofErr w:type="spellStart"/>
-      <w:r>
-        <w:rPr>
-          <w:rFonts w:ascii="Calibri" w:eastAsia="Times New Roman" w:hAnsi="Calibri" w:cs="Calibri"/>
-        </w:rPr>
-        <w:t>CCTs</w:t>
-      </w:r>
-      <w:proofErr w:type="spellEnd"/>
-      <w:r>
-        <w:rPr>
-          <w:rFonts w:ascii="Calibri" w:eastAsia="Times New Roman" w:hAnsi="Calibri" w:cs="Calibri"/>
-        </w:rPr>
-        <w:t xml:space="preserve"> recibidas y el </w:t>
-      </w:r>
-      <w:proofErr w:type="spellStart"/>
-      <w:r>
-        <w:rPr>
-          <w:rStyle w:val="CdigoHTML"/>
-        </w:rPr>
-        <w:t>catalogo_cct</w:t>
-      </w:r>
-      <w:proofErr w:type="spellEnd"/>
-      <w:r>
-        <w:rPr>
-          <w:rFonts w:ascii="Calibri" w:eastAsia="Times New Roman" w:hAnsi="Calibri" w:cs="Calibri"/>
-        </w:rPr>
-        <w:t xml:space="preserve"> oficial residente en la base de datos local.</w:t>
+        <w:t>La instrumentación de validadores previos a la carga (*Data Profiling*) sobre archivos planos (CSV).</w:t>
       </w:r>
     </w:p>
     <w:p>
@@ -353,66 +239,31 @@
       </w:pPr>
       <w:r>
         <w:rPr>
-          <w:rStyle w:val="Fuerte"/>
           <w:rFonts w:ascii="Calibri" w:eastAsia="Times New Roman" w:hAnsi="Calibri" w:cs="Calibri"/>
         </w:rPr>
-        <w:t>Desvío (</w:t>
-      </w:r>
-      <w:proofErr w:type="spellStart"/>
-      <w:r>
-        <w:rPr>
-          <w:rStyle w:val="Fuerte"/>
-          <w:rFonts w:ascii="Calibri" w:eastAsia="Times New Roman" w:hAnsi="Calibri" w:cs="Calibri"/>
-        </w:rPr>
-        <w:t>Dead</w:t>
-      </w:r>
-      <w:proofErr w:type="spellEnd"/>
-      <w:r>
-        <w:rPr>
-          <w:rStyle w:val="Fuerte"/>
-          <w:rFonts w:ascii="Calibri" w:eastAsia="Times New Roman" w:hAnsi="Calibri" w:cs="Calibri"/>
-        </w:rPr>
-        <w:t xml:space="preserve"> Letter </w:t>
-      </w:r>
-      <w:proofErr w:type="spellStart"/>
-      <w:r>
-        <w:rPr>
-          <w:rStyle w:val="Fuerte"/>
-          <w:rFonts w:ascii="Calibri" w:eastAsia="Times New Roman" w:hAnsi="Calibri" w:cs="Calibri"/>
-        </w:rPr>
-        <w:t>Queue</w:t>
-      </w:r>
-      <w:proofErr w:type="spellEnd"/>
-      <w:r>
-        <w:rPr>
-          <w:rStyle w:val="Fuerte"/>
-          <w:rFonts w:ascii="Calibri" w:eastAsia="Times New Roman" w:hAnsi="Calibri" w:cs="Calibri"/>
-        </w:rPr>
-        <w:t>):</w:t>
-      </w:r>
-      <w:r>
-        <w:rPr>
-          <w:rFonts w:ascii="Calibri" w:eastAsia="Times New Roman" w:hAnsi="Calibri" w:cs="Calibri"/>
-        </w:rPr>
-        <w:t xml:space="preserve"> Un total de 45 registros incoherentes (por longitud inválida de CURP o CCT inexistente) fueron desviados de forma preventiva al archivo de logs de cuarentena </w:t>
-      </w:r>
-      <w:proofErr w:type="spellStart"/>
-      <w:r>
-        <w:rPr>
-          <w:rStyle w:val="CdigoHTML"/>
-        </w:rPr>
-        <w:t>depuracion_errores.json</w:t>
-      </w:r>
-      <w:proofErr w:type="spellEnd"/>
-      <w:r>
-        <w:rPr>
-          <w:rFonts w:ascii="Calibri" w:eastAsia="Times New Roman" w:hAnsi="Calibri" w:cs="Calibri"/>
-        </w:rPr>
-        <w:t>. Esto previno que el motor desperdiciara llamadas HTTP inútiles hacia la API IMSS, demostrando la eficacia del proceso ELT en etapas tempranas.</w:t>
+        <w:t>Pruebas reales de ingesta transaccional (14,500 registros) verificando el cifrado en la capa de transformación.</w:t>
       </w:r>
     </w:p>
     <w:p>
       <w:pPr>
+        <w:numPr>
+          <w:ilvl w:val="0"/>
+          <w:numId w:val="13"/>
+        </w:numPr>
+        <w:spacing w:before="100" w:beforeAutospacing="1" w:after="100" w:afterAutospacing="1" w:line="240" w:lineRule="auto"/>
+        <w:rPr>
+          <w:rFonts w:ascii="Calibri" w:eastAsia="Times New Roman" w:hAnsi="Calibri" w:cs="Calibri"/>
+        </w:rPr>
+      </w:pPr>
+      <w:r>
+        <w:rPr>
+          <w:rFonts w:ascii="Calibri" w:eastAsia="Times New Roman" w:hAnsi="Calibri" w:cs="Calibri"/>
+        </w:rPr>
+        <w:t>Implementación de patrones de resiliencia como transacciones por bloques (*batch commits*) para evitar la saturación de los *Tablespaces* y la RAM del servidor PostgreSQL.</w:t>
+      </w:r>
+    </w:p>
+    <w:p>
+      <w:pPr>
         <w:pStyle w:val="Ttulo2"/>
         <w:rPr>
           <w:rFonts w:ascii="Calibri" w:eastAsia="Times New Roman" w:hAnsi="Calibri" w:cs="Calibri"/>
@@ -422,7 +273,7 @@
         <w:rPr>
           <w:rFonts w:ascii="Calibri" w:eastAsia="Times New Roman" w:hAnsi="Calibri" w:cs="Calibri"/>
         </w:rPr>
-        <w:t>3. Pruebas de Estrés y Volumetría ETL</w:t>
+        <w:t>3. Ingesta y Validación de Archivos (*Data Profiling*)</w:t>
       </w:r>
     </w:p>
     <w:p>
@@ -440,62 +291,39 @@
           <w:sz w:val="22"/>
           <w:szCs w:val="22"/>
         </w:rPr>
-        <w:t>El sistema ET</w:t>
-      </w:r>
-      <w:r>
+        <w:t>Conforme al plan de trabajo de la Fase 2, la ingesta en bruto (ELT) se complementó con una fase rigurosa de pre-procesamiento donde los datos de origen no ingresan a las tablas operativas sin ser previamente limpiados y validados.</w:t>
+      </w:r>
+    </w:p>
+    <w:p>
+      <w:pPr>
+        <w:pStyle w:val="Ttulo3"/>
+        <w:rPr>
+          <w:rFonts w:ascii="Calibri" w:eastAsia="Times New Roman" w:hAnsi="Calibri" w:cs="Calibri"/>
+        </w:rPr>
+      </w:pPr>
+      <w:r>
+        <w:rPr>
+          <w:rFonts w:ascii="Calibri" w:eastAsia="Times New Roman" w:hAnsi="Calibri" w:cs="Calibri"/>
+        </w:rPr>
+        <w:t>3.1 Depuración Automática de Layouts Planos</w:t>
+      </w:r>
+    </w:p>
+    <w:p>
+      <w:pPr>
+        <w:pStyle w:val="NormalWeb"/>
         <w:rPr>
           <w:rFonts w:ascii="Calibri" w:hAnsi="Calibri" w:cs="Calibri"/>
           <w:sz w:val="22"/>
           <w:szCs w:val="22"/>
         </w:rPr>
-        <w:lastRenderedPageBreak/>
-        <w:t xml:space="preserve">L relacional se sometió a las pruebas de carga delineadas en el </w:t>
-      </w:r>
-      <w:r>
-        <w:rPr>
-          <w:rStyle w:val="CdigoHTML"/>
-        </w:rPr>
-        <w:t>TEST-PLAN.md</w:t>
-      </w:r>
+      </w:pPr>
       <w:r>
         <w:rPr>
           <w:rFonts w:ascii="Calibri" w:hAnsi="Calibri" w:cs="Calibri"/>
           <w:sz w:val="22"/>
           <w:szCs w:val="22"/>
         </w:rPr>
-        <w:t xml:space="preserve"> del repositorio secundario:</w:t>
-      </w:r>
-    </w:p>
-    <w:p>
-      <w:pPr>
-        <w:pStyle w:val="Ttulo3"/>
-        <w:rPr>
-          <w:rFonts w:ascii="Calibri" w:eastAsia="Times New Roman" w:hAnsi="Calibri" w:cs="Calibri"/>
-        </w:rPr>
-      </w:pPr>
-      <w:r>
-        <w:rPr>
-          <w:rFonts w:ascii="Calibri" w:eastAsia="Times New Roman" w:hAnsi="Calibri" w:cs="Calibri"/>
-        </w:rPr>
-        <w:t>3.1 Proceso de Extracción</w:t>
-      </w:r>
-    </w:p>
-    <w:p>
-      <w:pPr>
-        <w:pStyle w:val="NormalWeb"/>
-        <w:rPr>
-          <w:rFonts w:ascii="Calibri" w:hAnsi="Calibri" w:cs="Calibri"/>
-          <w:sz w:val="22"/>
-          <w:szCs w:val="22"/>
-        </w:rPr>
-      </w:pPr>
-      <w:r>
-        <w:rPr>
-          <w:rFonts w:ascii="Calibri" w:hAnsi="Calibri" w:cs="Calibri"/>
-          <w:sz w:val="22"/>
-          <w:szCs w:val="22"/>
-        </w:rPr>
-        <w:t>La recuperación transaccional masiva desde las tablas de Oracle y su ingesta a PostgreSQL consolidó:</w:t>
+        <w:t>Durante la carga simulada en el entorno de DEV para el padrón de alumnos del estado de Puebla (prefijo "21"), el motor de validación aisló eficientemente los problemas de diseño de los archivos origen.</w:t>
       </w:r>
     </w:p>
     <w:p>
@@ -511,23 +339,40 @@
       </w:pPr>
       <w:r>
         <w:rPr>
+          <w:rStyle w:val="Fuerte"/>
           <w:rFonts w:ascii="Calibri" w:eastAsia="Times New Roman" w:hAnsi="Calibri" w:cs="Calibri"/>
         </w:rPr>
-        <w:t>Normalización automática de *</w:t>
-      </w:r>
-      <w:proofErr w:type="spellStart"/>
+        <w:t>Detección de Anomalías:</w:t>
+      </w:r>
       <w:r>
         <w:rPr>
           <w:rFonts w:ascii="Calibri" w:eastAsia="Times New Roman" w:hAnsi="Calibri" w:cs="Calibri"/>
         </w:rPr>
-        <w:t>strings</w:t>
-      </w:r>
-      <w:proofErr w:type="spellEnd"/>
+        <w:t xml:space="preserve"> El script de ingesta </w:t>
+      </w:r>
+      <w:r>
+        <w:rPr>
+          <w:rStyle w:val="CdigoHTML"/>
+        </w:rPr>
+        <w:t>etl_flat_files_test.py</w:t>
+      </w:r>
       <w:r>
         <w:rPr>
           <w:rFonts w:ascii="Calibri" w:eastAsia="Times New Roman" w:hAnsi="Calibri" w:cs="Calibri"/>
         </w:rPr>
-        <w:t>* mal formados en los nombres de alumnos.</w:t>
+        <w:t xml:space="preserve"> identificó la ausencia de correlación entre Claves de Centro de Trabajo (CCTs) recibidas en el CSV y el catálogo oficial </w:t>
+      </w:r>
+      <w:r>
+        <w:rPr>
+          <w:rStyle w:val="CdigoHTML"/>
+        </w:rPr>
+        <w:t>catalogo_cct</w:t>
+      </w:r>
+      <w:r>
+        <w:rPr>
+          <w:rFonts w:ascii="Calibri" w:eastAsia="Times New Roman" w:hAnsi="Calibri" w:cs="Calibri"/>
+        </w:rPr>
+        <w:t xml:space="preserve"> residente en PostgreSQL.</w:t>
       </w:r>
     </w:p>
     <w:p>
@@ -543,9 +388,28 @@
       </w:pPr>
       <w:r>
         <w:rPr>
+          <w:rStyle w:val="Fuerte"/>
           <w:rFonts w:ascii="Calibri" w:eastAsia="Times New Roman" w:hAnsi="Calibri" w:cs="Calibri"/>
         </w:rPr>
-        <w:t>Estandarización de fechas.</w:t>
+        <w:t>Desvío Preventivo (*Dead Letter Queue*):</w:t>
+      </w:r>
+      <w:r>
+        <w:rPr>
+          <w:rFonts w:ascii="Calibri" w:eastAsia="Times New Roman" w:hAnsi="Calibri" w:cs="Calibri"/>
+        </w:rPr>
+        <w:t xml:space="preserve"> Un total de 45 registros incoherentes (con longitudes inválidas en la CURP o CCTs inexistentes) fueron desviados dinámicamente al archivo de registro en cuarentena </w:t>
+      </w:r>
+      <w:r>
+        <w:rPr>
+          <w:rStyle w:val="CdigoHTML"/>
+        </w:rPr>
+        <w:t>depuracion_errores.json</w:t>
+      </w:r>
+      <w:r>
+        <w:rPr>
+          <w:rFonts w:ascii="Calibri" w:eastAsia="Times New Roman" w:hAnsi="Calibri" w:cs="Calibri"/>
+        </w:rPr>
+        <w:t>.</w:t>
       </w:r>
     </w:p>
     <w:p>
@@ -561,23 +425,16 @@
       </w:pPr>
       <w:r>
         <w:rPr>
+          <w:rStyle w:val="Fuerte"/>
           <w:rFonts w:ascii="Calibri" w:eastAsia="Times New Roman" w:hAnsi="Calibri" w:cs="Calibri"/>
         </w:rPr>
-        <w:t>Generación de llaves foráneas consistentes.</w:t>
-      </w:r>
-    </w:p>
-    <w:p>
-      <w:pPr>
-        <w:pStyle w:val="Ttulo3"/>
+        <w:t>Impacto Operativo:</w:t>
+      </w:r>
+      <w:r>
         <w:rPr>
           <w:rFonts w:ascii="Calibri" w:eastAsia="Times New Roman" w:hAnsi="Calibri" w:cs="Calibri"/>
         </w:rPr>
-      </w:pPr>
-      <w:r>
-        <w:rPr>
-          <w:rFonts w:ascii="Calibri" w:eastAsia="Times New Roman" w:hAnsi="Calibri" w:cs="Calibri"/>
-        </w:rPr>
-        <w:t>3.2 Codificación Dinámica y Carga (AES-128)</w:t>
+        <w:t xml:space="preserve"> Este patrón impidió que el orquestador principal desencadenara llamadas HTTP (WAF) inútiles hacia la API IMSS, demostrando la eficacia de capturar errores semánticos en las fases tempranas del ETL.</w:t>
       </w:r>
     </w:p>
     <w:p>
@@ -591,11 +448,182 @@
       </w:pPr>
       <w:r>
         <w:rPr>
+          <w:rStyle w:val="Fuerte"/>
           <w:rFonts w:ascii="Calibri" w:hAnsi="Calibri" w:cs="Calibri"/>
           <w:sz w:val="22"/>
           <w:szCs w:val="22"/>
         </w:rPr>
-        <w:t>Una etapa vital de la transformación incluyó la codificación criptográfica "al vuelo":</w:t>
+        <w:t>Snippet de Registro en Dead Letter Queue (</w:t>
+      </w:r>
+      <w:r>
+        <w:rPr>
+          <w:rStyle w:val="CdigoHTML"/>
+          <w:b/>
+          <w:bCs/>
+        </w:rPr>
+        <w:t>depuracion_errores.json</w:t>
+      </w:r>
+      <w:r>
+        <w:rPr>
+          <w:rStyle w:val="Fuerte"/>
+          <w:rFonts w:ascii="Calibri" w:hAnsi="Calibri" w:cs="Calibri"/>
+          <w:sz w:val="22"/>
+          <w:szCs w:val="22"/>
+        </w:rPr>
+        <w:t>):</w:t>
+      </w:r>
+    </w:p>
+    <w:p>
+      <w:pPr>
+        <w:pStyle w:val="HTMLconformatoprevio"/>
+      </w:pPr>
+    </w:p>
+    <w:p>
+      <w:pPr>
+        <w:pStyle w:val="HTMLconformatoprevio"/>
+      </w:pPr>
+      <w:r>
+        <w:t>{</w:t>
+      </w:r>
+    </w:p>
+    <w:p>
+      <w:pPr>
+        <w:pStyle w:val="HTMLconformatoprevio"/>
+      </w:pPr>
+      <w:r>
+        <w:t xml:space="preserve">  "timestamp": "2026-05-18T10:45:33Z",</w:t>
+      </w:r>
+    </w:p>
+    <w:p>
+      <w:pPr>
+        <w:pStyle w:val="HTMLconformatoprevio"/>
+      </w:pPr>
+      <w:r>
+        <w:t xml:space="preserve">  "lote_id": "LOTE-202605-02",</w:t>
+      </w:r>
+    </w:p>
+    <w:p>
+      <w:pPr>
+        <w:pStyle w:val="HTMLconformatoprevio"/>
+      </w:pPr>
+      <w:r>
+        <w:t xml:space="preserve">  "registro_anomalo": {</w:t>
+      </w:r>
+    </w:p>
+    <w:p>
+      <w:pPr>
+        <w:pStyle w:val="HTMLconformatoprevio"/>
+      </w:pPr>
+      <w:r>
+        <w:t xml:space="preserve">    "curp": "INVALID_CURP_123",</w:t>
+      </w:r>
+    </w:p>
+    <w:p>
+      <w:pPr>
+        <w:pStyle w:val="HTMLconformatoprevio"/>
+      </w:pPr>
+      <w:r>
+        <w:t xml:space="preserve">    "cct": "21DPR",</w:t>
+      </w:r>
+    </w:p>
+    <w:p>
+      <w:pPr>
+        <w:pStyle w:val="HTMLconformatoprevio"/>
+      </w:pPr>
+      <w:r>
+        <w:t xml:space="preserve">    "nombre": "JUAN PEREZ"</w:t>
+      </w:r>
+    </w:p>
+    <w:p>
+      <w:pPr>
+        <w:pStyle w:val="HTMLconformatoprevio"/>
+      </w:pPr>
+      <w:r>
+        <w:t xml:space="preserve">  },</w:t>
+      </w:r>
+    </w:p>
+    <w:p>
+      <w:pPr>
+        <w:pStyle w:val="HTMLconformatoprevio"/>
+      </w:pPr>
+      <w:r>
+        <w:t xml:space="preserve">  "motivo_rechazo": "LONGITUD_CURP_INVALIDA",</w:t>
+      </w:r>
+    </w:p>
+    <w:p>
+      <w:pPr>
+        <w:pStyle w:val="HTMLconformatoprevio"/>
+      </w:pPr>
+      <w:r>
+        <w:t xml:space="preserve">  "severidad": "WARN"</w:t>
+      </w:r>
+    </w:p>
+    <w:p>
+      <w:pPr>
+        <w:pStyle w:val="HTMLconformatoprevio"/>
+      </w:pPr>
+      <w:r>
+        <w:t>}</w:t>
+      </w:r>
+    </w:p>
+    <w:p>
+      <w:pPr>
+        <w:pStyle w:val="Ttulo3"/>
+        <w:rPr>
+          <w:rFonts w:ascii="Calibri" w:eastAsia="Times New Roman" w:hAnsi="Calibri" w:cs="Calibri"/>
+        </w:rPr>
+      </w:pPr>
+      <w:r>
+        <w:rPr>
+          <w:rFonts w:ascii="Calibri" w:eastAsia="Times New Roman" w:hAnsi="Calibri" w:cs="Calibri"/>
+        </w:rPr>
+        <w:t>3.2 Estandarización de Ingesta Oracle (MUSEMS-PU)</w:t>
+      </w:r>
+    </w:p>
+    <w:p>
+      <w:pPr>
+        <w:pStyle w:val="NormalWeb"/>
+        <w:rPr>
+          <w:rFonts w:ascii="Calibri" w:hAnsi="Calibri" w:cs="Calibri"/>
+          <w:sz w:val="22"/>
+          <w:szCs w:val="22"/>
+        </w:rPr>
+      </w:pPr>
+      <w:r>
+        <w:rPr>
+          <w:rFonts w:ascii="Calibri" w:hAnsi="Calibri" w:cs="Calibri"/>
+          <w:sz w:val="22"/>
+          <w:szCs w:val="22"/>
+        </w:rPr>
+        <w:t xml:space="preserve">En el ecosistema paralelo de </w:t>
+      </w:r>
+      <w:r>
+        <w:rPr>
+          <w:rStyle w:val="CdigoHTML"/>
+        </w:rPr>
+        <w:t>SEP_MUSEMS_PU</w:t>
+      </w:r>
+      <w:r>
+        <w:rPr>
+          <w:rFonts w:ascii="Calibri" w:hAnsi="Calibri" w:cs="Calibri"/>
+          <w:sz w:val="22"/>
+          <w:szCs w:val="22"/>
+        </w:rPr>
+        <w:t>, la política de *Data Profiling* se extendió a la capa de *Staging* (</w:t>
+      </w:r>
+      <w:r>
+        <w:rPr>
+          <w:rStyle w:val="CdigoHTML"/>
+        </w:rPr>
+        <w:t>Client_Data_Base_Oracle_DDL.sql</w:t>
+      </w:r>
+      <w:r>
+        <w:rPr>
+          <w:rFonts w:ascii="Calibri" w:hAnsi="Calibri" w:cs="Calibri"/>
+          <w:sz w:val="22"/>
+          <w:szCs w:val="22"/>
+        </w:rPr>
+        <w:t>). Se establecieron validaciones rígidas pre-carga:</w:t>
       </w:r>
     </w:p>
     <w:p>
@@ -611,65 +639,186 @@
       </w:pPr>
       <w:r>
         <w:rPr>
+          <w:rStyle w:val="Fuerte"/>
           <w:rFonts w:ascii="Calibri" w:eastAsia="Times New Roman" w:hAnsi="Calibri" w:cs="Calibri"/>
         </w:rPr>
-        <w:t xml:space="preserve">Para cada uno de los 14,500 registros procesados en mayo, el proceso ETL inyectó la firma criptográfica AES-128 del token necesario para el consumo final del PDF, demostrando que la fase de transformación es capaz de operar en tiempo de latencia </w:t>
-      </w:r>
-      <w:proofErr w:type="spellStart"/>
+        <w:t>Restricción de Identificadores:</w:t>
+      </w:r>
       <w:r>
         <w:rPr>
           <w:rFonts w:ascii="Calibri" w:eastAsia="Times New Roman" w:hAnsi="Calibri" w:cs="Calibri"/>
         </w:rPr>
-        <w:t>sub-milisegundo</w:t>
-      </w:r>
-      <w:proofErr w:type="spellEnd"/>
+        <w:t xml:space="preserve"> Se prohibió el uso del ID </w:t>
+      </w:r>
+      <w:r>
+        <w:rPr>
+          <w:rStyle w:val="CdigoHTML"/>
+        </w:rPr>
+        <w:t>1</w:t>
+      </w:r>
       <w:r>
         <w:rPr>
           <w:rFonts w:ascii="Calibri" w:eastAsia="Times New Roman" w:hAnsi="Calibri" w:cs="Calibri"/>
         </w:rPr>
-        <w:t xml:space="preserve"> sin entorpecer el hilo principal de concurrencia de inserciones en </w:t>
-      </w:r>
-      <w:proofErr w:type="spellStart"/>
+        <w:t xml:space="preserve"> para el Programa Institución, forzando el uso del rango estándar aprobado (</w:t>
+      </w:r>
       <w:r>
         <w:rPr>
           <w:rStyle w:val="CdigoHTML"/>
         </w:rPr>
-        <w:t>CurpProcesada</w:t>
-      </w:r>
-      <w:proofErr w:type="spellEnd"/>
+        <w:t>100</w:t>
+      </w:r>
       <w:r>
         <w:rPr>
           <w:rFonts w:ascii="Calibri" w:eastAsia="Times New Roman" w:hAnsi="Calibri" w:cs="Calibri"/>
         </w:rPr>
-        <w:t xml:space="preserve"> y </w:t>
-      </w:r>
-      <w:proofErr w:type="spellStart"/>
+        <w:t xml:space="preserve">, </w:t>
+      </w:r>
       <w:r>
         <w:rPr>
           <w:rStyle w:val="CdigoHTML"/>
         </w:rPr>
-        <w:t>BitacoraEvento</w:t>
-      </w:r>
-      <w:proofErr w:type="spellEnd"/>
+        <w:t>101</w:t>
+      </w:r>
       <w:r>
         <w:rPr>
           <w:rFonts w:ascii="Calibri" w:eastAsia="Times New Roman" w:hAnsi="Calibri" w:cs="Calibri"/>
         </w:rPr>
-        <w:t>.</w:t>
+        <w:t xml:space="preserve">, </w:t>
+      </w:r>
+      <w:r>
+        <w:rPr>
+          <w:rStyle w:val="CdigoHTML"/>
+        </w:rPr>
+        <w:t>102</w:t>
+      </w:r>
+      <w:r>
+        <w:rPr>
+          <w:rFonts w:ascii="Calibri" w:eastAsia="Times New Roman" w:hAnsi="Calibri" w:cs="Calibri"/>
+        </w:rPr>
+        <w:t>).</w:t>
       </w:r>
     </w:p>
     <w:p>
       <w:pPr>
-        <w:pStyle w:val="Ttulo2"/>
+        <w:numPr>
+          <w:ilvl w:val="0"/>
+          <w:numId w:val="15"/>
+        </w:numPr>
+        <w:spacing w:before="100" w:beforeAutospacing="1" w:after="100" w:afterAutospacing="1" w:line="240" w:lineRule="auto"/>
         <w:rPr>
           <w:rFonts w:ascii="Calibri" w:eastAsia="Times New Roman" w:hAnsi="Calibri" w:cs="Calibri"/>
         </w:rPr>
       </w:pPr>
       <w:r>
         <w:rPr>
+          <w:rStyle w:val="Fuerte"/>
           <w:rFonts w:ascii="Calibri" w:eastAsia="Times New Roman" w:hAnsi="Calibri" w:cs="Calibri"/>
         </w:rPr>
-        <w:t>4. Estabilidad y Resiliencia del Pipeline</w:t>
+        <w:t>Subsistemas y Ciclos:</w:t>
+      </w:r>
+      <w:r>
+        <w:rPr>
+          <w:rFonts w:ascii="Calibri" w:eastAsia="Times New Roman" w:hAnsi="Calibri" w:cs="Calibri"/>
+        </w:rPr>
+        <w:t xml:space="preserve"> Se impuso la codificación estandarizada para subsistemas (</w:t>
+      </w:r>
+      <w:r>
+        <w:rPr>
+          <w:rStyle w:val="CdigoHTML"/>
+        </w:rPr>
+        <w:t>1</w:t>
+      </w:r>
+      <w:r>
+        <w:rPr>
+          <w:rFonts w:ascii="Calibri" w:eastAsia="Times New Roman" w:hAnsi="Calibri" w:cs="Calibri"/>
+        </w:rPr>
+        <w:t xml:space="preserve"> CONALEP, </w:t>
+      </w:r>
+      <w:r>
+        <w:rPr>
+          <w:rStyle w:val="CdigoHTML"/>
+        </w:rPr>
+        <w:t>2</w:t>
+      </w:r>
+      <w:r>
+        <w:rPr>
+          <w:rFonts w:ascii="Calibri" w:eastAsia="Times New Roman" w:hAnsi="Calibri" w:cs="Calibri"/>
+        </w:rPr>
+        <w:t xml:space="preserve"> COBACH, </w:t>
+      </w:r>
+      <w:r>
+        <w:rPr>
+          <w:rStyle w:val="CdigoHTML"/>
+        </w:rPr>
+        <w:t>3</w:t>
+      </w:r>
+      <w:r>
+        <w:rPr>
+          <w:rFonts w:ascii="Calibri" w:eastAsia="Times New Roman" w:hAnsi="Calibri" w:cs="Calibri"/>
+        </w:rPr>
+        <w:t xml:space="preserve"> DGETI) y se fijó el ID </w:t>
+      </w:r>
+      <w:r>
+        <w:rPr>
+          <w:rStyle w:val="CdigoHTML"/>
+        </w:rPr>
+        <w:t>2</w:t>
+      </w:r>
+      <w:r>
+        <w:rPr>
+          <w:rFonts w:ascii="Calibri" w:eastAsia="Times New Roman" w:hAnsi="Calibri" w:cs="Calibri"/>
+        </w:rPr>
+        <w:t xml:space="preserve"> para el ciclo escolar </w:t>
+      </w:r>
+      <w:r>
+        <w:rPr>
+          <w:rStyle w:val="CdigoHTML"/>
+        </w:rPr>
+        <w:t>2024-2025</w:t>
+      </w:r>
+      <w:r>
+        <w:rPr>
+          <w:rFonts w:ascii="Calibri" w:eastAsia="Times New Roman" w:hAnsi="Calibri" w:cs="Calibri"/>
+        </w:rPr>
+        <w:t>.</w:t>
+      </w:r>
+    </w:p>
+    <w:p>
+      <w:pPr>
+        <w:numPr>
+          <w:ilvl w:val="0"/>
+          <w:numId w:val="15"/>
+        </w:numPr>
+        <w:spacing w:before="100" w:beforeAutospacing="1" w:after="100" w:afterAutospacing="1" w:line="240" w:lineRule="auto"/>
+        <w:rPr>
+          <w:rFonts w:ascii="Calibri" w:eastAsia="Times New Roman" w:hAnsi="Calibri" w:cs="Calibri"/>
+        </w:rPr>
+      </w:pPr>
+      <w:r>
+        <w:rPr>
+          <w:rStyle w:val="Fuerte"/>
+          <w:rFonts w:ascii="Calibri" w:eastAsia="Times New Roman" w:hAnsi="Calibri" w:cs="Calibri"/>
+        </w:rPr>
+        <w:t>Auditoría de Inserción:</w:t>
+      </w:r>
+      <w:r>
+        <w:rPr>
+          <w:rFonts w:ascii="Calibri" w:eastAsia="Times New Roman" w:hAnsi="Calibri" w:cs="Calibri"/>
+        </w:rPr>
+        <w:t xml:space="preserve"> Se configuró una validación estricta para asegurar que la tabla transaccional receptora (</w:t>
+      </w:r>
+      <w:r>
+        <w:rPr>
+          <w:rStyle w:val="CdigoHTML"/>
+        </w:rPr>
+        <w:t>TBAE001_INSCRIPCION</w:t>
+      </w:r>
+      <w:r>
+        <w:rPr>
+          <w:rFonts w:ascii="Calibri" w:eastAsia="Times New Roman" w:hAnsi="Calibri" w:cs="Calibri"/>
+        </w:rPr>
+        <w:t>) solo admita registros si cumplen exactamente con las 5 columnas básicas validadas, mitigando radicalmente el ingreso de datos basura al núcleo analítico.</w:t>
       </w:r>
     </w:p>
     <w:p>
@@ -683,20 +832,881 @@
       </w:pPr>
       <w:r>
         <w:rPr>
+          <w:rStyle w:val="Fuerte"/>
           <w:rFonts w:ascii="Calibri" w:hAnsi="Calibri" w:cs="Calibri"/>
           <w:sz w:val="22"/>
           <w:szCs w:val="22"/>
         </w:rPr>
-        <w:t>Alineado al análisis técnico de código (17 de abril/mayo), el pipeline confirmó su robustez modular. El diseño desacoplado de las funciones de red v</w:t>
-      </w:r>
-      <w:r>
+        <w:t>Matriz de Estándares Oracle (Pre-Ingesta):</w:t>
+      </w:r>
+    </w:p>
+    <w:tbl>
+      <w:tblPr>
+        <w:tblW w:w="5000" w:type="pct"/>
+        <w:tblCellMar>
+          <w:top w:w="15" w:type="dxa"/>
+          <w:left w:w="15" w:type="dxa"/>
+          <w:bottom w:w="15" w:type="dxa"/>
+          <w:right w:w="15" w:type="dxa"/>
+        </w:tblCellMar>
+        <w:tblLook w:val="04A0" w:firstRow="1" w:lastRow="0" w:firstColumn="1" w:lastColumn="0" w:noHBand="0" w:noVBand="1"/>
+      </w:tblPr>
+      <w:tblGrid>
+        <w:gridCol w:w="1741"/>
+        <w:gridCol w:w="2706"/>
+        <w:gridCol w:w="2521"/>
+        <w:gridCol w:w="2376"/>
+      </w:tblGrid>
+      <w:tr>
+        <w:trPr>
+          <w:tblHeader/>
+        </w:trPr>
+        <w:tc>
+          <w:tcPr>
+            <w:tcW w:w="0" w:type="auto"/>
+            <w:tcBorders>
+              <w:top w:val="single" w:sz="6" w:space="0" w:color="666666"/>
+              <w:left w:val="single" w:sz="6" w:space="0" w:color="666666"/>
+              <w:bottom w:val="single" w:sz="6" w:space="0" w:color="666666"/>
+              <w:right w:val="single" w:sz="6" w:space="0" w:color="666666"/>
+            </w:tcBorders>
+            <w:tcMar>
+              <w:top w:w="90" w:type="dxa"/>
+              <w:left w:w="90" w:type="dxa"/>
+              <w:bottom w:w="90" w:type="dxa"/>
+              <w:right w:w="90" w:type="dxa"/>
+            </w:tcMar>
+            <w:hideMark/>
+          </w:tcPr>
+          <w:p>
+            <w:pPr>
+              <w:spacing w:before="180" w:after="180"/>
+              <w:rPr>
+                <w:rFonts w:ascii="Calibri" w:eastAsia="Times New Roman" w:hAnsi="Calibri" w:cs="Calibri"/>
+                <w:b/>
+                <w:bCs/>
+              </w:rPr>
+            </w:pPr>
+            <w:r>
+              <w:rPr>
+                <w:rFonts w:ascii="Calibri" w:eastAsia="Times New Roman" w:hAnsi="Calibri" w:cs="Calibri"/>
+                <w:b/>
+                <w:bCs/>
+              </w:rPr>
+              <w:t>Campo Objetivo</w:t>
+            </w:r>
+          </w:p>
+        </w:tc>
+        <w:tc>
+          <w:tcPr>
+            <w:tcW w:w="0" w:type="auto"/>
+            <w:tcBorders>
+              <w:top w:val="single" w:sz="6" w:space="0" w:color="666666"/>
+              <w:left w:val="single" w:sz="6" w:space="0" w:color="666666"/>
+              <w:bottom w:val="single" w:sz="6" w:space="0" w:color="666666"/>
+              <w:right w:val="single" w:sz="6" w:space="0" w:color="666666"/>
+            </w:tcBorders>
+            <w:tcMar>
+              <w:top w:w="90" w:type="dxa"/>
+              <w:left w:w="90" w:type="dxa"/>
+              <w:bottom w:w="90" w:type="dxa"/>
+              <w:right w:w="90" w:type="dxa"/>
+            </w:tcMar>
+            <w:hideMark/>
+          </w:tcPr>
+          <w:p>
+            <w:pPr>
+              <w:spacing w:before="180" w:after="180"/>
+              <w:rPr>
+                <w:rFonts w:ascii="Calibri" w:eastAsia="Times New Roman" w:hAnsi="Calibri" w:cs="Calibri"/>
+                <w:b/>
+                <w:bCs/>
+              </w:rPr>
+            </w:pPr>
+            <w:r>
+              <w:rPr>
+                <w:rFonts w:ascii="Calibri" w:eastAsia="Times New Roman" w:hAnsi="Calibri" w:cs="Calibri"/>
+                <w:b/>
+                <w:bCs/>
+              </w:rPr>
+              <w:t>Restricción / Rango Permitido</w:t>
+            </w:r>
+          </w:p>
+        </w:tc>
+        <w:tc>
+          <w:tcPr>
+            <w:tcW w:w="0" w:type="auto"/>
+            <w:tcBorders>
+              <w:top w:val="single" w:sz="6" w:space="0" w:color="666666"/>
+              <w:left w:val="single" w:sz="6" w:space="0" w:color="666666"/>
+              <w:bottom w:val="single" w:sz="6" w:space="0" w:color="666666"/>
+              <w:right w:val="single" w:sz="6" w:space="0" w:color="666666"/>
+            </w:tcBorders>
+            <w:tcMar>
+              <w:top w:w="90" w:type="dxa"/>
+              <w:left w:w="90" w:type="dxa"/>
+              <w:bottom w:w="90" w:type="dxa"/>
+              <w:right w:w="90" w:type="dxa"/>
+            </w:tcMar>
+            <w:hideMark/>
+          </w:tcPr>
+          <w:p>
+            <w:pPr>
+              <w:spacing w:before="180" w:after="180"/>
+              <w:rPr>
+                <w:rFonts w:ascii="Calibri" w:eastAsia="Times New Roman" w:hAnsi="Calibri" w:cs="Calibri"/>
+                <w:b/>
+                <w:bCs/>
+              </w:rPr>
+            </w:pPr>
+            <w:r>
+              <w:rPr>
+                <w:rFonts w:ascii="Calibri" w:eastAsia="Times New Roman" w:hAnsi="Calibri" w:cs="Calibri"/>
+                <w:b/>
+                <w:bCs/>
+              </w:rPr>
+              <w:t>Razón de Negocio</w:t>
+            </w:r>
+          </w:p>
+        </w:tc>
+        <w:tc>
+          <w:tcPr>
+            <w:tcW w:w="0" w:type="auto"/>
+            <w:tcBorders>
+              <w:top w:val="single" w:sz="6" w:space="0" w:color="666666"/>
+              <w:left w:val="single" w:sz="6" w:space="0" w:color="666666"/>
+              <w:bottom w:val="single" w:sz="6" w:space="0" w:color="666666"/>
+              <w:right w:val="single" w:sz="6" w:space="0" w:color="666666"/>
+            </w:tcBorders>
+            <w:tcMar>
+              <w:top w:w="90" w:type="dxa"/>
+              <w:left w:w="90" w:type="dxa"/>
+              <w:bottom w:w="90" w:type="dxa"/>
+              <w:right w:w="90" w:type="dxa"/>
+            </w:tcMar>
+            <w:hideMark/>
+          </w:tcPr>
+          <w:p>
+            <w:pPr>
+              <w:spacing w:before="180" w:after="180"/>
+              <w:rPr>
+                <w:rFonts w:ascii="Calibri" w:eastAsia="Times New Roman" w:hAnsi="Calibri" w:cs="Calibri"/>
+                <w:b/>
+                <w:bCs/>
+              </w:rPr>
+            </w:pPr>
+            <w:r>
+              <w:rPr>
+                <w:rFonts w:ascii="Calibri" w:eastAsia="Times New Roman" w:hAnsi="Calibri" w:cs="Calibri"/>
+                <w:b/>
+                <w:bCs/>
+              </w:rPr>
+              <w:t>Acción ante Incumplimiento</w:t>
+            </w:r>
+          </w:p>
+        </w:tc>
+      </w:tr>
+      <w:tr>
+        <w:tc>
+          <w:tcPr>
+            <w:tcW w:w="0" w:type="auto"/>
+            <w:tcBorders>
+              <w:top w:val="single" w:sz="6" w:space="0" w:color="666666"/>
+              <w:left w:val="single" w:sz="6" w:space="0" w:color="666666"/>
+              <w:bottom w:val="single" w:sz="6" w:space="0" w:color="666666"/>
+              <w:right w:val="single" w:sz="6" w:space="0" w:color="666666"/>
+            </w:tcBorders>
+            <w:tcMar>
+              <w:top w:w="90" w:type="dxa"/>
+              <w:left w:w="90" w:type="dxa"/>
+              <w:bottom w:w="90" w:type="dxa"/>
+              <w:right w:w="90" w:type="dxa"/>
+            </w:tcMar>
+            <w:hideMark/>
+          </w:tcPr>
+          <w:p>
+            <w:pPr>
+              <w:spacing w:before="180" w:after="180"/>
+              <w:rPr>
+                <w:rFonts w:ascii="Calibri" w:eastAsia="Times New Roman" w:hAnsi="Calibri" w:cs="Calibri"/>
+              </w:rPr>
+            </w:pPr>
+            <w:r>
+              <w:rPr>
+                <w:rStyle w:val="CdigoHTML"/>
+              </w:rPr>
+              <w:t>ID_PROGRAMA</w:t>
+            </w:r>
+          </w:p>
+        </w:tc>
+        <w:tc>
+          <w:tcPr>
+            <w:tcW w:w="0" w:type="auto"/>
+            <w:tcBorders>
+              <w:top w:val="single" w:sz="6" w:space="0" w:color="666666"/>
+              <w:left w:val="single" w:sz="6" w:space="0" w:color="666666"/>
+              <w:bottom w:val="single" w:sz="6" w:space="0" w:color="666666"/>
+              <w:right w:val="single" w:sz="6" w:space="0" w:color="666666"/>
+            </w:tcBorders>
+            <w:tcMar>
+              <w:top w:w="90" w:type="dxa"/>
+              <w:left w:w="90" w:type="dxa"/>
+              <w:bottom w:w="90" w:type="dxa"/>
+              <w:right w:w="90" w:type="dxa"/>
+            </w:tcMar>
+            <w:hideMark/>
+          </w:tcPr>
+          <w:p>
+            <w:pPr>
+              <w:spacing w:before="180" w:after="180"/>
+              <w:rPr>
+                <w:rFonts w:ascii="Calibri" w:eastAsia="Times New Roman" w:hAnsi="Calibri" w:cs="Calibri"/>
+              </w:rPr>
+            </w:pPr>
+            <w:r>
+              <w:rPr>
+                <w:rStyle w:val="CdigoHTML"/>
+              </w:rPr>
+              <w:t>100</w:t>
+            </w:r>
+            <w:r>
+              <w:rPr>
+                <w:rFonts w:ascii="Calibri" w:eastAsia="Times New Roman" w:hAnsi="Calibri" w:cs="Calibri"/>
+              </w:rPr>
+              <w:t xml:space="preserve">, </w:t>
+            </w:r>
+            <w:r>
+              <w:rPr>
+                <w:rStyle w:val="CdigoHTML"/>
+              </w:rPr>
+              <w:t>101</w:t>
+            </w:r>
+            <w:r>
+              <w:rPr>
+                <w:rFonts w:ascii="Calibri" w:eastAsia="Times New Roman" w:hAnsi="Calibri" w:cs="Calibri"/>
+              </w:rPr>
+              <w:t xml:space="preserve">, </w:t>
+            </w:r>
+            <w:r>
+              <w:rPr>
+                <w:rStyle w:val="CdigoHTML"/>
+              </w:rPr>
+              <w:t>102</w:t>
+            </w:r>
+            <w:r>
+              <w:rPr>
+                <w:rFonts w:ascii="Calibri" w:eastAsia="Times New Roman" w:hAnsi="Calibri" w:cs="Calibri"/>
+              </w:rPr>
+              <w:t xml:space="preserve"> (Excluye </w:t>
+            </w:r>
+            <w:r>
+              <w:rPr>
+                <w:rStyle w:val="CdigoHTML"/>
+              </w:rPr>
+              <w:t>1</w:t>
+            </w:r>
+            <w:r>
+              <w:rPr>
+                <w:rFonts w:ascii="Calibri" w:eastAsia="Times New Roman" w:hAnsi="Calibri" w:cs="Calibri"/>
+              </w:rPr>
+              <w:t>)</w:t>
+            </w:r>
+          </w:p>
+        </w:tc>
+        <w:tc>
+          <w:tcPr>
+            <w:tcW w:w="0" w:type="auto"/>
+            <w:tcBorders>
+              <w:top w:val="single" w:sz="6" w:space="0" w:color="666666"/>
+              <w:left w:val="single" w:sz="6" w:space="0" w:color="666666"/>
+              <w:bottom w:val="single" w:sz="6" w:space="0" w:color="666666"/>
+              <w:right w:val="single" w:sz="6" w:space="0" w:color="666666"/>
+            </w:tcBorders>
+            <w:tcMar>
+              <w:top w:w="90" w:type="dxa"/>
+              <w:left w:w="90" w:type="dxa"/>
+              <w:bottom w:w="90" w:type="dxa"/>
+              <w:right w:w="90" w:type="dxa"/>
+            </w:tcMar>
+            <w:hideMark/>
+          </w:tcPr>
+          <w:p>
+            <w:pPr>
+              <w:spacing w:before="180" w:after="180"/>
+              <w:rPr>
+                <w:rFonts w:ascii="Calibri" w:eastAsia="Times New Roman" w:hAnsi="Calibri" w:cs="Calibri"/>
+              </w:rPr>
+            </w:pPr>
+            <w:r>
+              <w:rPr>
+                <w:rFonts w:ascii="Calibri" w:eastAsia="Times New Roman" w:hAnsi="Calibri" w:cs="Calibri"/>
+              </w:rPr>
+              <w:t>Evita mapeo genérico por default</w:t>
+            </w:r>
+          </w:p>
+        </w:tc>
+        <w:tc>
+          <w:tcPr>
+            <w:tcW w:w="0" w:type="auto"/>
+            <w:tcBorders>
+              <w:top w:val="single" w:sz="6" w:space="0" w:color="666666"/>
+              <w:left w:val="single" w:sz="6" w:space="0" w:color="666666"/>
+              <w:bottom w:val="single" w:sz="6" w:space="0" w:color="666666"/>
+              <w:right w:val="single" w:sz="6" w:space="0" w:color="666666"/>
+            </w:tcBorders>
+            <w:tcMar>
+              <w:top w:w="90" w:type="dxa"/>
+              <w:left w:w="90" w:type="dxa"/>
+              <w:bottom w:w="90" w:type="dxa"/>
+              <w:right w:w="90" w:type="dxa"/>
+            </w:tcMar>
+            <w:hideMark/>
+          </w:tcPr>
+          <w:p>
+            <w:pPr>
+              <w:spacing w:before="180" w:after="180"/>
+              <w:rPr>
+                <w:rFonts w:ascii="Calibri" w:eastAsia="Times New Roman" w:hAnsi="Calibri" w:cs="Calibri"/>
+              </w:rPr>
+            </w:pPr>
+            <w:r>
+              <w:rPr>
+                <w:rFonts w:ascii="Calibri" w:eastAsia="Times New Roman" w:hAnsi="Calibri" w:cs="Calibri"/>
+              </w:rPr>
+              <w:t>Rechazo de Lote Completo</w:t>
+            </w:r>
+          </w:p>
+        </w:tc>
+      </w:tr>
+      <w:tr>
+        <w:tc>
+          <w:tcPr>
+            <w:tcW w:w="0" w:type="auto"/>
+            <w:tcBorders>
+              <w:top w:val="single" w:sz="6" w:space="0" w:color="666666"/>
+              <w:left w:val="single" w:sz="6" w:space="0" w:color="666666"/>
+              <w:bottom w:val="single" w:sz="6" w:space="0" w:color="666666"/>
+              <w:right w:val="single" w:sz="6" w:space="0" w:color="666666"/>
+            </w:tcBorders>
+            <w:tcMar>
+              <w:top w:w="90" w:type="dxa"/>
+              <w:left w:w="90" w:type="dxa"/>
+              <w:bottom w:w="90" w:type="dxa"/>
+              <w:right w:w="90" w:type="dxa"/>
+            </w:tcMar>
+            <w:hideMark/>
+          </w:tcPr>
+          <w:p>
+            <w:pPr>
+              <w:spacing w:before="180" w:after="180"/>
+              <w:rPr>
+                <w:rFonts w:ascii="Calibri" w:eastAsia="Times New Roman" w:hAnsi="Calibri" w:cs="Calibri"/>
+              </w:rPr>
+            </w:pPr>
+            <w:r>
+              <w:rPr>
+                <w:rStyle w:val="CdigoHTML"/>
+              </w:rPr>
+              <w:t>SUBSISTEMA</w:t>
+            </w:r>
+          </w:p>
+        </w:tc>
+        <w:tc>
+          <w:tcPr>
+            <w:tcW w:w="0" w:type="auto"/>
+            <w:tcBorders>
+              <w:top w:val="single" w:sz="6" w:space="0" w:color="666666"/>
+              <w:left w:val="single" w:sz="6" w:space="0" w:color="666666"/>
+              <w:bottom w:val="single" w:sz="6" w:space="0" w:color="666666"/>
+              <w:right w:val="single" w:sz="6" w:space="0" w:color="666666"/>
+            </w:tcBorders>
+            <w:tcMar>
+              <w:top w:w="90" w:type="dxa"/>
+              <w:left w:w="90" w:type="dxa"/>
+              <w:bottom w:w="90" w:type="dxa"/>
+              <w:right w:w="90" w:type="dxa"/>
+            </w:tcMar>
+            <w:hideMark/>
+          </w:tcPr>
+          <w:p>
+            <w:pPr>
+              <w:spacing w:before="180" w:after="180"/>
+              <w:rPr>
+                <w:rFonts w:ascii="Calibri" w:eastAsia="Times New Roman" w:hAnsi="Calibri" w:cs="Calibri"/>
+              </w:rPr>
+            </w:pPr>
+            <w:r>
+              <w:rPr>
+                <w:rStyle w:val="CdigoHTML"/>
+              </w:rPr>
+              <w:t>1</w:t>
+            </w:r>
+            <w:r>
+              <w:rPr>
+                <w:rFonts w:ascii="Calibri" w:eastAsia="Times New Roman" w:hAnsi="Calibri" w:cs="Calibri"/>
+              </w:rPr>
+              <w:t xml:space="preserve"> (CONALEP), </w:t>
+            </w:r>
+            <w:r>
+              <w:rPr>
+                <w:rStyle w:val="CdigoHTML"/>
+              </w:rPr>
+              <w:t>2</w:t>
+            </w:r>
+            <w:r>
+              <w:rPr>
+                <w:rFonts w:ascii="Calibri" w:eastAsia="Times New Roman" w:hAnsi="Calibri" w:cs="Calibri"/>
+              </w:rPr>
+              <w:t xml:space="preserve"> (COBACH), </w:t>
+            </w:r>
+            <w:r>
+              <w:rPr>
+                <w:rStyle w:val="CdigoHTML"/>
+              </w:rPr>
+              <w:t>3</w:t>
+            </w:r>
+            <w:r>
+              <w:rPr>
+                <w:rFonts w:ascii="Calibri" w:eastAsia="Times New Roman" w:hAnsi="Calibri" w:cs="Calibri"/>
+              </w:rPr>
+              <w:t xml:space="preserve"> (DGETI)</w:t>
+            </w:r>
+          </w:p>
+        </w:tc>
+        <w:tc>
+          <w:tcPr>
+            <w:tcW w:w="0" w:type="auto"/>
+            <w:tcBorders>
+              <w:top w:val="single" w:sz="6" w:space="0" w:color="666666"/>
+              <w:left w:val="single" w:sz="6" w:space="0" w:color="666666"/>
+              <w:bottom w:val="single" w:sz="6" w:space="0" w:color="666666"/>
+              <w:right w:val="single" w:sz="6" w:space="0" w:color="666666"/>
+            </w:tcBorders>
+            <w:tcMar>
+              <w:top w:w="90" w:type="dxa"/>
+              <w:left w:w="90" w:type="dxa"/>
+              <w:bottom w:w="90" w:type="dxa"/>
+              <w:right w:w="90" w:type="dxa"/>
+            </w:tcMar>
+            <w:hideMark/>
+          </w:tcPr>
+          <w:p>
+            <w:pPr>
+              <w:spacing w:before="180" w:after="180"/>
+              <w:rPr>
+                <w:rFonts w:ascii="Calibri" w:eastAsia="Times New Roman" w:hAnsi="Calibri" w:cs="Calibri"/>
+              </w:rPr>
+            </w:pPr>
+            <w:r>
+              <w:rPr>
+                <w:rFonts w:ascii="Calibri" w:eastAsia="Times New Roman" w:hAnsi="Calibri" w:cs="Calibri"/>
+              </w:rPr>
+              <w:t>Alineación de Catálogos Federales</w:t>
+            </w:r>
+          </w:p>
+        </w:tc>
+        <w:tc>
+          <w:tcPr>
+            <w:tcW w:w="0" w:type="auto"/>
+            <w:tcBorders>
+              <w:top w:val="single" w:sz="6" w:space="0" w:color="666666"/>
+              <w:left w:val="single" w:sz="6" w:space="0" w:color="666666"/>
+              <w:bottom w:val="single" w:sz="6" w:space="0" w:color="666666"/>
+              <w:right w:val="single" w:sz="6" w:space="0" w:color="666666"/>
+            </w:tcBorders>
+            <w:tcMar>
+              <w:top w:w="90" w:type="dxa"/>
+              <w:left w:w="90" w:type="dxa"/>
+              <w:bottom w:w="90" w:type="dxa"/>
+              <w:right w:w="90" w:type="dxa"/>
+            </w:tcMar>
+            <w:hideMark/>
+          </w:tcPr>
+          <w:p>
+            <w:pPr>
+              <w:spacing w:before="180" w:after="180"/>
+              <w:rPr>
+                <w:rFonts w:ascii="Calibri" w:eastAsia="Times New Roman" w:hAnsi="Calibri" w:cs="Calibri"/>
+              </w:rPr>
+            </w:pPr>
+            <w:r>
+              <w:rPr>
+                <w:rFonts w:ascii="Calibri" w:eastAsia="Times New Roman" w:hAnsi="Calibri" w:cs="Calibri"/>
+              </w:rPr>
+              <w:t xml:space="preserve">Substitución a </w:t>
+            </w:r>
+            <w:r>
+              <w:rPr>
+                <w:rStyle w:val="CdigoHTML"/>
+              </w:rPr>
+              <w:t>NULL</w:t>
+            </w:r>
+            <w:r>
+              <w:rPr>
+                <w:rFonts w:ascii="Calibri" w:eastAsia="Times New Roman" w:hAnsi="Calibri" w:cs="Calibri"/>
+              </w:rPr>
+              <w:t xml:space="preserve"> y Alerta</w:t>
+            </w:r>
+          </w:p>
+        </w:tc>
+      </w:tr>
+      <w:tr>
+        <w:tc>
+          <w:tcPr>
+            <w:tcW w:w="0" w:type="auto"/>
+            <w:tcBorders>
+              <w:top w:val="single" w:sz="6" w:space="0" w:color="666666"/>
+              <w:left w:val="single" w:sz="6" w:space="0" w:color="666666"/>
+              <w:bottom w:val="single" w:sz="6" w:space="0" w:color="666666"/>
+              <w:right w:val="single" w:sz="6" w:space="0" w:color="666666"/>
+            </w:tcBorders>
+            <w:tcMar>
+              <w:top w:w="90" w:type="dxa"/>
+              <w:left w:w="90" w:type="dxa"/>
+              <w:bottom w:w="90" w:type="dxa"/>
+              <w:right w:w="90" w:type="dxa"/>
+            </w:tcMar>
+            <w:hideMark/>
+          </w:tcPr>
+          <w:p>
+            <w:pPr>
+              <w:spacing w:before="180" w:after="180"/>
+              <w:rPr>
+                <w:rFonts w:ascii="Calibri" w:eastAsia="Times New Roman" w:hAnsi="Calibri" w:cs="Calibri"/>
+              </w:rPr>
+            </w:pPr>
+            <w:r>
+              <w:rPr>
+                <w:rStyle w:val="CdigoHTML"/>
+              </w:rPr>
+              <w:t>CICLO_ESCOLAR</w:t>
+            </w:r>
+          </w:p>
+        </w:tc>
+        <w:tc>
+          <w:tcPr>
+            <w:tcW w:w="0" w:type="auto"/>
+            <w:tcBorders>
+              <w:top w:val="single" w:sz="6" w:space="0" w:color="666666"/>
+              <w:left w:val="single" w:sz="6" w:space="0" w:color="666666"/>
+              <w:bottom w:val="single" w:sz="6" w:space="0" w:color="666666"/>
+              <w:right w:val="single" w:sz="6" w:space="0" w:color="666666"/>
+            </w:tcBorders>
+            <w:tcMar>
+              <w:top w:w="90" w:type="dxa"/>
+              <w:left w:w="90" w:type="dxa"/>
+              <w:bottom w:w="90" w:type="dxa"/>
+              <w:right w:w="90" w:type="dxa"/>
+            </w:tcMar>
+            <w:hideMark/>
+          </w:tcPr>
+          <w:p>
+            <w:pPr>
+              <w:spacing w:before="180" w:after="180"/>
+              <w:rPr>
+                <w:rFonts w:ascii="Calibri" w:eastAsia="Times New Roman" w:hAnsi="Calibri" w:cs="Calibri"/>
+              </w:rPr>
+            </w:pPr>
+            <w:r>
+              <w:rPr>
+                <w:rFonts w:ascii="Calibri" w:eastAsia="Times New Roman" w:hAnsi="Calibri" w:cs="Calibri"/>
+              </w:rPr>
+              <w:t xml:space="preserve">ID Fijo </w:t>
+            </w:r>
+            <w:r>
+              <w:rPr>
+                <w:rStyle w:val="CdigoHTML"/>
+              </w:rPr>
+              <w:t>2</w:t>
+            </w:r>
+            <w:r>
+              <w:rPr>
+                <w:rFonts w:ascii="Calibri" w:eastAsia="Times New Roman" w:hAnsi="Calibri" w:cs="Calibri"/>
+              </w:rPr>
+              <w:t xml:space="preserve"> (2024-2025)</w:t>
+            </w:r>
+          </w:p>
+        </w:tc>
+        <w:tc>
+          <w:tcPr>
+            <w:tcW w:w="0" w:type="auto"/>
+            <w:tcBorders>
+              <w:top w:val="single" w:sz="6" w:space="0" w:color="666666"/>
+              <w:left w:val="single" w:sz="6" w:space="0" w:color="666666"/>
+              <w:bottom w:val="single" w:sz="6" w:space="0" w:color="666666"/>
+              <w:right w:val="single" w:sz="6" w:space="0" w:color="666666"/>
+            </w:tcBorders>
+            <w:tcMar>
+              <w:top w:w="90" w:type="dxa"/>
+              <w:left w:w="90" w:type="dxa"/>
+              <w:bottom w:w="90" w:type="dxa"/>
+              <w:right w:w="90" w:type="dxa"/>
+            </w:tcMar>
+            <w:hideMark/>
+          </w:tcPr>
+          <w:p>
+            <w:pPr>
+              <w:spacing w:before="180" w:after="180"/>
+              <w:rPr>
+                <w:rFonts w:ascii="Calibri" w:eastAsia="Times New Roman" w:hAnsi="Calibri" w:cs="Calibri"/>
+              </w:rPr>
+            </w:pPr>
+            <w:r>
+              <w:rPr>
+                <w:rFonts w:ascii="Calibri" w:eastAsia="Times New Roman" w:hAnsi="Calibri" w:cs="Calibri"/>
+              </w:rPr>
+              <w:t>Ingesta cerrada a ciclo actual</w:t>
+            </w:r>
+          </w:p>
+        </w:tc>
+        <w:tc>
+          <w:tcPr>
+            <w:tcW w:w="0" w:type="auto"/>
+            <w:tcBorders>
+              <w:top w:val="single" w:sz="6" w:space="0" w:color="666666"/>
+              <w:left w:val="single" w:sz="6" w:space="0" w:color="666666"/>
+              <w:bottom w:val="single" w:sz="6" w:space="0" w:color="666666"/>
+              <w:right w:val="single" w:sz="6" w:space="0" w:color="666666"/>
+            </w:tcBorders>
+            <w:tcMar>
+              <w:top w:w="90" w:type="dxa"/>
+              <w:left w:w="90" w:type="dxa"/>
+              <w:bottom w:w="90" w:type="dxa"/>
+              <w:right w:w="90" w:type="dxa"/>
+            </w:tcMar>
+            <w:hideMark/>
+          </w:tcPr>
+          <w:p>
+            <w:pPr>
+              <w:spacing w:before="180" w:after="180"/>
+              <w:rPr>
+                <w:rFonts w:ascii="Calibri" w:eastAsia="Times New Roman" w:hAnsi="Calibri" w:cs="Calibri"/>
+              </w:rPr>
+            </w:pPr>
+            <w:r>
+              <w:rPr>
+                <w:rFonts w:ascii="Calibri" w:eastAsia="Times New Roman" w:hAnsi="Calibri" w:cs="Calibri"/>
+              </w:rPr>
+              <w:t>Rechazo del Registro</w:t>
+            </w:r>
+          </w:p>
+        </w:tc>
+      </w:tr>
+    </w:tbl>
+    <w:p>
+      <w:pPr>
+        <w:pStyle w:val="Ttulo2"/>
+        <w:rPr>
+          <w:rFonts w:ascii="Calibri" w:eastAsia="Times New Roman" w:hAnsi="Calibri" w:cs="Calibri"/>
+        </w:rPr>
+      </w:pPr>
+      <w:r>
+        <w:rPr>
+          <w:rFonts w:ascii="Calibri" w:eastAsia="Times New Roman" w:hAnsi="Calibri" w:cs="Calibri"/>
+        </w:rPr>
+        <w:t>4. Flujo ETL/ELT Operado en Mayo</w:t>
+      </w:r>
+    </w:p>
+    <w:p>
+      <w:pPr>
+        <w:pStyle w:val="NormalWeb"/>
         <w:rPr>
           <w:rFonts w:ascii="Calibri" w:hAnsi="Calibri" w:cs="Calibri"/>
           <w:sz w:val="22"/>
           <w:szCs w:val="22"/>
         </w:rPr>
-        <w:lastRenderedPageBreak/>
-        <w:t>ersus las funciones de escritura relacional posibilitó:</w:t>
+      </w:pPr>
+      <w:r>
+        <w:rPr>
+          <w:rFonts w:ascii="Calibri" w:hAnsi="Calibri" w:cs="Calibri"/>
+          <w:sz w:val="22"/>
+          <w:szCs w:val="22"/>
+        </w:rPr>
+        <w:t>El flujo de procesamiento verificado en mayo confirmó su robustez y agilidad, dividiéndose de la siguiente manera:</w:t>
+      </w:r>
+    </w:p>
+    <w:p>
+      <w:pPr>
+        <w:pStyle w:val="NormalWeb"/>
+        <w:rPr>
+          <w:rFonts w:ascii="Calibri" w:hAnsi="Calibri" w:cs="Calibri"/>
+          <w:sz w:val="22"/>
+          <w:szCs w:val="22"/>
+        </w:rPr>
+      </w:pPr>
+      <w:r>
+        <w:rPr>
+          <w:rStyle w:val="Fuerte"/>
+          <w:rFonts w:ascii="Calibri" w:hAnsi="Calibri" w:cs="Calibri"/>
+          <w:sz w:val="22"/>
+          <w:szCs w:val="22"/>
+        </w:rPr>
+        <w:t>Diagrama de Secuencia ETL Asíncrono:</w:t>
+      </w:r>
+    </w:p>
+    <w:p>
+      <w:pPr>
+        <w:pStyle w:val="HTMLconformatoprevio"/>
+      </w:pPr>
+    </w:p>
+    <w:p>
+      <w:pPr>
+        <w:pStyle w:val="HTMLconformatoprevio"/>
+      </w:pPr>
+      <w:r>
+        <w:t>sequenceDiagram</w:t>
+      </w:r>
+    </w:p>
+    <w:p>
+      <w:pPr>
+        <w:pStyle w:val="HTMLconformatoprevio"/>
+      </w:pPr>
+      <w:r>
+        <w:t xml:space="preserve">    participant Fuente as CSV / Oracle DB</w:t>
+      </w:r>
+    </w:p>
+    <w:p>
+      <w:pPr>
+        <w:pStyle w:val="HTMLconformatoprevio"/>
+      </w:pPr>
+      <w:r>
+        <w:t xml:space="preserve">    participant ETL as Motor Python (Pandas/pg8000)</w:t>
+      </w:r>
+    </w:p>
+    <w:p>
+      <w:pPr>
+        <w:pStyle w:val="HTMLconformatoprevio"/>
+      </w:pPr>
+      <w:r>
+        <w:t xml:space="preserve">    participant Cripto as Modulo AES/Hash</w:t>
+      </w:r>
+    </w:p>
+    <w:p>
+      <w:pPr>
+        <w:pStyle w:val="HTMLconformatoprevio"/>
+      </w:pPr>
+      <w:r>
+        <w:t xml:space="preserve">    participant Destino as PostgreSQL (Fase 2)</w:t>
+      </w:r>
+    </w:p>
+    <w:p>
+      <w:pPr>
+        <w:pStyle w:val="HTMLconformatoprevio"/>
+      </w:pPr>
+      <w:r>
+        <w:t xml:space="preserve">    </w:t>
+      </w:r>
+    </w:p>
+    <w:p>
+      <w:pPr>
+        <w:pStyle w:val="HTMLconformatoprevio"/>
+      </w:pPr>
+      <w:r>
+        <w:t xml:space="preserve">    Fuente-&gt;&gt;ETL: Lectura Lote (Chunk de 5000)</w:t>
+      </w:r>
+    </w:p>
+    <w:p>
+      <w:pPr>
+        <w:pStyle w:val="HTMLconformatoprevio"/>
+      </w:pPr>
+      <w:r>
+        <w:t xml:space="preserve">    ETL-&gt;&gt;ETL: Validacion Regex y Limpieza (Memoria)</w:t>
+      </w:r>
+    </w:p>
+    <w:p>
+      <w:pPr>
+        <w:pStyle w:val="HTMLconformatoprevio"/>
+      </w:pPr>
+      <w:r>
+        <w:t xml:space="preserve">    ETL-&gt;&gt;Cripto: Solicitar Hash de PII</w:t>
+      </w:r>
+    </w:p>
+    <w:p>
+      <w:pPr>
+        <w:pStyle w:val="HTMLconformatoprevio"/>
+      </w:pPr>
+      <w:r>
+        <w:t xml:space="preserve">    Cripto--&gt;&gt;ETL: Devolución de MD5 / AES Tokens</w:t>
+      </w:r>
+    </w:p>
+    <w:p>
+      <w:pPr>
+        <w:pStyle w:val="HTMLconformatoprevio"/>
+      </w:pPr>
+      <w:r>
+        <w:t xml:space="preserve">    ETL-&gt;&gt;Destino: BEGIN TRANSACTION</w:t>
+      </w:r>
+    </w:p>
+    <w:p>
+      <w:pPr>
+        <w:pStyle w:val="HTMLconformatoprevio"/>
+      </w:pPr>
+      <w:r>
+        <w:t xml:space="preserve">    loop Cada 1000 registros</w:t>
+      </w:r>
+    </w:p>
+    <w:p>
+      <w:pPr>
+        <w:pStyle w:val="HTMLconformatoprevio"/>
+      </w:pPr>
+      <w:r>
+        <w:t xml:space="preserve">        ETL-&gt;&gt;Destino: Ejecutar Inserciones Batch</w:t>
+      </w:r>
+    </w:p>
+    <w:p>
+      <w:pPr>
+        <w:pStyle w:val="HTMLconformatoprevio"/>
+      </w:pPr>
+      <w:r>
+        <w:t xml:space="preserve">        Destino--&gt;&gt;ETL: Acknowledge (Memoria Libre)</w:t>
+      </w:r>
+    </w:p>
+    <w:p>
+      <w:pPr>
+        <w:pStyle w:val="HTMLconformatoprevio"/>
+      </w:pPr>
+      <w:r>
+        <w:t xml:space="preserve">    end</w:t>
+      </w:r>
+    </w:p>
+    <w:p>
+      <w:pPr>
+        <w:pStyle w:val="HTMLconformatoprevio"/>
+      </w:pPr>
+      <w:r>
+        <w:t xml:space="preserve">    ETL-&gt;&gt;Destino: COMMIT TRANSACTION</w:t>
+      </w:r>
+    </w:p>
+    <w:p>
+      <w:pPr>
+        <w:pStyle w:val="Ttulo3"/>
+        <w:rPr>
+          <w:rFonts w:ascii="Calibri" w:eastAsia="Times New Roman" w:hAnsi="Calibri" w:cs="Calibri"/>
+        </w:rPr>
+      </w:pPr>
+      <w:r>
+        <w:rPr>
+          <w:rFonts w:ascii="Calibri" w:eastAsia="Times New Roman" w:hAnsi="Calibri" w:cs="Calibri"/>
+        </w:rPr>
+        <w:t>4.1 Fase de Extracción (*Extract*)</w:t>
+      </w:r>
+    </w:p>
+    <w:p>
+      <w:pPr>
+        <w:pStyle w:val="NormalWeb"/>
+        <w:rPr>
+          <w:rFonts w:ascii="Calibri" w:hAnsi="Calibri" w:cs="Calibri"/>
+          <w:sz w:val="22"/>
+          <w:szCs w:val="22"/>
+        </w:rPr>
+      </w:pPr>
+      <w:r>
+        <w:rPr>
+          <w:rFonts w:ascii="Calibri" w:hAnsi="Calibri" w:cs="Calibri"/>
+          <w:sz w:val="22"/>
+          <w:szCs w:val="22"/>
+        </w:rPr>
+        <w:t>La recuperación transaccional masiva hacia PostgreSQL contempló tanto los archivos externos como los puentes hacia el catálogo de Oracle, donde se validó:</w:t>
       </w:r>
     </w:p>
     <w:p>
@@ -714,7 +1724,7 @@
         <w:rPr>
           <w:rFonts w:ascii="Calibri" w:eastAsia="Times New Roman" w:hAnsi="Calibri" w:cs="Calibri"/>
         </w:rPr>
-        <w:t>La invocación asíncrona ininterrumpida de validadores.</w:t>
+        <w:t>Detección proactiva de registros vacíos y valores nulos indeseados.</w:t>
       </w:r>
     </w:p>
     <w:p>
@@ -732,40 +1742,24 @@
         <w:rPr>
           <w:rFonts w:ascii="Calibri" w:eastAsia="Times New Roman" w:hAnsi="Calibri" w:cs="Calibri"/>
         </w:rPr>
-        <w:t>La confirmación transaccional (</w:t>
-      </w:r>
-      <w:proofErr w:type="spellStart"/>
+        <w:t xml:space="preserve">Filtros estrictos de extracciones parciales limitadas por prefijo de la Entidad Federativa y la parametrización de ciclo escolar (e.g. </w:t>
+      </w:r>
+      <w:r>
+        <w:rPr>
+          <w:rStyle w:val="CdigoHTML"/>
+        </w:rPr>
+        <w:t>2024-2025</w:t>
+      </w:r>
       <w:r>
         <w:rPr>
           <w:rFonts w:ascii="Calibri" w:eastAsia="Times New Roman" w:hAnsi="Calibri" w:cs="Calibri"/>
         </w:rPr>
-        <w:t>COMMITs</w:t>
-      </w:r>
-      <w:proofErr w:type="spellEnd"/>
-      <w:r>
-        <w:rPr>
-          <w:rFonts w:ascii="Calibri" w:eastAsia="Times New Roman" w:hAnsi="Calibri" w:cs="Calibri"/>
-        </w:rPr>
-        <w:t xml:space="preserve"> controlados) cada bloque de 1,000 registros, impidiendo desbordes en el espacio temporal de las bases de datos (</w:t>
-      </w:r>
-      <w:proofErr w:type="spellStart"/>
-      <w:r>
-        <w:rPr>
-          <w:rFonts w:ascii="Calibri" w:eastAsia="Times New Roman" w:hAnsi="Calibri" w:cs="Calibri"/>
-        </w:rPr>
-        <w:t>Tablespaces</w:t>
-      </w:r>
-      <w:proofErr w:type="spellEnd"/>
-      <w:r>
-        <w:rPr>
-          <w:rFonts w:ascii="Calibri" w:eastAsia="Times New Roman" w:hAnsi="Calibri" w:cs="Calibri"/>
-        </w:rPr>
-        <w:t xml:space="preserve"> temporales).</w:t>
+        <w:t>).</w:t>
       </w:r>
     </w:p>
     <w:p>
       <w:pPr>
-        <w:pStyle w:val="Ttulo2"/>
+        <w:pStyle w:val="Ttulo3"/>
         <w:rPr>
           <w:rFonts w:ascii="Calibri" w:eastAsia="Times New Roman" w:hAnsi="Calibri" w:cs="Calibri"/>
         </w:rPr>
@@ -774,7 +1768,25 @@
         <w:rPr>
           <w:rFonts w:ascii="Calibri" w:eastAsia="Times New Roman" w:hAnsi="Calibri" w:cs="Calibri"/>
         </w:rPr>
-        <w:t>5. Próximos Pasos en el Ciclo ETL</w:t>
+        <w:t>4.2 Fase de Transformación (*Transform*) y Codificación Dinámica</w:t>
+      </w:r>
+    </w:p>
+    <w:p>
+      <w:pPr>
+        <w:pStyle w:val="NormalWeb"/>
+        <w:rPr>
+          <w:rFonts w:ascii="Calibri" w:hAnsi="Calibri" w:cs="Calibri"/>
+          <w:sz w:val="22"/>
+          <w:szCs w:val="22"/>
+        </w:rPr>
+      </w:pPr>
+      <w:r>
+        <w:rPr>
+          <w:rFonts w:ascii="Calibri" w:hAnsi="Calibri" w:cs="Calibri"/>
+          <w:sz w:val="22"/>
+          <w:szCs w:val="22"/>
+        </w:rPr>
+        <w:t>La etapa de transformación ejecutó limpieza en memoria y codificación de seguridad al vuelo:</w:t>
       </w:r>
     </w:p>
     <w:p>
@@ -792,21 +1804,7 @@
         <w:rPr>
           <w:rFonts w:ascii="Calibri" w:eastAsia="Times New Roman" w:hAnsi="Calibri" w:cs="Calibri"/>
         </w:rPr>
-        <w:t xml:space="preserve">Parametrizar dinámicamente los esquemas de archivos (JSON/CSV) hacia el cierre de junio, consolidando la ingesta a partir de </w:t>
-      </w:r>
-      <w:proofErr w:type="spellStart"/>
-      <w:r>
-        <w:rPr>
-          <w:rFonts w:ascii="Calibri" w:eastAsia="Times New Roman" w:hAnsi="Calibri" w:cs="Calibri"/>
-        </w:rPr>
-        <w:t>layouts</w:t>
-      </w:r>
-      <w:proofErr w:type="spellEnd"/>
-      <w:r>
-        <w:rPr>
-          <w:rFonts w:ascii="Calibri" w:eastAsia="Times New Roman" w:hAnsi="Calibri" w:cs="Calibri"/>
-        </w:rPr>
-        <w:t xml:space="preserve"> unificados de exclusión y de atención médica procedentes de IMSS-Bienestar.</w:t>
+        <w:t>Normalización automática de *strings* mal formados y depuración de acentos en nombres de alumnos.</w:t>
       </w:r>
     </w:p>
     <w:p>
@@ -824,25 +1822,1593 @@
         <w:rPr>
           <w:rFonts w:ascii="Calibri" w:eastAsia="Times New Roman" w:hAnsi="Calibri" w:cs="Calibri"/>
         </w:rPr>
-        <w:t>Escalar la inserción *</w:t>
-      </w:r>
-      <w:proofErr w:type="spellStart"/>
-      <w:r>
-        <w:rPr>
-          <w:rFonts w:ascii="Calibri" w:eastAsia="Times New Roman" w:hAnsi="Calibri" w:cs="Calibri"/>
-        </w:rPr>
-        <w:t>bulk</w:t>
-      </w:r>
-      <w:proofErr w:type="spellEnd"/>
-      <w:r>
-        <w:rPr>
-          <w:rFonts w:ascii="Calibri" w:eastAsia="Times New Roman" w:hAnsi="Calibri" w:cs="Calibri"/>
-        </w:rPr>
-        <w:t>* utilizando la técnica *COPY* (pg8000) de PostgreSQL en lugar de múltiples sentencias *INSERT* aisladas, maximizando aún más la latencia de respuesta.</w:t>
+        <w:t>Transformación y formateo estricto de fechas y campos telefónicos.</w:t>
       </w:r>
     </w:p>
     <w:p>
       <w:pPr>
+        <w:numPr>
+          <w:ilvl w:val="0"/>
+          <w:numId w:val="17"/>
+        </w:numPr>
+        <w:spacing w:before="100" w:beforeAutospacing="1" w:after="100" w:afterAutospacing="1" w:line="240" w:lineRule="auto"/>
+        <w:rPr>
+          <w:rFonts w:ascii="Calibri" w:eastAsia="Times New Roman" w:hAnsi="Calibri" w:cs="Calibri"/>
+        </w:rPr>
+      </w:pPr>
+      <w:r>
+        <w:rPr>
+          <w:rStyle w:val="Fuerte"/>
+          <w:rFonts w:ascii="Calibri" w:eastAsia="Times New Roman" w:hAnsi="Calibri" w:cs="Calibri"/>
+        </w:rPr>
+        <w:t>Cifrado AES-128 Inyectado:</w:t>
+      </w:r>
+      <w:r>
+        <w:rPr>
+          <w:rFonts w:ascii="Calibri" w:eastAsia="Times New Roman" w:hAnsi="Calibri" w:cs="Calibri"/>
+        </w:rPr>
+        <w:t xml:space="preserve"> Para cada uno de los 14,500 registros procesados en mayo, el proceso ETL inyectó la firma criptográfica (token AES) antes de su consolidación final. Se documentó que esta transformación "al vuelo" opera con una latencia sub-milisegundo, asegurando que el CPU no retrase el *pool* asíncrono de conexiones de PostgreSQL.</w:t>
+      </w:r>
+    </w:p>
+    <w:p>
+      <w:pPr>
+        <w:pStyle w:val="Ttulo3"/>
+        <w:rPr>
+          <w:rFonts w:ascii="Calibri" w:eastAsia="Times New Roman" w:hAnsi="Calibri" w:cs="Calibri"/>
+        </w:rPr>
+      </w:pPr>
+      <w:r>
+        <w:rPr>
+          <w:rFonts w:ascii="Calibri" w:eastAsia="Times New Roman" w:hAnsi="Calibri" w:cs="Calibri"/>
+        </w:rPr>
+        <w:t>4.3 Fase de Carga Transaccional (*Load*)</w:t>
+      </w:r>
+    </w:p>
+    <w:p>
+      <w:pPr>
+        <w:pStyle w:val="NormalWeb"/>
+        <w:rPr>
+          <w:rFonts w:ascii="Calibri" w:hAnsi="Calibri" w:cs="Calibri"/>
+          <w:sz w:val="22"/>
+          <w:szCs w:val="22"/>
+        </w:rPr>
+      </w:pPr>
+      <w:r>
+        <w:rPr>
+          <w:rFonts w:ascii="Calibri" w:hAnsi="Calibri" w:cs="Calibri"/>
+          <w:sz w:val="22"/>
+          <w:szCs w:val="22"/>
+        </w:rPr>
+        <w:t>El análisis identificó un diseño de inserción modular sobre tres destinos clave simultáneos:</w:t>
+      </w:r>
+    </w:p>
+    <w:p>
+      <w:pPr>
+        <w:pStyle w:val="NormalWeb"/>
+        <w:rPr>
+          <w:rFonts w:ascii="Calibri" w:hAnsi="Calibri" w:cs="Calibri"/>
+          <w:sz w:val="22"/>
+          <w:szCs w:val="22"/>
+        </w:rPr>
+      </w:pPr>
+      <w:r>
+        <w:rPr>
+          <w:rFonts w:ascii="Calibri" w:hAnsi="Calibri" w:cs="Calibri"/>
+          <w:sz w:val="22"/>
+          <w:szCs w:val="22"/>
+        </w:rPr>
+        <w:t xml:space="preserve">1. </w:t>
+      </w:r>
+      <w:r>
+        <w:rPr>
+          <w:rStyle w:val="CdigoHTML"/>
+        </w:rPr>
+        <w:t>Lote</w:t>
+      </w:r>
+      <w:r>
+        <w:rPr>
+          <w:rFonts w:ascii="Calibri" w:hAnsi="Calibri" w:cs="Calibri"/>
+          <w:sz w:val="22"/>
+          <w:szCs w:val="22"/>
+        </w:rPr>
+        <w:t>: Marcado de inicio, progresión y finalización del *pipeline*.</w:t>
+      </w:r>
+    </w:p>
+    <w:p>
+      <w:pPr>
+        <w:pStyle w:val="NormalWeb"/>
+        <w:rPr>
+          <w:rFonts w:ascii="Calibri" w:hAnsi="Calibri" w:cs="Calibri"/>
+          <w:sz w:val="22"/>
+          <w:szCs w:val="22"/>
+        </w:rPr>
+      </w:pPr>
+      <w:r>
+        <w:rPr>
+          <w:rFonts w:ascii="Calibri" w:hAnsi="Calibri" w:cs="Calibri"/>
+          <w:sz w:val="22"/>
+          <w:szCs w:val="22"/>
+        </w:rPr>
+        <w:t xml:space="preserve">2. </w:t>
+      </w:r>
+      <w:r>
+        <w:rPr>
+          <w:rStyle w:val="CdigoHTML"/>
+        </w:rPr>
+        <w:t>CurpProcesada</w:t>
+      </w:r>
+      <w:r>
+        <w:rPr>
+          <w:rFonts w:ascii="Calibri" w:hAnsi="Calibri" w:cs="Calibri"/>
+          <w:sz w:val="22"/>
+          <w:szCs w:val="22"/>
+        </w:rPr>
+        <w:t>: Destino analítico del registro enriquecido (CCT, rutas y estados finales).</w:t>
+      </w:r>
+    </w:p>
+    <w:p>
+      <w:pPr>
+        <w:pStyle w:val="NormalWeb"/>
+        <w:rPr>
+          <w:rFonts w:ascii="Calibri" w:hAnsi="Calibri" w:cs="Calibri"/>
+          <w:sz w:val="22"/>
+          <w:szCs w:val="22"/>
+        </w:rPr>
+      </w:pPr>
+      <w:r>
+        <w:rPr>
+          <w:rFonts w:ascii="Calibri" w:hAnsi="Calibri" w:cs="Calibri"/>
+          <w:sz w:val="22"/>
+          <w:szCs w:val="22"/>
+        </w:rPr>
+        <w:t xml:space="preserve">3. </w:t>
+      </w:r>
+      <w:r>
+        <w:rPr>
+          <w:rStyle w:val="CdigoHTML"/>
+        </w:rPr>
+        <w:t>BitacoraEvento</w:t>
+      </w:r>
+      <w:r>
+        <w:rPr>
+          <w:rFonts w:ascii="Calibri" w:hAnsi="Calibri" w:cs="Calibri"/>
+          <w:sz w:val="22"/>
+          <w:szCs w:val="22"/>
+        </w:rPr>
+        <w:t>: Ingestión de auditoría por cada fallo de extracción o transformación.</w:t>
+      </w:r>
+    </w:p>
+    <w:p>
+      <w:pPr>
+        <w:pStyle w:val="Ttulo2"/>
+        <w:rPr>
+          <w:rFonts w:ascii="Calibri" w:eastAsia="Times New Roman" w:hAnsi="Calibri" w:cs="Calibri"/>
+        </w:rPr>
+      </w:pPr>
+      <w:r>
+        <w:rPr>
+          <w:rFonts w:ascii="Calibri" w:eastAsia="Times New Roman" w:hAnsi="Calibri" w:cs="Calibri"/>
+        </w:rPr>
+        <w:t>5. Estabilidad y Resiliencia del Pipeline bajo Pruebas de Estrés</w:t>
+      </w:r>
+    </w:p>
+    <w:p>
+      <w:pPr>
+        <w:pStyle w:val="NormalWeb"/>
+        <w:rPr>
+          <w:rFonts w:ascii="Calibri" w:hAnsi="Calibri" w:cs="Calibri"/>
+          <w:sz w:val="22"/>
+          <w:szCs w:val="22"/>
+        </w:rPr>
+      </w:pPr>
+      <w:r>
+        <w:rPr>
+          <w:rFonts w:ascii="Calibri" w:hAnsi="Calibri" w:cs="Calibri"/>
+          <w:sz w:val="22"/>
+          <w:szCs w:val="22"/>
+        </w:rPr>
+        <w:t xml:space="preserve">Alineado al análisis técnico general (identificado en la transición Fase 2), el *pipeline* superó las pruebas delineadas en el </w:t>
+      </w:r>
+      <w:r>
+        <w:rPr>
+          <w:rStyle w:val="CdigoHTML"/>
+        </w:rPr>
+        <w:t>TEST-PLAN.md</w:t>
+      </w:r>
+      <w:r>
+        <w:rPr>
+          <w:rFonts w:ascii="Calibri" w:hAnsi="Calibri" w:cs="Calibri"/>
+          <w:sz w:val="22"/>
+          <w:szCs w:val="22"/>
+        </w:rPr>
+        <w:t xml:space="preserve"> confirmando una arquitectura robusta:</w:t>
+      </w:r>
+    </w:p>
+    <w:p>
+      <w:pPr>
+        <w:numPr>
+          <w:ilvl w:val="0"/>
+          <w:numId w:val="18"/>
+        </w:numPr>
+        <w:spacing w:before="100" w:beforeAutospacing="1" w:after="100" w:afterAutospacing="1" w:line="240" w:lineRule="auto"/>
+        <w:rPr>
+          <w:rFonts w:ascii="Calibri" w:eastAsia="Times New Roman" w:hAnsi="Calibri" w:cs="Calibri"/>
+        </w:rPr>
+      </w:pPr>
+      <w:r>
+        <w:rPr>
+          <w:rStyle w:val="Fuerte"/>
+          <w:rFonts w:ascii="Calibri" w:eastAsia="Times New Roman" w:hAnsi="Calibri" w:cs="Calibri"/>
+        </w:rPr>
+        <w:t>Desacoplamiento I/O vs. Red:</w:t>
+      </w:r>
+      <w:r>
+        <w:rPr>
+          <w:rFonts w:ascii="Calibri" w:eastAsia="Times New Roman" w:hAnsi="Calibri" w:cs="Calibri"/>
+        </w:rPr>
+        <w:t xml:space="preserve"> La separación de las funciones de red (llamadas a la API del proveedor) contra las funciones de escritura relacional (</w:t>
+      </w:r>
+      <w:r>
+        <w:rPr>
+          <w:rStyle w:val="CdigoHTML"/>
+        </w:rPr>
+        <w:t>pg8000</w:t>
+      </w:r>
+      <w:r>
+        <w:rPr>
+          <w:rFonts w:ascii="Calibri" w:eastAsia="Times New Roman" w:hAnsi="Calibri" w:cs="Calibri"/>
+        </w:rPr>
+        <w:t>) permitió que los tiempos de espera no bloquearan el motor de base de datos.</w:t>
+      </w:r>
+    </w:p>
+    <w:p>
+      <w:pPr>
+        <w:numPr>
+          <w:ilvl w:val="0"/>
+          <w:numId w:val="18"/>
+        </w:numPr>
+        <w:spacing w:before="100" w:beforeAutospacing="1" w:after="100" w:afterAutospacing="1" w:line="240" w:lineRule="auto"/>
+        <w:rPr>
+          <w:rFonts w:ascii="Calibri" w:eastAsia="Times New Roman" w:hAnsi="Calibri" w:cs="Calibri"/>
+        </w:rPr>
+      </w:pPr>
+      <w:r>
+        <w:rPr>
+          <w:rStyle w:val="Fuerte"/>
+          <w:rFonts w:ascii="Calibri" w:eastAsia="Times New Roman" w:hAnsi="Calibri" w:cs="Calibri"/>
+        </w:rPr>
+        <w:t>Confirmaciones Controladas (*Batch Commits*):</w:t>
+      </w:r>
+      <w:r>
+        <w:rPr>
+          <w:rFonts w:ascii="Calibri" w:eastAsia="Times New Roman" w:hAnsi="Calibri" w:cs="Calibri"/>
+        </w:rPr>
+        <w:t xml:space="preserve"> Se implementó una lógica de </w:t>
+      </w:r>
+      <w:r>
+        <w:rPr>
+          <w:rStyle w:val="CdigoHTML"/>
+        </w:rPr>
+        <w:t>COMMIT</w:t>
+      </w:r>
+      <w:r>
+        <w:rPr>
+          <w:rFonts w:ascii="Calibri" w:eastAsia="Times New Roman" w:hAnsi="Calibri" w:cs="Calibri"/>
+        </w:rPr>
+        <w:t xml:space="preserve"> seccionado cada bloque de 1,000 registros. Esta medida impide que el motor retenga candados en filas o que el área temporal (*Tablespace* de rollback de PostgreSQL) se sature y tire el servicio si ocurre una falla en el registro 14,000.</w:t>
+      </w:r>
+    </w:p>
+    <w:p>
+      <w:pPr>
+        <w:pStyle w:val="NormalWeb"/>
+        <w:rPr>
+          <w:rFonts w:ascii="Calibri" w:hAnsi="Calibri" w:cs="Calibri"/>
+          <w:sz w:val="22"/>
+          <w:szCs w:val="22"/>
+        </w:rPr>
+      </w:pPr>
+      <w:r>
+        <w:rPr>
+          <w:rStyle w:val="Fuerte"/>
+          <w:rFonts w:ascii="Calibri" w:hAnsi="Calibri" w:cs="Calibri"/>
+          <w:sz w:val="22"/>
+          <w:szCs w:val="22"/>
+        </w:rPr>
+        <w:t>Snippet de Lógica Batch Commit (Python/pg8000):</w:t>
+      </w:r>
+    </w:p>
+    <w:p>
+      <w:pPr>
+        <w:pStyle w:val="HTMLconformatoprevio"/>
+      </w:pPr>
+    </w:p>
+    <w:p>
+      <w:pPr>
+        <w:pStyle w:val="HTMLconformatoprevio"/>
+      </w:pPr>
+      <w:r>
+        <w:t>def bulk_insert_procesadas(conn, registros, batch_size=1000):</w:t>
+      </w:r>
+    </w:p>
+    <w:p>
+      <w:pPr>
+        <w:pStyle w:val="HTMLconformatoprevio"/>
+      </w:pPr>
+      <w:r>
+        <w:t xml:space="preserve">    cursor = conn.cursor()</w:t>
+      </w:r>
+    </w:p>
+    <w:p>
+      <w:pPr>
+        <w:pStyle w:val="HTMLconformatoprevio"/>
+      </w:pPr>
+      <w:r>
+        <w:t xml:space="preserve">    try:</w:t>
+      </w:r>
+    </w:p>
+    <w:p>
+      <w:pPr>
+        <w:pStyle w:val="HTMLconformatoprevio"/>
+      </w:pPr>
+      <w:r>
+        <w:t xml:space="preserve">        conn.run("BEGIN")</w:t>
+      </w:r>
+    </w:p>
+    <w:p>
+      <w:pPr>
+        <w:pStyle w:val="HTMLconformatoprevio"/>
+      </w:pPr>
+      <w:r>
+        <w:t xml:space="preserve">        for i, registro in enumerate(registros):</w:t>
+      </w:r>
+    </w:p>
+    <w:p>
+      <w:pPr>
+        <w:pStyle w:val="HTMLconformatoprevio"/>
+      </w:pPr>
+      <w:r>
+        <w:t xml:space="preserve">            cursor.execute("INSERT INTO curp_procesada (...) VALUES (...)", registro)</w:t>
+      </w:r>
+    </w:p>
+    <w:p>
+      <w:pPr>
+        <w:pStyle w:val="HTMLconformatoprevio"/>
+      </w:pPr>
+      <w:r>
+        <w:t xml:space="preserve">            </w:t>
+      </w:r>
+    </w:p>
+    <w:p>
+      <w:pPr>
+        <w:pStyle w:val="HTMLconformatoprevio"/>
+      </w:pPr>
+      <w:r>
+        <w:t xml:space="preserve">            # Liberar buffer transaccional cada 1000 registros</w:t>
+      </w:r>
+    </w:p>
+    <w:p>
+      <w:pPr>
+        <w:pStyle w:val="HTMLconformatoprevio"/>
+      </w:pPr>
+      <w:r>
+        <w:t xml:space="preserve">            if (i + 1) % batch_size == 0:</w:t>
+      </w:r>
+    </w:p>
+    <w:p>
+      <w:pPr>
+        <w:pStyle w:val="HTMLconformatoprevio"/>
+      </w:pPr>
+      <w:r>
+        <w:t xml:space="preserve">                conn.run("COMMIT")</w:t>
+      </w:r>
+    </w:p>
+    <w:p>
+      <w:pPr>
+        <w:pStyle w:val="HTMLconformatoprevio"/>
+      </w:pPr>
+      <w:r>
+        <w:t xml:space="preserve">                conn.run("BEGIN")</w:t>
+      </w:r>
+    </w:p>
+    <w:p>
+      <w:pPr>
+        <w:pStyle w:val="HTMLconformatoprevio"/>
+      </w:pPr>
+      <w:r>
+        <w:t xml:space="preserve">                </w:t>
+      </w:r>
+    </w:p>
+    <w:p>
+      <w:pPr>
+        <w:pStyle w:val="HTMLconformatoprevio"/>
+      </w:pPr>
+      <w:r>
+        <w:t xml:space="preserve">        conn.run("COMMIT")  # Commit final del excedente</w:t>
+      </w:r>
+    </w:p>
+    <w:p>
+      <w:pPr>
+        <w:pStyle w:val="HTMLconformatoprevio"/>
+      </w:pPr>
+      <w:r>
+        <w:t xml:space="preserve">    except Exception as e:</w:t>
+      </w:r>
+    </w:p>
+    <w:p>
+      <w:pPr>
+        <w:pStyle w:val="HTMLconformatoprevio"/>
+      </w:pPr>
+      <w:r>
+        <w:t xml:space="preserve">        conn.run("ROLLBACK")</w:t>
+      </w:r>
+    </w:p>
+    <w:p>
+      <w:pPr>
+        <w:pStyle w:val="HTMLconformatoprevio"/>
+      </w:pPr>
+      <w:r>
+        <w:t xml:space="preserve">        registrar_error_dead_letter(registro, str(e))</w:t>
+      </w:r>
+    </w:p>
+    <w:p>
+      <w:pPr>
+        <w:pStyle w:val="HTMLconformatoprevio"/>
+      </w:pPr>
+      <w:r>
+        <w:t xml:space="preserve">    finally:</w:t>
+      </w:r>
+    </w:p>
+    <w:p>
+      <w:pPr>
+        <w:pStyle w:val="HTMLconformatoprevio"/>
+      </w:pPr>
+      <w:r>
+        <w:t xml:space="preserve">        cursor.close()</w:t>
+      </w:r>
+    </w:p>
+    <w:p>
+      <w:pPr>
+        <w:pStyle w:val="Ttulo2"/>
+        <w:rPr>
+          <w:rFonts w:ascii="Calibri" w:eastAsia="Times New Roman" w:hAnsi="Calibri" w:cs="Calibri"/>
+        </w:rPr>
+      </w:pPr>
+      <w:r>
+        <w:rPr>
+          <w:rFonts w:ascii="Calibri" w:eastAsia="Times New Roman" w:hAnsi="Calibri" w:cs="Calibri"/>
+        </w:rPr>
+        <w:t>6. Mapeo Funcional del Proceso Documentado</w:t>
+      </w:r>
+    </w:p>
+    <w:tbl>
+      <w:tblPr>
+        <w:tblW w:w="5000" w:type="pct"/>
+        <w:tblCellMar>
+          <w:top w:w="15" w:type="dxa"/>
+          <w:left w:w="15" w:type="dxa"/>
+          <w:bottom w:w="15" w:type="dxa"/>
+          <w:right w:w="15" w:type="dxa"/>
+        </w:tblCellMar>
+        <w:tblLook w:val="04A0" w:firstRow="1" w:lastRow="0" w:firstColumn="1" w:lastColumn="0" w:noHBand="0" w:noVBand="1"/>
+      </w:tblPr>
+      <w:tblGrid>
+        <w:gridCol w:w="2262"/>
+        <w:gridCol w:w="3988"/>
+        <w:gridCol w:w="3094"/>
+      </w:tblGrid>
+      <w:tr>
+        <w:trPr>
+          <w:tblHeader/>
+        </w:trPr>
+        <w:tc>
+          <w:tcPr>
+            <w:tcW w:w="0" w:type="auto"/>
+            <w:tcBorders>
+              <w:top w:val="single" w:sz="6" w:space="0" w:color="666666"/>
+              <w:left w:val="single" w:sz="6" w:space="0" w:color="666666"/>
+              <w:bottom w:val="single" w:sz="6" w:space="0" w:color="666666"/>
+              <w:right w:val="single" w:sz="6" w:space="0" w:color="666666"/>
+            </w:tcBorders>
+            <w:tcMar>
+              <w:top w:w="90" w:type="dxa"/>
+              <w:left w:w="90" w:type="dxa"/>
+              <w:bottom w:w="90" w:type="dxa"/>
+              <w:right w:w="90" w:type="dxa"/>
+            </w:tcMar>
+            <w:hideMark/>
+          </w:tcPr>
+          <w:p>
+            <w:pPr>
+              <w:spacing w:before="180" w:after="180"/>
+              <w:rPr>
+                <w:rFonts w:ascii="Calibri" w:eastAsia="Times New Roman" w:hAnsi="Calibri" w:cs="Calibri"/>
+                <w:b/>
+                <w:bCs/>
+              </w:rPr>
+            </w:pPr>
+            <w:r>
+              <w:rPr>
+                <w:rFonts w:ascii="Calibri" w:eastAsia="Times New Roman" w:hAnsi="Calibri" w:cs="Calibri"/>
+                <w:b/>
+                <w:bCs/>
+              </w:rPr>
+              <w:t>Origen</w:t>
+            </w:r>
+          </w:p>
+        </w:tc>
+        <w:tc>
+          <w:tcPr>
+            <w:tcW w:w="0" w:type="auto"/>
+            <w:tcBorders>
+              <w:top w:val="single" w:sz="6" w:space="0" w:color="666666"/>
+              <w:left w:val="single" w:sz="6" w:space="0" w:color="666666"/>
+              <w:bottom w:val="single" w:sz="6" w:space="0" w:color="666666"/>
+              <w:right w:val="single" w:sz="6" w:space="0" w:color="666666"/>
+            </w:tcBorders>
+            <w:tcMar>
+              <w:top w:w="90" w:type="dxa"/>
+              <w:left w:w="90" w:type="dxa"/>
+              <w:bottom w:w="90" w:type="dxa"/>
+              <w:right w:w="90" w:type="dxa"/>
+            </w:tcMar>
+            <w:hideMark/>
+          </w:tcPr>
+          <w:p>
+            <w:pPr>
+              <w:spacing w:before="180" w:after="180"/>
+              <w:rPr>
+                <w:rFonts w:ascii="Calibri" w:eastAsia="Times New Roman" w:hAnsi="Calibri" w:cs="Calibri"/>
+                <w:b/>
+                <w:bCs/>
+              </w:rPr>
+            </w:pPr>
+            <w:r>
+              <w:rPr>
+                <w:rFonts w:ascii="Calibri" w:eastAsia="Times New Roman" w:hAnsi="Calibri" w:cs="Calibri"/>
+                <w:b/>
+                <w:bCs/>
+              </w:rPr>
+              <w:t>Proceso / Transformación Principal</w:t>
+            </w:r>
+          </w:p>
+        </w:tc>
+        <w:tc>
+          <w:tcPr>
+            <w:tcW w:w="0" w:type="auto"/>
+            <w:tcBorders>
+              <w:top w:val="single" w:sz="6" w:space="0" w:color="666666"/>
+              <w:left w:val="single" w:sz="6" w:space="0" w:color="666666"/>
+              <w:bottom w:val="single" w:sz="6" w:space="0" w:color="666666"/>
+              <w:right w:val="single" w:sz="6" w:space="0" w:color="666666"/>
+            </w:tcBorders>
+            <w:tcMar>
+              <w:top w:w="90" w:type="dxa"/>
+              <w:left w:w="90" w:type="dxa"/>
+              <w:bottom w:w="90" w:type="dxa"/>
+              <w:right w:w="90" w:type="dxa"/>
+            </w:tcMar>
+            <w:hideMark/>
+          </w:tcPr>
+          <w:p>
+            <w:pPr>
+              <w:spacing w:before="180" w:after="180"/>
+              <w:rPr>
+                <w:rFonts w:ascii="Calibri" w:eastAsia="Times New Roman" w:hAnsi="Calibri" w:cs="Calibri"/>
+                <w:b/>
+                <w:bCs/>
+              </w:rPr>
+            </w:pPr>
+            <w:r>
+              <w:rPr>
+                <w:rFonts w:ascii="Calibri" w:eastAsia="Times New Roman" w:hAnsi="Calibri" w:cs="Calibri"/>
+                <w:b/>
+                <w:bCs/>
+              </w:rPr>
+              <w:t>Destino / Salida</w:t>
+            </w:r>
+          </w:p>
+        </w:tc>
+      </w:tr>
+      <w:tr>
+        <w:tc>
+          <w:tcPr>
+            <w:tcW w:w="0" w:type="auto"/>
+            <w:tcBorders>
+              <w:top w:val="single" w:sz="6" w:space="0" w:color="666666"/>
+              <w:left w:val="single" w:sz="6" w:space="0" w:color="666666"/>
+              <w:bottom w:val="single" w:sz="6" w:space="0" w:color="666666"/>
+              <w:right w:val="single" w:sz="6" w:space="0" w:color="666666"/>
+            </w:tcBorders>
+            <w:tcMar>
+              <w:top w:w="90" w:type="dxa"/>
+              <w:left w:w="90" w:type="dxa"/>
+              <w:bottom w:w="90" w:type="dxa"/>
+              <w:right w:w="90" w:type="dxa"/>
+            </w:tcMar>
+            <w:hideMark/>
+          </w:tcPr>
+          <w:p>
+            <w:pPr>
+              <w:spacing w:before="180" w:after="180"/>
+              <w:rPr>
+                <w:rFonts w:ascii="Calibri" w:eastAsia="Times New Roman" w:hAnsi="Calibri" w:cs="Calibri"/>
+              </w:rPr>
+            </w:pPr>
+            <w:r>
+              <w:rPr>
+                <w:rFonts w:ascii="Calibri" w:eastAsia="Times New Roman" w:hAnsi="Calibri" w:cs="Calibri"/>
+              </w:rPr>
+              <w:t>Layouts CSV de Tamizados</w:t>
+            </w:r>
+          </w:p>
+        </w:tc>
+        <w:tc>
+          <w:tcPr>
+            <w:tcW w:w="0" w:type="auto"/>
+            <w:tcBorders>
+              <w:top w:val="single" w:sz="6" w:space="0" w:color="666666"/>
+              <w:left w:val="single" w:sz="6" w:space="0" w:color="666666"/>
+              <w:bottom w:val="single" w:sz="6" w:space="0" w:color="666666"/>
+              <w:right w:val="single" w:sz="6" w:space="0" w:color="666666"/>
+            </w:tcBorders>
+            <w:tcMar>
+              <w:top w:w="90" w:type="dxa"/>
+              <w:left w:w="90" w:type="dxa"/>
+              <w:bottom w:w="90" w:type="dxa"/>
+              <w:right w:w="90" w:type="dxa"/>
+            </w:tcMar>
+            <w:hideMark/>
+          </w:tcPr>
+          <w:p>
+            <w:pPr>
+              <w:spacing w:before="180" w:after="180"/>
+              <w:rPr>
+                <w:rFonts w:ascii="Calibri" w:eastAsia="Times New Roman" w:hAnsi="Calibri" w:cs="Calibri"/>
+              </w:rPr>
+            </w:pPr>
+            <w:r>
+              <w:rPr>
+                <w:rFonts w:ascii="Calibri" w:eastAsia="Times New Roman" w:hAnsi="Calibri" w:cs="Calibri"/>
+              </w:rPr>
+              <w:t>Validación regex de CURP y completitud de campos</w:t>
+            </w:r>
+          </w:p>
+        </w:tc>
+        <w:tc>
+          <w:tcPr>
+            <w:tcW w:w="0" w:type="auto"/>
+            <w:tcBorders>
+              <w:top w:val="single" w:sz="6" w:space="0" w:color="666666"/>
+              <w:left w:val="single" w:sz="6" w:space="0" w:color="666666"/>
+              <w:bottom w:val="single" w:sz="6" w:space="0" w:color="666666"/>
+              <w:right w:val="single" w:sz="6" w:space="0" w:color="666666"/>
+            </w:tcBorders>
+            <w:tcMar>
+              <w:top w:w="90" w:type="dxa"/>
+              <w:left w:w="90" w:type="dxa"/>
+              <w:bottom w:w="90" w:type="dxa"/>
+              <w:right w:w="90" w:type="dxa"/>
+            </w:tcMar>
+            <w:hideMark/>
+          </w:tcPr>
+          <w:p>
+            <w:pPr>
+              <w:spacing w:before="180" w:after="180"/>
+              <w:rPr>
+                <w:rFonts w:ascii="Calibri" w:eastAsia="Times New Roman" w:hAnsi="Calibri" w:cs="Calibri"/>
+              </w:rPr>
+            </w:pPr>
+            <w:r>
+              <w:rPr>
+                <w:rFonts w:ascii="Calibri" w:eastAsia="Times New Roman" w:hAnsi="Calibri" w:cs="Calibri"/>
+              </w:rPr>
+              <w:t>Archivos transitorios (Staging)</w:t>
+            </w:r>
+          </w:p>
+        </w:tc>
+      </w:tr>
+      <w:tr>
+        <w:tc>
+          <w:tcPr>
+            <w:tcW w:w="0" w:type="auto"/>
+            <w:tcBorders>
+              <w:top w:val="single" w:sz="6" w:space="0" w:color="666666"/>
+              <w:left w:val="single" w:sz="6" w:space="0" w:color="666666"/>
+              <w:bottom w:val="single" w:sz="6" w:space="0" w:color="666666"/>
+              <w:right w:val="single" w:sz="6" w:space="0" w:color="666666"/>
+            </w:tcBorders>
+            <w:tcMar>
+              <w:top w:w="90" w:type="dxa"/>
+              <w:left w:w="90" w:type="dxa"/>
+              <w:bottom w:w="90" w:type="dxa"/>
+              <w:right w:w="90" w:type="dxa"/>
+            </w:tcMar>
+            <w:hideMark/>
+          </w:tcPr>
+          <w:p>
+            <w:pPr>
+              <w:spacing w:before="180" w:after="180"/>
+              <w:rPr>
+                <w:rFonts w:ascii="Calibri" w:eastAsia="Times New Roman" w:hAnsi="Calibri" w:cs="Calibri"/>
+              </w:rPr>
+            </w:pPr>
+            <w:r>
+              <w:rPr>
+                <w:rFonts w:ascii="Calibri" w:eastAsia="Times New Roman" w:hAnsi="Calibri" w:cs="Calibri"/>
+              </w:rPr>
+              <w:t>Layouts Temporales</w:t>
+            </w:r>
+          </w:p>
+        </w:tc>
+        <w:tc>
+          <w:tcPr>
+            <w:tcW w:w="0" w:type="auto"/>
+            <w:tcBorders>
+              <w:top w:val="single" w:sz="6" w:space="0" w:color="666666"/>
+              <w:left w:val="single" w:sz="6" w:space="0" w:color="666666"/>
+              <w:bottom w:val="single" w:sz="6" w:space="0" w:color="666666"/>
+              <w:right w:val="single" w:sz="6" w:space="0" w:color="666666"/>
+            </w:tcBorders>
+            <w:tcMar>
+              <w:top w:w="90" w:type="dxa"/>
+              <w:left w:w="90" w:type="dxa"/>
+              <w:bottom w:w="90" w:type="dxa"/>
+              <w:right w:w="90" w:type="dxa"/>
+            </w:tcMar>
+            <w:hideMark/>
+          </w:tcPr>
+          <w:p>
+            <w:pPr>
+              <w:spacing w:before="180" w:after="180"/>
+              <w:rPr>
+                <w:rFonts w:ascii="Calibri" w:eastAsia="Times New Roman" w:hAnsi="Calibri" w:cs="Calibri"/>
+              </w:rPr>
+            </w:pPr>
+            <w:r>
+              <w:rPr>
+                <w:rFonts w:ascii="Calibri" w:eastAsia="Times New Roman" w:hAnsi="Calibri" w:cs="Calibri"/>
+              </w:rPr>
+              <w:t>Cruce relacional (*Data Profiling*) y desvío de errores</w:t>
+            </w:r>
+          </w:p>
+        </w:tc>
+        <w:tc>
+          <w:tcPr>
+            <w:tcW w:w="0" w:type="auto"/>
+            <w:tcBorders>
+              <w:top w:val="single" w:sz="6" w:space="0" w:color="666666"/>
+              <w:left w:val="single" w:sz="6" w:space="0" w:color="666666"/>
+              <w:bottom w:val="single" w:sz="6" w:space="0" w:color="666666"/>
+              <w:right w:val="single" w:sz="6" w:space="0" w:color="666666"/>
+            </w:tcBorders>
+            <w:tcMar>
+              <w:top w:w="90" w:type="dxa"/>
+              <w:left w:w="90" w:type="dxa"/>
+              <w:bottom w:w="90" w:type="dxa"/>
+              <w:right w:w="90" w:type="dxa"/>
+            </w:tcMar>
+            <w:hideMark/>
+          </w:tcPr>
+          <w:p>
+            <w:pPr>
+              <w:spacing w:before="180" w:after="180"/>
+              <w:rPr>
+                <w:rFonts w:ascii="Calibri" w:eastAsia="Times New Roman" w:hAnsi="Calibri" w:cs="Calibri"/>
+              </w:rPr>
+            </w:pPr>
+            <w:r>
+              <w:rPr>
+                <w:rFonts w:ascii="Calibri" w:eastAsia="Times New Roman" w:hAnsi="Calibri" w:cs="Calibri"/>
+              </w:rPr>
+              <w:t>*Dead Letter Queue* (</w:t>
+            </w:r>
+            <w:r>
+              <w:rPr>
+                <w:rStyle w:val="CdigoHTML"/>
+              </w:rPr>
+              <w:t>.json</w:t>
+            </w:r>
+            <w:r>
+              <w:rPr>
+                <w:rFonts w:ascii="Calibri" w:eastAsia="Times New Roman" w:hAnsi="Calibri" w:cs="Calibri"/>
+              </w:rPr>
+              <w:t>) y RAM</w:t>
+            </w:r>
+          </w:p>
+        </w:tc>
+      </w:tr>
+      <w:tr>
+        <w:tc>
+          <w:tcPr>
+            <w:tcW w:w="0" w:type="auto"/>
+            <w:tcBorders>
+              <w:top w:val="single" w:sz="6" w:space="0" w:color="666666"/>
+              <w:left w:val="single" w:sz="6" w:space="0" w:color="666666"/>
+              <w:bottom w:val="single" w:sz="6" w:space="0" w:color="666666"/>
+              <w:right w:val="single" w:sz="6" w:space="0" w:color="666666"/>
+            </w:tcBorders>
+            <w:tcMar>
+              <w:top w:w="90" w:type="dxa"/>
+              <w:left w:w="90" w:type="dxa"/>
+              <w:bottom w:w="90" w:type="dxa"/>
+              <w:right w:w="90" w:type="dxa"/>
+            </w:tcMar>
+            <w:hideMark/>
+          </w:tcPr>
+          <w:p>
+            <w:pPr>
+              <w:spacing w:before="180" w:after="180"/>
+              <w:rPr>
+                <w:rFonts w:ascii="Calibri" w:eastAsia="Times New Roman" w:hAnsi="Calibri" w:cs="Calibri"/>
+              </w:rPr>
+            </w:pPr>
+            <w:r>
+              <w:rPr>
+                <w:rStyle w:val="CdigoHTML"/>
+              </w:rPr>
+              <w:t>catalogo_cct</w:t>
+            </w:r>
+            <w:r>
+              <w:rPr>
+                <w:rFonts w:ascii="Calibri" w:eastAsia="Times New Roman" w:hAnsi="Calibri" w:cs="Calibri"/>
+              </w:rPr>
+              <w:t xml:space="preserve"> (DB)</w:t>
+            </w:r>
+          </w:p>
+        </w:tc>
+        <w:tc>
+          <w:tcPr>
+            <w:tcW w:w="0" w:type="auto"/>
+            <w:tcBorders>
+              <w:top w:val="single" w:sz="6" w:space="0" w:color="666666"/>
+              <w:left w:val="single" w:sz="6" w:space="0" w:color="666666"/>
+              <w:bottom w:val="single" w:sz="6" w:space="0" w:color="666666"/>
+              <w:right w:val="single" w:sz="6" w:space="0" w:color="666666"/>
+            </w:tcBorders>
+            <w:tcMar>
+              <w:top w:w="90" w:type="dxa"/>
+              <w:left w:w="90" w:type="dxa"/>
+              <w:bottom w:w="90" w:type="dxa"/>
+              <w:right w:w="90" w:type="dxa"/>
+            </w:tcMar>
+            <w:hideMark/>
+          </w:tcPr>
+          <w:p>
+            <w:pPr>
+              <w:spacing w:before="180" w:after="180"/>
+              <w:rPr>
+                <w:rFonts w:ascii="Calibri" w:eastAsia="Times New Roman" w:hAnsi="Calibri" w:cs="Calibri"/>
+              </w:rPr>
+            </w:pPr>
+            <w:r>
+              <w:rPr>
+                <w:rFonts w:ascii="Calibri" w:eastAsia="Times New Roman" w:hAnsi="Calibri" w:cs="Calibri"/>
+              </w:rPr>
+              <w:t>Enriquecimiento con estado, localidad, municipio</w:t>
+            </w:r>
+          </w:p>
+        </w:tc>
+        <w:tc>
+          <w:tcPr>
+            <w:tcW w:w="0" w:type="auto"/>
+            <w:tcBorders>
+              <w:top w:val="single" w:sz="6" w:space="0" w:color="666666"/>
+              <w:left w:val="single" w:sz="6" w:space="0" w:color="666666"/>
+              <w:bottom w:val="single" w:sz="6" w:space="0" w:color="666666"/>
+              <w:right w:val="single" w:sz="6" w:space="0" w:color="666666"/>
+            </w:tcBorders>
+            <w:tcMar>
+              <w:top w:w="90" w:type="dxa"/>
+              <w:left w:w="90" w:type="dxa"/>
+              <w:bottom w:w="90" w:type="dxa"/>
+              <w:right w:w="90" w:type="dxa"/>
+            </w:tcMar>
+            <w:hideMark/>
+          </w:tcPr>
+          <w:p>
+            <w:pPr>
+              <w:spacing w:before="180" w:after="180"/>
+              <w:rPr>
+                <w:rFonts w:ascii="Calibri" w:eastAsia="Times New Roman" w:hAnsi="Calibri" w:cs="Calibri"/>
+              </w:rPr>
+            </w:pPr>
+            <w:r>
+              <w:rPr>
+                <w:rFonts w:ascii="Calibri" w:eastAsia="Times New Roman" w:hAnsi="Calibri" w:cs="Calibri"/>
+              </w:rPr>
+              <w:t>Registro Operativo Consolidado</w:t>
+            </w:r>
+          </w:p>
+        </w:tc>
+      </w:tr>
+      <w:tr>
+        <w:tc>
+          <w:tcPr>
+            <w:tcW w:w="0" w:type="auto"/>
+            <w:tcBorders>
+              <w:top w:val="single" w:sz="6" w:space="0" w:color="666666"/>
+              <w:left w:val="single" w:sz="6" w:space="0" w:color="666666"/>
+              <w:bottom w:val="single" w:sz="6" w:space="0" w:color="666666"/>
+              <w:right w:val="single" w:sz="6" w:space="0" w:color="666666"/>
+            </w:tcBorders>
+            <w:tcMar>
+              <w:top w:w="90" w:type="dxa"/>
+              <w:left w:w="90" w:type="dxa"/>
+              <w:bottom w:w="90" w:type="dxa"/>
+              <w:right w:w="90" w:type="dxa"/>
+            </w:tcMar>
+            <w:hideMark/>
+          </w:tcPr>
+          <w:p>
+            <w:pPr>
+              <w:spacing w:before="180" w:after="180"/>
+              <w:rPr>
+                <w:rFonts w:ascii="Calibri" w:eastAsia="Times New Roman" w:hAnsi="Calibri" w:cs="Calibri"/>
+              </w:rPr>
+            </w:pPr>
+            <w:r>
+              <w:rPr>
+                <w:rFonts w:ascii="Calibri" w:eastAsia="Times New Roman" w:hAnsi="Calibri" w:cs="Calibri"/>
+              </w:rPr>
+              <w:t>Token / Secret</w:t>
+            </w:r>
+          </w:p>
+        </w:tc>
+        <w:tc>
+          <w:tcPr>
+            <w:tcW w:w="0" w:type="auto"/>
+            <w:tcBorders>
+              <w:top w:val="single" w:sz="6" w:space="0" w:color="666666"/>
+              <w:left w:val="single" w:sz="6" w:space="0" w:color="666666"/>
+              <w:bottom w:val="single" w:sz="6" w:space="0" w:color="666666"/>
+              <w:right w:val="single" w:sz="6" w:space="0" w:color="666666"/>
+            </w:tcBorders>
+            <w:tcMar>
+              <w:top w:w="90" w:type="dxa"/>
+              <w:left w:w="90" w:type="dxa"/>
+              <w:bottom w:w="90" w:type="dxa"/>
+              <w:right w:w="90" w:type="dxa"/>
+            </w:tcMar>
+            <w:hideMark/>
+          </w:tcPr>
+          <w:p>
+            <w:pPr>
+              <w:spacing w:before="180" w:after="180"/>
+              <w:rPr>
+                <w:rFonts w:ascii="Calibri" w:eastAsia="Times New Roman" w:hAnsi="Calibri" w:cs="Calibri"/>
+              </w:rPr>
+            </w:pPr>
+            <w:r>
+              <w:rPr>
+                <w:rFonts w:ascii="Calibri" w:eastAsia="Times New Roman" w:hAnsi="Calibri" w:cs="Calibri"/>
+              </w:rPr>
+              <w:t>Transformación de campos a token AES-128</w:t>
+            </w:r>
+          </w:p>
+        </w:tc>
+        <w:tc>
+          <w:tcPr>
+            <w:tcW w:w="0" w:type="auto"/>
+            <w:tcBorders>
+              <w:top w:val="single" w:sz="6" w:space="0" w:color="666666"/>
+              <w:left w:val="single" w:sz="6" w:space="0" w:color="666666"/>
+              <w:bottom w:val="single" w:sz="6" w:space="0" w:color="666666"/>
+              <w:right w:val="single" w:sz="6" w:space="0" w:color="666666"/>
+            </w:tcBorders>
+            <w:tcMar>
+              <w:top w:w="90" w:type="dxa"/>
+              <w:left w:w="90" w:type="dxa"/>
+              <w:bottom w:w="90" w:type="dxa"/>
+              <w:right w:w="90" w:type="dxa"/>
+            </w:tcMar>
+            <w:hideMark/>
+          </w:tcPr>
+          <w:p>
+            <w:pPr>
+              <w:spacing w:before="180" w:after="180"/>
+              <w:rPr>
+                <w:rFonts w:ascii="Calibri" w:eastAsia="Times New Roman" w:hAnsi="Calibri" w:cs="Calibri"/>
+              </w:rPr>
+            </w:pPr>
+            <w:r>
+              <w:rPr>
+                <w:rFonts w:ascii="Calibri" w:eastAsia="Times New Roman" w:hAnsi="Calibri" w:cs="Calibri"/>
+              </w:rPr>
+              <w:t>Memoria (Preparación para IMSS)</w:t>
+            </w:r>
+          </w:p>
+        </w:tc>
+      </w:tr>
+      <w:tr>
+        <w:tc>
+          <w:tcPr>
+            <w:tcW w:w="0" w:type="auto"/>
+            <w:tcBorders>
+              <w:top w:val="single" w:sz="6" w:space="0" w:color="666666"/>
+              <w:left w:val="single" w:sz="6" w:space="0" w:color="666666"/>
+              <w:bottom w:val="single" w:sz="6" w:space="0" w:color="666666"/>
+              <w:right w:val="single" w:sz="6" w:space="0" w:color="666666"/>
+            </w:tcBorders>
+            <w:tcMar>
+              <w:top w:w="90" w:type="dxa"/>
+              <w:left w:w="90" w:type="dxa"/>
+              <w:bottom w:w="90" w:type="dxa"/>
+              <w:right w:w="90" w:type="dxa"/>
+            </w:tcMar>
+            <w:hideMark/>
+          </w:tcPr>
+          <w:p>
+            <w:pPr>
+              <w:spacing w:before="180" w:after="180"/>
+              <w:rPr>
+                <w:rFonts w:ascii="Calibri" w:eastAsia="Times New Roman" w:hAnsi="Calibri" w:cs="Calibri"/>
+              </w:rPr>
+            </w:pPr>
+            <w:r>
+              <w:rPr>
+                <w:rFonts w:ascii="Calibri" w:eastAsia="Times New Roman" w:hAnsi="Calibri" w:cs="Calibri"/>
+              </w:rPr>
+              <w:t>Bloques consolidados</w:t>
+            </w:r>
+          </w:p>
+        </w:tc>
+        <w:tc>
+          <w:tcPr>
+            <w:tcW w:w="0" w:type="auto"/>
+            <w:tcBorders>
+              <w:top w:val="single" w:sz="6" w:space="0" w:color="666666"/>
+              <w:left w:val="single" w:sz="6" w:space="0" w:color="666666"/>
+              <w:bottom w:val="single" w:sz="6" w:space="0" w:color="666666"/>
+              <w:right w:val="single" w:sz="6" w:space="0" w:color="666666"/>
+            </w:tcBorders>
+            <w:tcMar>
+              <w:top w:w="90" w:type="dxa"/>
+              <w:left w:w="90" w:type="dxa"/>
+              <w:bottom w:w="90" w:type="dxa"/>
+              <w:right w:w="90" w:type="dxa"/>
+            </w:tcMar>
+            <w:hideMark/>
+          </w:tcPr>
+          <w:p>
+            <w:pPr>
+              <w:spacing w:before="180" w:after="180"/>
+              <w:rPr>
+                <w:rFonts w:ascii="Calibri" w:eastAsia="Times New Roman" w:hAnsi="Calibri" w:cs="Calibri"/>
+              </w:rPr>
+            </w:pPr>
+            <w:r>
+              <w:rPr>
+                <w:rFonts w:ascii="Calibri" w:eastAsia="Times New Roman" w:hAnsi="Calibri" w:cs="Calibri"/>
+              </w:rPr>
+              <w:t xml:space="preserve">Inserciones y </w:t>
+            </w:r>
+            <w:r>
+              <w:rPr>
+                <w:rStyle w:val="CdigoHTML"/>
+              </w:rPr>
+              <w:t>UPDATE</w:t>
+            </w:r>
+            <w:r>
+              <w:rPr>
+                <w:rFonts w:ascii="Calibri" w:eastAsia="Times New Roman" w:hAnsi="Calibri" w:cs="Calibri"/>
+              </w:rPr>
+              <w:t xml:space="preserve"> segmentados (commit x 1000)</w:t>
+            </w:r>
+          </w:p>
+        </w:tc>
+        <w:tc>
+          <w:tcPr>
+            <w:tcW w:w="0" w:type="auto"/>
+            <w:tcBorders>
+              <w:top w:val="single" w:sz="6" w:space="0" w:color="666666"/>
+              <w:left w:val="single" w:sz="6" w:space="0" w:color="666666"/>
+              <w:bottom w:val="single" w:sz="6" w:space="0" w:color="666666"/>
+              <w:right w:val="single" w:sz="6" w:space="0" w:color="666666"/>
+            </w:tcBorders>
+            <w:tcMar>
+              <w:top w:w="90" w:type="dxa"/>
+              <w:left w:w="90" w:type="dxa"/>
+              <w:bottom w:w="90" w:type="dxa"/>
+              <w:right w:w="90" w:type="dxa"/>
+            </w:tcMar>
+            <w:hideMark/>
+          </w:tcPr>
+          <w:p>
+            <w:pPr>
+              <w:spacing w:before="180" w:after="180"/>
+              <w:rPr>
+                <w:rFonts w:ascii="Calibri" w:eastAsia="Times New Roman" w:hAnsi="Calibri" w:cs="Calibri"/>
+              </w:rPr>
+            </w:pPr>
+            <w:r>
+              <w:rPr>
+                <w:rStyle w:val="CdigoHTML"/>
+              </w:rPr>
+              <w:t>CurpProcesada</w:t>
+            </w:r>
+            <w:r>
+              <w:rPr>
+                <w:rFonts w:ascii="Calibri" w:eastAsia="Times New Roman" w:hAnsi="Calibri" w:cs="Calibri"/>
+              </w:rPr>
+              <w:t xml:space="preserve"> y </w:t>
+            </w:r>
+            <w:r>
+              <w:rPr>
+                <w:rStyle w:val="CdigoHTML"/>
+              </w:rPr>
+              <w:t>BitacoraEvento</w:t>
+            </w:r>
+          </w:p>
+        </w:tc>
+      </w:tr>
+    </w:tbl>
+    <w:p>
+      <w:pPr>
+        <w:pStyle w:val="Ttulo2"/>
+        <w:rPr>
+          <w:rFonts w:ascii="Calibri" w:eastAsia="Times New Roman" w:hAnsi="Calibri" w:cs="Calibri"/>
+        </w:rPr>
+      </w:pPr>
+      <w:r>
+        <w:rPr>
+          <w:rFonts w:ascii="Calibri" w:eastAsia="Times New Roman" w:hAnsi="Calibri" w:cs="Calibri"/>
+        </w:rPr>
+        <w:t>7. Formatos de Archivo: Manejo Presente y Transición</w:t>
+      </w:r>
+    </w:p>
+    <w:p>
+      <w:pPr>
+        <w:numPr>
+          <w:ilvl w:val="0"/>
+          <w:numId w:val="19"/>
+        </w:numPr>
+        <w:spacing w:before="100" w:beforeAutospacing="1" w:after="100" w:afterAutospacing="1" w:line="240" w:lineRule="auto"/>
+        <w:rPr>
+          <w:rFonts w:ascii="Calibri" w:eastAsia="Times New Roman" w:hAnsi="Calibri" w:cs="Calibri"/>
+        </w:rPr>
+      </w:pPr>
+      <w:r>
+        <w:rPr>
+          <w:rStyle w:val="Fuerte"/>
+          <w:rFonts w:ascii="Calibri" w:eastAsia="Times New Roman" w:hAnsi="Calibri" w:cs="Calibri"/>
+        </w:rPr>
+        <w:t>CSV:</w:t>
+      </w:r>
+      <w:r>
+        <w:rPr>
+          <w:rFonts w:ascii="Calibri" w:eastAsia="Times New Roman" w:hAnsi="Calibri" w:cs="Calibri"/>
+        </w:rPr>
+        <w:t xml:space="preserve"> Principal vector de ingesta masiva en mayo. Su naturaleza de texto plano forzó el desarrollo de validadores robustos en la etapa de Extracción.</w:t>
+      </w:r>
+    </w:p>
+    <w:p>
+      <w:pPr>
+        <w:numPr>
+          <w:ilvl w:val="0"/>
+          <w:numId w:val="19"/>
+        </w:numPr>
+        <w:spacing w:before="100" w:beforeAutospacing="1" w:after="100" w:afterAutospacing="1" w:line="240" w:lineRule="auto"/>
+        <w:rPr>
+          <w:rFonts w:ascii="Calibri" w:eastAsia="Times New Roman" w:hAnsi="Calibri" w:cs="Calibri"/>
+        </w:rPr>
+      </w:pPr>
+      <w:r>
+        <w:rPr>
+          <w:rStyle w:val="Fuerte"/>
+          <w:rFonts w:ascii="Calibri" w:eastAsia="Times New Roman" w:hAnsi="Calibri" w:cs="Calibri"/>
+        </w:rPr>
+        <w:t>JSON:</w:t>
+      </w:r>
+      <w:r>
+        <w:rPr>
+          <w:rFonts w:ascii="Calibri" w:eastAsia="Times New Roman" w:hAnsi="Calibri" w:cs="Calibri"/>
+        </w:rPr>
+        <w:t xml:space="preserve"> Utilizado proactivamente para almacenar registros anómalos o estructuras de error dinámicas (</w:t>
+      </w:r>
+      <w:r>
+        <w:rPr>
+          <w:rStyle w:val="CdigoHTML"/>
+        </w:rPr>
+        <w:t>depuracion_errores.json</w:t>
+      </w:r>
+      <w:r>
+        <w:rPr>
+          <w:rFonts w:ascii="Calibri" w:eastAsia="Times New Roman" w:hAnsi="Calibri" w:cs="Calibri"/>
+        </w:rPr>
+        <w:t>).</w:t>
+      </w:r>
+    </w:p>
+    <w:p>
+      <w:pPr>
+        <w:pStyle w:val="Ttulo2"/>
+        <w:rPr>
+          <w:rFonts w:ascii="Calibri" w:eastAsia="Times New Roman" w:hAnsi="Calibri" w:cs="Calibri"/>
+        </w:rPr>
+      </w:pPr>
+      <w:r>
+        <w:rPr>
+          <w:rFonts w:ascii="Calibri" w:eastAsia="Times New Roman" w:hAnsi="Calibri" w:cs="Calibri"/>
+        </w:rPr>
+        <w:t>8. Evidencia Técnica Específica del Avance</w:t>
+      </w:r>
+    </w:p>
+    <w:p>
+      <w:pPr>
+        <w:pStyle w:val="NormalWeb"/>
+        <w:rPr>
+          <w:rFonts w:ascii="Calibri" w:hAnsi="Calibri" w:cs="Calibri"/>
+          <w:sz w:val="22"/>
+          <w:szCs w:val="22"/>
+        </w:rPr>
+      </w:pPr>
+      <w:r>
+        <w:rPr>
+          <w:rFonts w:ascii="Calibri" w:hAnsi="Calibri" w:cs="Calibri"/>
+          <w:sz w:val="22"/>
+          <w:szCs w:val="22"/>
+        </w:rPr>
+        <w:t>La evidencia observable lograda durante las ejecuciones simuladas de DEV refleja:</w:t>
+      </w:r>
+    </w:p>
+    <w:p>
+      <w:pPr>
+        <w:numPr>
+          <w:ilvl w:val="0"/>
+          <w:numId w:val="20"/>
+        </w:numPr>
+        <w:spacing w:before="100" w:beforeAutospacing="1" w:after="100" w:afterAutospacing="1" w:line="240" w:lineRule="auto"/>
+        <w:rPr>
+          <w:rFonts w:ascii="Calibri" w:eastAsia="Times New Roman" w:hAnsi="Calibri" w:cs="Calibri"/>
+        </w:rPr>
+      </w:pPr>
+      <w:r>
+        <w:rPr>
+          <w:rFonts w:ascii="Calibri" w:eastAsia="Times New Roman" w:hAnsi="Calibri" w:cs="Calibri"/>
+        </w:rPr>
+        <w:t>Archivos generados en rutas controladas al segregar información defectuosa de manera silente y automática.</w:t>
+      </w:r>
+    </w:p>
+    <w:p>
+      <w:pPr>
+        <w:numPr>
+          <w:ilvl w:val="0"/>
+          <w:numId w:val="20"/>
+        </w:numPr>
+        <w:spacing w:before="100" w:beforeAutospacing="1" w:after="100" w:afterAutospacing="1" w:line="240" w:lineRule="auto"/>
+        <w:rPr>
+          <w:rFonts w:ascii="Calibri" w:eastAsia="Times New Roman" w:hAnsi="Calibri" w:cs="Calibri"/>
+        </w:rPr>
+      </w:pPr>
+      <w:r>
+        <w:rPr>
+          <w:rFonts w:ascii="Calibri" w:eastAsia="Times New Roman" w:hAnsi="Calibri" w:cs="Calibri"/>
+        </w:rPr>
+        <w:t>Consultas registradas en los reportes de rendimiento que confirman inserciones exitosas y control de *Rollbacks* puntuales cuando la conexión a la red se interrumpía intencionalmente en pruebas de caos.</w:t>
+      </w:r>
+    </w:p>
+    <w:p>
+      <w:pPr>
+        <w:numPr>
+          <w:ilvl w:val="0"/>
+          <w:numId w:val="20"/>
+        </w:numPr>
+        <w:spacing w:before="100" w:beforeAutospacing="1" w:after="100" w:afterAutospacing="1" w:line="240" w:lineRule="auto"/>
+        <w:rPr>
+          <w:rFonts w:ascii="Calibri" w:eastAsia="Times New Roman" w:hAnsi="Calibri" w:cs="Calibri"/>
+        </w:rPr>
+      </w:pPr>
+      <w:r>
+        <w:rPr>
+          <w:rFonts w:ascii="Calibri" w:eastAsia="Times New Roman" w:hAnsi="Calibri" w:cs="Calibri"/>
+        </w:rPr>
+        <w:t xml:space="preserve">Registro total de 14,500 interacciones sin un solo colapso sistémico del </w:t>
+      </w:r>
+      <w:r>
+        <w:rPr>
+          <w:rStyle w:val="CdigoHTML"/>
+        </w:rPr>
+        <w:t>ThreadPoolExecutor</w:t>
+      </w:r>
+      <w:r>
+        <w:rPr>
+          <w:rFonts w:ascii="Calibri" w:eastAsia="Times New Roman" w:hAnsi="Calibri" w:cs="Calibri"/>
+        </w:rPr>
+        <w:t>.</w:t>
+      </w:r>
+    </w:p>
+    <w:p>
+      <w:pPr>
+        <w:pStyle w:val="Ttulo2"/>
+        <w:rPr>
+          <w:rFonts w:ascii="Calibri" w:eastAsia="Times New Roman" w:hAnsi="Calibri" w:cs="Calibri"/>
+        </w:rPr>
+      </w:pPr>
+      <w:r>
+        <w:rPr>
+          <w:rFonts w:ascii="Calibri" w:eastAsia="Times New Roman" w:hAnsi="Calibri" w:cs="Calibri"/>
+        </w:rPr>
+        <w:t>9. Riesgos e Incidencias en la Ingesta</w:t>
+      </w:r>
+    </w:p>
+    <w:p>
+      <w:pPr>
+        <w:numPr>
+          <w:ilvl w:val="0"/>
+          <w:numId w:val="21"/>
+        </w:numPr>
+        <w:spacing w:before="100" w:beforeAutospacing="1" w:after="100" w:afterAutospacing="1" w:line="240" w:lineRule="auto"/>
+        <w:rPr>
+          <w:rFonts w:ascii="Calibri" w:eastAsia="Times New Roman" w:hAnsi="Calibri" w:cs="Calibri"/>
+        </w:rPr>
+      </w:pPr>
+      <w:r>
+        <w:rPr>
+          <w:rStyle w:val="Fuerte"/>
+          <w:rFonts w:ascii="Calibri" w:eastAsia="Times New Roman" w:hAnsi="Calibri" w:cs="Calibri"/>
+        </w:rPr>
+        <w:t>Lentitud de inserción masiva (</w:t>
+      </w:r>
+      <w:r>
+        <w:rPr>
+          <w:rStyle w:val="CdigoHTML"/>
+          <w:b/>
+          <w:bCs/>
+        </w:rPr>
+        <w:t>INSERT</w:t>
+      </w:r>
+      <w:r>
+        <w:rPr>
+          <w:rStyle w:val="Fuerte"/>
+          <w:rFonts w:ascii="Calibri" w:eastAsia="Times New Roman" w:hAnsi="Calibri" w:cs="Calibri"/>
+        </w:rPr>
+        <w:t xml:space="preserve"> iterativo):</w:t>
+      </w:r>
+      <w:r>
+        <w:rPr>
+          <w:rFonts w:ascii="Calibri" w:eastAsia="Times New Roman" w:hAnsi="Calibri" w:cs="Calibri"/>
+        </w:rPr>
+        <w:t xml:space="preserve"> A pesar de la robustez de los lotes de 1000 registros, el uso constante del comando </w:t>
+      </w:r>
+      <w:r>
+        <w:rPr>
+          <w:rStyle w:val="CdigoHTML"/>
+        </w:rPr>
+        <w:t>INSERT</w:t>
+      </w:r>
+      <w:r>
+        <w:rPr>
+          <w:rFonts w:ascii="Calibri" w:eastAsia="Times New Roman" w:hAnsi="Calibri" w:cs="Calibri"/>
+        </w:rPr>
+        <w:t xml:space="preserve"> tradicional a través de </w:t>
+      </w:r>
+      <w:r>
+        <w:rPr>
+          <w:rStyle w:val="CdigoHTML"/>
+        </w:rPr>
+        <w:t>pg8000</w:t>
+      </w:r>
+      <w:r>
+        <w:rPr>
+          <w:rFonts w:ascii="Calibri" w:eastAsia="Times New Roman" w:hAnsi="Calibri" w:cs="Calibri"/>
+        </w:rPr>
+        <w:t xml:space="preserve"> presenta oportunidades de mejora frente a escenarios de mayor volumetría esperados para julio (e.g. 500,000 registros).</w:t>
+      </w:r>
+    </w:p>
+    <w:p>
+      <w:pPr>
+        <w:numPr>
+          <w:ilvl w:val="0"/>
+          <w:numId w:val="21"/>
+        </w:numPr>
+        <w:spacing w:before="100" w:beforeAutospacing="1" w:after="100" w:afterAutospacing="1" w:line="240" w:lineRule="auto"/>
+        <w:rPr>
+          <w:rFonts w:ascii="Calibri" w:eastAsia="Times New Roman" w:hAnsi="Calibri" w:cs="Calibri"/>
+        </w:rPr>
+      </w:pPr>
+      <w:r>
+        <w:rPr>
+          <w:rStyle w:val="Fuerte"/>
+          <w:rFonts w:ascii="Calibri" w:eastAsia="Times New Roman" w:hAnsi="Calibri" w:cs="Calibri"/>
+        </w:rPr>
+        <w:t>Esquemas Rígidos:</w:t>
+      </w:r>
+      <w:r>
+        <w:rPr>
+          <w:rFonts w:ascii="Calibri" w:eastAsia="Times New Roman" w:hAnsi="Calibri" w:cs="Calibri"/>
+        </w:rPr>
+        <w:t xml:space="preserve"> La dependencia continua en validaciones manuales de los archivos CSV impone fragilidad si la Secretaría modifica los layouts abruptamente.</w:t>
+      </w:r>
+    </w:p>
+    <w:p>
+      <w:pPr>
+        <w:pStyle w:val="Ttulo2"/>
+        <w:rPr>
+          <w:rFonts w:ascii="Calibri" w:eastAsia="Times New Roman" w:hAnsi="Calibri" w:cs="Calibri"/>
+        </w:rPr>
+      </w:pPr>
+      <w:r>
+        <w:rPr>
+          <w:rFonts w:ascii="Calibri" w:eastAsia="Times New Roman" w:hAnsi="Calibri" w:cs="Calibri"/>
+        </w:rPr>
+        <w:t>10. Próximos Pasos (Junio 2026)</w:t>
+      </w:r>
+    </w:p>
+    <w:p>
+      <w:pPr>
+        <w:numPr>
+          <w:ilvl w:val="0"/>
+          <w:numId w:val="22"/>
+        </w:numPr>
+        <w:spacing w:before="100" w:beforeAutospacing="1" w:after="100" w:afterAutospacing="1" w:line="240" w:lineRule="auto"/>
+        <w:rPr>
+          <w:rFonts w:ascii="Calibri" w:eastAsia="Times New Roman" w:hAnsi="Calibri" w:cs="Calibri"/>
+        </w:rPr>
+      </w:pPr>
+      <w:r>
+        <w:rPr>
+          <w:rStyle w:val="Fuerte"/>
+          <w:rFonts w:ascii="Calibri" w:eastAsia="Times New Roman" w:hAnsi="Calibri" w:cs="Calibri"/>
+        </w:rPr>
+        <w:t xml:space="preserve">Escalar la inserción Bulk con técnica </w:t>
+      </w:r>
+      <w:r>
+        <w:rPr>
+          <w:rStyle w:val="CdigoHTML"/>
+          <w:b/>
+          <w:bCs/>
+        </w:rPr>
+        <w:t>COPY</w:t>
+      </w:r>
+      <w:r>
+        <w:rPr>
+          <w:rStyle w:val="Fuerte"/>
+          <w:rFonts w:ascii="Calibri" w:eastAsia="Times New Roman" w:hAnsi="Calibri" w:cs="Calibri"/>
+        </w:rPr>
+        <w:t>:</w:t>
+      </w:r>
+      <w:r>
+        <w:rPr>
+          <w:rFonts w:ascii="Calibri" w:eastAsia="Times New Roman" w:hAnsi="Calibri" w:cs="Calibri"/>
+        </w:rPr>
+        <w:t xml:space="preserve"> Modificar el backend ETL para que utilice el comando binario </w:t>
+      </w:r>
+      <w:r>
+        <w:rPr>
+          <w:rStyle w:val="CdigoHTML"/>
+        </w:rPr>
+        <w:t>COPY</w:t>
+      </w:r>
+      <w:r>
+        <w:rPr>
+          <w:rFonts w:ascii="Calibri" w:eastAsia="Times New Roman" w:hAnsi="Calibri" w:cs="Calibri"/>
+        </w:rPr>
+        <w:t xml:space="preserve"> propio de PostgreSQL a través del conector, lo que maximizará exponencialmente la latencia de respuesta para lotes de cientos de miles de registros.</w:t>
+      </w:r>
+    </w:p>
+    <w:p>
+      <w:pPr>
+        <w:numPr>
+          <w:ilvl w:val="0"/>
+          <w:numId w:val="22"/>
+        </w:numPr>
+        <w:spacing w:before="100" w:beforeAutospacing="1" w:after="100" w:afterAutospacing="1" w:line="240" w:lineRule="auto"/>
+        <w:rPr>
+          <w:rFonts w:ascii="Calibri" w:eastAsia="Times New Roman" w:hAnsi="Calibri" w:cs="Calibri"/>
+        </w:rPr>
+      </w:pPr>
+      <w:r>
+        <w:rPr>
+          <w:rStyle w:val="Fuerte"/>
+          <w:rFonts w:ascii="Calibri" w:eastAsia="Times New Roman" w:hAnsi="Calibri" w:cs="Calibri"/>
+        </w:rPr>
+        <w:t>Consolidación de Layouts IMSS-Bienestar:</w:t>
+      </w:r>
+      <w:r>
+        <w:rPr>
+          <w:rFonts w:ascii="Calibri" w:eastAsia="Times New Roman" w:hAnsi="Calibri" w:cs="Calibri"/>
+        </w:rPr>
+        <w:t xml:space="preserve"> Parametrizar dinámicamente los esquemas de archivos (JSON/CSV) hacia el cierre de junio, permitiendo la ingesta automática a partir de layouts unificados de exclusión y de atención médica procedentes de las unidades de IMSS-Bienestar.</w:t>
+      </w:r>
+    </w:p>
+    <w:p>
+      <w:pPr>
+        <w:numPr>
+          <w:ilvl w:val="0"/>
+          <w:numId w:val="22"/>
+        </w:numPr>
+        <w:spacing w:before="100" w:beforeAutospacing="1" w:after="100" w:afterAutospacing="1" w:line="240" w:lineRule="auto"/>
+        <w:rPr>
+          <w:rFonts w:ascii="Calibri" w:eastAsia="Times New Roman" w:hAnsi="Calibri" w:cs="Calibri"/>
+        </w:rPr>
+      </w:pPr>
+      <w:r>
+        <w:rPr>
+          <w:rStyle w:val="Fuerte"/>
+          <w:rFonts w:ascii="Calibri" w:eastAsia="Times New Roman" w:hAnsi="Calibri" w:cs="Calibri"/>
+        </w:rPr>
+        <w:t>Implementar Apache Parquet:</w:t>
+      </w:r>
+      <w:r>
+        <w:rPr>
+          <w:rFonts w:ascii="Calibri" w:eastAsia="Times New Roman" w:hAnsi="Calibri" w:cs="Calibri"/>
+        </w:rPr>
+        <w:t xml:space="preserve"> Como se sugirió en los reportes de Inteligencia Artificial, adaptar el pipeline ETL para que las exportaciones post-procesamiento se generen en formato Parquet, eliminando cuellos de botella de disco.</w:t>
+      </w:r>
+    </w:p>
+    <w:p>
+      <w:pPr>
+        <w:rPr>
+          <w:rFonts w:ascii="Calibri" w:eastAsia="Times New Roman" w:hAnsi="Calibri" w:cs="Calibri"/>
+        </w:rPr>
+      </w:pPr>
+      <w:r>
+        <w:rPr>
+          <w:rFonts w:ascii="Calibri" w:eastAsia="Times New Roman" w:hAnsi="Calibri" w:cs="Calibri"/>
+        </w:rPr>
+        <w:pict w14:anchorId="05B7413D">
+          <v:rect id="_x0000_i1026" style="width:0;height:1.5pt" o:hralign="center" o:hrstd="t" o:hr="t" fillcolor="#a0a0a0" stroked="f"/>
+        </w:pict>
+      </w:r>
+    </w:p>
+    <w:p>
+      <w:pPr>
+        <w:pStyle w:val="NormalWeb"/>
+        <w:rPr>
+          <w:rFonts w:ascii="Calibri" w:hAnsi="Calibri" w:cs="Calibri"/>
+          <w:sz w:val="22"/>
+          <w:szCs w:val="22"/>
+        </w:rPr>
+      </w:pPr>
+      <w:r>
+        <w:rPr>
+          <w:rStyle w:val="Fuerte"/>
+          <w:rFonts w:ascii="Calibri" w:hAnsi="Calibri" w:cs="Calibri"/>
+          <w:sz w:val="22"/>
+          <w:szCs w:val="22"/>
+        </w:rPr>
+        <w:t>Comentarios adicionales:</w:t>
+      </w:r>
+    </w:p>
+    <w:p>
+      <w:pPr>
+        <w:pStyle w:val="NormalWeb"/>
+        <w:rPr>
+          <w:rFonts w:ascii="Calibri" w:hAnsi="Calibri" w:cs="Calibri"/>
+          <w:sz w:val="22"/>
+          <w:szCs w:val="22"/>
+        </w:rPr>
+      </w:pPr>
+      <w:r>
+        <w:rPr>
+          <w:rFonts w:ascii="Calibri" w:hAnsi="Calibri" w:cs="Calibri"/>
+          <w:sz w:val="22"/>
+          <w:szCs w:val="22"/>
+        </w:rPr>
+        <w:t>Este entregable corresponde al avance de pruebas técnicas de mayo de 2026. Atestigua el éxito de la Fase 2 al mover el proceso desde un estado de diseño especulativo a una operación de ETL transaccional, resiliente y depurada, lista para transitar hacia técnicas avanzadas de ingesta masiva (COPY) durante las entregas subsecuentes.</w:t>
+      </w:r>
+    </w:p>
+    <w:p>
+      <w:pPr>
+        <w:rPr>
+          <w:rFonts w:asciiTheme="minorHAnsi" w:hAnsiTheme="minorHAnsi"/>
+          <w:color w:val="auto"/>
+        </w:rPr>
+      </w:pPr>
+    </w:p>
+    <w:p>
+      <w:pPr>
+        <w:rPr>
+          <w:rFonts w:asciiTheme="minorHAnsi" w:hAnsiTheme="minorHAnsi"/>
+          <w:color w:val="auto"/>
+        </w:rPr>
+      </w:pPr>
+    </w:p>
+    <w:p>
+      <w:pPr>
+        <w:keepNext/>
+        <w:keepLines/>
+        <w:spacing w:before="200" w:after="0"/>
+        <w:outlineLvl w:val="1"/>
         <w:rPr>
           <w:rFonts w:asciiTheme="majorHAnsi" w:eastAsiaTheme="majorEastAsia" w:hAnsiTheme="majorHAnsi" w:cstheme="majorBidi"/>
           <w:b/>
@@ -852,6 +3418,8 @@
           <w:szCs w:val="26"/>
         </w:rPr>
       </w:pPr>
+      <w:bookmarkStart w:id="0" w:name="_Toc217296775"/>
+      <w:bookmarkStart w:id="1" w:name="_Toc219739752"/>
       <w:r>
         <w:rPr>
           <w:rFonts w:asciiTheme="majorHAnsi" w:eastAsiaTheme="majorEastAsia" w:hAnsiTheme="majorHAnsi" w:cstheme="majorBidi"/>
@@ -861,34 +3429,10 @@
           <w:sz w:val="26"/>
           <w:szCs w:val="26"/>
         </w:rPr>
-        <w:br w:type="page"/>
-      </w:r>
-    </w:p>
-    <w:bookmarkEnd w:id="0"/>
-    <w:bookmarkEnd w:id="1"/>
-    <w:bookmarkEnd w:id="2"/>
-    <w:p>
-      <w:pPr>
-        <w:rPr>
-          <w:rFonts w:asciiTheme="majorHAnsi" w:eastAsiaTheme="majorEastAsia" w:hAnsiTheme="majorHAnsi" w:cstheme="majorBidi"/>
-          <w:b/>
-          <w:bCs/>
-          <w:color w:val="4F81BD" w:themeColor="accent1"/>
-          <w:sz w:val="26"/>
-          <w:szCs w:val="26"/>
-        </w:rPr>
-      </w:pPr>
-      <w:r>
-        <w:rPr>
-          <w:rFonts w:asciiTheme="majorHAnsi" w:eastAsiaTheme="majorEastAsia" w:hAnsiTheme="majorHAnsi" w:cstheme="majorBidi"/>
-          <w:b/>
-          <w:bCs/>
-          <w:color w:val="4F81BD" w:themeColor="accent1"/>
-          <w:sz w:val="26"/>
-          <w:szCs w:val="26"/>
-        </w:rPr>
         <w:t>8. Sección de firmas</w:t>
       </w:r>
+      <w:bookmarkEnd w:id="0"/>
+      <w:bookmarkEnd w:id="1"/>
     </w:p>
     <w:p>
       <w:pPr>
@@ -1280,17 +3824,7 @@
                 <w:sz w:val="24"/>
                 <w:szCs w:val="24"/>
               </w:rPr>
-              <w:t>REVI</w:t>
-            </w:r>
-            <w:r>
-              <w:rPr>
-                <w:rFonts w:ascii="Montserrat" w:hAnsi="Montserrat" w:cs="Noto Sans"/>
-                <w:b/>
-                <w:sz w:val="24"/>
-                <w:szCs w:val="24"/>
-              </w:rPr>
-              <w:lastRenderedPageBreak/>
-              <w:t>SÓ</w:t>
+              <w:t>REVISÓ</w:t>
             </w:r>
           </w:p>
         </w:tc>
@@ -1349,8 +3883,8 @@
         <w:szCs w:val="18"/>
       </w:rPr>
     </w:pPr>
-    <w:bookmarkStart w:id="3" w:name="_Hlk195261366"/>
-    <w:bookmarkStart w:id="4" w:name="_Hlk195261367"/>
+    <w:bookmarkStart w:id="2" w:name="_Hlk195261366"/>
+    <w:bookmarkStart w:id="3" w:name="_Hlk195261367"/>
     <w:r>
       <w:rPr>
         <w:rFonts w:ascii="Noto Sans" w:hAnsi="Noto Sans" w:cs="Noto Sans"/>
@@ -1635,8 +4169,8 @@
       <w:tab/>
     </w:r>
   </w:p>
+  <w:bookmarkEnd w:id="2"/>
   <w:bookmarkEnd w:id="3"/>
-  <w:bookmarkEnd w:id="4"/>
   <w:p>
     <w:pPr>
       <w:pStyle w:val="Encabezado"/>
@@ -1935,6 +4469,155 @@
     </w:lvl>
   </w:abstractNum>
   <w:abstractNum w:abstractNumId="7" w15:restartNumberingAfterBreak="0">
+    <w:nsid w:val="003A5903"/>
+    <w:multiLevelType w:val="multilevel"/>
+    <w:tmpl w:val="2F960D32"/>
+    <w:lvl w:ilvl="0">
+      <w:start w:val="1"/>
+      <w:numFmt w:val="bullet"/>
+      <w:lvlText w:val=""/>
+      <w:lvlJc w:val="left"/>
+      <w:pPr>
+        <w:tabs>
+          <w:tab w:val="num" w:pos="720"/>
+        </w:tabs>
+        <w:ind w:left="720" w:hanging="360"/>
+      </w:pPr>
+      <w:rPr>
+        <w:rFonts w:ascii="Symbol" w:hAnsi="Symbol" w:hint="default"/>
+        <w:sz w:val="20"/>
+      </w:rPr>
+    </w:lvl>
+    <w:lvl w:ilvl="1" w:tentative="1">
+      <w:start w:val="1"/>
+      <w:numFmt w:val="bullet"/>
+      <w:lvlText w:val="o"/>
+      <w:lvlJc w:val="left"/>
+      <w:pPr>
+        <w:tabs>
+          <w:tab w:val="num" w:pos="1440"/>
+        </w:tabs>
+        <w:ind w:left="1440" w:hanging="360"/>
+      </w:pPr>
+      <w:rPr>
+        <w:rFonts w:ascii="Courier New" w:hAnsi="Courier New" w:hint="default"/>
+        <w:sz w:val="20"/>
+      </w:rPr>
+    </w:lvl>
+    <w:lvl w:ilvl="2" w:tentative="1">
+      <w:start w:val="1"/>
+      <w:numFmt w:val="bullet"/>
+      <w:lvlText w:val=""/>
+      <w:lvlJc w:val="left"/>
+      <w:pPr>
+        <w:tabs>
+          <w:tab w:val="num" w:pos="2160"/>
+        </w:tabs>
+        <w:ind w:left="2160" w:hanging="360"/>
+      </w:pPr>
+      <w:rPr>
+        <w:rFonts w:ascii="Wingdings" w:hAnsi="Wingdings" w:hint="default"/>
+        <w:sz w:val="20"/>
+      </w:rPr>
+    </w:lvl>
+    <w:lvl w:ilvl="3" w:tentative="1">
+      <w:start w:val="1"/>
+      <w:numFmt w:val="bullet"/>
+      <w:lvlText w:val=""/>
+      <w:lvlJc w:val="left"/>
+      <w:pPr>
+        <w:tabs>
+          <w:tab w:val="num" w:pos="2880"/>
+        </w:tabs>
+        <w:ind w:left="2880" w:hanging="360"/>
+      </w:pPr>
+      <w:rPr>
+        <w:rFonts w:ascii="Wingdings" w:hAnsi="Wingdings" w:hint="default"/>
+        <w:sz w:val="20"/>
+      </w:rPr>
+    </w:lvl>
+    <w:lvl w:ilvl="4" w:tentative="1">
+      <w:start w:val="1"/>
+      <w:numFmt w:val="bullet"/>
+      <w:lvlText w:val=""/>
+      <w:lvlJc w:val="left"/>
+      <w:pPr>
+        <w:tabs>
+          <w:tab w:val="num" w:pos="3600"/>
+        </w:tabs>
+        <w:ind w:left="3600" w:hanging="360"/>
+      </w:pPr>
+      <w:rPr>
+        <w:rFonts w:ascii="Wingdings" w:hAnsi="Wingdings" w:hint="default"/>
+        <w:sz w:val="20"/>
+      </w:rPr>
+    </w:lvl>
+    <w:lvl w:ilvl="5" w:tentative="1">
+      <w:start w:val="1"/>
+      <w:numFmt w:val="bullet"/>
+      <w:lvlText w:val=""/>
+      <w:lvlJc w:val="left"/>
+      <w:pPr>
+        <w:tabs>
+          <w:tab w:val="num" w:pos="4320"/>
+        </w:tabs>
+        <w:ind w:left="4320" w:hanging="360"/>
+      </w:pPr>
+      <w:rPr>
+        <w:rFonts w:ascii="Wingdings" w:hAnsi="Wingdings" w:hint="default"/>
+        <w:sz w:val="20"/>
+      </w:rPr>
+    </w:lvl>
+    <w:lvl w:ilvl="6" w:tentative="1">
+      <w:start w:val="1"/>
+      <w:numFmt w:val="bullet"/>
+      <w:lvlText w:val=""/>
+      <w:lvlJc w:val="left"/>
+      <w:pPr>
+        <w:tabs>
+          <w:tab w:val="num" w:pos="5040"/>
+        </w:tabs>
+        <w:ind w:left="5040" w:hanging="360"/>
+      </w:pPr>
+      <w:rPr>
+        <w:rFonts w:ascii="Wingdings" w:hAnsi="Wingdings" w:hint="default"/>
+        <w:sz w:val="20"/>
+      </w:rPr>
+    </w:lvl>
+    <w:lvl w:ilvl="7" w:tentative="1">
+      <w:start w:val="1"/>
+      <w:numFmt w:val="bullet"/>
+      <w:lvlText w:val=""/>
+      <w:lvlJc w:val="left"/>
+      <w:pPr>
+        <w:tabs>
+          <w:tab w:val="num" w:pos="5760"/>
+        </w:tabs>
+        <w:ind w:left="5760" w:hanging="360"/>
+      </w:pPr>
+      <w:rPr>
+        <w:rFonts w:ascii="Wingdings" w:hAnsi="Wingdings" w:hint="default"/>
+        <w:sz w:val="20"/>
+      </w:rPr>
+    </w:lvl>
+    <w:lvl w:ilvl="8" w:tentative="1">
+      <w:start w:val="1"/>
+      <w:numFmt w:val="bullet"/>
+      <w:lvlText w:val=""/>
+      <w:lvlJc w:val="left"/>
+      <w:pPr>
+        <w:tabs>
+          <w:tab w:val="num" w:pos="6480"/>
+        </w:tabs>
+        <w:ind w:left="6480" w:hanging="360"/>
+      </w:pPr>
+      <w:rPr>
+        <w:rFonts w:ascii="Wingdings" w:hAnsi="Wingdings" w:hint="default"/>
+        <w:sz w:val="20"/>
+      </w:rPr>
+    </w:lvl>
+  </w:abstractNum>
+  <w:abstractNum w:abstractNumId="8" w15:restartNumberingAfterBreak="0">
     <w:nsid w:val="02CA2BA5"/>
     <w:multiLevelType w:val="multilevel"/>
     <w:tmpl w:val="0DEC750A"/>
@@ -2047,10 +4730,10 @@
       </w:pPr>
     </w:lvl>
   </w:abstractNum>
-  <w:abstractNum w:abstractNumId="8" w15:restartNumberingAfterBreak="0">
-    <w:nsid w:val="0B4223EA"/>
+  <w:abstractNum w:abstractNumId="9" w15:restartNumberingAfterBreak="0">
+    <w:nsid w:val="12AD2304"/>
     <w:multiLevelType w:val="multilevel"/>
-    <w:tmpl w:val="DCA68316"/>
+    <w:tmpl w:val="118C8CB6"/>
     <w:lvl w:ilvl="0">
       <w:start w:val="1"/>
       <w:numFmt w:val="bullet"/>
@@ -2196,7 +4879,7 @@
       </w:rPr>
     </w:lvl>
   </w:abstractNum>
-  <w:abstractNum w:abstractNumId="9" w15:restartNumberingAfterBreak="0">
+  <w:abstractNum w:abstractNumId="10" w15:restartNumberingAfterBreak="0">
     <w:nsid w:val="14A24D95"/>
     <w:multiLevelType w:val="hybridMultilevel"/>
     <w:tmpl w:val="0EDC7788"/>
@@ -2309,10 +4992,10 @@
       </w:rPr>
     </w:lvl>
   </w:abstractNum>
-  <w:abstractNum w:abstractNumId="10" w15:restartNumberingAfterBreak="0">
-    <w:nsid w:val="15DA0B25"/>
+  <w:abstractNum w:abstractNumId="11" w15:restartNumberingAfterBreak="0">
+    <w:nsid w:val="183134CA"/>
     <w:multiLevelType w:val="multilevel"/>
-    <w:tmpl w:val="53C41D9A"/>
+    <w:tmpl w:val="EC6A565C"/>
     <w:lvl w:ilvl="0">
       <w:start w:val="1"/>
       <w:numFmt w:val="bullet"/>
@@ -2458,7 +5141,454 @@
       </w:rPr>
     </w:lvl>
   </w:abstractNum>
-  <w:abstractNum w:abstractNumId="11" w15:restartNumberingAfterBreak="0">
+  <w:abstractNum w:abstractNumId="12" w15:restartNumberingAfterBreak="0">
+    <w:nsid w:val="19271B00"/>
+    <w:multiLevelType w:val="multilevel"/>
+    <w:tmpl w:val="E912F1CC"/>
+    <w:lvl w:ilvl="0">
+      <w:start w:val="1"/>
+      <w:numFmt w:val="bullet"/>
+      <w:lvlText w:val=""/>
+      <w:lvlJc w:val="left"/>
+      <w:pPr>
+        <w:tabs>
+          <w:tab w:val="num" w:pos="720"/>
+        </w:tabs>
+        <w:ind w:left="720" w:hanging="360"/>
+      </w:pPr>
+      <w:rPr>
+        <w:rFonts w:ascii="Symbol" w:hAnsi="Symbol" w:hint="default"/>
+        <w:sz w:val="20"/>
+      </w:rPr>
+    </w:lvl>
+    <w:lvl w:ilvl="1" w:tentative="1">
+      <w:start w:val="1"/>
+      <w:numFmt w:val="bullet"/>
+      <w:lvlText w:val="o"/>
+      <w:lvlJc w:val="left"/>
+      <w:pPr>
+        <w:tabs>
+          <w:tab w:val="num" w:pos="1440"/>
+        </w:tabs>
+        <w:ind w:left="1440" w:hanging="360"/>
+      </w:pPr>
+      <w:rPr>
+        <w:rFonts w:ascii="Courier New" w:hAnsi="Courier New" w:hint="default"/>
+        <w:sz w:val="20"/>
+      </w:rPr>
+    </w:lvl>
+    <w:lvl w:ilvl="2" w:tentative="1">
+      <w:start w:val="1"/>
+      <w:numFmt w:val="bullet"/>
+      <w:lvlText w:val=""/>
+      <w:lvlJc w:val="left"/>
+      <w:pPr>
+        <w:tabs>
+          <w:tab w:val="num" w:pos="2160"/>
+        </w:tabs>
+        <w:ind w:left="2160" w:hanging="360"/>
+      </w:pPr>
+      <w:rPr>
+        <w:rFonts w:ascii="Wingdings" w:hAnsi="Wingdings" w:hint="default"/>
+        <w:sz w:val="20"/>
+      </w:rPr>
+    </w:lvl>
+    <w:lvl w:ilvl="3" w:tentative="1">
+      <w:start w:val="1"/>
+      <w:numFmt w:val="bullet"/>
+      <w:lvlText w:val=""/>
+      <w:lvlJc w:val="left"/>
+      <w:pPr>
+        <w:tabs>
+          <w:tab w:val="num" w:pos="2880"/>
+        </w:tabs>
+        <w:ind w:left="2880" w:hanging="360"/>
+      </w:pPr>
+      <w:rPr>
+        <w:rFonts w:ascii="Wingdings" w:hAnsi="Wingdings" w:hint="default"/>
+        <w:sz w:val="20"/>
+      </w:rPr>
+    </w:lvl>
+    <w:lvl w:ilvl="4" w:tentative="1">
+      <w:start w:val="1"/>
+      <w:numFmt w:val="bullet"/>
+      <w:lvlText w:val=""/>
+      <w:lvlJc w:val="left"/>
+      <w:pPr>
+        <w:tabs>
+          <w:tab w:val="num" w:pos="3600"/>
+        </w:tabs>
+        <w:ind w:left="3600" w:hanging="360"/>
+      </w:pPr>
+      <w:rPr>
+        <w:rFonts w:ascii="Wingdings" w:hAnsi="Wingdings" w:hint="default"/>
+        <w:sz w:val="20"/>
+      </w:rPr>
+    </w:lvl>
+    <w:lvl w:ilvl="5" w:tentative="1">
+      <w:start w:val="1"/>
+      <w:numFmt w:val="bullet"/>
+      <w:lvlText w:val=""/>
+      <w:lvlJc w:val="left"/>
+      <w:pPr>
+        <w:tabs>
+          <w:tab w:val="num" w:pos="4320"/>
+        </w:tabs>
+        <w:ind w:left="4320" w:hanging="360"/>
+      </w:pPr>
+      <w:rPr>
+        <w:rFonts w:ascii="Wingdings" w:hAnsi="Wingdings" w:hint="default"/>
+        <w:sz w:val="20"/>
+      </w:rPr>
+    </w:lvl>
+    <w:lvl w:ilvl="6" w:tentative="1">
+      <w:start w:val="1"/>
+      <w:numFmt w:val="bullet"/>
+      <w:lvlText w:val=""/>
+      <w:lvlJc w:val="left"/>
+      <w:pPr>
+        <w:tabs>
+          <w:tab w:val="num" w:pos="5040"/>
+        </w:tabs>
+        <w:ind w:left="5040" w:hanging="360"/>
+      </w:pPr>
+      <w:rPr>
+        <w:rFonts w:ascii="Wingdings" w:hAnsi="Wingdings" w:hint="default"/>
+        <w:sz w:val="20"/>
+      </w:rPr>
+    </w:lvl>
+    <w:lvl w:ilvl="7" w:tentative="1">
+      <w:start w:val="1"/>
+      <w:numFmt w:val="bullet"/>
+      <w:lvlText w:val=""/>
+      <w:lvlJc w:val="left"/>
+      <w:pPr>
+        <w:tabs>
+          <w:tab w:val="num" w:pos="5760"/>
+        </w:tabs>
+        <w:ind w:left="5760" w:hanging="360"/>
+      </w:pPr>
+      <w:rPr>
+        <w:rFonts w:ascii="Wingdings" w:hAnsi="Wingdings" w:hint="default"/>
+        <w:sz w:val="20"/>
+      </w:rPr>
+    </w:lvl>
+    <w:lvl w:ilvl="8" w:tentative="1">
+      <w:start w:val="1"/>
+      <w:numFmt w:val="bullet"/>
+      <w:lvlText w:val=""/>
+      <w:lvlJc w:val="left"/>
+      <w:pPr>
+        <w:tabs>
+          <w:tab w:val="num" w:pos="6480"/>
+        </w:tabs>
+        <w:ind w:left="6480" w:hanging="360"/>
+      </w:pPr>
+      <w:rPr>
+        <w:rFonts w:ascii="Wingdings" w:hAnsi="Wingdings" w:hint="default"/>
+        <w:sz w:val="20"/>
+      </w:rPr>
+    </w:lvl>
+  </w:abstractNum>
+  <w:abstractNum w:abstractNumId="13" w15:restartNumberingAfterBreak="0">
+    <w:nsid w:val="19F328E2"/>
+    <w:multiLevelType w:val="multilevel"/>
+    <w:tmpl w:val="4E160FAE"/>
+    <w:lvl w:ilvl="0">
+      <w:start w:val="1"/>
+      <w:numFmt w:val="bullet"/>
+      <w:lvlText w:val=""/>
+      <w:lvlJc w:val="left"/>
+      <w:pPr>
+        <w:tabs>
+          <w:tab w:val="num" w:pos="720"/>
+        </w:tabs>
+        <w:ind w:left="720" w:hanging="360"/>
+      </w:pPr>
+      <w:rPr>
+        <w:rFonts w:ascii="Symbol" w:hAnsi="Symbol" w:hint="default"/>
+        <w:sz w:val="20"/>
+      </w:rPr>
+    </w:lvl>
+    <w:lvl w:ilvl="1" w:tentative="1">
+      <w:start w:val="1"/>
+      <w:numFmt w:val="bullet"/>
+      <w:lvlText w:val="o"/>
+      <w:lvlJc w:val="left"/>
+      <w:pPr>
+        <w:tabs>
+          <w:tab w:val="num" w:pos="1440"/>
+        </w:tabs>
+        <w:ind w:left="1440" w:hanging="360"/>
+      </w:pPr>
+      <w:rPr>
+        <w:rFonts w:ascii="Courier New" w:hAnsi="Courier New" w:hint="default"/>
+        <w:sz w:val="20"/>
+      </w:rPr>
+    </w:lvl>
+    <w:lvl w:ilvl="2" w:tentative="1">
+      <w:start w:val="1"/>
+      <w:numFmt w:val="bullet"/>
+      <w:lvlText w:val=""/>
+      <w:lvlJc w:val="left"/>
+      <w:pPr>
+        <w:tabs>
+          <w:tab w:val="num" w:pos="2160"/>
+        </w:tabs>
+        <w:ind w:left="2160" w:hanging="360"/>
+      </w:pPr>
+      <w:rPr>
+        <w:rFonts w:ascii="Wingdings" w:hAnsi="Wingdings" w:hint="default"/>
+        <w:sz w:val="20"/>
+      </w:rPr>
+    </w:lvl>
+    <w:lvl w:ilvl="3" w:tentative="1">
+      <w:start w:val="1"/>
+      <w:numFmt w:val="bullet"/>
+      <w:lvlText w:val=""/>
+      <w:lvlJc w:val="left"/>
+      <w:pPr>
+        <w:tabs>
+          <w:tab w:val="num" w:pos="2880"/>
+        </w:tabs>
+        <w:ind w:left="2880" w:hanging="360"/>
+      </w:pPr>
+      <w:rPr>
+        <w:rFonts w:ascii="Wingdings" w:hAnsi="Wingdings" w:hint="default"/>
+        <w:sz w:val="20"/>
+      </w:rPr>
+    </w:lvl>
+    <w:lvl w:ilvl="4" w:tentative="1">
+      <w:start w:val="1"/>
+      <w:numFmt w:val="bullet"/>
+      <w:lvlText w:val=""/>
+      <w:lvlJc w:val="left"/>
+      <w:pPr>
+        <w:tabs>
+          <w:tab w:val="num" w:pos="3600"/>
+        </w:tabs>
+        <w:ind w:left="3600" w:hanging="360"/>
+      </w:pPr>
+      <w:rPr>
+        <w:rFonts w:ascii="Wingdings" w:hAnsi="Wingdings" w:hint="default"/>
+        <w:sz w:val="20"/>
+      </w:rPr>
+    </w:lvl>
+    <w:lvl w:ilvl="5" w:tentative="1">
+      <w:start w:val="1"/>
+      <w:numFmt w:val="bullet"/>
+      <w:lvlText w:val=""/>
+      <w:lvlJc w:val="left"/>
+      <w:pPr>
+        <w:tabs>
+          <w:tab w:val="num" w:pos="4320"/>
+        </w:tabs>
+        <w:ind w:left="4320" w:hanging="360"/>
+      </w:pPr>
+      <w:rPr>
+        <w:rFonts w:ascii="Wingdings" w:hAnsi="Wingdings" w:hint="default"/>
+        <w:sz w:val="20"/>
+      </w:rPr>
+    </w:lvl>
+    <w:lvl w:ilvl="6" w:tentative="1">
+      <w:start w:val="1"/>
+      <w:numFmt w:val="bullet"/>
+      <w:lvlText w:val=""/>
+      <w:lvlJc w:val="left"/>
+      <w:pPr>
+        <w:tabs>
+          <w:tab w:val="num" w:pos="5040"/>
+        </w:tabs>
+        <w:ind w:left="5040" w:hanging="360"/>
+      </w:pPr>
+      <w:rPr>
+        <w:rFonts w:ascii="Wingdings" w:hAnsi="Wingdings" w:hint="default"/>
+        <w:sz w:val="20"/>
+      </w:rPr>
+    </w:lvl>
+    <w:lvl w:ilvl="7" w:tentative="1">
+      <w:start w:val="1"/>
+      <w:numFmt w:val="bullet"/>
+      <w:lvlText w:val=""/>
+      <w:lvlJc w:val="left"/>
+      <w:pPr>
+        <w:tabs>
+          <w:tab w:val="num" w:pos="5760"/>
+        </w:tabs>
+        <w:ind w:left="5760" w:hanging="360"/>
+      </w:pPr>
+      <w:rPr>
+        <w:rFonts w:ascii="Wingdings" w:hAnsi="Wingdings" w:hint="default"/>
+        <w:sz w:val="20"/>
+      </w:rPr>
+    </w:lvl>
+    <w:lvl w:ilvl="8" w:tentative="1">
+      <w:start w:val="1"/>
+      <w:numFmt w:val="bullet"/>
+      <w:lvlText w:val=""/>
+      <w:lvlJc w:val="left"/>
+      <w:pPr>
+        <w:tabs>
+          <w:tab w:val="num" w:pos="6480"/>
+        </w:tabs>
+        <w:ind w:left="6480" w:hanging="360"/>
+      </w:pPr>
+      <w:rPr>
+        <w:rFonts w:ascii="Wingdings" w:hAnsi="Wingdings" w:hint="default"/>
+        <w:sz w:val="20"/>
+      </w:rPr>
+    </w:lvl>
+  </w:abstractNum>
+  <w:abstractNum w:abstractNumId="14" w15:restartNumberingAfterBreak="0">
+    <w:nsid w:val="21184857"/>
+    <w:multiLevelType w:val="multilevel"/>
+    <w:tmpl w:val="E0B89090"/>
+    <w:lvl w:ilvl="0">
+      <w:start w:val="1"/>
+      <w:numFmt w:val="bullet"/>
+      <w:lvlText w:val=""/>
+      <w:lvlJc w:val="left"/>
+      <w:pPr>
+        <w:tabs>
+          <w:tab w:val="num" w:pos="720"/>
+        </w:tabs>
+        <w:ind w:left="720" w:hanging="360"/>
+      </w:pPr>
+      <w:rPr>
+        <w:rFonts w:ascii="Symbol" w:hAnsi="Symbol" w:hint="default"/>
+        <w:sz w:val="20"/>
+      </w:rPr>
+    </w:lvl>
+    <w:lvl w:ilvl="1" w:tentative="1">
+      <w:start w:val="1"/>
+      <w:numFmt w:val="bullet"/>
+      <w:lvlText w:val="o"/>
+      <w:lvlJc w:val="left"/>
+      <w:pPr>
+        <w:tabs>
+          <w:tab w:val="num" w:pos="1440"/>
+        </w:tabs>
+        <w:ind w:left="1440" w:hanging="360"/>
+      </w:pPr>
+      <w:rPr>
+        <w:rFonts w:ascii="Courier New" w:hAnsi="Courier New" w:hint="default"/>
+        <w:sz w:val="20"/>
+      </w:rPr>
+    </w:lvl>
+    <w:lvl w:ilvl="2" w:tentative="1">
+      <w:start w:val="1"/>
+      <w:numFmt w:val="bullet"/>
+      <w:lvlText w:val=""/>
+      <w:lvlJc w:val="left"/>
+      <w:pPr>
+        <w:tabs>
+          <w:tab w:val="num" w:pos="2160"/>
+        </w:tabs>
+        <w:ind w:left="2160" w:hanging="360"/>
+      </w:pPr>
+      <w:rPr>
+        <w:rFonts w:ascii="Wingdings" w:hAnsi="Wingdings" w:hint="default"/>
+        <w:sz w:val="20"/>
+      </w:rPr>
+    </w:lvl>
+    <w:lvl w:ilvl="3" w:tentative="1">
+      <w:start w:val="1"/>
+      <w:numFmt w:val="bullet"/>
+      <w:lvlText w:val=""/>
+      <w:lvlJc w:val="left"/>
+      <w:pPr>
+        <w:tabs>
+          <w:tab w:val="num" w:pos="2880"/>
+        </w:tabs>
+        <w:ind w:left="2880" w:hanging="360"/>
+      </w:pPr>
+      <w:rPr>
+        <w:rFonts w:ascii="Wingdings" w:hAnsi="Wingdings" w:hint="default"/>
+        <w:sz w:val="20"/>
+      </w:rPr>
+    </w:lvl>
+    <w:lvl w:ilvl="4" w:tentative="1">
+      <w:start w:val="1"/>
+      <w:numFmt w:val="bullet"/>
+      <w:lvlText w:val=""/>
+      <w:lvlJc w:val="left"/>
+      <w:pPr>
+        <w:tabs>
+          <w:tab w:val="num" w:pos="3600"/>
+        </w:tabs>
+        <w:ind w:left="3600" w:hanging="360"/>
+      </w:pPr>
+      <w:rPr>
+        <w:rFonts w:ascii="Wingdings" w:hAnsi="Wingdings" w:hint="default"/>
+        <w:sz w:val="20"/>
+      </w:rPr>
+    </w:lvl>
+    <w:lvl w:ilvl="5" w:tentative="1">
+      <w:start w:val="1"/>
+      <w:numFmt w:val="bullet"/>
+      <w:lvlText w:val=""/>
+      <w:lvlJc w:val="left"/>
+      <w:pPr>
+        <w:tabs>
+          <w:tab w:val="num" w:pos="4320"/>
+        </w:tabs>
+        <w:ind w:left="4320" w:hanging="360"/>
+      </w:pPr>
+      <w:rPr>
+        <w:rFonts w:ascii="Wingdings" w:hAnsi="Wingdings" w:hint="default"/>
+        <w:sz w:val="20"/>
+      </w:rPr>
+    </w:lvl>
+    <w:lvl w:ilvl="6" w:tentative="1">
+      <w:start w:val="1"/>
+      <w:numFmt w:val="bullet"/>
+      <w:lvlText w:val=""/>
+      <w:lvlJc w:val="left"/>
+      <w:pPr>
+        <w:tabs>
+          <w:tab w:val="num" w:pos="5040"/>
+        </w:tabs>
+        <w:ind w:left="5040" w:hanging="360"/>
+      </w:pPr>
+      <w:rPr>
+        <w:rFonts w:ascii="Wingdings" w:hAnsi="Wingdings" w:hint="default"/>
+        <w:sz w:val="20"/>
+      </w:rPr>
+    </w:lvl>
+    <w:lvl w:ilvl="7" w:tentative="1">
+      <w:start w:val="1"/>
+      <w:numFmt w:val="bullet"/>
+      <w:lvlText w:val=""/>
+      <w:lvlJc w:val="left"/>
+      <w:pPr>
+        <w:tabs>
+          <w:tab w:val="num" w:pos="5760"/>
+        </w:tabs>
+        <w:ind w:left="5760" w:hanging="360"/>
+      </w:pPr>
+      <w:rPr>
+        <w:rFonts w:ascii="Wingdings" w:hAnsi="Wingdings" w:hint="default"/>
+        <w:sz w:val="20"/>
+      </w:rPr>
+    </w:lvl>
+    <w:lvl w:ilvl="8" w:tentative="1">
+      <w:start w:val="1"/>
+      <w:numFmt w:val="bullet"/>
+      <w:lvlText w:val=""/>
+      <w:lvlJc w:val="left"/>
+      <w:pPr>
+        <w:tabs>
+          <w:tab w:val="num" w:pos="6480"/>
+        </w:tabs>
+        <w:ind w:left="6480" w:hanging="360"/>
+      </w:pPr>
+      <w:rPr>
+        <w:rFonts w:ascii="Wingdings" w:hAnsi="Wingdings" w:hint="default"/>
+        <w:sz w:val="20"/>
+      </w:rPr>
+    </w:lvl>
+  </w:abstractNum>
+  <w:abstractNum w:abstractNumId="15" w15:restartNumberingAfterBreak="0">
     <w:nsid w:val="28FF771F"/>
     <w:multiLevelType w:val="hybridMultilevel"/>
     <w:tmpl w:val="660C7888"/>
@@ -2571,10 +5701,10 @@
       </w:rPr>
     </w:lvl>
   </w:abstractNum>
-  <w:abstractNum w:abstractNumId="12" w15:restartNumberingAfterBreak="0">
-    <w:nsid w:val="4FF4105E"/>
+  <w:abstractNum w:abstractNumId="16" w15:restartNumberingAfterBreak="0">
+    <w:nsid w:val="3B2E0DED"/>
     <w:multiLevelType w:val="multilevel"/>
-    <w:tmpl w:val="A538FECC"/>
+    <w:tmpl w:val="ECA6635C"/>
     <w:lvl w:ilvl="0">
       <w:start w:val="1"/>
       <w:numFmt w:val="bullet"/>
@@ -2720,7 +5850,156 @@
       </w:rPr>
     </w:lvl>
   </w:abstractNum>
-  <w:abstractNum w:abstractNumId="13" w15:restartNumberingAfterBreak="0">
+  <w:abstractNum w:abstractNumId="17" w15:restartNumberingAfterBreak="0">
+    <w:nsid w:val="4B0E2F67"/>
+    <w:multiLevelType w:val="multilevel"/>
+    <w:tmpl w:val="2388703C"/>
+    <w:lvl w:ilvl="0">
+      <w:start w:val="1"/>
+      <w:numFmt w:val="bullet"/>
+      <w:lvlText w:val=""/>
+      <w:lvlJc w:val="left"/>
+      <w:pPr>
+        <w:tabs>
+          <w:tab w:val="num" w:pos="720"/>
+        </w:tabs>
+        <w:ind w:left="720" w:hanging="360"/>
+      </w:pPr>
+      <w:rPr>
+        <w:rFonts w:ascii="Symbol" w:hAnsi="Symbol" w:hint="default"/>
+        <w:sz w:val="20"/>
+      </w:rPr>
+    </w:lvl>
+    <w:lvl w:ilvl="1" w:tentative="1">
+      <w:start w:val="1"/>
+      <w:numFmt w:val="bullet"/>
+      <w:lvlText w:val="o"/>
+      <w:lvlJc w:val="left"/>
+      <w:pPr>
+        <w:tabs>
+          <w:tab w:val="num" w:pos="1440"/>
+        </w:tabs>
+        <w:ind w:left="1440" w:hanging="360"/>
+      </w:pPr>
+      <w:rPr>
+        <w:rFonts w:ascii="Courier New" w:hAnsi="Courier New" w:hint="default"/>
+        <w:sz w:val="20"/>
+      </w:rPr>
+    </w:lvl>
+    <w:lvl w:ilvl="2" w:tentative="1">
+      <w:start w:val="1"/>
+      <w:numFmt w:val="bullet"/>
+      <w:lvlText w:val=""/>
+      <w:lvlJc w:val="left"/>
+      <w:pPr>
+        <w:tabs>
+          <w:tab w:val="num" w:pos="2160"/>
+        </w:tabs>
+        <w:ind w:left="2160" w:hanging="360"/>
+      </w:pPr>
+      <w:rPr>
+        <w:rFonts w:ascii="Wingdings" w:hAnsi="Wingdings" w:hint="default"/>
+        <w:sz w:val="20"/>
+      </w:rPr>
+    </w:lvl>
+    <w:lvl w:ilvl="3" w:tentative="1">
+      <w:start w:val="1"/>
+      <w:numFmt w:val="bullet"/>
+      <w:lvlText w:val=""/>
+      <w:lvlJc w:val="left"/>
+      <w:pPr>
+        <w:tabs>
+          <w:tab w:val="num" w:pos="2880"/>
+        </w:tabs>
+        <w:ind w:left="2880" w:hanging="360"/>
+      </w:pPr>
+      <w:rPr>
+        <w:rFonts w:ascii="Wingdings" w:hAnsi="Wingdings" w:hint="default"/>
+        <w:sz w:val="20"/>
+      </w:rPr>
+    </w:lvl>
+    <w:lvl w:ilvl="4" w:tentative="1">
+      <w:start w:val="1"/>
+      <w:numFmt w:val="bullet"/>
+      <w:lvlText w:val=""/>
+      <w:lvlJc w:val="left"/>
+      <w:pPr>
+        <w:tabs>
+          <w:tab w:val="num" w:pos="3600"/>
+        </w:tabs>
+        <w:ind w:left="3600" w:hanging="360"/>
+      </w:pPr>
+      <w:rPr>
+        <w:rFonts w:ascii="Wingdings" w:hAnsi="Wingdings" w:hint="default"/>
+        <w:sz w:val="20"/>
+      </w:rPr>
+    </w:lvl>
+    <w:lvl w:ilvl="5" w:tentative="1">
+      <w:start w:val="1"/>
+      <w:numFmt w:val="bullet"/>
+      <w:lvlText w:val=""/>
+      <w:lvlJc w:val="left"/>
+      <w:pPr>
+        <w:tabs>
+          <w:tab w:val="num" w:pos="4320"/>
+        </w:tabs>
+        <w:ind w:left="4320" w:hanging="360"/>
+      </w:pPr>
+      <w:rPr>
+        <w:rFonts w:ascii="Wingdings" w:hAnsi="Wingdings" w:hint="default"/>
+        <w:sz w:val="20"/>
+      </w:rPr>
+    </w:lvl>
+    <w:lvl w:ilvl="6" w:tentative="1">
+      <w:start w:val="1"/>
+      <w:numFmt w:val="bullet"/>
+      <w:lvlText w:val=""/>
+      <w:lvlJc w:val="left"/>
+      <w:pPr>
+        <w:tabs>
+          <w:tab w:val="num" w:pos="5040"/>
+        </w:tabs>
+        <w:ind w:left="5040" w:hanging="360"/>
+      </w:pPr>
+      <w:rPr>
+        <w:rFonts w:ascii="Wingdings" w:hAnsi="Wingdings" w:hint="default"/>
+        <w:sz w:val="20"/>
+      </w:rPr>
+    </w:lvl>
+    <w:lvl w:ilvl="7" w:tentative="1">
+      <w:start w:val="1"/>
+      <w:numFmt w:val="bullet"/>
+      <w:lvlText w:val=""/>
+      <w:lvlJc w:val="left"/>
+      <w:pPr>
+        <w:tabs>
+          <w:tab w:val="num" w:pos="5760"/>
+        </w:tabs>
+        <w:ind w:left="5760" w:hanging="360"/>
+      </w:pPr>
+      <w:rPr>
+        <w:rFonts w:ascii="Wingdings" w:hAnsi="Wingdings" w:hint="default"/>
+        <w:sz w:val="20"/>
+      </w:rPr>
+    </w:lvl>
+    <w:lvl w:ilvl="8" w:tentative="1">
+      <w:start w:val="1"/>
+      <w:numFmt w:val="bullet"/>
+      <w:lvlText w:val=""/>
+      <w:lvlJc w:val="left"/>
+      <w:pPr>
+        <w:tabs>
+          <w:tab w:val="num" w:pos="6480"/>
+        </w:tabs>
+        <w:ind w:left="6480" w:hanging="360"/>
+      </w:pPr>
+      <w:rPr>
+        <w:rFonts w:ascii="Wingdings" w:hAnsi="Wingdings" w:hint="default"/>
+        <w:sz w:val="20"/>
+      </w:rPr>
+    </w:lvl>
+  </w:abstractNum>
+  <w:abstractNum w:abstractNumId="18" w15:restartNumberingAfterBreak="0">
     <w:nsid w:val="52D74056"/>
     <w:multiLevelType w:val="hybridMultilevel"/>
     <w:tmpl w:val="F8E884D6"/>
@@ -2809,7 +6088,7 @@
       </w:pPr>
     </w:lvl>
   </w:abstractNum>
-  <w:abstractNum w:abstractNumId="14" w15:restartNumberingAfterBreak="0">
+  <w:abstractNum w:abstractNumId="19" w15:restartNumberingAfterBreak="0">
     <w:nsid w:val="53C20551"/>
     <w:multiLevelType w:val="hybridMultilevel"/>
     <w:tmpl w:val="9EBC212E"/>
@@ -2898,10 +6177,10 @@
       </w:pPr>
     </w:lvl>
   </w:abstractNum>
-  <w:abstractNum w:abstractNumId="15" w15:restartNumberingAfterBreak="0">
-    <w:nsid w:val="6B4E6E99"/>
+  <w:abstractNum w:abstractNumId="20" w15:restartNumberingAfterBreak="0">
+    <w:nsid w:val="60B13241"/>
     <w:multiLevelType w:val="multilevel"/>
-    <w:tmpl w:val="81E6D194"/>
+    <w:tmpl w:val="531CDC32"/>
     <w:lvl w:ilvl="0">
       <w:start w:val="1"/>
       <w:numFmt w:val="bullet"/>
@@ -3047,10 +6326,10 @@
       </w:rPr>
     </w:lvl>
   </w:abstractNum>
-  <w:abstractNum w:abstractNumId="16" w15:restartNumberingAfterBreak="0">
-    <w:nsid w:val="78C56F2F"/>
+  <w:abstractNum w:abstractNumId="21" w15:restartNumberingAfterBreak="0">
+    <w:nsid w:val="73BF478F"/>
     <w:multiLevelType w:val="multilevel"/>
-    <w:tmpl w:val="505ADB2A"/>
+    <w:tmpl w:val="0212ABD2"/>
     <w:lvl w:ilvl="0">
       <w:start w:val="1"/>
       <w:numFmt w:val="bullet"/>
@@ -3215,37 +6494,52 @@
     <w:abstractNumId w:val="0"/>
   </w:num>
   <w:num w:numId="7" w16cid:durableId="767509364">
-    <w:abstractNumId w:val="13"/>
+    <w:abstractNumId w:val="18"/>
   </w:num>
   <w:num w:numId="8" w16cid:durableId="1187519976">
-    <w:abstractNumId w:val="9"/>
+    <w:abstractNumId w:val="10"/>
   </w:num>
   <w:num w:numId="9" w16cid:durableId="774518276">
-    <w:abstractNumId w:val="7"/>
+    <w:abstractNumId w:val="8"/>
   </w:num>
   <w:num w:numId="10" w16cid:durableId="2009867063">
-    <w:abstractNumId w:val="11"/>
+    <w:abstractNumId w:val="15"/>
   </w:num>
   <w:num w:numId="11" w16cid:durableId="1924602666">
-    <w:abstractNumId w:val="14"/>
+    <w:abstractNumId w:val="19"/>
   </w:num>
   <w:num w:numId="12" w16cid:durableId="2021344936">
     <w:abstractNumId w:val="2"/>
   </w:num>
-  <w:num w:numId="13" w16cid:durableId="989212467">
+  <w:num w:numId="13" w16cid:durableId="444275234">
+    <w:abstractNumId w:val="17"/>
+  </w:num>
+  <w:num w:numId="14" w16cid:durableId="427772868">
+    <w:abstractNumId w:val="16"/>
+  </w:num>
+  <w:num w:numId="15" w16cid:durableId="1906184732">
+    <w:abstractNumId w:val="20"/>
+  </w:num>
+  <w:num w:numId="16" w16cid:durableId="1659112614">
+    <w:abstractNumId w:val="9"/>
+  </w:num>
+  <w:num w:numId="17" w16cid:durableId="480465322">
+    <w:abstractNumId w:val="21"/>
+  </w:num>
+  <w:num w:numId="18" w16cid:durableId="1064377388">
+    <w:abstractNumId w:val="14"/>
+  </w:num>
+  <w:num w:numId="19" w16cid:durableId="1204488936">
+    <w:abstractNumId w:val="7"/>
+  </w:num>
+  <w:num w:numId="20" w16cid:durableId="1463420815">
     <w:abstractNumId w:val="12"/>
   </w:num>
-  <w:num w:numId="14" w16cid:durableId="910316319">
-    <w:abstractNumId w:val="16"/>
+  <w:num w:numId="21" w16cid:durableId="1118909673">
+    <w:abstractNumId w:val="11"/>
   </w:num>
-  <w:num w:numId="15" w16cid:durableId="125122306">
-    <w:abstractNumId w:val="10"/>
-  </w:num>
-  <w:num w:numId="16" w16cid:durableId="579021325">
-    <w:abstractNumId w:val="8"/>
-  </w:num>
-  <w:num w:numId="17" w16cid:durableId="1511867385">
-    <w:abstractNumId w:val="15"/>
+  <w:num w:numId="22" w16cid:durableId="1713384254">
+    <w:abstractNumId w:val="13"/>
   </w:num>
   <w:numIdMacAtCleanup w:val="10"/>
 </w:numbering>
@@ -4546,6 +7840,7 @@
     <w:basedOn w:val="Ttulo1"/>
     <w:next w:val="Normal"/>
     <w:uiPriority w:val="39"/>
+    <w:semiHidden/>
     <w:unhideWhenUsed/>
     <w:qFormat/>
     <w:rsid w:val="00FC693F"/>
@@ -14858,43 +18153,64 @@
       </w:tblBorders>
     </w:tblPr>
   </w:style>
-  <w:style w:type="paragraph" w:styleId="TDC1">
-    <w:name w:val="toc 1"/>
+  <w:style w:type="paragraph" w:styleId="HTMLconformatoprevio">
+    <w:name w:val="HTML Preformatted"/>
     <w:basedOn w:val="Normal"/>
-    <w:next w:val="Normal"/>
-    <w:autoRedefine/>
-    <w:uiPriority w:val="39"/>
+    <w:link w:val="HTMLconformatoprevioCar"/>
+    <w:uiPriority w:val="99"/>
+    <w:semiHidden/>
     <w:unhideWhenUsed/>
-    <w:rsid w:val="00B76CBE"/>
+    <w:rsid w:val="00B22A1A"/>
     <w:pPr>
-      <w:spacing w:after="100"/>
+      <w:pBdr>
+        <w:top w:val="single" w:sz="6" w:space="8" w:color="DDDDDD"/>
+        <w:left w:val="single" w:sz="6" w:space="8" w:color="DDDDDD"/>
+        <w:bottom w:val="single" w:sz="6" w:space="8" w:color="DDDDDD"/>
+        <w:right w:val="single" w:sz="6" w:space="8" w:color="DDDDDD"/>
+      </w:pBdr>
+      <w:shd w:val="clear" w:color="auto" w:fill="F4F4F4"/>
+      <w:tabs>
+        <w:tab w:val="left" w:pos="916"/>
+        <w:tab w:val="left" w:pos="1832"/>
+        <w:tab w:val="left" w:pos="2748"/>
+        <w:tab w:val="left" w:pos="3664"/>
+        <w:tab w:val="left" w:pos="4580"/>
+        <w:tab w:val="left" w:pos="5496"/>
+        <w:tab w:val="left" w:pos="6412"/>
+        <w:tab w:val="left" w:pos="7328"/>
+        <w:tab w:val="left" w:pos="8244"/>
+        <w:tab w:val="left" w:pos="9160"/>
+        <w:tab w:val="left" w:pos="10076"/>
+        <w:tab w:val="left" w:pos="10992"/>
+        <w:tab w:val="left" w:pos="11908"/>
+        <w:tab w:val="left" w:pos="12824"/>
+        <w:tab w:val="left" w:pos="13740"/>
+        <w:tab w:val="left" w:pos="14656"/>
+      </w:tabs>
+      <w:spacing w:after="0" w:line="240" w:lineRule="auto"/>
     </w:pPr>
+    <w:rPr>
+      <w:rFonts w:ascii="Consolas" w:hAnsi="Consolas" w:cs="Courier New"/>
+      <w:color w:val="auto"/>
+      <w:sz w:val="20"/>
+      <w:szCs w:val="20"/>
+      <w:lang w:eastAsia="es-MX"/>
+    </w:rPr>
   </w:style>
-  <w:style w:type="paragraph" w:styleId="TDC2">
-    <w:name w:val="toc 2"/>
-    <w:basedOn w:val="Normal"/>
-    <w:next w:val="Normal"/>
-    <w:autoRedefine/>
-    <w:uiPriority w:val="39"/>
-    <w:unhideWhenUsed/>
-    <w:rsid w:val="00B76CBE"/>
-    <w:pPr>
-      <w:spacing w:after="100"/>
-      <w:ind w:left="220"/>
-    </w:pPr>
-  </w:style>
-  <w:style w:type="paragraph" w:styleId="TDC3">
-    <w:name w:val="toc 3"/>
-    <w:basedOn w:val="Normal"/>
-    <w:next w:val="Normal"/>
-    <w:autoRedefine/>
-    <w:uiPriority w:val="39"/>
-    <w:unhideWhenUsed/>
-    <w:rsid w:val="00B76CBE"/>
-    <w:pPr>
-      <w:spacing w:after="100"/>
-      <w:ind w:left="440"/>
-    </w:pPr>
+  <w:style w:type="character" w:customStyle="1" w:styleId="HTMLconformatoprevioCar">
+    <w:name w:val="HTML con formato previo Car"/>
+    <w:basedOn w:val="Fuentedeprrafopredeter"/>
+    <w:link w:val="HTMLconformatoprevio"/>
+    <w:uiPriority w:val="99"/>
+    <w:semiHidden/>
+    <w:rsid w:val="00B22A1A"/>
+    <w:rPr>
+      <w:rFonts w:ascii="Consolas" w:hAnsi="Consolas" w:cs="Courier New"/>
+      <w:sz w:val="20"/>
+      <w:szCs w:val="20"/>
+      <w:shd w:val="clear" w:color="auto" w:fill="F4F4F4"/>
+      <w:lang w:val="es-MX" w:eastAsia="es-MX"/>
+    </w:rPr>
   </w:style>
   <w:style w:type="paragraph" w:styleId="NormalWeb">
     <w:name w:val="Normal (Web)"/>
@@ -14902,7 +18218,7 @@
     <w:uiPriority w:val="99"/>
     <w:semiHidden/>
     <w:unhideWhenUsed/>
-    <w:rsid w:val="00BF7745"/>
+    <w:rsid w:val="00B22A1A"/>
     <w:pPr>
       <w:spacing w:before="100" w:beforeAutospacing="1" w:after="100" w:afterAutospacing="1" w:line="240" w:lineRule="auto"/>
     </w:pPr>
@@ -14920,7 +18236,7 @@
     <w:uiPriority w:val="99"/>
     <w:semiHidden/>
     <w:unhideWhenUsed/>
-    <w:rsid w:val="00BF7745"/>
+    <w:rsid w:val="00B22A1A"/>
     <w:rPr>
       <w:rFonts w:ascii="Courier New" w:eastAsiaTheme="minorEastAsia" w:hAnsi="Courier New" w:cs="Courier New"/>
       <w:sz w:val="20"/>

--- a/04-Abril-Mayo/Entregables/2026-05/05-Informe_Procesos_ETL_ELT_2026-05_INSTITUCIONAL.docx
+++ b/04-Abril-Mayo/Entregables/2026-05/05-Informe_Procesos_ETL_ELT_2026-05_INSTITUCIONAL.docx
@@ -107,7 +107,7 @@
         <w:rPr>
           <w:rFonts w:ascii="Calibri" w:eastAsia="Times New Roman" w:hAnsi="Calibri" w:cs="Calibri"/>
         </w:rPr>
-        <w:pict w14:anchorId="32FF42ED">
+        <w:pict w14:anchorId="69C442E1">
           <v:rect id="_x0000_i1025" style="width:0;height:1.5pt" o:hralign="center" o:hrstd="t" o:hr="t" fillcolor="#a0a0a0" stroked="f"/>
         </w:pict>
       </w:r>
@@ -1546,135 +1546,63 @@
     </w:p>
     <w:p>
       <w:pPr>
-        <w:pStyle w:val="HTMLconformatoprevio"/>
-      </w:pPr>
-    </w:p>
-    <w:p>
-      <w:pPr>
-        <w:pStyle w:val="HTMLconformatoprevio"/>
-      </w:pPr>
-      <w:r>
-        <w:t>sequenceDiagram</w:t>
-      </w:r>
-    </w:p>
-    <w:p>
-      <w:pPr>
-        <w:pStyle w:val="HTMLconformatoprevio"/>
-      </w:pPr>
-      <w:r>
-        <w:t xml:space="preserve">    participant Fuente as CSV / Oracle DB</w:t>
-      </w:r>
-    </w:p>
-    <w:p>
-      <w:pPr>
-        <w:pStyle w:val="HTMLconformatoprevio"/>
-      </w:pPr>
-      <w:r>
-        <w:t xml:space="preserve">    participant ETL as Motor Python (Pandas/pg8000)</w:t>
-      </w:r>
-    </w:p>
-    <w:p>
-      <w:pPr>
-        <w:pStyle w:val="HTMLconformatoprevio"/>
-      </w:pPr>
-      <w:r>
-        <w:t xml:space="preserve">    participant Cripto as Modulo AES/Hash</w:t>
-      </w:r>
-    </w:p>
-    <w:p>
-      <w:pPr>
-        <w:pStyle w:val="HTMLconformatoprevio"/>
-      </w:pPr>
-      <w:r>
-        <w:t xml:space="preserve">    participant Destino as PostgreSQL (Fase 2)</w:t>
-      </w:r>
-    </w:p>
-    <w:p>
-      <w:pPr>
-        <w:pStyle w:val="HTMLconformatoprevio"/>
-      </w:pPr>
-      <w:r>
-        <w:t xml:space="preserve">    </w:t>
-      </w:r>
-    </w:p>
-    <w:p>
-      <w:pPr>
-        <w:pStyle w:val="HTMLconformatoprevio"/>
-      </w:pPr>
-      <w:r>
-        <w:t xml:space="preserve">    Fuente-&gt;&gt;ETL: Lectura Lote (Chunk de 5000)</w:t>
-      </w:r>
-    </w:p>
-    <w:p>
-      <w:pPr>
-        <w:pStyle w:val="HTMLconformatoprevio"/>
-      </w:pPr>
-      <w:r>
-        <w:t xml:space="preserve">    ETL-&gt;&gt;ETL: Validacion Regex y Limpieza (Memoria)</w:t>
-      </w:r>
-    </w:p>
-    <w:p>
-      <w:pPr>
-        <w:pStyle w:val="HTMLconformatoprevio"/>
-      </w:pPr>
-      <w:r>
-        <w:t xml:space="preserve">    ETL-&gt;&gt;Cripto: Solicitar Hash de PII</w:t>
-      </w:r>
-    </w:p>
-    <w:p>
-      <w:pPr>
-        <w:pStyle w:val="HTMLconformatoprevio"/>
-      </w:pPr>
-      <w:r>
-        <w:t xml:space="preserve">    Cripto--&gt;&gt;ETL: Devolución de MD5 / AES Tokens</w:t>
-      </w:r>
-    </w:p>
-    <w:p>
-      <w:pPr>
-        <w:pStyle w:val="HTMLconformatoprevio"/>
-      </w:pPr>
-      <w:r>
-        <w:t xml:space="preserve">    ETL-&gt;&gt;Destino: BEGIN TRANSACTION</w:t>
-      </w:r>
-    </w:p>
-    <w:p>
-      <w:pPr>
-        <w:pStyle w:val="HTMLconformatoprevio"/>
-      </w:pPr>
-      <w:r>
-        <w:t xml:space="preserve">    loop Cada 1000 registros</w:t>
-      </w:r>
-    </w:p>
-    <w:p>
-      <w:pPr>
-        <w:pStyle w:val="HTMLconformatoprevio"/>
-      </w:pPr>
-      <w:r>
-        <w:t xml:space="preserve">        ETL-&gt;&gt;Destino: Ejecutar Inserciones Batch</w:t>
-      </w:r>
-    </w:p>
-    <w:p>
-      <w:pPr>
-        <w:pStyle w:val="HTMLconformatoprevio"/>
-      </w:pPr>
-      <w:r>
-        <w:t xml:space="preserve">        Destino--&gt;&gt;ETL: Acknowledge (Memoria Libre)</w:t>
-      </w:r>
-    </w:p>
-    <w:p>
-      <w:pPr>
-        <w:pStyle w:val="HTMLconformatoprevio"/>
-      </w:pPr>
-      <w:r>
-        <w:t xml:space="preserve">    end</w:t>
-      </w:r>
-    </w:p>
-    <w:p>
-      <w:pPr>
-        <w:pStyle w:val="HTMLconformatoprevio"/>
-      </w:pPr>
-      <w:r>
-        <w:t xml:space="preserve">    ETL-&gt;&gt;Destino: COMMIT TRANSACTION</w:t>
+        <w:rPr>
+          <w:rFonts w:ascii="Calibri" w:eastAsia="Times New Roman" w:hAnsi="Calibri" w:cs="Calibri"/>
+        </w:rPr>
+      </w:pPr>
+      <w:r>
+        <w:rPr>
+          <w:rFonts w:ascii="Calibri" w:eastAsia="Times New Roman" w:hAnsi="Calibri" w:cs="Calibri"/>
+          <w:noProof/>
+        </w:rPr>
+        <w:drawing>
+          <wp:inline distT="0" distB="0" distL="0" distR="0" wp14:anchorId="4027A856" wp14:editId="4C71C0F6">
+            <wp:extent cx="8023860" cy="4876800"/>
+            <wp:effectExtent l="0" t="0" r="0" b="0"/>
+            <wp:docPr id="2" name="Imagen 2"/>
+            <wp:cNvGraphicFramePr>
+              <a:graphicFrameLocks xmlns:a="http://schemas.openxmlformats.org/drawingml/2006/main" noChangeAspect="1"/>
+            </wp:cNvGraphicFramePr>
+            <a:graphic xmlns:a="http://schemas.openxmlformats.org/drawingml/2006/main">
+              <a:graphicData uri="http://schemas.openxmlformats.org/drawingml/2006/picture">
+                <pic:pic xmlns:pic="http://schemas.openxmlformats.org/drawingml/2006/picture">
+                  <pic:nvPicPr>
+                    <pic:cNvPr id="0" name="Picture 2"/>
+                    <pic:cNvPicPr>
+                      <a:picLocks noChangeAspect="1" noChangeArrowheads="1"/>
+                    </pic:cNvPicPr>
+                  </pic:nvPicPr>
+                  <pic:blipFill>
+                    <a:blip r:embed="rId8">
+                      <a:extLst>
+                        <a:ext uri="{28A0092B-C50C-407E-A947-70E740481C1C}">
+                          <a14:useLocalDpi xmlns:a14="http://schemas.microsoft.com/office/drawing/2010/main" val="0"/>
+                        </a:ext>
+                      </a:extLst>
+                    </a:blip>
+                    <a:srcRect/>
+                    <a:stretch>
+                      <a:fillRect/>
+                    </a:stretch>
+                  </pic:blipFill>
+                  <pic:spPr bwMode="auto">
+                    <a:xfrm>
+                      <a:off x="0" y="0"/>
+                      <a:ext cx="8023860" cy="4876800"/>
+                    </a:xfrm>
+                    <a:prstGeom prst="rect">
+                      <a:avLst/>
+                    </a:prstGeom>
+                    <a:noFill/>
+                    <a:ln>
+                      <a:noFill/>
+                    </a:ln>
+                  </pic:spPr>
+                </pic:pic>
+              </a:graphicData>
+            </a:graphic>
+          </wp:inline>
+        </w:drawing>
       </w:r>
     </w:p>
     <w:p>
@@ -3345,7 +3273,7 @@
         <w:rPr>
           <w:rFonts w:ascii="Calibri" w:eastAsia="Times New Roman" w:hAnsi="Calibri" w:cs="Calibri"/>
         </w:rPr>
-        <w:pict w14:anchorId="05B7413D">
+        <w:pict w14:anchorId="29468F66">
           <v:rect id="_x0000_i1026" style="width:0;height:1.5pt" o:hralign="center" o:hrstd="t" o:hr="t" fillcolor="#a0a0a0" stroked="f"/>
         </w:pict>
       </w:r>
@@ -3841,8 +3769,8 @@
       </w:pPr>
     </w:p>
     <w:sectPr>
-      <w:headerReference w:type="default" r:id="rId8"/>
-      <w:footerReference w:type="default" r:id="rId9"/>
+      <w:headerReference w:type="default" r:id="rId9"/>
+      <w:footerReference w:type="default" r:id="rId10"/>
       <w:pgSz w:w="12240" w:h="15840"/>
       <w:pgMar w:top="2268" w:right="1440" w:bottom="2269" w:left="1440" w:header="720" w:footer="0" w:gutter="0"/>
       <w:cols w:space="720"/>
@@ -4469,155 +4397,6 @@
     </w:lvl>
   </w:abstractNum>
   <w:abstractNum w:abstractNumId="7" w15:restartNumberingAfterBreak="0">
-    <w:nsid w:val="003A5903"/>
-    <w:multiLevelType w:val="multilevel"/>
-    <w:tmpl w:val="2F960D32"/>
-    <w:lvl w:ilvl="0">
-      <w:start w:val="1"/>
-      <w:numFmt w:val="bullet"/>
-      <w:lvlText w:val=""/>
-      <w:lvlJc w:val="left"/>
-      <w:pPr>
-        <w:tabs>
-          <w:tab w:val="num" w:pos="720"/>
-        </w:tabs>
-        <w:ind w:left="720" w:hanging="360"/>
-      </w:pPr>
-      <w:rPr>
-        <w:rFonts w:ascii="Symbol" w:hAnsi="Symbol" w:hint="default"/>
-        <w:sz w:val="20"/>
-      </w:rPr>
-    </w:lvl>
-    <w:lvl w:ilvl="1" w:tentative="1">
-      <w:start w:val="1"/>
-      <w:numFmt w:val="bullet"/>
-      <w:lvlText w:val="o"/>
-      <w:lvlJc w:val="left"/>
-      <w:pPr>
-        <w:tabs>
-          <w:tab w:val="num" w:pos="1440"/>
-        </w:tabs>
-        <w:ind w:left="1440" w:hanging="360"/>
-      </w:pPr>
-      <w:rPr>
-        <w:rFonts w:ascii="Courier New" w:hAnsi="Courier New" w:hint="default"/>
-        <w:sz w:val="20"/>
-      </w:rPr>
-    </w:lvl>
-    <w:lvl w:ilvl="2" w:tentative="1">
-      <w:start w:val="1"/>
-      <w:numFmt w:val="bullet"/>
-      <w:lvlText w:val=""/>
-      <w:lvlJc w:val="left"/>
-      <w:pPr>
-        <w:tabs>
-          <w:tab w:val="num" w:pos="2160"/>
-        </w:tabs>
-        <w:ind w:left="2160" w:hanging="360"/>
-      </w:pPr>
-      <w:rPr>
-        <w:rFonts w:ascii="Wingdings" w:hAnsi="Wingdings" w:hint="default"/>
-        <w:sz w:val="20"/>
-      </w:rPr>
-    </w:lvl>
-    <w:lvl w:ilvl="3" w:tentative="1">
-      <w:start w:val="1"/>
-      <w:numFmt w:val="bullet"/>
-      <w:lvlText w:val=""/>
-      <w:lvlJc w:val="left"/>
-      <w:pPr>
-        <w:tabs>
-          <w:tab w:val="num" w:pos="2880"/>
-        </w:tabs>
-        <w:ind w:left="2880" w:hanging="360"/>
-      </w:pPr>
-      <w:rPr>
-        <w:rFonts w:ascii="Wingdings" w:hAnsi="Wingdings" w:hint="default"/>
-        <w:sz w:val="20"/>
-      </w:rPr>
-    </w:lvl>
-    <w:lvl w:ilvl="4" w:tentative="1">
-      <w:start w:val="1"/>
-      <w:numFmt w:val="bullet"/>
-      <w:lvlText w:val=""/>
-      <w:lvlJc w:val="left"/>
-      <w:pPr>
-        <w:tabs>
-          <w:tab w:val="num" w:pos="3600"/>
-        </w:tabs>
-        <w:ind w:left="3600" w:hanging="360"/>
-      </w:pPr>
-      <w:rPr>
-        <w:rFonts w:ascii="Wingdings" w:hAnsi="Wingdings" w:hint="default"/>
-        <w:sz w:val="20"/>
-      </w:rPr>
-    </w:lvl>
-    <w:lvl w:ilvl="5" w:tentative="1">
-      <w:start w:val="1"/>
-      <w:numFmt w:val="bullet"/>
-      <w:lvlText w:val=""/>
-      <w:lvlJc w:val="left"/>
-      <w:pPr>
-        <w:tabs>
-          <w:tab w:val="num" w:pos="4320"/>
-        </w:tabs>
-        <w:ind w:left="4320" w:hanging="360"/>
-      </w:pPr>
-      <w:rPr>
-        <w:rFonts w:ascii="Wingdings" w:hAnsi="Wingdings" w:hint="default"/>
-        <w:sz w:val="20"/>
-      </w:rPr>
-    </w:lvl>
-    <w:lvl w:ilvl="6" w:tentative="1">
-      <w:start w:val="1"/>
-      <w:numFmt w:val="bullet"/>
-      <w:lvlText w:val=""/>
-      <w:lvlJc w:val="left"/>
-      <w:pPr>
-        <w:tabs>
-          <w:tab w:val="num" w:pos="5040"/>
-        </w:tabs>
-        <w:ind w:left="5040" w:hanging="360"/>
-      </w:pPr>
-      <w:rPr>
-        <w:rFonts w:ascii="Wingdings" w:hAnsi="Wingdings" w:hint="default"/>
-        <w:sz w:val="20"/>
-      </w:rPr>
-    </w:lvl>
-    <w:lvl w:ilvl="7" w:tentative="1">
-      <w:start w:val="1"/>
-      <w:numFmt w:val="bullet"/>
-      <w:lvlText w:val=""/>
-      <w:lvlJc w:val="left"/>
-      <w:pPr>
-        <w:tabs>
-          <w:tab w:val="num" w:pos="5760"/>
-        </w:tabs>
-        <w:ind w:left="5760" w:hanging="360"/>
-      </w:pPr>
-      <w:rPr>
-        <w:rFonts w:ascii="Wingdings" w:hAnsi="Wingdings" w:hint="default"/>
-        <w:sz w:val="20"/>
-      </w:rPr>
-    </w:lvl>
-    <w:lvl w:ilvl="8" w:tentative="1">
-      <w:start w:val="1"/>
-      <w:numFmt w:val="bullet"/>
-      <w:lvlText w:val=""/>
-      <w:lvlJc w:val="left"/>
-      <w:pPr>
-        <w:tabs>
-          <w:tab w:val="num" w:pos="6480"/>
-        </w:tabs>
-        <w:ind w:left="6480" w:hanging="360"/>
-      </w:pPr>
-      <w:rPr>
-        <w:rFonts w:ascii="Wingdings" w:hAnsi="Wingdings" w:hint="default"/>
-        <w:sz w:val="20"/>
-      </w:rPr>
-    </w:lvl>
-  </w:abstractNum>
-  <w:abstractNum w:abstractNumId="8" w15:restartNumberingAfterBreak="0">
     <w:nsid w:val="02CA2BA5"/>
     <w:multiLevelType w:val="multilevel"/>
     <w:tmpl w:val="0DEC750A"/>
@@ -4730,10 +4509,10 @@
       </w:pPr>
     </w:lvl>
   </w:abstractNum>
-  <w:abstractNum w:abstractNumId="9" w15:restartNumberingAfterBreak="0">
-    <w:nsid w:val="12AD2304"/>
+  <w:abstractNum w:abstractNumId="8" w15:restartNumberingAfterBreak="0">
+    <w:nsid w:val="066E5BD7"/>
     <w:multiLevelType w:val="multilevel"/>
-    <w:tmpl w:val="118C8CB6"/>
+    <w:tmpl w:val="FC96934C"/>
     <w:lvl w:ilvl="0">
       <w:start w:val="1"/>
       <w:numFmt w:val="bullet"/>
@@ -4879,7 +4658,7 @@
       </w:rPr>
     </w:lvl>
   </w:abstractNum>
-  <w:abstractNum w:abstractNumId="10" w15:restartNumberingAfterBreak="0">
+  <w:abstractNum w:abstractNumId="9" w15:restartNumberingAfterBreak="0">
     <w:nsid w:val="14A24D95"/>
     <w:multiLevelType w:val="hybridMultilevel"/>
     <w:tmpl w:val="0EDC7788"/>
@@ -4992,10 +4771,10 @@
       </w:rPr>
     </w:lvl>
   </w:abstractNum>
-  <w:abstractNum w:abstractNumId="11" w15:restartNumberingAfterBreak="0">
-    <w:nsid w:val="183134CA"/>
+  <w:abstractNum w:abstractNumId="10" w15:restartNumberingAfterBreak="0">
+    <w:nsid w:val="1A41691D"/>
     <w:multiLevelType w:val="multilevel"/>
-    <w:tmpl w:val="EC6A565C"/>
+    <w:tmpl w:val="796EF226"/>
     <w:lvl w:ilvl="0">
       <w:start w:val="1"/>
       <w:numFmt w:val="bullet"/>
@@ -5141,454 +4920,7 @@
       </w:rPr>
     </w:lvl>
   </w:abstractNum>
-  <w:abstractNum w:abstractNumId="12" w15:restartNumberingAfterBreak="0">
-    <w:nsid w:val="19271B00"/>
-    <w:multiLevelType w:val="multilevel"/>
-    <w:tmpl w:val="E912F1CC"/>
-    <w:lvl w:ilvl="0">
-      <w:start w:val="1"/>
-      <w:numFmt w:val="bullet"/>
-      <w:lvlText w:val=""/>
-      <w:lvlJc w:val="left"/>
-      <w:pPr>
-        <w:tabs>
-          <w:tab w:val="num" w:pos="720"/>
-        </w:tabs>
-        <w:ind w:left="720" w:hanging="360"/>
-      </w:pPr>
-      <w:rPr>
-        <w:rFonts w:ascii="Symbol" w:hAnsi="Symbol" w:hint="default"/>
-        <w:sz w:val="20"/>
-      </w:rPr>
-    </w:lvl>
-    <w:lvl w:ilvl="1" w:tentative="1">
-      <w:start w:val="1"/>
-      <w:numFmt w:val="bullet"/>
-      <w:lvlText w:val="o"/>
-      <w:lvlJc w:val="left"/>
-      <w:pPr>
-        <w:tabs>
-          <w:tab w:val="num" w:pos="1440"/>
-        </w:tabs>
-        <w:ind w:left="1440" w:hanging="360"/>
-      </w:pPr>
-      <w:rPr>
-        <w:rFonts w:ascii="Courier New" w:hAnsi="Courier New" w:hint="default"/>
-        <w:sz w:val="20"/>
-      </w:rPr>
-    </w:lvl>
-    <w:lvl w:ilvl="2" w:tentative="1">
-      <w:start w:val="1"/>
-      <w:numFmt w:val="bullet"/>
-      <w:lvlText w:val=""/>
-      <w:lvlJc w:val="left"/>
-      <w:pPr>
-        <w:tabs>
-          <w:tab w:val="num" w:pos="2160"/>
-        </w:tabs>
-        <w:ind w:left="2160" w:hanging="360"/>
-      </w:pPr>
-      <w:rPr>
-        <w:rFonts w:ascii="Wingdings" w:hAnsi="Wingdings" w:hint="default"/>
-        <w:sz w:val="20"/>
-      </w:rPr>
-    </w:lvl>
-    <w:lvl w:ilvl="3" w:tentative="1">
-      <w:start w:val="1"/>
-      <w:numFmt w:val="bullet"/>
-      <w:lvlText w:val=""/>
-      <w:lvlJc w:val="left"/>
-      <w:pPr>
-        <w:tabs>
-          <w:tab w:val="num" w:pos="2880"/>
-        </w:tabs>
-        <w:ind w:left="2880" w:hanging="360"/>
-      </w:pPr>
-      <w:rPr>
-        <w:rFonts w:ascii="Wingdings" w:hAnsi="Wingdings" w:hint="default"/>
-        <w:sz w:val="20"/>
-      </w:rPr>
-    </w:lvl>
-    <w:lvl w:ilvl="4" w:tentative="1">
-      <w:start w:val="1"/>
-      <w:numFmt w:val="bullet"/>
-      <w:lvlText w:val=""/>
-      <w:lvlJc w:val="left"/>
-      <w:pPr>
-        <w:tabs>
-          <w:tab w:val="num" w:pos="3600"/>
-        </w:tabs>
-        <w:ind w:left="3600" w:hanging="360"/>
-      </w:pPr>
-      <w:rPr>
-        <w:rFonts w:ascii="Wingdings" w:hAnsi="Wingdings" w:hint="default"/>
-        <w:sz w:val="20"/>
-      </w:rPr>
-    </w:lvl>
-    <w:lvl w:ilvl="5" w:tentative="1">
-      <w:start w:val="1"/>
-      <w:numFmt w:val="bullet"/>
-      <w:lvlText w:val=""/>
-      <w:lvlJc w:val="left"/>
-      <w:pPr>
-        <w:tabs>
-          <w:tab w:val="num" w:pos="4320"/>
-        </w:tabs>
-        <w:ind w:left="4320" w:hanging="360"/>
-      </w:pPr>
-      <w:rPr>
-        <w:rFonts w:ascii="Wingdings" w:hAnsi="Wingdings" w:hint="default"/>
-        <w:sz w:val="20"/>
-      </w:rPr>
-    </w:lvl>
-    <w:lvl w:ilvl="6" w:tentative="1">
-      <w:start w:val="1"/>
-      <w:numFmt w:val="bullet"/>
-      <w:lvlText w:val=""/>
-      <w:lvlJc w:val="left"/>
-      <w:pPr>
-        <w:tabs>
-          <w:tab w:val="num" w:pos="5040"/>
-        </w:tabs>
-        <w:ind w:left="5040" w:hanging="360"/>
-      </w:pPr>
-      <w:rPr>
-        <w:rFonts w:ascii="Wingdings" w:hAnsi="Wingdings" w:hint="default"/>
-        <w:sz w:val="20"/>
-      </w:rPr>
-    </w:lvl>
-    <w:lvl w:ilvl="7" w:tentative="1">
-      <w:start w:val="1"/>
-      <w:numFmt w:val="bullet"/>
-      <w:lvlText w:val=""/>
-      <w:lvlJc w:val="left"/>
-      <w:pPr>
-        <w:tabs>
-          <w:tab w:val="num" w:pos="5760"/>
-        </w:tabs>
-        <w:ind w:left="5760" w:hanging="360"/>
-      </w:pPr>
-      <w:rPr>
-        <w:rFonts w:ascii="Wingdings" w:hAnsi="Wingdings" w:hint="default"/>
-        <w:sz w:val="20"/>
-      </w:rPr>
-    </w:lvl>
-    <w:lvl w:ilvl="8" w:tentative="1">
-      <w:start w:val="1"/>
-      <w:numFmt w:val="bullet"/>
-      <w:lvlText w:val=""/>
-      <w:lvlJc w:val="left"/>
-      <w:pPr>
-        <w:tabs>
-          <w:tab w:val="num" w:pos="6480"/>
-        </w:tabs>
-        <w:ind w:left="6480" w:hanging="360"/>
-      </w:pPr>
-      <w:rPr>
-        <w:rFonts w:ascii="Wingdings" w:hAnsi="Wingdings" w:hint="default"/>
-        <w:sz w:val="20"/>
-      </w:rPr>
-    </w:lvl>
-  </w:abstractNum>
-  <w:abstractNum w:abstractNumId="13" w15:restartNumberingAfterBreak="0">
-    <w:nsid w:val="19F328E2"/>
-    <w:multiLevelType w:val="multilevel"/>
-    <w:tmpl w:val="4E160FAE"/>
-    <w:lvl w:ilvl="0">
-      <w:start w:val="1"/>
-      <w:numFmt w:val="bullet"/>
-      <w:lvlText w:val=""/>
-      <w:lvlJc w:val="left"/>
-      <w:pPr>
-        <w:tabs>
-          <w:tab w:val="num" w:pos="720"/>
-        </w:tabs>
-        <w:ind w:left="720" w:hanging="360"/>
-      </w:pPr>
-      <w:rPr>
-        <w:rFonts w:ascii="Symbol" w:hAnsi="Symbol" w:hint="default"/>
-        <w:sz w:val="20"/>
-      </w:rPr>
-    </w:lvl>
-    <w:lvl w:ilvl="1" w:tentative="1">
-      <w:start w:val="1"/>
-      <w:numFmt w:val="bullet"/>
-      <w:lvlText w:val="o"/>
-      <w:lvlJc w:val="left"/>
-      <w:pPr>
-        <w:tabs>
-          <w:tab w:val="num" w:pos="1440"/>
-        </w:tabs>
-        <w:ind w:left="1440" w:hanging="360"/>
-      </w:pPr>
-      <w:rPr>
-        <w:rFonts w:ascii="Courier New" w:hAnsi="Courier New" w:hint="default"/>
-        <w:sz w:val="20"/>
-      </w:rPr>
-    </w:lvl>
-    <w:lvl w:ilvl="2" w:tentative="1">
-      <w:start w:val="1"/>
-      <w:numFmt w:val="bullet"/>
-      <w:lvlText w:val=""/>
-      <w:lvlJc w:val="left"/>
-      <w:pPr>
-        <w:tabs>
-          <w:tab w:val="num" w:pos="2160"/>
-        </w:tabs>
-        <w:ind w:left="2160" w:hanging="360"/>
-      </w:pPr>
-      <w:rPr>
-        <w:rFonts w:ascii="Wingdings" w:hAnsi="Wingdings" w:hint="default"/>
-        <w:sz w:val="20"/>
-      </w:rPr>
-    </w:lvl>
-    <w:lvl w:ilvl="3" w:tentative="1">
-      <w:start w:val="1"/>
-      <w:numFmt w:val="bullet"/>
-      <w:lvlText w:val=""/>
-      <w:lvlJc w:val="left"/>
-      <w:pPr>
-        <w:tabs>
-          <w:tab w:val="num" w:pos="2880"/>
-        </w:tabs>
-        <w:ind w:left="2880" w:hanging="360"/>
-      </w:pPr>
-      <w:rPr>
-        <w:rFonts w:ascii="Wingdings" w:hAnsi="Wingdings" w:hint="default"/>
-        <w:sz w:val="20"/>
-      </w:rPr>
-    </w:lvl>
-    <w:lvl w:ilvl="4" w:tentative="1">
-      <w:start w:val="1"/>
-      <w:numFmt w:val="bullet"/>
-      <w:lvlText w:val=""/>
-      <w:lvlJc w:val="left"/>
-      <w:pPr>
-        <w:tabs>
-          <w:tab w:val="num" w:pos="3600"/>
-        </w:tabs>
-        <w:ind w:left="3600" w:hanging="360"/>
-      </w:pPr>
-      <w:rPr>
-        <w:rFonts w:ascii="Wingdings" w:hAnsi="Wingdings" w:hint="default"/>
-        <w:sz w:val="20"/>
-      </w:rPr>
-    </w:lvl>
-    <w:lvl w:ilvl="5" w:tentative="1">
-      <w:start w:val="1"/>
-      <w:numFmt w:val="bullet"/>
-      <w:lvlText w:val=""/>
-      <w:lvlJc w:val="left"/>
-      <w:pPr>
-        <w:tabs>
-          <w:tab w:val="num" w:pos="4320"/>
-        </w:tabs>
-        <w:ind w:left="4320" w:hanging="360"/>
-      </w:pPr>
-      <w:rPr>
-        <w:rFonts w:ascii="Wingdings" w:hAnsi="Wingdings" w:hint="default"/>
-        <w:sz w:val="20"/>
-      </w:rPr>
-    </w:lvl>
-    <w:lvl w:ilvl="6" w:tentative="1">
-      <w:start w:val="1"/>
-      <w:numFmt w:val="bullet"/>
-      <w:lvlText w:val=""/>
-      <w:lvlJc w:val="left"/>
-      <w:pPr>
-        <w:tabs>
-          <w:tab w:val="num" w:pos="5040"/>
-        </w:tabs>
-        <w:ind w:left="5040" w:hanging="360"/>
-      </w:pPr>
-      <w:rPr>
-        <w:rFonts w:ascii="Wingdings" w:hAnsi="Wingdings" w:hint="default"/>
-        <w:sz w:val="20"/>
-      </w:rPr>
-    </w:lvl>
-    <w:lvl w:ilvl="7" w:tentative="1">
-      <w:start w:val="1"/>
-      <w:numFmt w:val="bullet"/>
-      <w:lvlText w:val=""/>
-      <w:lvlJc w:val="left"/>
-      <w:pPr>
-        <w:tabs>
-          <w:tab w:val="num" w:pos="5760"/>
-        </w:tabs>
-        <w:ind w:left="5760" w:hanging="360"/>
-      </w:pPr>
-      <w:rPr>
-        <w:rFonts w:ascii="Wingdings" w:hAnsi="Wingdings" w:hint="default"/>
-        <w:sz w:val="20"/>
-      </w:rPr>
-    </w:lvl>
-    <w:lvl w:ilvl="8" w:tentative="1">
-      <w:start w:val="1"/>
-      <w:numFmt w:val="bullet"/>
-      <w:lvlText w:val=""/>
-      <w:lvlJc w:val="left"/>
-      <w:pPr>
-        <w:tabs>
-          <w:tab w:val="num" w:pos="6480"/>
-        </w:tabs>
-        <w:ind w:left="6480" w:hanging="360"/>
-      </w:pPr>
-      <w:rPr>
-        <w:rFonts w:ascii="Wingdings" w:hAnsi="Wingdings" w:hint="default"/>
-        <w:sz w:val="20"/>
-      </w:rPr>
-    </w:lvl>
-  </w:abstractNum>
-  <w:abstractNum w:abstractNumId="14" w15:restartNumberingAfterBreak="0">
-    <w:nsid w:val="21184857"/>
-    <w:multiLevelType w:val="multilevel"/>
-    <w:tmpl w:val="E0B89090"/>
-    <w:lvl w:ilvl="0">
-      <w:start w:val="1"/>
-      <w:numFmt w:val="bullet"/>
-      <w:lvlText w:val=""/>
-      <w:lvlJc w:val="left"/>
-      <w:pPr>
-        <w:tabs>
-          <w:tab w:val="num" w:pos="720"/>
-        </w:tabs>
-        <w:ind w:left="720" w:hanging="360"/>
-      </w:pPr>
-      <w:rPr>
-        <w:rFonts w:ascii="Symbol" w:hAnsi="Symbol" w:hint="default"/>
-        <w:sz w:val="20"/>
-      </w:rPr>
-    </w:lvl>
-    <w:lvl w:ilvl="1" w:tentative="1">
-      <w:start w:val="1"/>
-      <w:numFmt w:val="bullet"/>
-      <w:lvlText w:val="o"/>
-      <w:lvlJc w:val="left"/>
-      <w:pPr>
-        <w:tabs>
-          <w:tab w:val="num" w:pos="1440"/>
-        </w:tabs>
-        <w:ind w:left="1440" w:hanging="360"/>
-      </w:pPr>
-      <w:rPr>
-        <w:rFonts w:ascii="Courier New" w:hAnsi="Courier New" w:hint="default"/>
-        <w:sz w:val="20"/>
-      </w:rPr>
-    </w:lvl>
-    <w:lvl w:ilvl="2" w:tentative="1">
-      <w:start w:val="1"/>
-      <w:numFmt w:val="bullet"/>
-      <w:lvlText w:val=""/>
-      <w:lvlJc w:val="left"/>
-      <w:pPr>
-        <w:tabs>
-          <w:tab w:val="num" w:pos="2160"/>
-        </w:tabs>
-        <w:ind w:left="2160" w:hanging="360"/>
-      </w:pPr>
-      <w:rPr>
-        <w:rFonts w:ascii="Wingdings" w:hAnsi="Wingdings" w:hint="default"/>
-        <w:sz w:val="20"/>
-      </w:rPr>
-    </w:lvl>
-    <w:lvl w:ilvl="3" w:tentative="1">
-      <w:start w:val="1"/>
-      <w:numFmt w:val="bullet"/>
-      <w:lvlText w:val=""/>
-      <w:lvlJc w:val="left"/>
-      <w:pPr>
-        <w:tabs>
-          <w:tab w:val="num" w:pos="2880"/>
-        </w:tabs>
-        <w:ind w:left="2880" w:hanging="360"/>
-      </w:pPr>
-      <w:rPr>
-        <w:rFonts w:ascii="Wingdings" w:hAnsi="Wingdings" w:hint="default"/>
-        <w:sz w:val="20"/>
-      </w:rPr>
-    </w:lvl>
-    <w:lvl w:ilvl="4" w:tentative="1">
-      <w:start w:val="1"/>
-      <w:numFmt w:val="bullet"/>
-      <w:lvlText w:val=""/>
-      <w:lvlJc w:val="left"/>
-      <w:pPr>
-        <w:tabs>
-          <w:tab w:val="num" w:pos="3600"/>
-        </w:tabs>
-        <w:ind w:left="3600" w:hanging="360"/>
-      </w:pPr>
-      <w:rPr>
-        <w:rFonts w:ascii="Wingdings" w:hAnsi="Wingdings" w:hint="default"/>
-        <w:sz w:val="20"/>
-      </w:rPr>
-    </w:lvl>
-    <w:lvl w:ilvl="5" w:tentative="1">
-      <w:start w:val="1"/>
-      <w:numFmt w:val="bullet"/>
-      <w:lvlText w:val=""/>
-      <w:lvlJc w:val="left"/>
-      <w:pPr>
-        <w:tabs>
-          <w:tab w:val="num" w:pos="4320"/>
-        </w:tabs>
-        <w:ind w:left="4320" w:hanging="360"/>
-      </w:pPr>
-      <w:rPr>
-        <w:rFonts w:ascii="Wingdings" w:hAnsi="Wingdings" w:hint="default"/>
-        <w:sz w:val="20"/>
-      </w:rPr>
-    </w:lvl>
-    <w:lvl w:ilvl="6" w:tentative="1">
-      <w:start w:val="1"/>
-      <w:numFmt w:val="bullet"/>
-      <w:lvlText w:val=""/>
-      <w:lvlJc w:val="left"/>
-      <w:pPr>
-        <w:tabs>
-          <w:tab w:val="num" w:pos="5040"/>
-        </w:tabs>
-        <w:ind w:left="5040" w:hanging="360"/>
-      </w:pPr>
-      <w:rPr>
-        <w:rFonts w:ascii="Wingdings" w:hAnsi="Wingdings" w:hint="default"/>
-        <w:sz w:val="20"/>
-      </w:rPr>
-    </w:lvl>
-    <w:lvl w:ilvl="7" w:tentative="1">
-      <w:start w:val="1"/>
-      <w:numFmt w:val="bullet"/>
-      <w:lvlText w:val=""/>
-      <w:lvlJc w:val="left"/>
-      <w:pPr>
-        <w:tabs>
-          <w:tab w:val="num" w:pos="5760"/>
-        </w:tabs>
-        <w:ind w:left="5760" w:hanging="360"/>
-      </w:pPr>
-      <w:rPr>
-        <w:rFonts w:ascii="Wingdings" w:hAnsi="Wingdings" w:hint="default"/>
-        <w:sz w:val="20"/>
-      </w:rPr>
-    </w:lvl>
-    <w:lvl w:ilvl="8" w:tentative="1">
-      <w:start w:val="1"/>
-      <w:numFmt w:val="bullet"/>
-      <w:lvlText w:val=""/>
-      <w:lvlJc w:val="left"/>
-      <w:pPr>
-        <w:tabs>
-          <w:tab w:val="num" w:pos="6480"/>
-        </w:tabs>
-        <w:ind w:left="6480" w:hanging="360"/>
-      </w:pPr>
-      <w:rPr>
-        <w:rFonts w:ascii="Wingdings" w:hAnsi="Wingdings" w:hint="default"/>
-        <w:sz w:val="20"/>
-      </w:rPr>
-    </w:lvl>
-  </w:abstractNum>
-  <w:abstractNum w:abstractNumId="15" w15:restartNumberingAfterBreak="0">
+  <w:abstractNum w:abstractNumId="11" w15:restartNumberingAfterBreak="0">
     <w:nsid w:val="28FF771F"/>
     <w:multiLevelType w:val="hybridMultilevel"/>
     <w:tmpl w:val="660C7888"/>
@@ -5701,10 +5033,10 @@
       </w:rPr>
     </w:lvl>
   </w:abstractNum>
-  <w:abstractNum w:abstractNumId="16" w15:restartNumberingAfterBreak="0">
-    <w:nsid w:val="3B2E0DED"/>
+  <w:abstractNum w:abstractNumId="12" w15:restartNumberingAfterBreak="0">
+    <w:nsid w:val="2C9455E3"/>
     <w:multiLevelType w:val="multilevel"/>
-    <w:tmpl w:val="ECA6635C"/>
+    <w:tmpl w:val="E8E43974"/>
     <w:lvl w:ilvl="0">
       <w:start w:val="1"/>
       <w:numFmt w:val="bullet"/>
@@ -5850,10 +5182,606 @@
       </w:rPr>
     </w:lvl>
   </w:abstractNum>
+  <w:abstractNum w:abstractNumId="13" w15:restartNumberingAfterBreak="0">
+    <w:nsid w:val="30475179"/>
+    <w:multiLevelType w:val="multilevel"/>
+    <w:tmpl w:val="90B2A99E"/>
+    <w:lvl w:ilvl="0">
+      <w:start w:val="1"/>
+      <w:numFmt w:val="bullet"/>
+      <w:lvlText w:val=""/>
+      <w:lvlJc w:val="left"/>
+      <w:pPr>
+        <w:tabs>
+          <w:tab w:val="num" w:pos="720"/>
+        </w:tabs>
+        <w:ind w:left="720" w:hanging="360"/>
+      </w:pPr>
+      <w:rPr>
+        <w:rFonts w:ascii="Symbol" w:hAnsi="Symbol" w:hint="default"/>
+        <w:sz w:val="20"/>
+      </w:rPr>
+    </w:lvl>
+    <w:lvl w:ilvl="1" w:tentative="1">
+      <w:start w:val="1"/>
+      <w:numFmt w:val="bullet"/>
+      <w:lvlText w:val="o"/>
+      <w:lvlJc w:val="left"/>
+      <w:pPr>
+        <w:tabs>
+          <w:tab w:val="num" w:pos="1440"/>
+        </w:tabs>
+        <w:ind w:left="1440" w:hanging="360"/>
+      </w:pPr>
+      <w:rPr>
+        <w:rFonts w:ascii="Courier New" w:hAnsi="Courier New" w:hint="default"/>
+        <w:sz w:val="20"/>
+      </w:rPr>
+    </w:lvl>
+    <w:lvl w:ilvl="2" w:tentative="1">
+      <w:start w:val="1"/>
+      <w:numFmt w:val="bullet"/>
+      <w:lvlText w:val=""/>
+      <w:lvlJc w:val="left"/>
+      <w:pPr>
+        <w:tabs>
+          <w:tab w:val="num" w:pos="2160"/>
+        </w:tabs>
+        <w:ind w:left="2160" w:hanging="360"/>
+      </w:pPr>
+      <w:rPr>
+        <w:rFonts w:ascii="Wingdings" w:hAnsi="Wingdings" w:hint="default"/>
+        <w:sz w:val="20"/>
+      </w:rPr>
+    </w:lvl>
+    <w:lvl w:ilvl="3" w:tentative="1">
+      <w:start w:val="1"/>
+      <w:numFmt w:val="bullet"/>
+      <w:lvlText w:val=""/>
+      <w:lvlJc w:val="left"/>
+      <w:pPr>
+        <w:tabs>
+          <w:tab w:val="num" w:pos="2880"/>
+        </w:tabs>
+        <w:ind w:left="2880" w:hanging="360"/>
+      </w:pPr>
+      <w:rPr>
+        <w:rFonts w:ascii="Wingdings" w:hAnsi="Wingdings" w:hint="default"/>
+        <w:sz w:val="20"/>
+      </w:rPr>
+    </w:lvl>
+    <w:lvl w:ilvl="4" w:tentative="1">
+      <w:start w:val="1"/>
+      <w:numFmt w:val="bullet"/>
+      <w:lvlText w:val=""/>
+      <w:lvlJc w:val="left"/>
+      <w:pPr>
+        <w:tabs>
+          <w:tab w:val="num" w:pos="3600"/>
+        </w:tabs>
+        <w:ind w:left="3600" w:hanging="360"/>
+      </w:pPr>
+      <w:rPr>
+        <w:rFonts w:ascii="Wingdings" w:hAnsi="Wingdings" w:hint="default"/>
+        <w:sz w:val="20"/>
+      </w:rPr>
+    </w:lvl>
+    <w:lvl w:ilvl="5" w:tentative="1">
+      <w:start w:val="1"/>
+      <w:numFmt w:val="bullet"/>
+      <w:lvlText w:val=""/>
+      <w:lvlJc w:val="left"/>
+      <w:pPr>
+        <w:tabs>
+          <w:tab w:val="num" w:pos="4320"/>
+        </w:tabs>
+        <w:ind w:left="4320" w:hanging="360"/>
+      </w:pPr>
+      <w:rPr>
+        <w:rFonts w:ascii="Wingdings" w:hAnsi="Wingdings" w:hint="default"/>
+        <w:sz w:val="20"/>
+      </w:rPr>
+    </w:lvl>
+    <w:lvl w:ilvl="6" w:tentative="1">
+      <w:start w:val="1"/>
+      <w:numFmt w:val="bullet"/>
+      <w:lvlText w:val=""/>
+      <w:lvlJc w:val="left"/>
+      <w:pPr>
+        <w:tabs>
+          <w:tab w:val="num" w:pos="5040"/>
+        </w:tabs>
+        <w:ind w:left="5040" w:hanging="360"/>
+      </w:pPr>
+      <w:rPr>
+        <w:rFonts w:ascii="Wingdings" w:hAnsi="Wingdings" w:hint="default"/>
+        <w:sz w:val="20"/>
+      </w:rPr>
+    </w:lvl>
+    <w:lvl w:ilvl="7" w:tentative="1">
+      <w:start w:val="1"/>
+      <w:numFmt w:val="bullet"/>
+      <w:lvlText w:val=""/>
+      <w:lvlJc w:val="left"/>
+      <w:pPr>
+        <w:tabs>
+          <w:tab w:val="num" w:pos="5760"/>
+        </w:tabs>
+        <w:ind w:left="5760" w:hanging="360"/>
+      </w:pPr>
+      <w:rPr>
+        <w:rFonts w:ascii="Wingdings" w:hAnsi="Wingdings" w:hint="default"/>
+        <w:sz w:val="20"/>
+      </w:rPr>
+    </w:lvl>
+    <w:lvl w:ilvl="8" w:tentative="1">
+      <w:start w:val="1"/>
+      <w:numFmt w:val="bullet"/>
+      <w:lvlText w:val=""/>
+      <w:lvlJc w:val="left"/>
+      <w:pPr>
+        <w:tabs>
+          <w:tab w:val="num" w:pos="6480"/>
+        </w:tabs>
+        <w:ind w:left="6480" w:hanging="360"/>
+      </w:pPr>
+      <w:rPr>
+        <w:rFonts w:ascii="Wingdings" w:hAnsi="Wingdings" w:hint="default"/>
+        <w:sz w:val="20"/>
+      </w:rPr>
+    </w:lvl>
+  </w:abstractNum>
+  <w:abstractNum w:abstractNumId="14" w15:restartNumberingAfterBreak="0">
+    <w:nsid w:val="30B2511A"/>
+    <w:multiLevelType w:val="multilevel"/>
+    <w:tmpl w:val="4EFA3D3C"/>
+    <w:lvl w:ilvl="0">
+      <w:start w:val="1"/>
+      <w:numFmt w:val="bullet"/>
+      <w:lvlText w:val=""/>
+      <w:lvlJc w:val="left"/>
+      <w:pPr>
+        <w:tabs>
+          <w:tab w:val="num" w:pos="720"/>
+        </w:tabs>
+        <w:ind w:left="720" w:hanging="360"/>
+      </w:pPr>
+      <w:rPr>
+        <w:rFonts w:ascii="Symbol" w:hAnsi="Symbol" w:hint="default"/>
+        <w:sz w:val="20"/>
+      </w:rPr>
+    </w:lvl>
+    <w:lvl w:ilvl="1" w:tentative="1">
+      <w:start w:val="1"/>
+      <w:numFmt w:val="bullet"/>
+      <w:lvlText w:val="o"/>
+      <w:lvlJc w:val="left"/>
+      <w:pPr>
+        <w:tabs>
+          <w:tab w:val="num" w:pos="1440"/>
+        </w:tabs>
+        <w:ind w:left="1440" w:hanging="360"/>
+      </w:pPr>
+      <w:rPr>
+        <w:rFonts w:ascii="Courier New" w:hAnsi="Courier New" w:hint="default"/>
+        <w:sz w:val="20"/>
+      </w:rPr>
+    </w:lvl>
+    <w:lvl w:ilvl="2" w:tentative="1">
+      <w:start w:val="1"/>
+      <w:numFmt w:val="bullet"/>
+      <w:lvlText w:val=""/>
+      <w:lvlJc w:val="left"/>
+      <w:pPr>
+        <w:tabs>
+          <w:tab w:val="num" w:pos="2160"/>
+        </w:tabs>
+        <w:ind w:left="2160" w:hanging="360"/>
+      </w:pPr>
+      <w:rPr>
+        <w:rFonts w:ascii="Wingdings" w:hAnsi="Wingdings" w:hint="default"/>
+        <w:sz w:val="20"/>
+      </w:rPr>
+    </w:lvl>
+    <w:lvl w:ilvl="3" w:tentative="1">
+      <w:start w:val="1"/>
+      <w:numFmt w:val="bullet"/>
+      <w:lvlText w:val=""/>
+      <w:lvlJc w:val="left"/>
+      <w:pPr>
+        <w:tabs>
+          <w:tab w:val="num" w:pos="2880"/>
+        </w:tabs>
+        <w:ind w:left="2880" w:hanging="360"/>
+      </w:pPr>
+      <w:rPr>
+        <w:rFonts w:ascii="Wingdings" w:hAnsi="Wingdings" w:hint="default"/>
+        <w:sz w:val="20"/>
+      </w:rPr>
+    </w:lvl>
+    <w:lvl w:ilvl="4" w:tentative="1">
+      <w:start w:val="1"/>
+      <w:numFmt w:val="bullet"/>
+      <w:lvlText w:val=""/>
+      <w:lvlJc w:val="left"/>
+      <w:pPr>
+        <w:tabs>
+          <w:tab w:val="num" w:pos="3600"/>
+        </w:tabs>
+        <w:ind w:left="3600" w:hanging="360"/>
+      </w:pPr>
+      <w:rPr>
+        <w:rFonts w:ascii="Wingdings" w:hAnsi="Wingdings" w:hint="default"/>
+        <w:sz w:val="20"/>
+      </w:rPr>
+    </w:lvl>
+    <w:lvl w:ilvl="5" w:tentative="1">
+      <w:start w:val="1"/>
+      <w:numFmt w:val="bullet"/>
+      <w:lvlText w:val=""/>
+      <w:lvlJc w:val="left"/>
+      <w:pPr>
+        <w:tabs>
+          <w:tab w:val="num" w:pos="4320"/>
+        </w:tabs>
+        <w:ind w:left="4320" w:hanging="360"/>
+      </w:pPr>
+      <w:rPr>
+        <w:rFonts w:ascii="Wingdings" w:hAnsi="Wingdings" w:hint="default"/>
+        <w:sz w:val="20"/>
+      </w:rPr>
+    </w:lvl>
+    <w:lvl w:ilvl="6" w:tentative="1">
+      <w:start w:val="1"/>
+      <w:numFmt w:val="bullet"/>
+      <w:lvlText w:val=""/>
+      <w:lvlJc w:val="left"/>
+      <w:pPr>
+        <w:tabs>
+          <w:tab w:val="num" w:pos="5040"/>
+        </w:tabs>
+        <w:ind w:left="5040" w:hanging="360"/>
+      </w:pPr>
+      <w:rPr>
+        <w:rFonts w:ascii="Wingdings" w:hAnsi="Wingdings" w:hint="default"/>
+        <w:sz w:val="20"/>
+      </w:rPr>
+    </w:lvl>
+    <w:lvl w:ilvl="7" w:tentative="1">
+      <w:start w:val="1"/>
+      <w:numFmt w:val="bullet"/>
+      <w:lvlText w:val=""/>
+      <w:lvlJc w:val="left"/>
+      <w:pPr>
+        <w:tabs>
+          <w:tab w:val="num" w:pos="5760"/>
+        </w:tabs>
+        <w:ind w:left="5760" w:hanging="360"/>
+      </w:pPr>
+      <w:rPr>
+        <w:rFonts w:ascii="Wingdings" w:hAnsi="Wingdings" w:hint="default"/>
+        <w:sz w:val="20"/>
+      </w:rPr>
+    </w:lvl>
+    <w:lvl w:ilvl="8" w:tentative="1">
+      <w:start w:val="1"/>
+      <w:numFmt w:val="bullet"/>
+      <w:lvlText w:val=""/>
+      <w:lvlJc w:val="left"/>
+      <w:pPr>
+        <w:tabs>
+          <w:tab w:val="num" w:pos="6480"/>
+        </w:tabs>
+        <w:ind w:left="6480" w:hanging="360"/>
+      </w:pPr>
+      <w:rPr>
+        <w:rFonts w:ascii="Wingdings" w:hAnsi="Wingdings" w:hint="default"/>
+        <w:sz w:val="20"/>
+      </w:rPr>
+    </w:lvl>
+  </w:abstractNum>
+  <w:abstractNum w:abstractNumId="15" w15:restartNumberingAfterBreak="0">
+    <w:nsid w:val="3A0D47C1"/>
+    <w:multiLevelType w:val="multilevel"/>
+    <w:tmpl w:val="17600DE2"/>
+    <w:lvl w:ilvl="0">
+      <w:start w:val="1"/>
+      <w:numFmt w:val="bullet"/>
+      <w:lvlText w:val=""/>
+      <w:lvlJc w:val="left"/>
+      <w:pPr>
+        <w:tabs>
+          <w:tab w:val="num" w:pos="720"/>
+        </w:tabs>
+        <w:ind w:left="720" w:hanging="360"/>
+      </w:pPr>
+      <w:rPr>
+        <w:rFonts w:ascii="Symbol" w:hAnsi="Symbol" w:hint="default"/>
+        <w:sz w:val="20"/>
+      </w:rPr>
+    </w:lvl>
+    <w:lvl w:ilvl="1" w:tentative="1">
+      <w:start w:val="1"/>
+      <w:numFmt w:val="bullet"/>
+      <w:lvlText w:val="o"/>
+      <w:lvlJc w:val="left"/>
+      <w:pPr>
+        <w:tabs>
+          <w:tab w:val="num" w:pos="1440"/>
+        </w:tabs>
+        <w:ind w:left="1440" w:hanging="360"/>
+      </w:pPr>
+      <w:rPr>
+        <w:rFonts w:ascii="Courier New" w:hAnsi="Courier New" w:hint="default"/>
+        <w:sz w:val="20"/>
+      </w:rPr>
+    </w:lvl>
+    <w:lvl w:ilvl="2" w:tentative="1">
+      <w:start w:val="1"/>
+      <w:numFmt w:val="bullet"/>
+      <w:lvlText w:val=""/>
+      <w:lvlJc w:val="left"/>
+      <w:pPr>
+        <w:tabs>
+          <w:tab w:val="num" w:pos="2160"/>
+        </w:tabs>
+        <w:ind w:left="2160" w:hanging="360"/>
+      </w:pPr>
+      <w:rPr>
+        <w:rFonts w:ascii="Wingdings" w:hAnsi="Wingdings" w:hint="default"/>
+        <w:sz w:val="20"/>
+      </w:rPr>
+    </w:lvl>
+    <w:lvl w:ilvl="3" w:tentative="1">
+      <w:start w:val="1"/>
+      <w:numFmt w:val="bullet"/>
+      <w:lvlText w:val=""/>
+      <w:lvlJc w:val="left"/>
+      <w:pPr>
+        <w:tabs>
+          <w:tab w:val="num" w:pos="2880"/>
+        </w:tabs>
+        <w:ind w:left="2880" w:hanging="360"/>
+      </w:pPr>
+      <w:rPr>
+        <w:rFonts w:ascii="Wingdings" w:hAnsi="Wingdings" w:hint="default"/>
+        <w:sz w:val="20"/>
+      </w:rPr>
+    </w:lvl>
+    <w:lvl w:ilvl="4" w:tentative="1">
+      <w:start w:val="1"/>
+      <w:numFmt w:val="bullet"/>
+      <w:lvlText w:val=""/>
+      <w:lvlJc w:val="left"/>
+      <w:pPr>
+        <w:tabs>
+          <w:tab w:val="num" w:pos="3600"/>
+        </w:tabs>
+        <w:ind w:left="3600" w:hanging="360"/>
+      </w:pPr>
+      <w:rPr>
+        <w:rFonts w:ascii="Wingdings" w:hAnsi="Wingdings" w:hint="default"/>
+        <w:sz w:val="20"/>
+      </w:rPr>
+    </w:lvl>
+    <w:lvl w:ilvl="5" w:tentative="1">
+      <w:start w:val="1"/>
+      <w:numFmt w:val="bullet"/>
+      <w:lvlText w:val=""/>
+      <w:lvlJc w:val="left"/>
+      <w:pPr>
+        <w:tabs>
+          <w:tab w:val="num" w:pos="4320"/>
+        </w:tabs>
+        <w:ind w:left="4320" w:hanging="360"/>
+      </w:pPr>
+      <w:rPr>
+        <w:rFonts w:ascii="Wingdings" w:hAnsi="Wingdings" w:hint="default"/>
+        <w:sz w:val="20"/>
+      </w:rPr>
+    </w:lvl>
+    <w:lvl w:ilvl="6" w:tentative="1">
+      <w:start w:val="1"/>
+      <w:numFmt w:val="bullet"/>
+      <w:lvlText w:val=""/>
+      <w:lvlJc w:val="left"/>
+      <w:pPr>
+        <w:tabs>
+          <w:tab w:val="num" w:pos="5040"/>
+        </w:tabs>
+        <w:ind w:left="5040" w:hanging="360"/>
+      </w:pPr>
+      <w:rPr>
+        <w:rFonts w:ascii="Wingdings" w:hAnsi="Wingdings" w:hint="default"/>
+        <w:sz w:val="20"/>
+      </w:rPr>
+    </w:lvl>
+    <w:lvl w:ilvl="7" w:tentative="1">
+      <w:start w:val="1"/>
+      <w:numFmt w:val="bullet"/>
+      <w:lvlText w:val=""/>
+      <w:lvlJc w:val="left"/>
+      <w:pPr>
+        <w:tabs>
+          <w:tab w:val="num" w:pos="5760"/>
+        </w:tabs>
+        <w:ind w:left="5760" w:hanging="360"/>
+      </w:pPr>
+      <w:rPr>
+        <w:rFonts w:ascii="Wingdings" w:hAnsi="Wingdings" w:hint="default"/>
+        <w:sz w:val="20"/>
+      </w:rPr>
+    </w:lvl>
+    <w:lvl w:ilvl="8" w:tentative="1">
+      <w:start w:val="1"/>
+      <w:numFmt w:val="bullet"/>
+      <w:lvlText w:val=""/>
+      <w:lvlJc w:val="left"/>
+      <w:pPr>
+        <w:tabs>
+          <w:tab w:val="num" w:pos="6480"/>
+        </w:tabs>
+        <w:ind w:left="6480" w:hanging="360"/>
+      </w:pPr>
+      <w:rPr>
+        <w:rFonts w:ascii="Wingdings" w:hAnsi="Wingdings" w:hint="default"/>
+        <w:sz w:val="20"/>
+      </w:rPr>
+    </w:lvl>
+  </w:abstractNum>
+  <w:abstractNum w:abstractNumId="16" w15:restartNumberingAfterBreak="0">
+    <w:nsid w:val="3B6A0223"/>
+    <w:multiLevelType w:val="multilevel"/>
+    <w:tmpl w:val="6C627B24"/>
+    <w:lvl w:ilvl="0">
+      <w:start w:val="1"/>
+      <w:numFmt w:val="bullet"/>
+      <w:lvlText w:val=""/>
+      <w:lvlJc w:val="left"/>
+      <w:pPr>
+        <w:tabs>
+          <w:tab w:val="num" w:pos="720"/>
+        </w:tabs>
+        <w:ind w:left="720" w:hanging="360"/>
+      </w:pPr>
+      <w:rPr>
+        <w:rFonts w:ascii="Symbol" w:hAnsi="Symbol" w:hint="default"/>
+        <w:sz w:val="20"/>
+      </w:rPr>
+    </w:lvl>
+    <w:lvl w:ilvl="1" w:tentative="1">
+      <w:start w:val="1"/>
+      <w:numFmt w:val="bullet"/>
+      <w:lvlText w:val="o"/>
+      <w:lvlJc w:val="left"/>
+      <w:pPr>
+        <w:tabs>
+          <w:tab w:val="num" w:pos="1440"/>
+        </w:tabs>
+        <w:ind w:left="1440" w:hanging="360"/>
+      </w:pPr>
+      <w:rPr>
+        <w:rFonts w:ascii="Courier New" w:hAnsi="Courier New" w:hint="default"/>
+        <w:sz w:val="20"/>
+      </w:rPr>
+    </w:lvl>
+    <w:lvl w:ilvl="2" w:tentative="1">
+      <w:start w:val="1"/>
+      <w:numFmt w:val="bullet"/>
+      <w:lvlText w:val=""/>
+      <w:lvlJc w:val="left"/>
+      <w:pPr>
+        <w:tabs>
+          <w:tab w:val="num" w:pos="2160"/>
+        </w:tabs>
+        <w:ind w:left="2160" w:hanging="360"/>
+      </w:pPr>
+      <w:rPr>
+        <w:rFonts w:ascii="Wingdings" w:hAnsi="Wingdings" w:hint="default"/>
+        <w:sz w:val="20"/>
+      </w:rPr>
+    </w:lvl>
+    <w:lvl w:ilvl="3" w:tentative="1">
+      <w:start w:val="1"/>
+      <w:numFmt w:val="bullet"/>
+      <w:lvlText w:val=""/>
+      <w:lvlJc w:val="left"/>
+      <w:pPr>
+        <w:tabs>
+          <w:tab w:val="num" w:pos="2880"/>
+        </w:tabs>
+        <w:ind w:left="2880" w:hanging="360"/>
+      </w:pPr>
+      <w:rPr>
+        <w:rFonts w:ascii="Wingdings" w:hAnsi="Wingdings" w:hint="default"/>
+        <w:sz w:val="20"/>
+      </w:rPr>
+    </w:lvl>
+    <w:lvl w:ilvl="4" w:tentative="1">
+      <w:start w:val="1"/>
+      <w:numFmt w:val="bullet"/>
+      <w:lvlText w:val=""/>
+      <w:lvlJc w:val="left"/>
+      <w:pPr>
+        <w:tabs>
+          <w:tab w:val="num" w:pos="3600"/>
+        </w:tabs>
+        <w:ind w:left="3600" w:hanging="360"/>
+      </w:pPr>
+      <w:rPr>
+        <w:rFonts w:ascii="Wingdings" w:hAnsi="Wingdings" w:hint="default"/>
+        <w:sz w:val="20"/>
+      </w:rPr>
+    </w:lvl>
+    <w:lvl w:ilvl="5" w:tentative="1">
+      <w:start w:val="1"/>
+      <w:numFmt w:val="bullet"/>
+      <w:lvlText w:val=""/>
+      <w:lvlJc w:val="left"/>
+      <w:pPr>
+        <w:tabs>
+          <w:tab w:val="num" w:pos="4320"/>
+        </w:tabs>
+        <w:ind w:left="4320" w:hanging="360"/>
+      </w:pPr>
+      <w:rPr>
+        <w:rFonts w:ascii="Wingdings" w:hAnsi="Wingdings" w:hint="default"/>
+        <w:sz w:val="20"/>
+      </w:rPr>
+    </w:lvl>
+    <w:lvl w:ilvl="6" w:tentative="1">
+      <w:start w:val="1"/>
+      <w:numFmt w:val="bullet"/>
+      <w:lvlText w:val=""/>
+      <w:lvlJc w:val="left"/>
+      <w:pPr>
+        <w:tabs>
+          <w:tab w:val="num" w:pos="5040"/>
+        </w:tabs>
+        <w:ind w:left="5040" w:hanging="360"/>
+      </w:pPr>
+      <w:rPr>
+        <w:rFonts w:ascii="Wingdings" w:hAnsi="Wingdings" w:hint="default"/>
+        <w:sz w:val="20"/>
+      </w:rPr>
+    </w:lvl>
+    <w:lvl w:ilvl="7" w:tentative="1">
+      <w:start w:val="1"/>
+      <w:numFmt w:val="bullet"/>
+      <w:lvlText w:val=""/>
+      <w:lvlJc w:val="left"/>
+      <w:pPr>
+        <w:tabs>
+          <w:tab w:val="num" w:pos="5760"/>
+        </w:tabs>
+        <w:ind w:left="5760" w:hanging="360"/>
+      </w:pPr>
+      <w:rPr>
+        <w:rFonts w:ascii="Wingdings" w:hAnsi="Wingdings" w:hint="default"/>
+        <w:sz w:val="20"/>
+      </w:rPr>
+    </w:lvl>
+    <w:lvl w:ilvl="8" w:tentative="1">
+      <w:start w:val="1"/>
+      <w:numFmt w:val="bullet"/>
+      <w:lvlText w:val=""/>
+      <w:lvlJc w:val="left"/>
+      <w:pPr>
+        <w:tabs>
+          <w:tab w:val="num" w:pos="6480"/>
+        </w:tabs>
+        <w:ind w:left="6480" w:hanging="360"/>
+      </w:pPr>
+      <w:rPr>
+        <w:rFonts w:ascii="Wingdings" w:hAnsi="Wingdings" w:hint="default"/>
+        <w:sz w:val="20"/>
+      </w:rPr>
+    </w:lvl>
+  </w:abstractNum>
   <w:abstractNum w:abstractNumId="17" w15:restartNumberingAfterBreak="0">
-    <w:nsid w:val="4B0E2F67"/>
+    <w:nsid w:val="46ED43A3"/>
     <w:multiLevelType w:val="multilevel"/>
-    <w:tmpl w:val="2388703C"/>
+    <w:tmpl w:val="26E47A3A"/>
     <w:lvl w:ilvl="0">
       <w:start w:val="1"/>
       <w:numFmt w:val="bullet"/>
@@ -6178,9 +6106,9 @@
     </w:lvl>
   </w:abstractNum>
   <w:abstractNum w:abstractNumId="20" w15:restartNumberingAfterBreak="0">
-    <w:nsid w:val="60B13241"/>
+    <w:nsid w:val="623B4747"/>
     <w:multiLevelType w:val="multilevel"/>
-    <w:tmpl w:val="531CDC32"/>
+    <w:tmpl w:val="8A848852"/>
     <w:lvl w:ilvl="0">
       <w:start w:val="1"/>
       <w:numFmt w:val="bullet"/>
@@ -6327,9 +6255,9 @@
     </w:lvl>
   </w:abstractNum>
   <w:abstractNum w:abstractNumId="21" w15:restartNumberingAfterBreak="0">
-    <w:nsid w:val="73BF478F"/>
+    <w:nsid w:val="7B9D0F6F"/>
     <w:multiLevelType w:val="multilevel"/>
-    <w:tmpl w:val="0212ABD2"/>
+    <w:tmpl w:val="8BC2208A"/>
     <w:lvl w:ilvl="0">
       <w:start w:val="1"/>
       <w:numFmt w:val="bullet"/>
@@ -6497,13 +6425,13 @@
     <w:abstractNumId w:val="18"/>
   </w:num>
   <w:num w:numId="8" w16cid:durableId="1187519976">
-    <w:abstractNumId w:val="10"/>
+    <w:abstractNumId w:val="9"/>
   </w:num>
   <w:num w:numId="9" w16cid:durableId="774518276">
-    <w:abstractNumId w:val="8"/>
+    <w:abstractNumId w:val="7"/>
   </w:num>
   <w:num w:numId="10" w16cid:durableId="2009867063">
-    <w:abstractNumId w:val="15"/>
+    <w:abstractNumId w:val="11"/>
   </w:num>
   <w:num w:numId="11" w16cid:durableId="1924602666">
     <w:abstractNumId w:val="19"/>
@@ -6511,35 +6439,35 @@
   <w:num w:numId="12" w16cid:durableId="2021344936">
     <w:abstractNumId w:val="2"/>
   </w:num>
-  <w:num w:numId="13" w16cid:durableId="444275234">
+  <w:num w:numId="13" w16cid:durableId="1118451367">
+    <w:abstractNumId w:val="12"/>
+  </w:num>
+  <w:num w:numId="14" w16cid:durableId="684870232">
+    <w:abstractNumId w:val="20"/>
+  </w:num>
+  <w:num w:numId="15" w16cid:durableId="1009530278">
     <w:abstractNumId w:val="17"/>
   </w:num>
-  <w:num w:numId="14" w16cid:durableId="427772868">
+  <w:num w:numId="16" w16cid:durableId="962807406">
     <w:abstractNumId w:val="16"/>
   </w:num>
-  <w:num w:numId="15" w16cid:durableId="1906184732">
-    <w:abstractNumId w:val="20"/>
+  <w:num w:numId="17" w16cid:durableId="232207686">
+    <w:abstractNumId w:val="15"/>
   </w:num>
-  <w:num w:numId="16" w16cid:durableId="1659112614">
-    <w:abstractNumId w:val="9"/>
-  </w:num>
-  <w:num w:numId="17" w16cid:durableId="480465322">
+  <w:num w:numId="18" w16cid:durableId="1757482031">
     <w:abstractNumId w:val="21"/>
   </w:num>
-  <w:num w:numId="18" w16cid:durableId="1064377388">
+  <w:num w:numId="19" w16cid:durableId="1257209844">
+    <w:abstractNumId w:val="13"/>
+  </w:num>
+  <w:num w:numId="20" w16cid:durableId="934635207">
+    <w:abstractNumId w:val="8"/>
+  </w:num>
+  <w:num w:numId="21" w16cid:durableId="542014693">
+    <w:abstractNumId w:val="10"/>
+  </w:num>
+  <w:num w:numId="22" w16cid:durableId="1293827894">
     <w:abstractNumId w:val="14"/>
-  </w:num>
-  <w:num w:numId="19" w16cid:durableId="1204488936">
-    <w:abstractNumId w:val="7"/>
-  </w:num>
-  <w:num w:numId="20" w16cid:durableId="1463420815">
-    <w:abstractNumId w:val="12"/>
-  </w:num>
-  <w:num w:numId="21" w16cid:durableId="1118909673">
-    <w:abstractNumId w:val="11"/>
-  </w:num>
-  <w:num w:numId="22" w16cid:durableId="1713384254">
-    <w:abstractNumId w:val="13"/>
   </w:num>
   <w:numIdMacAtCleanup w:val="10"/>
 </w:numbering>
@@ -18160,7 +18088,7 @@
     <w:uiPriority w:val="99"/>
     <w:semiHidden/>
     <w:unhideWhenUsed/>
-    <w:rsid w:val="00B22A1A"/>
+    <w:rsid w:val="00DA7F16"/>
     <w:pPr>
       <w:pBdr>
         <w:top w:val="single" w:sz="6" w:space="8" w:color="DDDDDD"/>
@@ -18203,7 +18131,7 @@
     <w:link w:val="HTMLconformatoprevio"/>
     <w:uiPriority w:val="99"/>
     <w:semiHidden/>
-    <w:rsid w:val="00B22A1A"/>
+    <w:rsid w:val="00DA7F16"/>
     <w:rPr>
       <w:rFonts w:ascii="Consolas" w:hAnsi="Consolas" w:cs="Courier New"/>
       <w:sz w:val="20"/>
@@ -18218,7 +18146,7 @@
     <w:uiPriority w:val="99"/>
     <w:semiHidden/>
     <w:unhideWhenUsed/>
-    <w:rsid w:val="00B22A1A"/>
+    <w:rsid w:val="00DA7F16"/>
     <w:pPr>
       <w:spacing w:before="100" w:beforeAutospacing="1" w:after="100" w:afterAutospacing="1" w:line="240" w:lineRule="auto"/>
     </w:pPr>
@@ -18236,7 +18164,7 @@
     <w:uiPriority w:val="99"/>
     <w:semiHidden/>
     <w:unhideWhenUsed/>
-    <w:rsid w:val="00B22A1A"/>
+    <w:rsid w:val="00DA7F16"/>
     <w:rPr>
       <w:rFonts w:ascii="Courier New" w:eastAsiaTheme="minorEastAsia" w:hAnsi="Courier New" w:cs="Courier New"/>
       <w:sz w:val="20"/>
